--- a/практ ад4.docx
+++ b/практ ад4.docx
@@ -8,7 +8,7 @@
         <w:shd w:val="clear" w:color="auto" w:fill="FFFFFF"/>
         <w:spacing w:before="480" w:after="240" w:line="510" w:lineRule="atLeast"/>
         <w:rPr>
-          <w:rFonts w:ascii="Segoe UI" w:hAnsi="Segoe UI" w:cs="Segoe UI"/>
+          <w:rFonts w:ascii="Times New Roman" w:hAnsi="Times New Roman" w:cs="Times New Roman"/>
           <w:color w:val="0F1115"/>
           <w:sz w:val="36"/>
           <w:szCs w:val="36"/>
@@ -16,7 +16,7 @@
       </w:pPr>
       <w:r>
         <w:rPr>
-          <w:rFonts w:ascii="Segoe UI" w:hAnsi="Segoe UI" w:cs="Segoe UI"/>
+          <w:rFonts w:ascii="Times New Roman" w:hAnsi="Times New Roman" w:cs="Times New Roman"/>
           <w:color w:val="0F1115"/>
           <w:sz w:val="36"/>
           <w:szCs w:val="36"/>
@@ -30,7 +30,6 @@
         <w:shd w:val="clear" w:color="auto" w:fill="FFFFFF"/>
         <w:spacing w:before="480" w:beforeAutospacing="0" w:after="240" w:afterAutospacing="0" w:line="480" w:lineRule="atLeast"/>
         <w:rPr>
-          <w:rFonts w:ascii="Segoe UI" w:hAnsi="Segoe UI" w:cs="Segoe UI"/>
           <w:color w:val="0F1115"/>
           <w:sz w:val="33"/>
           <w:szCs w:val="33"/>
@@ -38,7 +37,6 @@
       </w:pPr>
       <w:r>
         <w:rPr>
-          <w:rFonts w:ascii="Segoe UI" w:hAnsi="Segoe UI" w:cs="Segoe UI"/>
           <w:color w:val="0F1115"/>
           <w:sz w:val="33"/>
           <w:szCs w:val="33"/>
@@ -52,25 +50,24 @@
         <w:shd w:val="clear" w:color="auto" w:fill="FFFFFF"/>
         <w:spacing w:before="240" w:beforeAutospacing="0" w:after="240" w:afterAutospacing="0"/>
         <w:rPr>
-          <w:rFonts w:ascii="Segoe UI" w:hAnsi="Segoe UI" w:cs="Segoe UI"/>
           <w:color w:val="0F1115"/>
         </w:rPr>
       </w:pPr>
       <w:r>
         <w:rPr>
           <w:rStyle w:val="a3"/>
-          <w:rFonts w:ascii="Segoe UI" w:hAnsi="Segoe UI" w:cs="Segoe UI"/>
           <w:color w:val="0F1115"/>
         </w:rPr>
         <w:t>Цель работы:</w:t>
       </w:r>
       <w:r>
         <w:rPr>
-          <w:rFonts w:ascii="Segoe UI" w:hAnsi="Segoe UI" w:cs="Segoe UI"/>
           <w:color w:val="0F1115"/>
         </w:rPr>
         <w:t xml:space="preserve"> научиться определять основные этапы внедрения ПО, устанавливать последовательность работ, оценивать их продолжительность и формировать календарный план.</w:t>
       </w:r>
+      <w:bookmarkStart w:id="0" w:name="_GoBack"/>
+      <w:bookmarkEnd w:id="0"/>
     </w:p>
     <w:p>
       <w:pPr>
@@ -78,49 +75,24 @@
         <w:shd w:val="clear" w:color="auto" w:fill="FFFFFF"/>
         <w:spacing w:before="240" w:beforeAutospacing="0" w:after="240" w:afterAutospacing="0"/>
         <w:rPr>
-          <w:rFonts w:ascii="Segoe UI" w:hAnsi="Segoe UI" w:cs="Segoe UI"/>
           <w:color w:val="0F1115"/>
         </w:rPr>
       </w:pPr>
       <w:r>
         <w:rPr>
           <w:rStyle w:val="a3"/>
-          <w:rFonts w:ascii="Segoe UI" w:hAnsi="Segoe UI" w:cs="Segoe UI"/>
           <w:color w:val="0F1115"/>
         </w:rPr>
         <w:t>Выполнил:</w:t>
       </w:r>
       <w:r>
         <w:rPr>
-          <w:rFonts w:ascii="Segoe UI" w:hAnsi="Segoe UI" w:cs="Segoe UI"/>
-          <w:color w:val="0F1115"/>
-        </w:rPr>
-        <w:t xml:space="preserve"> </w:t>
-      </w:r>
-      <w:r>
-        <w:rPr>
-          <w:rFonts w:ascii="Segoe UI" w:hAnsi="Segoe UI" w:cs="Segoe UI"/>
-          <w:color w:val="0F1115"/>
-        </w:rPr>
-        <w:t>Дианов Михаил</w:t>
-      </w:r>
-      <w:r>
-        <w:rPr>
-          <w:rFonts w:ascii="Segoe UI" w:hAnsi="Segoe UI" w:cs="Segoe UI"/>
-          <w:color w:val="0F1115"/>
-        </w:rPr>
-        <w:t>, ИСП21</w:t>
-      </w:r>
-      <w:r>
-        <w:rPr>
-          <w:rFonts w:ascii="Segoe UI" w:hAnsi="Segoe UI" w:cs="Segoe UI"/>
-          <w:color w:val="0F1115"/>
-        </w:rPr>
-        <w:t>31</w:t>
-      </w:r>
-      <w:r>
-        <w:rPr>
-          <w:rFonts w:ascii="Segoe UI" w:hAnsi="Segoe UI" w:cs="Segoe UI"/>
+          <w:color w:val="0F1115"/>
+        </w:rPr>
+        <w:t xml:space="preserve"> Дианов Михаил, ИСП2131</w:t>
+      </w:r>
+      <w:r>
+        <w:rPr>
           <w:color w:val="0F1115"/>
         </w:rPr>
         <w:br/>
@@ -128,14 +100,12 @@
       <w:r>
         <w:rPr>
           <w:rStyle w:val="a3"/>
-          <w:rFonts w:ascii="Segoe UI" w:hAnsi="Segoe UI" w:cs="Segoe UI"/>
           <w:color w:val="0F1115"/>
         </w:rPr>
         <w:t>Дата:</w:t>
       </w:r>
       <w:r>
         <w:rPr>
-          <w:rFonts w:ascii="Segoe UI" w:hAnsi="Segoe UI" w:cs="Segoe UI"/>
           <w:color w:val="0F1115"/>
         </w:rPr>
         <w:t xml:space="preserve"> 01.10.2026</w:t>
@@ -147,7 +117,6 @@
         <w:shd w:val="clear" w:color="auto" w:fill="FFFFFF"/>
         <w:spacing w:before="480" w:beforeAutospacing="0" w:after="240" w:afterAutospacing="0" w:line="450" w:lineRule="atLeast"/>
         <w:rPr>
-          <w:rFonts w:ascii="Segoe UI" w:hAnsi="Segoe UI" w:cs="Segoe UI"/>
           <w:color w:val="0F1115"/>
           <w:sz w:val="30"/>
           <w:szCs w:val="30"/>
@@ -155,7 +124,6 @@
       </w:pPr>
       <w:r>
         <w:rPr>
-          <w:rFonts w:ascii="Segoe UI" w:hAnsi="Segoe UI" w:cs="Segoe UI"/>
           <w:color w:val="0F1115"/>
           <w:sz w:val="30"/>
           <w:szCs w:val="30"/>
@@ -184,15 +152,15 @@
             <w:pPr>
               <w:spacing w:line="375" w:lineRule="atLeast"/>
               <w:rPr>
-                <w:rFonts w:ascii="Segoe UI" w:hAnsi="Segoe UI" w:cs="Segoe UI"/>
-                <w:color w:val="0F1115"/>
-                <w:sz w:val="23"/>
-                <w:szCs w:val="23"/>
-              </w:rPr>
-            </w:pPr>
-            <w:r>
-              <w:rPr>
-                <w:rFonts w:ascii="Segoe UI" w:hAnsi="Segoe UI" w:cs="Segoe UI"/>
+                <w:rFonts w:ascii="Times New Roman" w:hAnsi="Times New Roman" w:cs="Times New Roman"/>
+                <w:color w:val="0F1115"/>
+                <w:sz w:val="23"/>
+                <w:szCs w:val="23"/>
+              </w:rPr>
+            </w:pPr>
+            <w:r>
+              <w:rPr>
+                <w:rFonts w:ascii="Times New Roman" w:hAnsi="Times New Roman" w:cs="Times New Roman"/>
                 <w:color w:val="0F1115"/>
                 <w:sz w:val="23"/>
                 <w:szCs w:val="23"/>
@@ -210,15 +178,15 @@
             <w:pPr>
               <w:spacing w:line="375" w:lineRule="atLeast"/>
               <w:rPr>
-                <w:rFonts w:ascii="Segoe UI" w:hAnsi="Segoe UI" w:cs="Segoe UI"/>
-                <w:color w:val="0F1115"/>
-                <w:sz w:val="23"/>
-                <w:szCs w:val="23"/>
-              </w:rPr>
-            </w:pPr>
-            <w:r>
-              <w:rPr>
-                <w:rFonts w:ascii="Segoe UI" w:hAnsi="Segoe UI" w:cs="Segoe UI"/>
+                <w:rFonts w:ascii="Times New Roman" w:hAnsi="Times New Roman" w:cs="Times New Roman"/>
+                <w:color w:val="0F1115"/>
+                <w:sz w:val="23"/>
+                <w:szCs w:val="23"/>
+              </w:rPr>
+            </w:pPr>
+            <w:r>
+              <w:rPr>
+                <w:rFonts w:ascii="Times New Roman" w:hAnsi="Times New Roman" w:cs="Times New Roman"/>
                 <w:color w:val="0F1115"/>
                 <w:sz w:val="23"/>
                 <w:szCs w:val="23"/>
@@ -236,15 +204,15 @@
             <w:pPr>
               <w:spacing w:line="375" w:lineRule="atLeast"/>
               <w:rPr>
-                <w:rFonts w:ascii="Segoe UI" w:hAnsi="Segoe UI" w:cs="Segoe UI"/>
-                <w:color w:val="0F1115"/>
-                <w:sz w:val="23"/>
-                <w:szCs w:val="23"/>
-              </w:rPr>
-            </w:pPr>
-            <w:r>
-              <w:rPr>
-                <w:rFonts w:ascii="Segoe UI" w:hAnsi="Segoe UI" w:cs="Segoe UI"/>
+                <w:rFonts w:ascii="Times New Roman" w:hAnsi="Times New Roman" w:cs="Times New Roman"/>
+                <w:color w:val="0F1115"/>
+                <w:sz w:val="23"/>
+                <w:szCs w:val="23"/>
+              </w:rPr>
+            </w:pPr>
+            <w:r>
+              <w:rPr>
+                <w:rFonts w:ascii="Times New Roman" w:hAnsi="Times New Roman" w:cs="Times New Roman"/>
                 <w:color w:val="0F1115"/>
                 <w:sz w:val="23"/>
                 <w:szCs w:val="23"/>
@@ -264,15 +232,15 @@
             <w:pPr>
               <w:spacing w:line="375" w:lineRule="atLeast"/>
               <w:rPr>
-                <w:rFonts w:ascii="Segoe UI" w:hAnsi="Segoe UI" w:cs="Segoe UI"/>
-                <w:color w:val="0F1115"/>
-                <w:sz w:val="23"/>
-                <w:szCs w:val="23"/>
-              </w:rPr>
-            </w:pPr>
-            <w:r>
-              <w:rPr>
-                <w:rFonts w:ascii="Segoe UI" w:hAnsi="Segoe UI" w:cs="Segoe UI"/>
+                <w:rFonts w:ascii="Times New Roman" w:hAnsi="Times New Roman" w:cs="Times New Roman"/>
+                <w:color w:val="0F1115"/>
+                <w:sz w:val="23"/>
+                <w:szCs w:val="23"/>
+              </w:rPr>
+            </w:pPr>
+            <w:r>
+              <w:rPr>
+                <w:rFonts w:ascii="Times New Roman" w:hAnsi="Times New Roman" w:cs="Times New Roman"/>
                 <w:color w:val="0F1115"/>
                 <w:sz w:val="23"/>
                 <w:szCs w:val="23"/>
@@ -290,15 +258,15 @@
             <w:pPr>
               <w:spacing w:line="375" w:lineRule="atLeast"/>
               <w:rPr>
-                <w:rFonts w:ascii="Segoe UI" w:hAnsi="Segoe UI" w:cs="Segoe UI"/>
-                <w:color w:val="0F1115"/>
-                <w:sz w:val="23"/>
-                <w:szCs w:val="23"/>
-              </w:rPr>
-            </w:pPr>
-            <w:r>
-              <w:rPr>
-                <w:rFonts w:ascii="Segoe UI" w:hAnsi="Segoe UI" w:cs="Segoe UI"/>
+                <w:rFonts w:ascii="Times New Roman" w:hAnsi="Times New Roman" w:cs="Times New Roman"/>
+                <w:color w:val="0F1115"/>
+                <w:sz w:val="23"/>
+                <w:szCs w:val="23"/>
+              </w:rPr>
+            </w:pPr>
+            <w:r>
+              <w:rPr>
+                <w:rFonts w:ascii="Times New Roman" w:hAnsi="Times New Roman" w:cs="Times New Roman"/>
                 <w:color w:val="0F1115"/>
                 <w:sz w:val="23"/>
                 <w:szCs w:val="23"/>
@@ -316,15 +284,15 @@
             <w:pPr>
               <w:spacing w:line="375" w:lineRule="atLeast"/>
               <w:rPr>
-                <w:rFonts w:ascii="Segoe UI" w:hAnsi="Segoe UI" w:cs="Segoe UI"/>
-                <w:color w:val="0F1115"/>
-                <w:sz w:val="23"/>
-                <w:szCs w:val="23"/>
-              </w:rPr>
-            </w:pPr>
-            <w:r>
-              <w:rPr>
-                <w:rFonts w:ascii="Segoe UI" w:hAnsi="Segoe UI" w:cs="Segoe UI"/>
+                <w:rFonts w:ascii="Times New Roman" w:hAnsi="Times New Roman" w:cs="Times New Roman"/>
+                <w:color w:val="0F1115"/>
+                <w:sz w:val="23"/>
+                <w:szCs w:val="23"/>
+              </w:rPr>
+            </w:pPr>
+            <w:r>
+              <w:rPr>
+                <w:rFonts w:ascii="Times New Roman" w:hAnsi="Times New Roman" w:cs="Times New Roman"/>
                 <w:color w:val="0F1115"/>
                 <w:sz w:val="23"/>
                 <w:szCs w:val="23"/>
@@ -344,15 +312,15 @@
             <w:pPr>
               <w:spacing w:line="375" w:lineRule="atLeast"/>
               <w:rPr>
-                <w:rFonts w:ascii="Segoe UI" w:hAnsi="Segoe UI" w:cs="Segoe UI"/>
-                <w:color w:val="0F1115"/>
-                <w:sz w:val="23"/>
-                <w:szCs w:val="23"/>
-              </w:rPr>
-            </w:pPr>
-            <w:r>
-              <w:rPr>
-                <w:rFonts w:ascii="Segoe UI" w:hAnsi="Segoe UI" w:cs="Segoe UI"/>
+                <w:rFonts w:ascii="Times New Roman" w:hAnsi="Times New Roman" w:cs="Times New Roman"/>
+                <w:color w:val="0F1115"/>
+                <w:sz w:val="23"/>
+                <w:szCs w:val="23"/>
+              </w:rPr>
+            </w:pPr>
+            <w:r>
+              <w:rPr>
+                <w:rFonts w:ascii="Times New Roman" w:hAnsi="Times New Roman" w:cs="Times New Roman"/>
                 <w:color w:val="0F1115"/>
                 <w:sz w:val="23"/>
                 <w:szCs w:val="23"/>
@@ -370,15 +338,15 @@
             <w:pPr>
               <w:spacing w:line="375" w:lineRule="atLeast"/>
               <w:rPr>
-                <w:rFonts w:ascii="Segoe UI" w:hAnsi="Segoe UI" w:cs="Segoe UI"/>
-                <w:color w:val="0F1115"/>
-                <w:sz w:val="23"/>
-                <w:szCs w:val="23"/>
-              </w:rPr>
-            </w:pPr>
-            <w:r>
-              <w:rPr>
-                <w:rFonts w:ascii="Segoe UI" w:hAnsi="Segoe UI" w:cs="Segoe UI"/>
+                <w:rFonts w:ascii="Times New Roman" w:hAnsi="Times New Roman" w:cs="Times New Roman"/>
+                <w:color w:val="0F1115"/>
+                <w:sz w:val="23"/>
+                <w:szCs w:val="23"/>
+              </w:rPr>
+            </w:pPr>
+            <w:r>
+              <w:rPr>
+                <w:rFonts w:ascii="Times New Roman" w:hAnsi="Times New Roman" w:cs="Times New Roman"/>
                 <w:color w:val="0F1115"/>
                 <w:sz w:val="23"/>
                 <w:szCs w:val="23"/>
@@ -396,15 +364,15 @@
             <w:pPr>
               <w:spacing w:line="375" w:lineRule="atLeast"/>
               <w:rPr>
-                <w:rFonts w:ascii="Segoe UI" w:hAnsi="Segoe UI" w:cs="Segoe UI"/>
-                <w:color w:val="0F1115"/>
-                <w:sz w:val="23"/>
-                <w:szCs w:val="23"/>
-              </w:rPr>
-            </w:pPr>
-            <w:r>
-              <w:rPr>
-                <w:rFonts w:ascii="Segoe UI" w:hAnsi="Segoe UI" w:cs="Segoe UI"/>
+                <w:rFonts w:ascii="Times New Roman" w:hAnsi="Times New Roman" w:cs="Times New Roman"/>
+                <w:color w:val="0F1115"/>
+                <w:sz w:val="23"/>
+                <w:szCs w:val="23"/>
+              </w:rPr>
+            </w:pPr>
+            <w:r>
+              <w:rPr>
+                <w:rFonts w:ascii="Times New Roman" w:hAnsi="Times New Roman" w:cs="Times New Roman"/>
                 <w:color w:val="0F1115"/>
                 <w:sz w:val="23"/>
                 <w:szCs w:val="23"/>
@@ -424,15 +392,15 @@
             <w:pPr>
               <w:spacing w:line="375" w:lineRule="atLeast"/>
               <w:rPr>
-                <w:rFonts w:ascii="Segoe UI" w:hAnsi="Segoe UI" w:cs="Segoe UI"/>
-                <w:color w:val="0F1115"/>
-                <w:sz w:val="23"/>
-                <w:szCs w:val="23"/>
-              </w:rPr>
-            </w:pPr>
-            <w:r>
-              <w:rPr>
-                <w:rFonts w:ascii="Segoe UI" w:hAnsi="Segoe UI" w:cs="Segoe UI"/>
+                <w:rFonts w:ascii="Times New Roman" w:hAnsi="Times New Roman" w:cs="Times New Roman"/>
+                <w:color w:val="0F1115"/>
+                <w:sz w:val="23"/>
+                <w:szCs w:val="23"/>
+              </w:rPr>
+            </w:pPr>
+            <w:r>
+              <w:rPr>
+                <w:rFonts w:ascii="Times New Roman" w:hAnsi="Times New Roman" w:cs="Times New Roman"/>
                 <w:color w:val="0F1115"/>
                 <w:sz w:val="23"/>
                 <w:szCs w:val="23"/>
@@ -450,15 +418,15 @@
             <w:pPr>
               <w:spacing w:line="375" w:lineRule="atLeast"/>
               <w:rPr>
-                <w:rFonts w:ascii="Segoe UI" w:hAnsi="Segoe UI" w:cs="Segoe UI"/>
-                <w:color w:val="0F1115"/>
-                <w:sz w:val="23"/>
-                <w:szCs w:val="23"/>
-              </w:rPr>
-            </w:pPr>
-            <w:r>
-              <w:rPr>
-                <w:rFonts w:ascii="Segoe UI" w:hAnsi="Segoe UI" w:cs="Segoe UI"/>
+                <w:rFonts w:ascii="Times New Roman" w:hAnsi="Times New Roman" w:cs="Times New Roman"/>
+                <w:color w:val="0F1115"/>
+                <w:sz w:val="23"/>
+                <w:szCs w:val="23"/>
+              </w:rPr>
+            </w:pPr>
+            <w:r>
+              <w:rPr>
+                <w:rFonts w:ascii="Times New Roman" w:hAnsi="Times New Roman" w:cs="Times New Roman"/>
                 <w:color w:val="0F1115"/>
                 <w:sz w:val="23"/>
                 <w:szCs w:val="23"/>
@@ -476,15 +444,15 @@
             <w:pPr>
               <w:spacing w:line="375" w:lineRule="atLeast"/>
               <w:rPr>
-                <w:rFonts w:ascii="Segoe UI" w:hAnsi="Segoe UI" w:cs="Segoe UI"/>
-                <w:color w:val="0F1115"/>
-                <w:sz w:val="23"/>
-                <w:szCs w:val="23"/>
-              </w:rPr>
-            </w:pPr>
-            <w:r>
-              <w:rPr>
-                <w:rFonts w:ascii="Segoe UI" w:hAnsi="Segoe UI" w:cs="Segoe UI"/>
+                <w:rFonts w:ascii="Times New Roman" w:hAnsi="Times New Roman" w:cs="Times New Roman"/>
+                <w:color w:val="0F1115"/>
+                <w:sz w:val="23"/>
+                <w:szCs w:val="23"/>
+              </w:rPr>
+            </w:pPr>
+            <w:r>
+              <w:rPr>
+                <w:rFonts w:ascii="Times New Roman" w:hAnsi="Times New Roman" w:cs="Times New Roman"/>
                 <w:color w:val="0F1115"/>
                 <w:sz w:val="23"/>
                 <w:szCs w:val="23"/>
@@ -504,15 +472,15 @@
             <w:pPr>
               <w:spacing w:line="375" w:lineRule="atLeast"/>
               <w:rPr>
-                <w:rFonts w:ascii="Segoe UI" w:hAnsi="Segoe UI" w:cs="Segoe UI"/>
-                <w:color w:val="0F1115"/>
-                <w:sz w:val="23"/>
-                <w:szCs w:val="23"/>
-              </w:rPr>
-            </w:pPr>
-            <w:r>
-              <w:rPr>
-                <w:rFonts w:ascii="Segoe UI" w:hAnsi="Segoe UI" w:cs="Segoe UI"/>
+                <w:rFonts w:ascii="Times New Roman" w:hAnsi="Times New Roman" w:cs="Times New Roman"/>
+                <w:color w:val="0F1115"/>
+                <w:sz w:val="23"/>
+                <w:szCs w:val="23"/>
+              </w:rPr>
+            </w:pPr>
+            <w:r>
+              <w:rPr>
+                <w:rFonts w:ascii="Times New Roman" w:hAnsi="Times New Roman" w:cs="Times New Roman"/>
                 <w:color w:val="0F1115"/>
                 <w:sz w:val="23"/>
                 <w:szCs w:val="23"/>
@@ -530,15 +498,15 @@
             <w:pPr>
               <w:spacing w:line="375" w:lineRule="atLeast"/>
               <w:rPr>
-                <w:rFonts w:ascii="Segoe UI" w:hAnsi="Segoe UI" w:cs="Segoe UI"/>
-                <w:color w:val="0F1115"/>
-                <w:sz w:val="23"/>
-                <w:szCs w:val="23"/>
-              </w:rPr>
-            </w:pPr>
-            <w:r>
-              <w:rPr>
-                <w:rFonts w:ascii="Segoe UI" w:hAnsi="Segoe UI" w:cs="Segoe UI"/>
+                <w:rFonts w:ascii="Times New Roman" w:hAnsi="Times New Roman" w:cs="Times New Roman"/>
+                <w:color w:val="0F1115"/>
+                <w:sz w:val="23"/>
+                <w:szCs w:val="23"/>
+              </w:rPr>
+            </w:pPr>
+            <w:r>
+              <w:rPr>
+                <w:rFonts w:ascii="Times New Roman" w:hAnsi="Times New Roman" w:cs="Times New Roman"/>
                 <w:color w:val="0F1115"/>
                 <w:sz w:val="23"/>
                 <w:szCs w:val="23"/>
@@ -548,7 +516,7 @@
             <w:proofErr w:type="spellStart"/>
             <w:r>
               <w:rPr>
-                <w:rFonts w:ascii="Segoe UI" w:hAnsi="Segoe UI" w:cs="Segoe UI"/>
+                <w:rFonts w:ascii="Times New Roman" w:hAnsi="Times New Roman" w:cs="Times New Roman"/>
                 <w:color w:val="0F1115"/>
                 <w:sz w:val="23"/>
                 <w:szCs w:val="23"/>
@@ -567,15 +535,15 @@
             <w:pPr>
               <w:spacing w:line="375" w:lineRule="atLeast"/>
               <w:rPr>
-                <w:rFonts w:ascii="Segoe UI" w:hAnsi="Segoe UI" w:cs="Segoe UI"/>
-                <w:color w:val="0F1115"/>
-                <w:sz w:val="23"/>
-                <w:szCs w:val="23"/>
-              </w:rPr>
-            </w:pPr>
-            <w:r>
-              <w:rPr>
-                <w:rFonts w:ascii="Segoe UI" w:hAnsi="Segoe UI" w:cs="Segoe UI"/>
+                <w:rFonts w:ascii="Times New Roman" w:hAnsi="Times New Roman" w:cs="Times New Roman"/>
+                <w:color w:val="0F1115"/>
+                <w:sz w:val="23"/>
+                <w:szCs w:val="23"/>
+              </w:rPr>
+            </w:pPr>
+            <w:r>
+              <w:rPr>
+                <w:rFonts w:ascii="Times New Roman" w:hAnsi="Times New Roman" w:cs="Times New Roman"/>
                 <w:color w:val="0F1115"/>
                 <w:sz w:val="23"/>
                 <w:szCs w:val="23"/>
@@ -595,15 +563,15 @@
             <w:pPr>
               <w:spacing w:line="375" w:lineRule="atLeast"/>
               <w:rPr>
-                <w:rFonts w:ascii="Segoe UI" w:hAnsi="Segoe UI" w:cs="Segoe UI"/>
-                <w:color w:val="0F1115"/>
-                <w:sz w:val="23"/>
-                <w:szCs w:val="23"/>
-              </w:rPr>
-            </w:pPr>
-            <w:r>
-              <w:rPr>
-                <w:rFonts w:ascii="Segoe UI" w:hAnsi="Segoe UI" w:cs="Segoe UI"/>
+                <w:rFonts w:ascii="Times New Roman" w:hAnsi="Times New Roman" w:cs="Times New Roman"/>
+                <w:color w:val="0F1115"/>
+                <w:sz w:val="23"/>
+                <w:szCs w:val="23"/>
+              </w:rPr>
+            </w:pPr>
+            <w:r>
+              <w:rPr>
+                <w:rFonts w:ascii="Times New Roman" w:hAnsi="Times New Roman" w:cs="Times New Roman"/>
                 <w:color w:val="0F1115"/>
                 <w:sz w:val="23"/>
                 <w:szCs w:val="23"/>
@@ -621,15 +589,15 @@
             <w:pPr>
               <w:spacing w:line="375" w:lineRule="atLeast"/>
               <w:rPr>
-                <w:rFonts w:ascii="Segoe UI" w:hAnsi="Segoe UI" w:cs="Segoe UI"/>
-                <w:color w:val="0F1115"/>
-                <w:sz w:val="23"/>
-                <w:szCs w:val="23"/>
-              </w:rPr>
-            </w:pPr>
-            <w:r>
-              <w:rPr>
-                <w:rFonts w:ascii="Segoe UI" w:hAnsi="Segoe UI" w:cs="Segoe UI"/>
+                <w:rFonts w:ascii="Times New Roman" w:hAnsi="Times New Roman" w:cs="Times New Roman"/>
+                <w:color w:val="0F1115"/>
+                <w:sz w:val="23"/>
+                <w:szCs w:val="23"/>
+              </w:rPr>
+            </w:pPr>
+            <w:r>
+              <w:rPr>
+                <w:rFonts w:ascii="Times New Roman" w:hAnsi="Times New Roman" w:cs="Times New Roman"/>
                 <w:color w:val="0F1115"/>
                 <w:sz w:val="23"/>
                 <w:szCs w:val="23"/>
@@ -639,7 +607,7 @@
             <w:proofErr w:type="spellStart"/>
             <w:r>
               <w:rPr>
-                <w:rFonts w:ascii="Segoe UI" w:hAnsi="Segoe UI" w:cs="Segoe UI"/>
+                <w:rFonts w:ascii="Times New Roman" w:hAnsi="Times New Roman" w:cs="Times New Roman"/>
                 <w:color w:val="0F1115"/>
                 <w:sz w:val="23"/>
                 <w:szCs w:val="23"/>
@@ -658,15 +626,15 @@
             <w:pPr>
               <w:spacing w:line="375" w:lineRule="atLeast"/>
               <w:rPr>
-                <w:rFonts w:ascii="Segoe UI" w:hAnsi="Segoe UI" w:cs="Segoe UI"/>
-                <w:color w:val="0F1115"/>
-                <w:sz w:val="23"/>
-                <w:szCs w:val="23"/>
-              </w:rPr>
-            </w:pPr>
-            <w:r>
-              <w:rPr>
-                <w:rFonts w:ascii="Segoe UI" w:hAnsi="Segoe UI" w:cs="Segoe UI"/>
+                <w:rFonts w:ascii="Times New Roman" w:hAnsi="Times New Roman" w:cs="Times New Roman"/>
+                <w:color w:val="0F1115"/>
+                <w:sz w:val="23"/>
+                <w:szCs w:val="23"/>
+              </w:rPr>
+            </w:pPr>
+            <w:r>
+              <w:rPr>
+                <w:rFonts w:ascii="Times New Roman" w:hAnsi="Times New Roman" w:cs="Times New Roman"/>
                 <w:color w:val="0F1115"/>
                 <w:sz w:val="23"/>
                 <w:szCs w:val="23"/>
@@ -686,15 +654,15 @@
             <w:pPr>
               <w:spacing w:line="375" w:lineRule="atLeast"/>
               <w:rPr>
-                <w:rFonts w:ascii="Segoe UI" w:hAnsi="Segoe UI" w:cs="Segoe UI"/>
-                <w:color w:val="0F1115"/>
-                <w:sz w:val="23"/>
-                <w:szCs w:val="23"/>
-              </w:rPr>
-            </w:pPr>
-            <w:r>
-              <w:rPr>
-                <w:rFonts w:ascii="Segoe UI" w:hAnsi="Segoe UI" w:cs="Segoe UI"/>
+                <w:rFonts w:ascii="Times New Roman" w:hAnsi="Times New Roman" w:cs="Times New Roman"/>
+                <w:color w:val="0F1115"/>
+                <w:sz w:val="23"/>
+                <w:szCs w:val="23"/>
+              </w:rPr>
+            </w:pPr>
+            <w:r>
+              <w:rPr>
+                <w:rFonts w:ascii="Times New Roman" w:hAnsi="Times New Roman" w:cs="Times New Roman"/>
                 <w:color w:val="0F1115"/>
                 <w:sz w:val="23"/>
                 <w:szCs w:val="23"/>
@@ -712,15 +680,15 @@
             <w:pPr>
               <w:spacing w:line="375" w:lineRule="atLeast"/>
               <w:rPr>
-                <w:rFonts w:ascii="Segoe UI" w:hAnsi="Segoe UI" w:cs="Segoe UI"/>
-                <w:color w:val="0F1115"/>
-                <w:sz w:val="23"/>
-                <w:szCs w:val="23"/>
-              </w:rPr>
-            </w:pPr>
-            <w:r>
-              <w:rPr>
-                <w:rFonts w:ascii="Segoe UI" w:hAnsi="Segoe UI" w:cs="Segoe UI"/>
+                <w:rFonts w:ascii="Times New Roman" w:hAnsi="Times New Roman" w:cs="Times New Roman"/>
+                <w:color w:val="0F1115"/>
+                <w:sz w:val="23"/>
+                <w:szCs w:val="23"/>
+              </w:rPr>
+            </w:pPr>
+            <w:r>
+              <w:rPr>
+                <w:rFonts w:ascii="Times New Roman" w:hAnsi="Times New Roman" w:cs="Times New Roman"/>
                 <w:color w:val="0F1115"/>
                 <w:sz w:val="23"/>
                 <w:szCs w:val="23"/>
@@ -730,7 +698,7 @@
             <w:proofErr w:type="spellStart"/>
             <w:r>
               <w:rPr>
-                <w:rFonts w:ascii="Segoe UI" w:hAnsi="Segoe UI" w:cs="Segoe UI"/>
+                <w:rFonts w:ascii="Times New Roman" w:hAnsi="Times New Roman" w:cs="Times New Roman"/>
                 <w:color w:val="0F1115"/>
                 <w:sz w:val="23"/>
                 <w:szCs w:val="23"/>
@@ -749,15 +717,15 @@
             <w:pPr>
               <w:spacing w:line="375" w:lineRule="atLeast"/>
               <w:rPr>
-                <w:rFonts w:ascii="Segoe UI" w:hAnsi="Segoe UI" w:cs="Segoe UI"/>
-                <w:color w:val="0F1115"/>
-                <w:sz w:val="23"/>
-                <w:szCs w:val="23"/>
-              </w:rPr>
-            </w:pPr>
-            <w:r>
-              <w:rPr>
-                <w:rFonts w:ascii="Segoe UI" w:hAnsi="Segoe UI" w:cs="Segoe UI"/>
+                <w:rFonts w:ascii="Times New Roman" w:hAnsi="Times New Roman" w:cs="Times New Roman"/>
+                <w:color w:val="0F1115"/>
+                <w:sz w:val="23"/>
+                <w:szCs w:val="23"/>
+              </w:rPr>
+            </w:pPr>
+            <w:r>
+              <w:rPr>
+                <w:rFonts w:ascii="Times New Roman" w:hAnsi="Times New Roman" w:cs="Times New Roman"/>
                 <w:color w:val="0F1115"/>
                 <w:sz w:val="23"/>
                 <w:szCs w:val="23"/>
@@ -777,15 +745,15 @@
             <w:pPr>
               <w:spacing w:line="375" w:lineRule="atLeast"/>
               <w:rPr>
-                <w:rFonts w:ascii="Segoe UI" w:hAnsi="Segoe UI" w:cs="Segoe UI"/>
-                <w:color w:val="0F1115"/>
-                <w:sz w:val="23"/>
-                <w:szCs w:val="23"/>
-              </w:rPr>
-            </w:pPr>
-            <w:r>
-              <w:rPr>
-                <w:rFonts w:ascii="Segoe UI" w:hAnsi="Segoe UI" w:cs="Segoe UI"/>
+                <w:rFonts w:ascii="Times New Roman" w:hAnsi="Times New Roman" w:cs="Times New Roman"/>
+                <w:color w:val="0F1115"/>
+                <w:sz w:val="23"/>
+                <w:szCs w:val="23"/>
+              </w:rPr>
+            </w:pPr>
+            <w:r>
+              <w:rPr>
+                <w:rFonts w:ascii="Times New Roman" w:hAnsi="Times New Roman" w:cs="Times New Roman"/>
                 <w:color w:val="0F1115"/>
                 <w:sz w:val="23"/>
                 <w:szCs w:val="23"/>
@@ -803,15 +771,15 @@
             <w:pPr>
               <w:spacing w:line="375" w:lineRule="atLeast"/>
               <w:rPr>
-                <w:rFonts w:ascii="Segoe UI" w:hAnsi="Segoe UI" w:cs="Segoe UI"/>
-                <w:color w:val="0F1115"/>
-                <w:sz w:val="23"/>
-                <w:szCs w:val="23"/>
-              </w:rPr>
-            </w:pPr>
-            <w:r>
-              <w:rPr>
-                <w:rFonts w:ascii="Segoe UI" w:hAnsi="Segoe UI" w:cs="Segoe UI"/>
+                <w:rFonts w:ascii="Times New Roman" w:hAnsi="Times New Roman" w:cs="Times New Roman"/>
+                <w:color w:val="0F1115"/>
+                <w:sz w:val="23"/>
+                <w:szCs w:val="23"/>
+              </w:rPr>
+            </w:pPr>
+            <w:r>
+              <w:rPr>
+                <w:rFonts w:ascii="Times New Roman" w:hAnsi="Times New Roman" w:cs="Times New Roman"/>
                 <w:color w:val="0F1115"/>
                 <w:sz w:val="23"/>
                 <w:szCs w:val="23"/>
@@ -829,15 +797,15 @@
             <w:pPr>
               <w:spacing w:line="375" w:lineRule="atLeast"/>
               <w:rPr>
-                <w:rFonts w:ascii="Segoe UI" w:hAnsi="Segoe UI" w:cs="Segoe UI"/>
-                <w:color w:val="0F1115"/>
-                <w:sz w:val="23"/>
-                <w:szCs w:val="23"/>
-              </w:rPr>
-            </w:pPr>
-            <w:r>
-              <w:rPr>
-                <w:rFonts w:ascii="Segoe UI" w:hAnsi="Segoe UI" w:cs="Segoe UI"/>
+                <w:rFonts w:ascii="Times New Roman" w:hAnsi="Times New Roman" w:cs="Times New Roman"/>
+                <w:color w:val="0F1115"/>
+                <w:sz w:val="23"/>
+                <w:szCs w:val="23"/>
+              </w:rPr>
+            </w:pPr>
+            <w:r>
+              <w:rPr>
+                <w:rFonts w:ascii="Times New Roman" w:hAnsi="Times New Roman" w:cs="Times New Roman"/>
                 <w:color w:val="0F1115"/>
                 <w:sz w:val="23"/>
                 <w:szCs w:val="23"/>
@@ -848,7 +816,7 @@
               <w:r>
                 <w:rPr>
                   <w:rStyle w:val="a4"/>
-                  <w:rFonts w:ascii="Segoe UI" w:hAnsi="Segoe UI" w:cs="Segoe UI"/>
+                  <w:rFonts w:ascii="Times New Roman" w:hAnsi="Times New Roman" w:cs="Times New Roman"/>
                   <w:color w:val="3964FE"/>
                   <w:sz w:val="23"/>
                   <w:szCs w:val="23"/>
@@ -870,15 +838,15 @@
             <w:pPr>
               <w:spacing w:line="375" w:lineRule="atLeast"/>
               <w:rPr>
-                <w:rFonts w:ascii="Segoe UI" w:hAnsi="Segoe UI" w:cs="Segoe UI"/>
-                <w:color w:val="0F1115"/>
-                <w:sz w:val="23"/>
-                <w:szCs w:val="23"/>
-              </w:rPr>
-            </w:pPr>
-            <w:r>
-              <w:rPr>
-                <w:rFonts w:ascii="Segoe UI" w:hAnsi="Segoe UI" w:cs="Segoe UI"/>
+                <w:rFonts w:ascii="Times New Roman" w:hAnsi="Times New Roman" w:cs="Times New Roman"/>
+                <w:color w:val="0F1115"/>
+                <w:sz w:val="23"/>
+                <w:szCs w:val="23"/>
+              </w:rPr>
+            </w:pPr>
+            <w:r>
+              <w:rPr>
+                <w:rFonts w:ascii="Times New Roman" w:hAnsi="Times New Roman" w:cs="Times New Roman"/>
                 <w:color w:val="0F1115"/>
                 <w:sz w:val="23"/>
                 <w:szCs w:val="23"/>
@@ -896,15 +864,15 @@
             <w:pPr>
               <w:spacing w:line="375" w:lineRule="atLeast"/>
               <w:rPr>
-                <w:rFonts w:ascii="Segoe UI" w:hAnsi="Segoe UI" w:cs="Segoe UI"/>
-                <w:color w:val="0F1115"/>
-                <w:sz w:val="23"/>
-                <w:szCs w:val="23"/>
-              </w:rPr>
-            </w:pPr>
-            <w:r>
-              <w:rPr>
-                <w:rFonts w:ascii="Segoe UI" w:hAnsi="Segoe UI" w:cs="Segoe UI"/>
+                <w:rFonts w:ascii="Times New Roman" w:hAnsi="Times New Roman" w:cs="Times New Roman"/>
+                <w:color w:val="0F1115"/>
+                <w:sz w:val="23"/>
+                <w:szCs w:val="23"/>
+              </w:rPr>
+            </w:pPr>
+            <w:r>
+              <w:rPr>
+                <w:rFonts w:ascii="Times New Roman" w:hAnsi="Times New Roman" w:cs="Times New Roman"/>
                 <w:color w:val="0F1115"/>
                 <w:sz w:val="23"/>
                 <w:szCs w:val="23"/>
@@ -922,15 +890,15 @@
             <w:pPr>
               <w:spacing w:line="375" w:lineRule="atLeast"/>
               <w:rPr>
-                <w:rFonts w:ascii="Segoe UI" w:hAnsi="Segoe UI" w:cs="Segoe UI"/>
-                <w:color w:val="0F1115"/>
-                <w:sz w:val="23"/>
-                <w:szCs w:val="23"/>
-              </w:rPr>
-            </w:pPr>
-            <w:r>
-              <w:rPr>
-                <w:rFonts w:ascii="Segoe UI" w:hAnsi="Segoe UI" w:cs="Segoe UI"/>
+                <w:rFonts w:ascii="Times New Roman" w:hAnsi="Times New Roman" w:cs="Times New Roman"/>
+                <w:color w:val="0F1115"/>
+                <w:sz w:val="23"/>
+                <w:szCs w:val="23"/>
+              </w:rPr>
+            </w:pPr>
+            <w:r>
+              <w:rPr>
+                <w:rFonts w:ascii="Times New Roman" w:hAnsi="Times New Roman" w:cs="Times New Roman"/>
                 <w:color w:val="0F1115"/>
                 <w:sz w:val="23"/>
                 <w:szCs w:val="23"/>
@@ -950,15 +918,15 @@
             <w:pPr>
               <w:spacing w:line="375" w:lineRule="atLeast"/>
               <w:rPr>
-                <w:rFonts w:ascii="Segoe UI" w:hAnsi="Segoe UI" w:cs="Segoe UI"/>
-                <w:color w:val="0F1115"/>
-                <w:sz w:val="23"/>
-                <w:szCs w:val="23"/>
-              </w:rPr>
-            </w:pPr>
-            <w:r>
-              <w:rPr>
-                <w:rFonts w:ascii="Segoe UI" w:hAnsi="Segoe UI" w:cs="Segoe UI"/>
+                <w:rFonts w:ascii="Times New Roman" w:hAnsi="Times New Roman" w:cs="Times New Roman"/>
+                <w:color w:val="0F1115"/>
+                <w:sz w:val="23"/>
+                <w:szCs w:val="23"/>
+              </w:rPr>
+            </w:pPr>
+            <w:r>
+              <w:rPr>
+                <w:rFonts w:ascii="Times New Roman" w:hAnsi="Times New Roman" w:cs="Times New Roman"/>
                 <w:color w:val="0F1115"/>
                 <w:sz w:val="23"/>
                 <w:szCs w:val="23"/>
@@ -976,15 +944,15 @@
             <w:pPr>
               <w:spacing w:line="375" w:lineRule="atLeast"/>
               <w:rPr>
-                <w:rFonts w:ascii="Segoe UI" w:hAnsi="Segoe UI" w:cs="Segoe UI"/>
-                <w:color w:val="0F1115"/>
-                <w:sz w:val="23"/>
-                <w:szCs w:val="23"/>
-              </w:rPr>
-            </w:pPr>
-            <w:r>
-              <w:rPr>
-                <w:rFonts w:ascii="Segoe UI" w:hAnsi="Segoe UI" w:cs="Segoe UI"/>
+                <w:rFonts w:ascii="Times New Roman" w:hAnsi="Times New Roman" w:cs="Times New Roman"/>
+                <w:color w:val="0F1115"/>
+                <w:sz w:val="23"/>
+                <w:szCs w:val="23"/>
+              </w:rPr>
+            </w:pPr>
+            <w:r>
+              <w:rPr>
+                <w:rFonts w:ascii="Times New Roman" w:hAnsi="Times New Roman" w:cs="Times New Roman"/>
                 <w:color w:val="0F1115"/>
                 <w:sz w:val="23"/>
                 <w:szCs w:val="23"/>
@@ -1002,15 +970,15 @@
             <w:pPr>
               <w:spacing w:line="375" w:lineRule="atLeast"/>
               <w:rPr>
-                <w:rFonts w:ascii="Segoe UI" w:hAnsi="Segoe UI" w:cs="Segoe UI"/>
-                <w:color w:val="0F1115"/>
-                <w:sz w:val="23"/>
-                <w:szCs w:val="23"/>
-              </w:rPr>
-            </w:pPr>
-            <w:r>
-              <w:rPr>
-                <w:rFonts w:ascii="Segoe UI" w:hAnsi="Segoe UI" w:cs="Segoe UI"/>
+                <w:rFonts w:ascii="Times New Roman" w:hAnsi="Times New Roman" w:cs="Times New Roman"/>
+                <w:color w:val="0F1115"/>
+                <w:sz w:val="23"/>
+                <w:szCs w:val="23"/>
+              </w:rPr>
+            </w:pPr>
+            <w:r>
+              <w:rPr>
+                <w:rFonts w:ascii="Times New Roman" w:hAnsi="Times New Roman" w:cs="Times New Roman"/>
                 <w:color w:val="0F1115"/>
                 <w:sz w:val="23"/>
                 <w:szCs w:val="23"/>
@@ -1030,15 +998,15 @@
             <w:pPr>
               <w:spacing w:line="375" w:lineRule="atLeast"/>
               <w:rPr>
-                <w:rFonts w:ascii="Segoe UI" w:hAnsi="Segoe UI" w:cs="Segoe UI"/>
-                <w:color w:val="0F1115"/>
-                <w:sz w:val="23"/>
-                <w:szCs w:val="23"/>
-              </w:rPr>
-            </w:pPr>
-            <w:r>
-              <w:rPr>
-                <w:rFonts w:ascii="Segoe UI" w:hAnsi="Segoe UI" w:cs="Segoe UI"/>
+                <w:rFonts w:ascii="Times New Roman" w:hAnsi="Times New Roman" w:cs="Times New Roman"/>
+                <w:color w:val="0F1115"/>
+                <w:sz w:val="23"/>
+                <w:szCs w:val="23"/>
+              </w:rPr>
+            </w:pPr>
+            <w:r>
+              <w:rPr>
+                <w:rFonts w:ascii="Times New Roman" w:hAnsi="Times New Roman" w:cs="Times New Roman"/>
                 <w:color w:val="0F1115"/>
                 <w:sz w:val="23"/>
                 <w:szCs w:val="23"/>
@@ -1056,15 +1024,15 @@
             <w:pPr>
               <w:spacing w:line="375" w:lineRule="atLeast"/>
               <w:rPr>
-                <w:rFonts w:ascii="Segoe UI" w:hAnsi="Segoe UI" w:cs="Segoe UI"/>
-                <w:color w:val="0F1115"/>
-                <w:sz w:val="23"/>
-                <w:szCs w:val="23"/>
-              </w:rPr>
-            </w:pPr>
-            <w:r>
-              <w:rPr>
-                <w:rFonts w:ascii="Segoe UI" w:hAnsi="Segoe UI" w:cs="Segoe UI"/>
+                <w:rFonts w:ascii="Times New Roman" w:hAnsi="Times New Roman" w:cs="Times New Roman"/>
+                <w:color w:val="0F1115"/>
+                <w:sz w:val="23"/>
+                <w:szCs w:val="23"/>
+              </w:rPr>
+            </w:pPr>
+            <w:r>
+              <w:rPr>
+                <w:rFonts w:ascii="Times New Roman" w:hAnsi="Times New Roman" w:cs="Times New Roman"/>
                 <w:color w:val="0F1115"/>
                 <w:sz w:val="23"/>
                 <w:szCs w:val="23"/>
@@ -1082,15 +1050,15 @@
             <w:pPr>
               <w:spacing w:line="375" w:lineRule="atLeast"/>
               <w:rPr>
-                <w:rFonts w:ascii="Segoe UI" w:hAnsi="Segoe UI" w:cs="Segoe UI"/>
-                <w:color w:val="0F1115"/>
-                <w:sz w:val="23"/>
-                <w:szCs w:val="23"/>
-              </w:rPr>
-            </w:pPr>
-            <w:r>
-              <w:rPr>
-                <w:rFonts w:ascii="Segoe UI" w:hAnsi="Segoe UI" w:cs="Segoe UI"/>
+                <w:rFonts w:ascii="Times New Roman" w:hAnsi="Times New Roman" w:cs="Times New Roman"/>
+                <w:color w:val="0F1115"/>
+                <w:sz w:val="23"/>
+                <w:szCs w:val="23"/>
+              </w:rPr>
+            </w:pPr>
+            <w:r>
+              <w:rPr>
+                <w:rFonts w:ascii="Times New Roman" w:hAnsi="Times New Roman" w:cs="Times New Roman"/>
                 <w:color w:val="0F1115"/>
                 <w:sz w:val="23"/>
                 <w:szCs w:val="23"/>
@@ -1107,7 +1075,6 @@
         <w:shd w:val="clear" w:color="auto" w:fill="FFFFFF"/>
         <w:spacing w:before="480" w:beforeAutospacing="0" w:after="240" w:afterAutospacing="0" w:line="450" w:lineRule="atLeast"/>
         <w:rPr>
-          <w:rFonts w:ascii="Segoe UI" w:hAnsi="Segoe UI" w:cs="Segoe UI"/>
           <w:color w:val="0F1115"/>
           <w:sz w:val="30"/>
           <w:szCs w:val="30"/>
@@ -1115,12 +1082,10 @@
       </w:pPr>
       <w:r>
         <w:rPr>
-          <w:rFonts w:ascii="Segoe UI" w:hAnsi="Segoe UI" w:cs="Segoe UI"/>
           <w:color w:val="0F1115"/>
           <w:sz w:val="30"/>
           <w:szCs w:val="30"/>
         </w:rPr>
-        <w:lastRenderedPageBreak/>
         <w:t>Задание 2. Определение работ внутри этапов</w:t>
       </w:r>
     </w:p>
@@ -1145,19 +1110,20 @@
             <w:pPr>
               <w:spacing w:line="375" w:lineRule="atLeast"/>
               <w:rPr>
-                <w:rFonts w:ascii="Segoe UI" w:hAnsi="Segoe UI" w:cs="Segoe UI"/>
-                <w:color w:val="0F1115"/>
-                <w:sz w:val="23"/>
-                <w:szCs w:val="23"/>
-              </w:rPr>
-            </w:pPr>
-            <w:r>
-              <w:rPr>
-                <w:rFonts w:ascii="Segoe UI" w:hAnsi="Segoe UI" w:cs="Segoe UI"/>
-                <w:color w:val="0F1115"/>
-                <w:sz w:val="23"/>
-                <w:szCs w:val="23"/>
-              </w:rPr>
+                <w:rFonts w:ascii="Times New Roman" w:hAnsi="Times New Roman" w:cs="Times New Roman"/>
+                <w:color w:val="0F1115"/>
+                <w:sz w:val="23"/>
+                <w:szCs w:val="23"/>
+              </w:rPr>
+            </w:pPr>
+            <w:r>
+              <w:rPr>
+                <w:rFonts w:ascii="Times New Roman" w:hAnsi="Times New Roman" w:cs="Times New Roman"/>
+                <w:color w:val="0F1115"/>
+                <w:sz w:val="23"/>
+                <w:szCs w:val="23"/>
+              </w:rPr>
+              <w:lastRenderedPageBreak/>
               <w:t>Этап</w:t>
             </w:r>
           </w:p>
@@ -1171,15 +1137,15 @@
             <w:pPr>
               <w:spacing w:line="375" w:lineRule="atLeast"/>
               <w:rPr>
-                <w:rFonts w:ascii="Segoe UI" w:hAnsi="Segoe UI" w:cs="Segoe UI"/>
-                <w:color w:val="0F1115"/>
-                <w:sz w:val="23"/>
-                <w:szCs w:val="23"/>
-              </w:rPr>
-            </w:pPr>
-            <w:r>
-              <w:rPr>
-                <w:rFonts w:ascii="Segoe UI" w:hAnsi="Segoe UI" w:cs="Segoe UI"/>
+                <w:rFonts w:ascii="Times New Roman" w:hAnsi="Times New Roman" w:cs="Times New Roman"/>
+                <w:color w:val="0F1115"/>
+                <w:sz w:val="23"/>
+                <w:szCs w:val="23"/>
+              </w:rPr>
+            </w:pPr>
+            <w:r>
+              <w:rPr>
+                <w:rFonts w:ascii="Times New Roman" w:hAnsi="Times New Roman" w:cs="Times New Roman"/>
                 <w:color w:val="0F1115"/>
                 <w:sz w:val="23"/>
                 <w:szCs w:val="23"/>
@@ -1199,15 +1165,15 @@
             <w:pPr>
               <w:spacing w:line="375" w:lineRule="atLeast"/>
               <w:rPr>
-                <w:rFonts w:ascii="Segoe UI" w:hAnsi="Segoe UI" w:cs="Segoe UI"/>
-                <w:color w:val="0F1115"/>
-                <w:sz w:val="23"/>
-                <w:szCs w:val="23"/>
-              </w:rPr>
-            </w:pPr>
-            <w:r>
-              <w:rPr>
-                <w:rFonts w:ascii="Segoe UI" w:hAnsi="Segoe UI" w:cs="Segoe UI"/>
+                <w:rFonts w:ascii="Times New Roman" w:hAnsi="Times New Roman" w:cs="Times New Roman"/>
+                <w:color w:val="0F1115"/>
+                <w:sz w:val="23"/>
+                <w:szCs w:val="23"/>
+              </w:rPr>
+            </w:pPr>
+            <w:r>
+              <w:rPr>
+                <w:rFonts w:ascii="Times New Roman" w:hAnsi="Times New Roman" w:cs="Times New Roman"/>
                 <w:color w:val="0F1115"/>
                 <w:sz w:val="23"/>
                 <w:szCs w:val="23"/>
@@ -1225,15 +1191,15 @@
             <w:pPr>
               <w:spacing w:line="375" w:lineRule="atLeast"/>
               <w:rPr>
-                <w:rFonts w:ascii="Segoe UI" w:hAnsi="Segoe UI" w:cs="Segoe UI"/>
-                <w:color w:val="0F1115"/>
-                <w:sz w:val="23"/>
-                <w:szCs w:val="23"/>
-              </w:rPr>
-            </w:pPr>
-            <w:r>
-              <w:rPr>
-                <w:rFonts w:ascii="Segoe UI" w:hAnsi="Segoe UI" w:cs="Segoe UI"/>
+                <w:rFonts w:ascii="Times New Roman" w:hAnsi="Times New Roman" w:cs="Times New Roman"/>
+                <w:color w:val="0F1115"/>
+                <w:sz w:val="23"/>
+                <w:szCs w:val="23"/>
+              </w:rPr>
+            </w:pPr>
+            <w:r>
+              <w:rPr>
+                <w:rFonts w:ascii="Times New Roman" w:hAnsi="Times New Roman" w:cs="Times New Roman"/>
                 <w:color w:val="0F1115"/>
                 <w:sz w:val="23"/>
                 <w:szCs w:val="23"/>
@@ -1253,15 +1219,15 @@
             <w:pPr>
               <w:spacing w:line="375" w:lineRule="atLeast"/>
               <w:rPr>
-                <w:rFonts w:ascii="Segoe UI" w:hAnsi="Segoe UI" w:cs="Segoe UI"/>
-                <w:color w:val="0F1115"/>
-                <w:sz w:val="23"/>
-                <w:szCs w:val="23"/>
-              </w:rPr>
-            </w:pPr>
-            <w:r>
-              <w:rPr>
-                <w:rFonts w:ascii="Segoe UI" w:hAnsi="Segoe UI" w:cs="Segoe UI"/>
+                <w:rFonts w:ascii="Times New Roman" w:hAnsi="Times New Roman" w:cs="Times New Roman"/>
+                <w:color w:val="0F1115"/>
+                <w:sz w:val="23"/>
+                <w:szCs w:val="23"/>
+              </w:rPr>
+            </w:pPr>
+            <w:r>
+              <w:rPr>
+                <w:rFonts w:ascii="Times New Roman" w:hAnsi="Times New Roman" w:cs="Times New Roman"/>
                 <w:color w:val="0F1115"/>
                 <w:sz w:val="23"/>
                 <w:szCs w:val="23"/>
@@ -1279,15 +1245,15 @@
             <w:pPr>
               <w:spacing w:line="375" w:lineRule="atLeast"/>
               <w:rPr>
-                <w:rFonts w:ascii="Segoe UI" w:hAnsi="Segoe UI" w:cs="Segoe UI"/>
-                <w:color w:val="0F1115"/>
-                <w:sz w:val="23"/>
-                <w:szCs w:val="23"/>
-              </w:rPr>
-            </w:pPr>
-            <w:r>
-              <w:rPr>
-                <w:rFonts w:ascii="Segoe UI" w:hAnsi="Segoe UI" w:cs="Segoe UI"/>
+                <w:rFonts w:ascii="Times New Roman" w:hAnsi="Times New Roman" w:cs="Times New Roman"/>
+                <w:color w:val="0F1115"/>
+                <w:sz w:val="23"/>
+                <w:szCs w:val="23"/>
+              </w:rPr>
+            </w:pPr>
+            <w:r>
+              <w:rPr>
+                <w:rFonts w:ascii="Times New Roman" w:hAnsi="Times New Roman" w:cs="Times New Roman"/>
                 <w:color w:val="0F1115"/>
                 <w:sz w:val="23"/>
                 <w:szCs w:val="23"/>
@@ -1307,15 +1273,15 @@
             <w:pPr>
               <w:spacing w:line="375" w:lineRule="atLeast"/>
               <w:rPr>
-                <w:rFonts w:ascii="Segoe UI" w:hAnsi="Segoe UI" w:cs="Segoe UI"/>
-                <w:color w:val="0F1115"/>
-                <w:sz w:val="23"/>
-                <w:szCs w:val="23"/>
-              </w:rPr>
-            </w:pPr>
-            <w:r>
-              <w:rPr>
-                <w:rFonts w:ascii="Segoe UI" w:hAnsi="Segoe UI" w:cs="Segoe UI"/>
+                <w:rFonts w:ascii="Times New Roman" w:hAnsi="Times New Roman" w:cs="Times New Roman"/>
+                <w:color w:val="0F1115"/>
+                <w:sz w:val="23"/>
+                <w:szCs w:val="23"/>
+              </w:rPr>
+            </w:pPr>
+            <w:r>
+              <w:rPr>
+                <w:rFonts w:ascii="Times New Roman" w:hAnsi="Times New Roman" w:cs="Times New Roman"/>
                 <w:color w:val="0F1115"/>
                 <w:sz w:val="23"/>
                 <w:szCs w:val="23"/>
@@ -1333,15 +1299,15 @@
             <w:pPr>
               <w:spacing w:line="375" w:lineRule="atLeast"/>
               <w:rPr>
-                <w:rFonts w:ascii="Segoe UI" w:hAnsi="Segoe UI" w:cs="Segoe UI"/>
-                <w:color w:val="0F1115"/>
-                <w:sz w:val="23"/>
-                <w:szCs w:val="23"/>
-              </w:rPr>
-            </w:pPr>
-            <w:r>
-              <w:rPr>
-                <w:rFonts w:ascii="Segoe UI" w:hAnsi="Segoe UI" w:cs="Segoe UI"/>
+                <w:rFonts w:ascii="Times New Roman" w:hAnsi="Times New Roman" w:cs="Times New Roman"/>
+                <w:color w:val="0F1115"/>
+                <w:sz w:val="23"/>
+                <w:szCs w:val="23"/>
+              </w:rPr>
+            </w:pPr>
+            <w:r>
+              <w:rPr>
+                <w:rFonts w:ascii="Times New Roman" w:hAnsi="Times New Roman" w:cs="Times New Roman"/>
                 <w:color w:val="0F1115"/>
                 <w:sz w:val="23"/>
                 <w:szCs w:val="23"/>
@@ -1351,7 +1317,7 @@
             <w:proofErr w:type="spellStart"/>
             <w:r>
               <w:rPr>
-                <w:rFonts w:ascii="Segoe UI" w:hAnsi="Segoe UI" w:cs="Segoe UI"/>
+                <w:rFonts w:ascii="Times New Roman" w:hAnsi="Times New Roman" w:cs="Times New Roman"/>
                 <w:color w:val="0F1115"/>
                 <w:sz w:val="23"/>
                 <w:szCs w:val="23"/>
@@ -1361,7 +1327,7 @@
             <w:proofErr w:type="spellEnd"/>
             <w:r>
               <w:rPr>
-                <w:rFonts w:ascii="Segoe UI" w:hAnsi="Segoe UI" w:cs="Segoe UI"/>
+                <w:rFonts w:ascii="Times New Roman" w:hAnsi="Times New Roman" w:cs="Times New Roman"/>
                 <w:color w:val="0F1115"/>
                 <w:sz w:val="23"/>
                 <w:szCs w:val="23"/>
@@ -1371,7 +1337,7 @@
             <w:proofErr w:type="spellStart"/>
             <w:r>
               <w:rPr>
-                <w:rFonts w:ascii="Segoe UI" w:hAnsi="Segoe UI" w:cs="Segoe UI"/>
+                <w:rFonts w:ascii="Times New Roman" w:hAnsi="Times New Roman" w:cs="Times New Roman"/>
                 <w:color w:val="0F1115"/>
                 <w:sz w:val="23"/>
                 <w:szCs w:val="23"/>
@@ -1381,7 +1347,7 @@
             <w:proofErr w:type="spellEnd"/>
             <w:r>
               <w:rPr>
-                <w:rFonts w:ascii="Segoe UI" w:hAnsi="Segoe UI" w:cs="Segoe UI"/>
+                <w:rFonts w:ascii="Times New Roman" w:hAnsi="Times New Roman" w:cs="Times New Roman"/>
                 <w:color w:val="0F1115"/>
                 <w:sz w:val="23"/>
                 <w:szCs w:val="23"/>
@@ -1401,15 +1367,15 @@
             <w:pPr>
               <w:spacing w:line="375" w:lineRule="atLeast"/>
               <w:rPr>
-                <w:rFonts w:ascii="Segoe UI" w:hAnsi="Segoe UI" w:cs="Segoe UI"/>
-                <w:color w:val="0F1115"/>
-                <w:sz w:val="23"/>
-                <w:szCs w:val="23"/>
-              </w:rPr>
-            </w:pPr>
-            <w:r>
-              <w:rPr>
-                <w:rFonts w:ascii="Segoe UI" w:hAnsi="Segoe UI" w:cs="Segoe UI"/>
+                <w:rFonts w:ascii="Times New Roman" w:hAnsi="Times New Roman" w:cs="Times New Roman"/>
+                <w:color w:val="0F1115"/>
+                <w:sz w:val="23"/>
+                <w:szCs w:val="23"/>
+              </w:rPr>
+            </w:pPr>
+            <w:r>
+              <w:rPr>
+                <w:rFonts w:ascii="Times New Roman" w:hAnsi="Times New Roman" w:cs="Times New Roman"/>
                 <w:color w:val="0F1115"/>
                 <w:sz w:val="23"/>
                 <w:szCs w:val="23"/>
@@ -1419,7 +1385,7 @@
             <w:proofErr w:type="spellStart"/>
             <w:r>
               <w:rPr>
-                <w:rFonts w:ascii="Segoe UI" w:hAnsi="Segoe UI" w:cs="Segoe UI"/>
+                <w:rFonts w:ascii="Times New Roman" w:hAnsi="Times New Roman" w:cs="Times New Roman"/>
                 <w:color w:val="0F1115"/>
                 <w:sz w:val="23"/>
                 <w:szCs w:val="23"/>
@@ -1438,15 +1404,15 @@
             <w:pPr>
               <w:spacing w:line="375" w:lineRule="atLeast"/>
               <w:rPr>
-                <w:rFonts w:ascii="Segoe UI" w:hAnsi="Segoe UI" w:cs="Segoe UI"/>
-                <w:color w:val="0F1115"/>
-                <w:sz w:val="23"/>
-                <w:szCs w:val="23"/>
-              </w:rPr>
-            </w:pPr>
-            <w:r>
-              <w:rPr>
-                <w:rFonts w:ascii="Segoe UI" w:hAnsi="Segoe UI" w:cs="Segoe UI"/>
+                <w:rFonts w:ascii="Times New Roman" w:hAnsi="Times New Roman" w:cs="Times New Roman"/>
+                <w:color w:val="0F1115"/>
+                <w:sz w:val="23"/>
+                <w:szCs w:val="23"/>
+              </w:rPr>
+            </w:pPr>
+            <w:r>
+              <w:rPr>
+                <w:rFonts w:ascii="Times New Roman" w:hAnsi="Times New Roman" w:cs="Times New Roman"/>
                 <w:color w:val="0F1115"/>
                 <w:sz w:val="23"/>
                 <w:szCs w:val="23"/>
@@ -1456,7 +1422,7 @@
             <w:proofErr w:type="spellStart"/>
             <w:r>
               <w:rPr>
-                <w:rFonts w:ascii="Segoe UI" w:hAnsi="Segoe UI" w:cs="Segoe UI"/>
+                <w:rFonts w:ascii="Times New Roman" w:hAnsi="Times New Roman" w:cs="Times New Roman"/>
                 <w:color w:val="0F1115"/>
                 <w:sz w:val="23"/>
                 <w:szCs w:val="23"/>
@@ -1466,7 +1432,7 @@
             <w:proofErr w:type="spellEnd"/>
             <w:r>
               <w:rPr>
-                <w:rFonts w:ascii="Segoe UI" w:hAnsi="Segoe UI" w:cs="Segoe UI"/>
+                <w:rFonts w:ascii="Times New Roman" w:hAnsi="Times New Roman" w:cs="Times New Roman"/>
                 <w:color w:val="0F1115"/>
                 <w:sz w:val="23"/>
                 <w:szCs w:val="23"/>
@@ -1486,15 +1452,15 @@
             <w:pPr>
               <w:spacing w:line="375" w:lineRule="atLeast"/>
               <w:rPr>
-                <w:rFonts w:ascii="Segoe UI" w:hAnsi="Segoe UI" w:cs="Segoe UI"/>
-                <w:color w:val="0F1115"/>
-                <w:sz w:val="23"/>
-                <w:szCs w:val="23"/>
-              </w:rPr>
-            </w:pPr>
-            <w:r>
-              <w:rPr>
-                <w:rFonts w:ascii="Segoe UI" w:hAnsi="Segoe UI" w:cs="Segoe UI"/>
+                <w:rFonts w:ascii="Times New Roman" w:hAnsi="Times New Roman" w:cs="Times New Roman"/>
+                <w:color w:val="0F1115"/>
+                <w:sz w:val="23"/>
+                <w:szCs w:val="23"/>
+              </w:rPr>
+            </w:pPr>
+            <w:r>
+              <w:rPr>
+                <w:rFonts w:ascii="Times New Roman" w:hAnsi="Times New Roman" w:cs="Times New Roman"/>
                 <w:color w:val="0F1115"/>
                 <w:sz w:val="23"/>
                 <w:szCs w:val="23"/>
@@ -1504,7 +1470,7 @@
             <w:proofErr w:type="spellStart"/>
             <w:r>
               <w:rPr>
-                <w:rFonts w:ascii="Segoe UI" w:hAnsi="Segoe UI" w:cs="Segoe UI"/>
+                <w:rFonts w:ascii="Times New Roman" w:hAnsi="Times New Roman" w:cs="Times New Roman"/>
                 <w:color w:val="0F1115"/>
                 <w:sz w:val="23"/>
                 <w:szCs w:val="23"/>
@@ -1523,15 +1489,15 @@
             <w:pPr>
               <w:spacing w:line="375" w:lineRule="atLeast"/>
               <w:rPr>
-                <w:rFonts w:ascii="Segoe UI" w:hAnsi="Segoe UI" w:cs="Segoe UI"/>
-                <w:color w:val="0F1115"/>
-                <w:sz w:val="23"/>
-                <w:szCs w:val="23"/>
-              </w:rPr>
-            </w:pPr>
-            <w:r>
-              <w:rPr>
-                <w:rFonts w:ascii="Segoe UI" w:hAnsi="Segoe UI" w:cs="Segoe UI"/>
+                <w:rFonts w:ascii="Times New Roman" w:hAnsi="Times New Roman" w:cs="Times New Roman"/>
+                <w:color w:val="0F1115"/>
+                <w:sz w:val="23"/>
+                <w:szCs w:val="23"/>
+              </w:rPr>
+            </w:pPr>
+            <w:r>
+              <w:rPr>
+                <w:rFonts w:ascii="Times New Roman" w:hAnsi="Times New Roman" w:cs="Times New Roman"/>
                 <w:color w:val="0F1115"/>
                 <w:sz w:val="23"/>
                 <w:szCs w:val="23"/>
@@ -1551,15 +1517,15 @@
             <w:pPr>
               <w:spacing w:line="375" w:lineRule="atLeast"/>
               <w:rPr>
-                <w:rFonts w:ascii="Segoe UI" w:hAnsi="Segoe UI" w:cs="Segoe UI"/>
-                <w:color w:val="0F1115"/>
-                <w:sz w:val="23"/>
-                <w:szCs w:val="23"/>
-              </w:rPr>
-            </w:pPr>
-            <w:r>
-              <w:rPr>
-                <w:rFonts w:ascii="Segoe UI" w:hAnsi="Segoe UI" w:cs="Segoe UI"/>
+                <w:rFonts w:ascii="Times New Roman" w:hAnsi="Times New Roman" w:cs="Times New Roman"/>
+                <w:color w:val="0F1115"/>
+                <w:sz w:val="23"/>
+                <w:szCs w:val="23"/>
+              </w:rPr>
+            </w:pPr>
+            <w:r>
+              <w:rPr>
+                <w:rFonts w:ascii="Times New Roman" w:hAnsi="Times New Roman" w:cs="Times New Roman"/>
                 <w:color w:val="0F1115"/>
                 <w:sz w:val="23"/>
                 <w:szCs w:val="23"/>
@@ -1569,7 +1535,7 @@
             <w:proofErr w:type="spellStart"/>
             <w:r>
               <w:rPr>
-                <w:rFonts w:ascii="Segoe UI" w:hAnsi="Segoe UI" w:cs="Segoe UI"/>
+                <w:rFonts w:ascii="Times New Roman" w:hAnsi="Times New Roman" w:cs="Times New Roman"/>
                 <w:color w:val="0F1115"/>
                 <w:sz w:val="23"/>
                 <w:szCs w:val="23"/>
@@ -1588,15 +1554,15 @@
             <w:pPr>
               <w:spacing w:line="375" w:lineRule="atLeast"/>
               <w:rPr>
-                <w:rFonts w:ascii="Segoe UI" w:hAnsi="Segoe UI" w:cs="Segoe UI"/>
-                <w:color w:val="0F1115"/>
-                <w:sz w:val="23"/>
-                <w:szCs w:val="23"/>
-              </w:rPr>
-            </w:pPr>
-            <w:r>
-              <w:rPr>
-                <w:rFonts w:ascii="Segoe UI" w:hAnsi="Segoe UI" w:cs="Segoe UI"/>
+                <w:rFonts w:ascii="Times New Roman" w:hAnsi="Times New Roman" w:cs="Times New Roman"/>
+                <w:color w:val="0F1115"/>
+                <w:sz w:val="23"/>
+                <w:szCs w:val="23"/>
+              </w:rPr>
+            </w:pPr>
+            <w:r>
+              <w:rPr>
+                <w:rFonts w:ascii="Times New Roman" w:hAnsi="Times New Roman" w:cs="Times New Roman"/>
                 <w:color w:val="0F1115"/>
                 <w:sz w:val="23"/>
                 <w:szCs w:val="23"/>
@@ -1616,15 +1582,15 @@
             <w:pPr>
               <w:spacing w:line="375" w:lineRule="atLeast"/>
               <w:rPr>
-                <w:rFonts w:ascii="Segoe UI" w:hAnsi="Segoe UI" w:cs="Segoe UI"/>
-                <w:color w:val="0F1115"/>
-                <w:sz w:val="23"/>
-                <w:szCs w:val="23"/>
-              </w:rPr>
-            </w:pPr>
-            <w:r>
-              <w:rPr>
-                <w:rFonts w:ascii="Segoe UI" w:hAnsi="Segoe UI" w:cs="Segoe UI"/>
+                <w:rFonts w:ascii="Times New Roman" w:hAnsi="Times New Roman" w:cs="Times New Roman"/>
+                <w:color w:val="0F1115"/>
+                <w:sz w:val="23"/>
+                <w:szCs w:val="23"/>
+              </w:rPr>
+            </w:pPr>
+            <w:r>
+              <w:rPr>
+                <w:rFonts w:ascii="Times New Roman" w:hAnsi="Times New Roman" w:cs="Times New Roman"/>
                 <w:color w:val="0F1115"/>
                 <w:sz w:val="23"/>
                 <w:szCs w:val="23"/>
@@ -1642,15 +1608,15 @@
             <w:pPr>
               <w:spacing w:line="375" w:lineRule="atLeast"/>
               <w:rPr>
-                <w:rFonts w:ascii="Segoe UI" w:hAnsi="Segoe UI" w:cs="Segoe UI"/>
-                <w:color w:val="0F1115"/>
-                <w:sz w:val="23"/>
-                <w:szCs w:val="23"/>
-              </w:rPr>
-            </w:pPr>
-            <w:r>
-              <w:rPr>
-                <w:rFonts w:ascii="Segoe UI" w:hAnsi="Segoe UI" w:cs="Segoe UI"/>
+                <w:rFonts w:ascii="Times New Roman" w:hAnsi="Times New Roman" w:cs="Times New Roman"/>
+                <w:color w:val="0F1115"/>
+                <w:sz w:val="23"/>
+                <w:szCs w:val="23"/>
+              </w:rPr>
+            </w:pPr>
+            <w:r>
+              <w:rPr>
+                <w:rFonts w:ascii="Times New Roman" w:hAnsi="Times New Roman" w:cs="Times New Roman"/>
                 <w:color w:val="0F1115"/>
                 <w:sz w:val="23"/>
                 <w:szCs w:val="23"/>
@@ -1661,40 +1627,18 @@
               <w:r>
                 <w:rPr>
                   <w:rStyle w:val="a4"/>
-                  <w:rFonts w:ascii="Segoe UI" w:hAnsi="Segoe UI" w:cs="Segoe UI"/>
+                  <w:rFonts w:ascii="Times New Roman" w:hAnsi="Times New Roman" w:cs="Times New Roman"/>
                   <w:color w:val="3964FE"/>
                   <w:sz w:val="23"/>
                   <w:szCs w:val="23"/>
                   <w:bdr w:val="single" w:sz="12" w:space="0" w:color="auto" w:frame="1"/>
                 </w:rPr>
-                <w:t>AD</w:t>
-              </w:r>
-              <w:r>
-                <w:rPr>
-                  <w:rStyle w:val="a4"/>
-                  <w:rFonts w:ascii="Segoe UI" w:hAnsi="Segoe UI" w:cs="Segoe UI"/>
-                  <w:color w:val="3964FE"/>
-                  <w:sz w:val="23"/>
-                  <w:szCs w:val="23"/>
-                  <w:bdr w:val="single" w:sz="12" w:space="0" w:color="auto" w:frame="1"/>
-                </w:rPr>
-                <w:t>O</w:t>
-              </w:r>
-              <w:r>
-                <w:rPr>
-                  <w:rStyle w:val="a4"/>
-                  <w:rFonts w:ascii="Segoe UI" w:hAnsi="Segoe UI" w:cs="Segoe UI"/>
-                  <w:color w:val="3964FE"/>
-                  <w:sz w:val="23"/>
-                  <w:szCs w:val="23"/>
-                  <w:bdr w:val="single" w:sz="12" w:space="0" w:color="auto" w:frame="1"/>
-                </w:rPr>
-                <w:t>.NET</w:t>
+                <w:t>ADO.NET</w:t>
               </w:r>
             </w:hyperlink>
             <w:r>
               <w:rPr>
-                <w:rFonts w:ascii="Segoe UI" w:hAnsi="Segoe UI" w:cs="Segoe UI"/>
+                <w:rFonts w:ascii="Times New Roman" w:hAnsi="Times New Roman" w:cs="Times New Roman"/>
                 <w:color w:val="0F1115"/>
                 <w:sz w:val="23"/>
                 <w:szCs w:val="23"/>
@@ -1714,15 +1658,15 @@
             <w:pPr>
               <w:spacing w:line="375" w:lineRule="atLeast"/>
               <w:rPr>
-                <w:rFonts w:ascii="Segoe UI" w:hAnsi="Segoe UI" w:cs="Segoe UI"/>
-                <w:color w:val="0F1115"/>
-                <w:sz w:val="23"/>
-                <w:szCs w:val="23"/>
-              </w:rPr>
-            </w:pPr>
-            <w:r>
-              <w:rPr>
-                <w:rFonts w:ascii="Segoe UI" w:hAnsi="Segoe UI" w:cs="Segoe UI"/>
+                <w:rFonts w:ascii="Times New Roman" w:hAnsi="Times New Roman" w:cs="Times New Roman"/>
+                <w:color w:val="0F1115"/>
+                <w:sz w:val="23"/>
+                <w:szCs w:val="23"/>
+              </w:rPr>
+            </w:pPr>
+            <w:r>
+              <w:rPr>
+                <w:rFonts w:ascii="Times New Roman" w:hAnsi="Times New Roman" w:cs="Times New Roman"/>
                 <w:color w:val="0F1115"/>
                 <w:sz w:val="23"/>
                 <w:szCs w:val="23"/>
@@ -1740,15 +1684,15 @@
             <w:pPr>
               <w:spacing w:line="375" w:lineRule="atLeast"/>
               <w:rPr>
-                <w:rFonts w:ascii="Segoe UI" w:hAnsi="Segoe UI" w:cs="Segoe UI"/>
-                <w:color w:val="0F1115"/>
-                <w:sz w:val="23"/>
-                <w:szCs w:val="23"/>
-              </w:rPr>
-            </w:pPr>
-            <w:r>
-              <w:rPr>
-                <w:rFonts w:ascii="Segoe UI" w:hAnsi="Segoe UI" w:cs="Segoe UI"/>
+                <w:rFonts w:ascii="Times New Roman" w:hAnsi="Times New Roman" w:cs="Times New Roman"/>
+                <w:color w:val="0F1115"/>
+                <w:sz w:val="23"/>
+                <w:szCs w:val="23"/>
+              </w:rPr>
+            </w:pPr>
+            <w:r>
+              <w:rPr>
+                <w:rFonts w:ascii="Times New Roman" w:hAnsi="Times New Roman" w:cs="Times New Roman"/>
                 <w:color w:val="0F1115"/>
                 <w:sz w:val="23"/>
                 <w:szCs w:val="23"/>
@@ -1768,15 +1712,15 @@
             <w:pPr>
               <w:spacing w:line="375" w:lineRule="atLeast"/>
               <w:rPr>
-                <w:rFonts w:ascii="Segoe UI" w:hAnsi="Segoe UI" w:cs="Segoe UI"/>
-                <w:color w:val="0F1115"/>
-                <w:sz w:val="23"/>
-                <w:szCs w:val="23"/>
-              </w:rPr>
-            </w:pPr>
-            <w:r>
-              <w:rPr>
-                <w:rFonts w:ascii="Segoe UI" w:hAnsi="Segoe UI" w:cs="Segoe UI"/>
+                <w:rFonts w:ascii="Times New Roman" w:hAnsi="Times New Roman" w:cs="Times New Roman"/>
+                <w:color w:val="0F1115"/>
+                <w:sz w:val="23"/>
+                <w:szCs w:val="23"/>
+              </w:rPr>
+            </w:pPr>
+            <w:r>
+              <w:rPr>
+                <w:rFonts w:ascii="Times New Roman" w:hAnsi="Times New Roman" w:cs="Times New Roman"/>
                 <w:color w:val="0F1115"/>
                 <w:sz w:val="23"/>
                 <w:szCs w:val="23"/>
@@ -1794,15 +1738,15 @@
             <w:pPr>
               <w:spacing w:line="375" w:lineRule="atLeast"/>
               <w:rPr>
-                <w:rFonts w:ascii="Segoe UI" w:hAnsi="Segoe UI" w:cs="Segoe UI"/>
-                <w:color w:val="0F1115"/>
-                <w:sz w:val="23"/>
-                <w:szCs w:val="23"/>
-              </w:rPr>
-            </w:pPr>
-            <w:r>
-              <w:rPr>
-                <w:rFonts w:ascii="Segoe UI" w:hAnsi="Segoe UI" w:cs="Segoe UI"/>
+                <w:rFonts w:ascii="Times New Roman" w:hAnsi="Times New Roman" w:cs="Times New Roman"/>
+                <w:color w:val="0F1115"/>
+                <w:sz w:val="23"/>
+                <w:szCs w:val="23"/>
+              </w:rPr>
+            </w:pPr>
+            <w:r>
+              <w:rPr>
+                <w:rFonts w:ascii="Times New Roman" w:hAnsi="Times New Roman" w:cs="Times New Roman"/>
                 <w:color w:val="0F1115"/>
                 <w:sz w:val="23"/>
                 <w:szCs w:val="23"/>
@@ -1822,15 +1766,15 @@
             <w:pPr>
               <w:spacing w:line="375" w:lineRule="atLeast"/>
               <w:rPr>
-                <w:rFonts w:ascii="Segoe UI" w:hAnsi="Segoe UI" w:cs="Segoe UI"/>
-                <w:color w:val="0F1115"/>
-                <w:sz w:val="23"/>
-                <w:szCs w:val="23"/>
-              </w:rPr>
-            </w:pPr>
-            <w:r>
-              <w:rPr>
-                <w:rFonts w:ascii="Segoe UI" w:hAnsi="Segoe UI" w:cs="Segoe UI"/>
+                <w:rFonts w:ascii="Times New Roman" w:hAnsi="Times New Roman" w:cs="Times New Roman"/>
+                <w:color w:val="0F1115"/>
+                <w:sz w:val="23"/>
+                <w:szCs w:val="23"/>
+              </w:rPr>
+            </w:pPr>
+            <w:r>
+              <w:rPr>
+                <w:rFonts w:ascii="Times New Roman" w:hAnsi="Times New Roman" w:cs="Times New Roman"/>
                 <w:color w:val="0F1115"/>
                 <w:sz w:val="23"/>
                 <w:szCs w:val="23"/>
@@ -1848,15 +1792,15 @@
             <w:pPr>
               <w:spacing w:line="375" w:lineRule="atLeast"/>
               <w:rPr>
-                <w:rFonts w:ascii="Segoe UI" w:hAnsi="Segoe UI" w:cs="Segoe UI"/>
-                <w:color w:val="0F1115"/>
-                <w:sz w:val="23"/>
-                <w:szCs w:val="23"/>
-              </w:rPr>
-            </w:pPr>
-            <w:r>
-              <w:rPr>
-                <w:rFonts w:ascii="Segoe UI" w:hAnsi="Segoe UI" w:cs="Segoe UI"/>
+                <w:rFonts w:ascii="Times New Roman" w:hAnsi="Times New Roman" w:cs="Times New Roman"/>
+                <w:color w:val="0F1115"/>
+                <w:sz w:val="23"/>
+                <w:szCs w:val="23"/>
+              </w:rPr>
+            </w:pPr>
+            <w:r>
+              <w:rPr>
+                <w:rFonts w:ascii="Times New Roman" w:hAnsi="Times New Roman" w:cs="Times New Roman"/>
                 <w:color w:val="0F1115"/>
                 <w:sz w:val="23"/>
                 <w:szCs w:val="23"/>
@@ -1873,7 +1817,6 @@
         <w:shd w:val="clear" w:color="auto" w:fill="FFFFFF"/>
         <w:spacing w:before="480" w:beforeAutospacing="0" w:after="240" w:afterAutospacing="0" w:line="450" w:lineRule="atLeast"/>
         <w:rPr>
-          <w:rFonts w:ascii="Segoe UI" w:hAnsi="Segoe UI" w:cs="Segoe UI"/>
           <w:color w:val="0F1115"/>
           <w:sz w:val="30"/>
           <w:szCs w:val="30"/>
@@ -1881,7 +1824,6 @@
       </w:pPr>
       <w:r>
         <w:rPr>
-          <w:rFonts w:ascii="Segoe UI" w:hAnsi="Segoe UI" w:cs="Segoe UI"/>
           <w:color w:val="0F1115"/>
           <w:sz w:val="30"/>
           <w:szCs w:val="30"/>
@@ -1900,13 +1842,11 @@
         <w:spacing w:after="0" w:afterAutospacing="0"/>
         <w:ind w:left="0"/>
         <w:rPr>
-          <w:rFonts w:ascii="Segoe UI" w:hAnsi="Segoe UI" w:cs="Segoe UI"/>
-          <w:color w:val="0F1115"/>
-        </w:rPr>
-      </w:pPr>
-      <w:r>
-        <w:rPr>
-          <w:rFonts w:ascii="Segoe UI" w:hAnsi="Segoe UI" w:cs="Segoe UI"/>
+          <w:color w:val="0F1115"/>
+        </w:rPr>
+      </w:pPr>
+      <w:r>
+        <w:rPr>
           <w:color w:val="0F1115"/>
         </w:rPr>
         <w:t>Проверить системные требования</w:t>
@@ -1923,13 +1863,11 @@
         <w:spacing w:after="0" w:afterAutospacing="0"/>
         <w:ind w:left="0"/>
         <w:rPr>
-          <w:rFonts w:ascii="Segoe UI" w:hAnsi="Segoe UI" w:cs="Segoe UI"/>
-          <w:color w:val="0F1115"/>
-        </w:rPr>
-      </w:pPr>
-      <w:r>
-        <w:rPr>
-          <w:rFonts w:ascii="Segoe UI" w:hAnsi="Segoe UI" w:cs="Segoe UI"/>
+          <w:color w:val="0F1115"/>
+        </w:rPr>
+      </w:pPr>
+      <w:r>
+        <w:rPr>
           <w:color w:val="0F1115"/>
         </w:rPr>
         <w:t>Проверить сетевое подключение</w:t>
@@ -1946,13 +1884,11 @@
         <w:spacing w:after="0" w:afterAutospacing="0"/>
         <w:ind w:left="0"/>
         <w:rPr>
-          <w:rFonts w:ascii="Segoe UI" w:hAnsi="Segoe UI" w:cs="Segoe UI"/>
-          <w:color w:val="0F1115"/>
-        </w:rPr>
-      </w:pPr>
-      <w:r>
-        <w:rPr>
-          <w:rFonts w:ascii="Segoe UI" w:hAnsi="Segoe UI" w:cs="Segoe UI"/>
+          <w:color w:val="0F1115"/>
+        </w:rPr>
+      </w:pPr>
+      <w:r>
+        <w:rPr>
           <w:color w:val="0F1115"/>
         </w:rPr>
         <w:t xml:space="preserve">Настроить MS SQL </w:t>
@@ -1960,7 +1896,6 @@
       <w:proofErr w:type="spellStart"/>
       <w:r>
         <w:rPr>
-          <w:rFonts w:ascii="Segoe UI" w:hAnsi="Segoe UI" w:cs="Segoe UI"/>
           <w:color w:val="0F1115"/>
         </w:rPr>
         <w:t>Server</w:t>
@@ -1978,13 +1913,11 @@
         <w:spacing w:after="0" w:afterAutospacing="0"/>
         <w:ind w:left="0"/>
         <w:rPr>
-          <w:rFonts w:ascii="Segoe UI" w:hAnsi="Segoe UI" w:cs="Segoe UI"/>
-          <w:color w:val="0F1115"/>
-        </w:rPr>
-      </w:pPr>
-      <w:r>
-        <w:rPr>
-          <w:rFonts w:ascii="Segoe UI" w:hAnsi="Segoe UI" w:cs="Segoe UI"/>
+          <w:color w:val="0F1115"/>
+        </w:rPr>
+      </w:pPr>
+      <w:r>
+        <w:rPr>
           <w:color w:val="0F1115"/>
         </w:rPr>
         <w:t xml:space="preserve">Создать базу данных </w:t>
@@ -1992,7 +1925,6 @@
       <w:proofErr w:type="spellStart"/>
       <w:r>
         <w:rPr>
-          <w:rFonts w:ascii="Segoe UI" w:hAnsi="Segoe UI" w:cs="Segoe UI"/>
           <w:color w:val="0F1115"/>
         </w:rPr>
         <w:t>HelpDeskDB</w:t>
@@ -2010,13 +1942,11 @@
         <w:spacing w:after="0" w:afterAutospacing="0"/>
         <w:ind w:left="0"/>
         <w:rPr>
-          <w:rFonts w:ascii="Segoe UI" w:hAnsi="Segoe UI" w:cs="Segoe UI"/>
-          <w:color w:val="0F1115"/>
-        </w:rPr>
-      </w:pPr>
-      <w:r>
-        <w:rPr>
-          <w:rFonts w:ascii="Segoe UI" w:hAnsi="Segoe UI" w:cs="Segoe UI"/>
+          <w:color w:val="0F1115"/>
+        </w:rPr>
+      </w:pPr>
+      <w:r>
+        <w:rPr>
           <w:color w:val="0F1115"/>
         </w:rPr>
         <w:t>Настроить строку подключения</w:t>
@@ -2033,13 +1963,11 @@
         <w:spacing w:after="0" w:afterAutospacing="0"/>
         <w:ind w:left="0"/>
         <w:rPr>
-          <w:rFonts w:ascii="Segoe UI" w:hAnsi="Segoe UI" w:cs="Segoe UI"/>
-          <w:color w:val="0F1115"/>
-        </w:rPr>
-      </w:pPr>
-      <w:r>
-        <w:rPr>
-          <w:rFonts w:ascii="Segoe UI" w:hAnsi="Segoe UI" w:cs="Segoe UI"/>
+          <w:color w:val="0F1115"/>
+        </w:rPr>
+      </w:pPr>
+      <w:r>
+        <w:rPr>
           <w:color w:val="0F1115"/>
         </w:rPr>
         <w:t xml:space="preserve">Установить </w:t>
@@ -2047,7 +1975,6 @@
       <w:proofErr w:type="spellStart"/>
       <w:r>
         <w:rPr>
-          <w:rFonts w:ascii="Segoe UI" w:hAnsi="Segoe UI" w:cs="Segoe UI"/>
           <w:color w:val="0F1115"/>
         </w:rPr>
         <w:t>HelpDesk</w:t>
@@ -2065,13 +1992,11 @@
         <w:spacing w:after="0" w:afterAutospacing="0"/>
         <w:ind w:left="0"/>
         <w:rPr>
-          <w:rFonts w:ascii="Segoe UI" w:hAnsi="Segoe UI" w:cs="Segoe UI"/>
-          <w:color w:val="0F1115"/>
-        </w:rPr>
-      </w:pPr>
-      <w:r>
-        <w:rPr>
-          <w:rFonts w:ascii="Segoe UI" w:hAnsi="Segoe UI" w:cs="Segoe UI"/>
+          <w:color w:val="0F1115"/>
+        </w:rPr>
+      </w:pPr>
+      <w:r>
+        <w:rPr>
           <w:color w:val="0F1115"/>
         </w:rPr>
         <w:t>Выполнить контрольный вход</w:t>
@@ -2088,13 +2013,11 @@
         <w:spacing w:after="0" w:afterAutospacing="0"/>
         <w:ind w:left="0"/>
         <w:rPr>
-          <w:rFonts w:ascii="Segoe UI" w:hAnsi="Segoe UI" w:cs="Segoe UI"/>
-          <w:color w:val="0F1115"/>
-        </w:rPr>
-      </w:pPr>
-      <w:r>
-        <w:rPr>
-          <w:rFonts w:ascii="Segoe UI" w:hAnsi="Segoe UI" w:cs="Segoe UI"/>
+          <w:color w:val="0F1115"/>
+        </w:rPr>
+      </w:pPr>
+      <w:r>
+        <w:rPr>
           <w:color w:val="0F1115"/>
         </w:rPr>
         <w:t>Создать пользователей</w:t>
@@ -2111,13 +2034,11 @@
         <w:spacing w:after="0" w:afterAutospacing="0"/>
         <w:ind w:left="0"/>
         <w:rPr>
-          <w:rFonts w:ascii="Segoe UI" w:hAnsi="Segoe UI" w:cs="Segoe UI"/>
-          <w:color w:val="0F1115"/>
-        </w:rPr>
-      </w:pPr>
-      <w:r>
-        <w:rPr>
-          <w:rFonts w:ascii="Segoe UI" w:hAnsi="Segoe UI" w:cs="Segoe UI"/>
+          <w:color w:val="0F1115"/>
+        </w:rPr>
+      </w:pPr>
+      <w:r>
+        <w:rPr>
           <w:color w:val="0F1115"/>
         </w:rPr>
         <w:t>Проверить добавление заявки</w:t>
@@ -2134,13 +2055,11 @@
         <w:spacing w:after="0" w:afterAutospacing="0"/>
         <w:ind w:left="0"/>
         <w:rPr>
-          <w:rFonts w:ascii="Segoe UI" w:hAnsi="Segoe UI" w:cs="Segoe UI"/>
-          <w:color w:val="0F1115"/>
-        </w:rPr>
-      </w:pPr>
-      <w:r>
-        <w:rPr>
-          <w:rFonts w:ascii="Segoe UI" w:hAnsi="Segoe UI" w:cs="Segoe UI"/>
+          <w:color w:val="0F1115"/>
+        </w:rPr>
+      </w:pPr>
+      <w:r>
+        <w:rPr>
           <w:color w:val="0F1115"/>
         </w:rPr>
         <w:t>Провести инструктаж пользователя</w:t>
@@ -2157,13 +2076,11 @@
         <w:spacing w:after="0" w:afterAutospacing="0"/>
         <w:ind w:left="0"/>
         <w:rPr>
-          <w:rFonts w:ascii="Segoe UI" w:hAnsi="Segoe UI" w:cs="Segoe UI"/>
-          <w:color w:val="0F1115"/>
-        </w:rPr>
-      </w:pPr>
-      <w:r>
-        <w:rPr>
-          <w:rFonts w:ascii="Segoe UI" w:hAnsi="Segoe UI" w:cs="Segoe UI"/>
+          <w:color w:val="0F1115"/>
+        </w:rPr>
+      </w:pPr>
+      <w:r>
+        <w:rPr>
           <w:color w:val="0F1115"/>
         </w:rPr>
         <w:t>Создать резервную копию</w:t>
@@ -2180,13 +2097,11 @@
         <w:spacing w:after="0" w:afterAutospacing="0"/>
         <w:ind w:left="0"/>
         <w:rPr>
-          <w:rFonts w:ascii="Segoe UI" w:hAnsi="Segoe UI" w:cs="Segoe UI"/>
-          <w:color w:val="0F1115"/>
-        </w:rPr>
-      </w:pPr>
-      <w:r>
-        <w:rPr>
-          <w:rFonts w:ascii="Segoe UI" w:hAnsi="Segoe UI" w:cs="Segoe UI"/>
+          <w:color w:val="0F1115"/>
+        </w:rPr>
+      </w:pPr>
+      <w:r>
+        <w:rPr>
           <w:color w:val="0F1115"/>
         </w:rPr>
         <w:t>Начать эксплуатацию</w:t>
@@ -2198,7 +2113,6 @@
         <w:shd w:val="clear" w:color="auto" w:fill="FFFFFF"/>
         <w:spacing w:before="480" w:beforeAutospacing="0" w:after="240" w:afterAutospacing="0" w:line="450" w:lineRule="atLeast"/>
         <w:rPr>
-          <w:rFonts w:ascii="Segoe UI" w:hAnsi="Segoe UI" w:cs="Segoe UI"/>
           <w:color w:val="0F1115"/>
           <w:sz w:val="30"/>
           <w:szCs w:val="30"/>
@@ -2206,12 +2120,10 @@
       </w:pPr>
       <w:r>
         <w:rPr>
-          <w:rFonts w:ascii="Segoe UI" w:hAnsi="Segoe UI" w:cs="Segoe UI"/>
           <w:color w:val="0F1115"/>
           <w:sz w:val="30"/>
           <w:szCs w:val="30"/>
         </w:rPr>
-        <w:lastRenderedPageBreak/>
         <w:t>Задание 4. Определение зависимостей между работами</w:t>
       </w:r>
     </w:p>
@@ -2239,15 +2151,15 @@
             <w:pPr>
               <w:spacing w:line="375" w:lineRule="atLeast"/>
               <w:rPr>
-                <w:rFonts w:ascii="Segoe UI" w:hAnsi="Segoe UI" w:cs="Segoe UI"/>
-                <w:color w:val="0F1115"/>
-                <w:sz w:val="23"/>
-                <w:szCs w:val="23"/>
-              </w:rPr>
-            </w:pPr>
-            <w:r>
-              <w:rPr>
-                <w:rFonts w:ascii="Segoe UI" w:hAnsi="Segoe UI" w:cs="Segoe UI"/>
+                <w:rFonts w:ascii="Times New Roman" w:hAnsi="Times New Roman" w:cs="Times New Roman"/>
+                <w:color w:val="0F1115"/>
+                <w:sz w:val="23"/>
+                <w:szCs w:val="23"/>
+              </w:rPr>
+            </w:pPr>
+            <w:r>
+              <w:rPr>
+                <w:rFonts w:ascii="Times New Roman" w:hAnsi="Times New Roman" w:cs="Times New Roman"/>
                 <w:color w:val="0F1115"/>
                 <w:sz w:val="23"/>
                 <w:szCs w:val="23"/>
@@ -2265,15 +2177,15 @@
             <w:pPr>
               <w:spacing w:line="375" w:lineRule="atLeast"/>
               <w:rPr>
-                <w:rFonts w:ascii="Segoe UI" w:hAnsi="Segoe UI" w:cs="Segoe UI"/>
-                <w:color w:val="0F1115"/>
-                <w:sz w:val="23"/>
-                <w:szCs w:val="23"/>
-              </w:rPr>
-            </w:pPr>
-            <w:r>
-              <w:rPr>
-                <w:rFonts w:ascii="Segoe UI" w:hAnsi="Segoe UI" w:cs="Segoe UI"/>
+                <w:rFonts w:ascii="Times New Roman" w:hAnsi="Times New Roman" w:cs="Times New Roman"/>
+                <w:color w:val="0F1115"/>
+                <w:sz w:val="23"/>
+                <w:szCs w:val="23"/>
+              </w:rPr>
+            </w:pPr>
+            <w:r>
+              <w:rPr>
+                <w:rFonts w:ascii="Times New Roman" w:hAnsi="Times New Roman" w:cs="Times New Roman"/>
                 <w:color w:val="0F1115"/>
                 <w:sz w:val="23"/>
                 <w:szCs w:val="23"/>
@@ -2296,15 +2208,15 @@
             <w:pPr>
               <w:spacing w:line="375" w:lineRule="atLeast"/>
               <w:rPr>
-                <w:rFonts w:ascii="Segoe UI" w:hAnsi="Segoe UI" w:cs="Segoe UI"/>
-                <w:color w:val="0F1115"/>
-                <w:sz w:val="23"/>
-                <w:szCs w:val="23"/>
-              </w:rPr>
-            </w:pPr>
-            <w:r>
-              <w:rPr>
-                <w:rFonts w:ascii="Segoe UI" w:hAnsi="Segoe UI" w:cs="Segoe UI"/>
+                <w:rFonts w:ascii="Times New Roman" w:hAnsi="Times New Roman" w:cs="Times New Roman"/>
+                <w:color w:val="0F1115"/>
+                <w:sz w:val="23"/>
+                <w:szCs w:val="23"/>
+              </w:rPr>
+            </w:pPr>
+            <w:r>
+              <w:rPr>
+                <w:rFonts w:ascii="Times New Roman" w:hAnsi="Times New Roman" w:cs="Times New Roman"/>
                 <w:color w:val="0F1115"/>
                 <w:sz w:val="23"/>
                 <w:szCs w:val="23"/>
@@ -2322,15 +2234,15 @@
             <w:pPr>
               <w:spacing w:line="375" w:lineRule="atLeast"/>
               <w:rPr>
-                <w:rFonts w:ascii="Segoe UI" w:hAnsi="Segoe UI" w:cs="Segoe UI"/>
-                <w:color w:val="0F1115"/>
-                <w:sz w:val="23"/>
-                <w:szCs w:val="23"/>
-              </w:rPr>
-            </w:pPr>
-            <w:r>
-              <w:rPr>
-                <w:rFonts w:ascii="Segoe UI" w:hAnsi="Segoe UI" w:cs="Segoe UI"/>
+                <w:rFonts w:ascii="Times New Roman" w:hAnsi="Times New Roman" w:cs="Times New Roman"/>
+                <w:color w:val="0F1115"/>
+                <w:sz w:val="23"/>
+                <w:szCs w:val="23"/>
+              </w:rPr>
+            </w:pPr>
+            <w:r>
+              <w:rPr>
+                <w:rFonts w:ascii="Times New Roman" w:hAnsi="Times New Roman" w:cs="Times New Roman"/>
                 <w:color w:val="0F1115"/>
                 <w:sz w:val="23"/>
                 <w:szCs w:val="23"/>
@@ -2340,7 +2252,7 @@
             <w:proofErr w:type="spellStart"/>
             <w:r>
               <w:rPr>
-                <w:rFonts w:ascii="Segoe UI" w:hAnsi="Segoe UI" w:cs="Segoe UI"/>
+                <w:rFonts w:ascii="Times New Roman" w:hAnsi="Times New Roman" w:cs="Times New Roman"/>
                 <w:color w:val="0F1115"/>
                 <w:sz w:val="23"/>
                 <w:szCs w:val="23"/>
@@ -2364,19 +2276,20 @@
             <w:pPr>
               <w:spacing w:line="375" w:lineRule="atLeast"/>
               <w:rPr>
-                <w:rFonts w:ascii="Segoe UI" w:hAnsi="Segoe UI" w:cs="Segoe UI"/>
-                <w:color w:val="0F1115"/>
-                <w:sz w:val="23"/>
-                <w:szCs w:val="23"/>
-              </w:rPr>
-            </w:pPr>
-            <w:r>
-              <w:rPr>
-                <w:rFonts w:ascii="Segoe UI" w:hAnsi="Segoe UI" w:cs="Segoe UI"/>
-                <w:color w:val="0F1115"/>
-                <w:sz w:val="23"/>
-                <w:szCs w:val="23"/>
-              </w:rPr>
+                <w:rFonts w:ascii="Times New Roman" w:hAnsi="Times New Roman" w:cs="Times New Roman"/>
+                <w:color w:val="0F1115"/>
+                <w:sz w:val="23"/>
+                <w:szCs w:val="23"/>
+              </w:rPr>
+            </w:pPr>
+            <w:r>
+              <w:rPr>
+                <w:rFonts w:ascii="Times New Roman" w:hAnsi="Times New Roman" w:cs="Times New Roman"/>
+                <w:color w:val="0F1115"/>
+                <w:sz w:val="23"/>
+                <w:szCs w:val="23"/>
+              </w:rPr>
+              <w:lastRenderedPageBreak/>
               <w:t>Настройка строки подключения</w:t>
             </w:r>
           </w:p>
@@ -2390,15 +2303,15 @@
             <w:pPr>
               <w:spacing w:line="375" w:lineRule="atLeast"/>
               <w:rPr>
-                <w:rFonts w:ascii="Segoe UI" w:hAnsi="Segoe UI" w:cs="Segoe UI"/>
-                <w:color w:val="0F1115"/>
-                <w:sz w:val="23"/>
-                <w:szCs w:val="23"/>
-              </w:rPr>
-            </w:pPr>
-            <w:r>
-              <w:rPr>
-                <w:rFonts w:ascii="Segoe UI" w:hAnsi="Segoe UI" w:cs="Segoe UI"/>
+                <w:rFonts w:ascii="Times New Roman" w:hAnsi="Times New Roman" w:cs="Times New Roman"/>
+                <w:color w:val="0F1115"/>
+                <w:sz w:val="23"/>
+                <w:szCs w:val="23"/>
+              </w:rPr>
+            </w:pPr>
+            <w:r>
+              <w:rPr>
+                <w:rFonts w:ascii="Times New Roman" w:hAnsi="Times New Roman" w:cs="Times New Roman"/>
                 <w:color w:val="0F1115"/>
                 <w:sz w:val="23"/>
                 <w:szCs w:val="23"/>
@@ -2421,15 +2334,15 @@
             <w:pPr>
               <w:spacing w:line="375" w:lineRule="atLeast"/>
               <w:rPr>
-                <w:rFonts w:ascii="Segoe UI" w:hAnsi="Segoe UI" w:cs="Segoe UI"/>
-                <w:color w:val="0F1115"/>
-                <w:sz w:val="23"/>
-                <w:szCs w:val="23"/>
-              </w:rPr>
-            </w:pPr>
-            <w:r>
-              <w:rPr>
-                <w:rFonts w:ascii="Segoe UI" w:hAnsi="Segoe UI" w:cs="Segoe UI"/>
+                <w:rFonts w:ascii="Times New Roman" w:hAnsi="Times New Roman" w:cs="Times New Roman"/>
+                <w:color w:val="0F1115"/>
+                <w:sz w:val="23"/>
+                <w:szCs w:val="23"/>
+              </w:rPr>
+            </w:pPr>
+            <w:r>
+              <w:rPr>
+                <w:rFonts w:ascii="Times New Roman" w:hAnsi="Times New Roman" w:cs="Times New Roman"/>
                 <w:color w:val="0F1115"/>
                 <w:sz w:val="23"/>
                 <w:szCs w:val="23"/>
@@ -2447,15 +2360,15 @@
             <w:pPr>
               <w:spacing w:line="375" w:lineRule="atLeast"/>
               <w:rPr>
-                <w:rFonts w:ascii="Segoe UI" w:hAnsi="Segoe UI" w:cs="Segoe UI"/>
-                <w:color w:val="0F1115"/>
-                <w:sz w:val="23"/>
-                <w:szCs w:val="23"/>
-              </w:rPr>
-            </w:pPr>
-            <w:r>
-              <w:rPr>
-                <w:rFonts w:ascii="Segoe UI" w:hAnsi="Segoe UI" w:cs="Segoe UI"/>
+                <w:rFonts w:ascii="Times New Roman" w:hAnsi="Times New Roman" w:cs="Times New Roman"/>
+                <w:color w:val="0F1115"/>
+                <w:sz w:val="23"/>
+                <w:szCs w:val="23"/>
+              </w:rPr>
+            </w:pPr>
+            <w:r>
+              <w:rPr>
+                <w:rFonts w:ascii="Times New Roman" w:hAnsi="Times New Roman" w:cs="Times New Roman"/>
                 <w:color w:val="0F1115"/>
                 <w:sz w:val="23"/>
                 <w:szCs w:val="23"/>
@@ -2465,7 +2378,7 @@
             <w:proofErr w:type="spellStart"/>
             <w:r>
               <w:rPr>
-                <w:rFonts w:ascii="Segoe UI" w:hAnsi="Segoe UI" w:cs="Segoe UI"/>
+                <w:rFonts w:ascii="Times New Roman" w:hAnsi="Times New Roman" w:cs="Times New Roman"/>
                 <w:color w:val="0F1115"/>
                 <w:sz w:val="23"/>
                 <w:szCs w:val="23"/>
@@ -2489,15 +2402,15 @@
             <w:pPr>
               <w:spacing w:line="375" w:lineRule="atLeast"/>
               <w:rPr>
-                <w:rFonts w:ascii="Segoe UI" w:hAnsi="Segoe UI" w:cs="Segoe UI"/>
-                <w:color w:val="0F1115"/>
-                <w:sz w:val="23"/>
-                <w:szCs w:val="23"/>
-              </w:rPr>
-            </w:pPr>
-            <w:r>
-              <w:rPr>
-                <w:rFonts w:ascii="Segoe UI" w:hAnsi="Segoe UI" w:cs="Segoe UI"/>
+                <w:rFonts w:ascii="Times New Roman" w:hAnsi="Times New Roman" w:cs="Times New Roman"/>
+                <w:color w:val="0F1115"/>
+                <w:sz w:val="23"/>
+                <w:szCs w:val="23"/>
+              </w:rPr>
+            </w:pPr>
+            <w:r>
+              <w:rPr>
+                <w:rFonts w:ascii="Times New Roman" w:hAnsi="Times New Roman" w:cs="Times New Roman"/>
                 <w:color w:val="0F1115"/>
                 <w:sz w:val="23"/>
                 <w:szCs w:val="23"/>
@@ -2515,15 +2428,15 @@
             <w:pPr>
               <w:spacing w:line="375" w:lineRule="atLeast"/>
               <w:rPr>
-                <w:rFonts w:ascii="Segoe UI" w:hAnsi="Segoe UI" w:cs="Segoe UI"/>
-                <w:color w:val="0F1115"/>
-                <w:sz w:val="23"/>
-                <w:szCs w:val="23"/>
-              </w:rPr>
-            </w:pPr>
-            <w:r>
-              <w:rPr>
-                <w:rFonts w:ascii="Segoe UI" w:hAnsi="Segoe UI" w:cs="Segoe UI"/>
+                <w:rFonts w:ascii="Times New Roman" w:hAnsi="Times New Roman" w:cs="Times New Roman"/>
+                <w:color w:val="0F1115"/>
+                <w:sz w:val="23"/>
+                <w:szCs w:val="23"/>
+              </w:rPr>
+            </w:pPr>
+            <w:r>
+              <w:rPr>
+                <w:rFonts w:ascii="Times New Roman" w:hAnsi="Times New Roman" w:cs="Times New Roman"/>
                 <w:color w:val="0F1115"/>
                 <w:sz w:val="23"/>
                 <w:szCs w:val="23"/>
@@ -2546,15 +2459,15 @@
             <w:pPr>
               <w:spacing w:line="375" w:lineRule="atLeast"/>
               <w:rPr>
-                <w:rFonts w:ascii="Segoe UI" w:hAnsi="Segoe UI" w:cs="Segoe UI"/>
-                <w:color w:val="0F1115"/>
-                <w:sz w:val="23"/>
-                <w:szCs w:val="23"/>
-              </w:rPr>
-            </w:pPr>
-            <w:r>
-              <w:rPr>
-                <w:rFonts w:ascii="Segoe UI" w:hAnsi="Segoe UI" w:cs="Segoe UI"/>
+                <w:rFonts w:ascii="Times New Roman" w:hAnsi="Times New Roman" w:cs="Times New Roman"/>
+                <w:color w:val="0F1115"/>
+                <w:sz w:val="23"/>
+                <w:szCs w:val="23"/>
+              </w:rPr>
+            </w:pPr>
+            <w:r>
+              <w:rPr>
+                <w:rFonts w:ascii="Times New Roman" w:hAnsi="Times New Roman" w:cs="Times New Roman"/>
                 <w:color w:val="0F1115"/>
                 <w:sz w:val="23"/>
                 <w:szCs w:val="23"/>
@@ -2572,15 +2485,15 @@
             <w:pPr>
               <w:spacing w:line="375" w:lineRule="atLeast"/>
               <w:rPr>
-                <w:rFonts w:ascii="Segoe UI" w:hAnsi="Segoe UI" w:cs="Segoe UI"/>
-                <w:color w:val="0F1115"/>
-                <w:sz w:val="23"/>
-                <w:szCs w:val="23"/>
-              </w:rPr>
-            </w:pPr>
-            <w:r>
-              <w:rPr>
-                <w:rFonts w:ascii="Segoe UI" w:hAnsi="Segoe UI" w:cs="Segoe UI"/>
+                <w:rFonts w:ascii="Times New Roman" w:hAnsi="Times New Roman" w:cs="Times New Roman"/>
+                <w:color w:val="0F1115"/>
+                <w:sz w:val="23"/>
+                <w:szCs w:val="23"/>
+              </w:rPr>
+            </w:pPr>
+            <w:r>
+              <w:rPr>
+                <w:rFonts w:ascii="Times New Roman" w:hAnsi="Times New Roman" w:cs="Times New Roman"/>
                 <w:color w:val="0F1115"/>
                 <w:sz w:val="23"/>
                 <w:szCs w:val="23"/>
@@ -2603,15 +2516,15 @@
             <w:pPr>
               <w:spacing w:line="375" w:lineRule="atLeast"/>
               <w:rPr>
-                <w:rFonts w:ascii="Segoe UI" w:hAnsi="Segoe UI" w:cs="Segoe UI"/>
-                <w:color w:val="0F1115"/>
-                <w:sz w:val="23"/>
-                <w:szCs w:val="23"/>
-              </w:rPr>
-            </w:pPr>
-            <w:r>
-              <w:rPr>
-                <w:rFonts w:ascii="Segoe UI" w:hAnsi="Segoe UI" w:cs="Segoe UI"/>
+                <w:rFonts w:ascii="Times New Roman" w:hAnsi="Times New Roman" w:cs="Times New Roman"/>
+                <w:color w:val="0F1115"/>
+                <w:sz w:val="23"/>
+                <w:szCs w:val="23"/>
+              </w:rPr>
+            </w:pPr>
+            <w:r>
+              <w:rPr>
+                <w:rFonts w:ascii="Times New Roman" w:hAnsi="Times New Roman" w:cs="Times New Roman"/>
                 <w:color w:val="0F1115"/>
                 <w:sz w:val="23"/>
                 <w:szCs w:val="23"/>
@@ -2629,15 +2542,15 @@
             <w:pPr>
               <w:spacing w:line="375" w:lineRule="atLeast"/>
               <w:rPr>
-                <w:rFonts w:ascii="Segoe UI" w:hAnsi="Segoe UI" w:cs="Segoe UI"/>
-                <w:color w:val="0F1115"/>
-                <w:sz w:val="23"/>
-                <w:szCs w:val="23"/>
-              </w:rPr>
-            </w:pPr>
-            <w:r>
-              <w:rPr>
-                <w:rFonts w:ascii="Segoe UI" w:hAnsi="Segoe UI" w:cs="Segoe UI"/>
+                <w:rFonts w:ascii="Times New Roman" w:hAnsi="Times New Roman" w:cs="Times New Roman"/>
+                <w:color w:val="0F1115"/>
+                <w:sz w:val="23"/>
+                <w:szCs w:val="23"/>
+              </w:rPr>
+            </w:pPr>
+            <w:r>
+              <w:rPr>
+                <w:rFonts w:ascii="Times New Roman" w:hAnsi="Times New Roman" w:cs="Times New Roman"/>
                 <w:color w:val="0F1115"/>
                 <w:sz w:val="23"/>
                 <w:szCs w:val="23"/>
@@ -2654,7 +2567,6 @@
         <w:shd w:val="clear" w:color="auto" w:fill="FFFFFF"/>
         <w:spacing w:before="480" w:beforeAutospacing="0" w:after="240" w:afterAutospacing="0" w:line="450" w:lineRule="atLeast"/>
         <w:rPr>
-          <w:rFonts w:ascii="Segoe UI" w:hAnsi="Segoe UI" w:cs="Segoe UI"/>
           <w:color w:val="0F1115"/>
           <w:sz w:val="30"/>
           <w:szCs w:val="30"/>
@@ -2662,7 +2574,6 @@
       </w:pPr>
       <w:r>
         <w:rPr>
-          <w:rFonts w:ascii="Segoe UI" w:hAnsi="Segoe UI" w:cs="Segoe UI"/>
           <w:color w:val="0F1115"/>
           <w:sz w:val="30"/>
           <w:szCs w:val="30"/>
@@ -2694,15 +2605,15 @@
             <w:pPr>
               <w:spacing w:line="375" w:lineRule="atLeast"/>
               <w:rPr>
-                <w:rFonts w:ascii="Segoe UI" w:hAnsi="Segoe UI" w:cs="Segoe UI"/>
-                <w:color w:val="0F1115"/>
-                <w:sz w:val="23"/>
-                <w:szCs w:val="23"/>
-              </w:rPr>
-            </w:pPr>
-            <w:r>
-              <w:rPr>
-                <w:rFonts w:ascii="Segoe UI" w:hAnsi="Segoe UI" w:cs="Segoe UI"/>
+                <w:rFonts w:ascii="Times New Roman" w:hAnsi="Times New Roman" w:cs="Times New Roman"/>
+                <w:color w:val="0F1115"/>
+                <w:sz w:val="23"/>
+                <w:szCs w:val="23"/>
+              </w:rPr>
+            </w:pPr>
+            <w:r>
+              <w:rPr>
+                <w:rFonts w:ascii="Times New Roman" w:hAnsi="Times New Roman" w:cs="Times New Roman"/>
                 <w:color w:val="0F1115"/>
                 <w:sz w:val="23"/>
                 <w:szCs w:val="23"/>
@@ -2720,15 +2631,15 @@
             <w:pPr>
               <w:spacing w:line="375" w:lineRule="atLeast"/>
               <w:rPr>
-                <w:rFonts w:ascii="Segoe UI" w:hAnsi="Segoe UI" w:cs="Segoe UI"/>
-                <w:color w:val="0F1115"/>
-                <w:sz w:val="23"/>
-                <w:szCs w:val="23"/>
-              </w:rPr>
-            </w:pPr>
-            <w:r>
-              <w:rPr>
-                <w:rFonts w:ascii="Segoe UI" w:hAnsi="Segoe UI" w:cs="Segoe UI"/>
+                <w:rFonts w:ascii="Times New Roman" w:hAnsi="Times New Roman" w:cs="Times New Roman"/>
+                <w:color w:val="0F1115"/>
+                <w:sz w:val="23"/>
+                <w:szCs w:val="23"/>
+              </w:rPr>
+            </w:pPr>
+            <w:r>
+              <w:rPr>
+                <w:rFonts w:ascii="Times New Roman" w:hAnsi="Times New Roman" w:cs="Times New Roman"/>
                 <w:color w:val="0F1115"/>
                 <w:sz w:val="23"/>
                 <w:szCs w:val="23"/>
@@ -2751,15 +2662,15 @@
             <w:pPr>
               <w:spacing w:line="375" w:lineRule="atLeast"/>
               <w:rPr>
-                <w:rFonts w:ascii="Segoe UI" w:hAnsi="Segoe UI" w:cs="Segoe UI"/>
-                <w:color w:val="0F1115"/>
-                <w:sz w:val="23"/>
-                <w:szCs w:val="23"/>
-              </w:rPr>
-            </w:pPr>
-            <w:r>
-              <w:rPr>
-                <w:rFonts w:ascii="Segoe UI" w:hAnsi="Segoe UI" w:cs="Segoe UI"/>
+                <w:rFonts w:ascii="Times New Roman" w:hAnsi="Times New Roman" w:cs="Times New Roman"/>
+                <w:color w:val="0F1115"/>
+                <w:sz w:val="23"/>
+                <w:szCs w:val="23"/>
+              </w:rPr>
+            </w:pPr>
+            <w:r>
+              <w:rPr>
+                <w:rFonts w:ascii="Times New Roman" w:hAnsi="Times New Roman" w:cs="Times New Roman"/>
                 <w:color w:val="0F1115"/>
                 <w:sz w:val="23"/>
                 <w:szCs w:val="23"/>
@@ -2777,15 +2688,15 @@
             <w:pPr>
               <w:spacing w:line="375" w:lineRule="atLeast"/>
               <w:rPr>
-                <w:rFonts w:ascii="Segoe UI" w:hAnsi="Segoe UI" w:cs="Segoe UI"/>
-                <w:color w:val="0F1115"/>
-                <w:sz w:val="23"/>
-                <w:szCs w:val="23"/>
-              </w:rPr>
-            </w:pPr>
-            <w:r>
-              <w:rPr>
-                <w:rFonts w:ascii="Segoe UI" w:hAnsi="Segoe UI" w:cs="Segoe UI"/>
+                <w:rFonts w:ascii="Times New Roman" w:hAnsi="Times New Roman" w:cs="Times New Roman"/>
+                <w:color w:val="0F1115"/>
+                <w:sz w:val="23"/>
+                <w:szCs w:val="23"/>
+              </w:rPr>
+            </w:pPr>
+            <w:r>
+              <w:rPr>
+                <w:rFonts w:ascii="Times New Roman" w:hAnsi="Times New Roman" w:cs="Times New Roman"/>
                 <w:color w:val="0F1115"/>
                 <w:sz w:val="23"/>
                 <w:szCs w:val="23"/>
@@ -2808,15 +2719,15 @@
             <w:pPr>
               <w:spacing w:line="375" w:lineRule="atLeast"/>
               <w:rPr>
-                <w:rFonts w:ascii="Segoe UI" w:hAnsi="Segoe UI" w:cs="Segoe UI"/>
-                <w:color w:val="0F1115"/>
-                <w:sz w:val="23"/>
-                <w:szCs w:val="23"/>
-              </w:rPr>
-            </w:pPr>
-            <w:r>
-              <w:rPr>
-                <w:rFonts w:ascii="Segoe UI" w:hAnsi="Segoe UI" w:cs="Segoe UI"/>
+                <w:rFonts w:ascii="Times New Roman" w:hAnsi="Times New Roman" w:cs="Times New Roman"/>
+                <w:color w:val="0F1115"/>
+                <w:sz w:val="23"/>
+                <w:szCs w:val="23"/>
+              </w:rPr>
+            </w:pPr>
+            <w:r>
+              <w:rPr>
+                <w:rFonts w:ascii="Times New Roman" w:hAnsi="Times New Roman" w:cs="Times New Roman"/>
                 <w:color w:val="0F1115"/>
                 <w:sz w:val="23"/>
                 <w:szCs w:val="23"/>
@@ -2834,15 +2745,15 @@
             <w:pPr>
               <w:spacing w:line="375" w:lineRule="atLeast"/>
               <w:rPr>
-                <w:rFonts w:ascii="Segoe UI" w:hAnsi="Segoe UI" w:cs="Segoe UI"/>
-                <w:color w:val="0F1115"/>
-                <w:sz w:val="23"/>
-                <w:szCs w:val="23"/>
-              </w:rPr>
-            </w:pPr>
-            <w:r>
-              <w:rPr>
-                <w:rFonts w:ascii="Segoe UI" w:hAnsi="Segoe UI" w:cs="Segoe UI"/>
+                <w:rFonts w:ascii="Times New Roman" w:hAnsi="Times New Roman" w:cs="Times New Roman"/>
+                <w:color w:val="0F1115"/>
+                <w:sz w:val="23"/>
+                <w:szCs w:val="23"/>
+              </w:rPr>
+            </w:pPr>
+            <w:r>
+              <w:rPr>
+                <w:rFonts w:ascii="Times New Roman" w:hAnsi="Times New Roman" w:cs="Times New Roman"/>
                 <w:color w:val="0F1115"/>
                 <w:sz w:val="23"/>
                 <w:szCs w:val="23"/>
@@ -2865,15 +2776,15 @@
             <w:pPr>
               <w:spacing w:line="375" w:lineRule="atLeast"/>
               <w:rPr>
-                <w:rFonts w:ascii="Segoe UI" w:hAnsi="Segoe UI" w:cs="Segoe UI"/>
-                <w:color w:val="0F1115"/>
-                <w:sz w:val="23"/>
-                <w:szCs w:val="23"/>
-              </w:rPr>
-            </w:pPr>
-            <w:r>
-              <w:rPr>
-                <w:rFonts w:ascii="Segoe UI" w:hAnsi="Segoe UI" w:cs="Segoe UI"/>
+                <w:rFonts w:ascii="Times New Roman" w:hAnsi="Times New Roman" w:cs="Times New Roman"/>
+                <w:color w:val="0F1115"/>
+                <w:sz w:val="23"/>
+                <w:szCs w:val="23"/>
+              </w:rPr>
+            </w:pPr>
+            <w:r>
+              <w:rPr>
+                <w:rFonts w:ascii="Times New Roman" w:hAnsi="Times New Roman" w:cs="Times New Roman"/>
                 <w:color w:val="0F1115"/>
                 <w:sz w:val="23"/>
                 <w:szCs w:val="23"/>
@@ -2883,7 +2794,7 @@
             <w:proofErr w:type="spellStart"/>
             <w:r>
               <w:rPr>
-                <w:rFonts w:ascii="Segoe UI" w:hAnsi="Segoe UI" w:cs="Segoe UI"/>
+                <w:rFonts w:ascii="Times New Roman" w:hAnsi="Times New Roman" w:cs="Times New Roman"/>
                 <w:color w:val="0F1115"/>
                 <w:sz w:val="23"/>
                 <w:szCs w:val="23"/>
@@ -2902,15 +2813,15 @@
             <w:pPr>
               <w:spacing w:line="375" w:lineRule="atLeast"/>
               <w:rPr>
-                <w:rFonts w:ascii="Segoe UI" w:hAnsi="Segoe UI" w:cs="Segoe UI"/>
-                <w:color w:val="0F1115"/>
-                <w:sz w:val="23"/>
-                <w:szCs w:val="23"/>
-              </w:rPr>
-            </w:pPr>
-            <w:r>
-              <w:rPr>
-                <w:rFonts w:ascii="Segoe UI" w:hAnsi="Segoe UI" w:cs="Segoe UI"/>
+                <w:rFonts w:ascii="Times New Roman" w:hAnsi="Times New Roman" w:cs="Times New Roman"/>
+                <w:color w:val="0F1115"/>
+                <w:sz w:val="23"/>
+                <w:szCs w:val="23"/>
+              </w:rPr>
+            </w:pPr>
+            <w:r>
+              <w:rPr>
+                <w:rFonts w:ascii="Times New Roman" w:hAnsi="Times New Roman" w:cs="Times New Roman"/>
                 <w:color w:val="0F1115"/>
                 <w:sz w:val="23"/>
                 <w:szCs w:val="23"/>
@@ -2933,15 +2844,15 @@
             <w:pPr>
               <w:spacing w:line="375" w:lineRule="atLeast"/>
               <w:rPr>
-                <w:rFonts w:ascii="Segoe UI" w:hAnsi="Segoe UI" w:cs="Segoe UI"/>
-                <w:color w:val="0F1115"/>
-                <w:sz w:val="23"/>
-                <w:szCs w:val="23"/>
-              </w:rPr>
-            </w:pPr>
-            <w:r>
-              <w:rPr>
-                <w:rFonts w:ascii="Segoe UI" w:hAnsi="Segoe UI" w:cs="Segoe UI"/>
+                <w:rFonts w:ascii="Times New Roman" w:hAnsi="Times New Roman" w:cs="Times New Roman"/>
+                <w:color w:val="0F1115"/>
+                <w:sz w:val="23"/>
+                <w:szCs w:val="23"/>
+              </w:rPr>
+            </w:pPr>
+            <w:r>
+              <w:rPr>
+                <w:rFonts w:ascii="Times New Roman" w:hAnsi="Times New Roman" w:cs="Times New Roman"/>
                 <w:color w:val="0F1115"/>
                 <w:sz w:val="23"/>
                 <w:szCs w:val="23"/>
@@ -2951,7 +2862,7 @@
             <w:proofErr w:type="spellStart"/>
             <w:r>
               <w:rPr>
-                <w:rFonts w:ascii="Segoe UI" w:hAnsi="Segoe UI" w:cs="Segoe UI"/>
+                <w:rFonts w:ascii="Times New Roman" w:hAnsi="Times New Roman" w:cs="Times New Roman"/>
                 <w:color w:val="0F1115"/>
                 <w:sz w:val="23"/>
                 <w:szCs w:val="23"/>
@@ -2970,15 +2881,15 @@
             <w:pPr>
               <w:spacing w:line="375" w:lineRule="atLeast"/>
               <w:rPr>
-                <w:rFonts w:ascii="Segoe UI" w:hAnsi="Segoe UI" w:cs="Segoe UI"/>
-                <w:color w:val="0F1115"/>
-                <w:sz w:val="23"/>
-                <w:szCs w:val="23"/>
-              </w:rPr>
-            </w:pPr>
-            <w:r>
-              <w:rPr>
-                <w:rFonts w:ascii="Segoe UI" w:hAnsi="Segoe UI" w:cs="Segoe UI"/>
+                <w:rFonts w:ascii="Times New Roman" w:hAnsi="Times New Roman" w:cs="Times New Roman"/>
+                <w:color w:val="0F1115"/>
+                <w:sz w:val="23"/>
+                <w:szCs w:val="23"/>
+              </w:rPr>
+            </w:pPr>
+            <w:r>
+              <w:rPr>
+                <w:rFonts w:ascii="Times New Roman" w:hAnsi="Times New Roman" w:cs="Times New Roman"/>
                 <w:color w:val="0F1115"/>
                 <w:sz w:val="23"/>
                 <w:szCs w:val="23"/>
@@ -2994,7 +2905,7 @@
         <w:shd w:val="clear" w:color="auto" w:fill="FFFFFF"/>
         <w:spacing w:before="240" w:after="240" w:line="240" w:lineRule="auto"/>
         <w:rPr>
-          <w:rFonts w:ascii="Segoe UI" w:eastAsia="Times New Roman" w:hAnsi="Segoe UI" w:cs="Segoe UI"/>
+          <w:rFonts w:ascii="Times New Roman" w:eastAsia="Times New Roman" w:hAnsi="Times New Roman" w:cs="Times New Roman"/>
           <w:color w:val="0F1115"/>
           <w:sz w:val="24"/>
           <w:szCs w:val="24"/>
@@ -3003,7 +2914,7 @@
       </w:pPr>
       <w:r>
         <w:rPr>
-          <w:rFonts w:ascii="Segoe UI" w:eastAsia="Times New Roman" w:hAnsi="Segoe UI" w:cs="Segoe UI"/>
+          <w:rFonts w:ascii="Times New Roman" w:eastAsia="Times New Roman" w:hAnsi="Times New Roman" w:cs="Times New Roman"/>
           <w:b/>
           <w:bCs/>
           <w:color w:val="0F1115"/>
@@ -3016,7 +2927,7 @@
       <w:proofErr w:type="gramStart"/>
       <w:r>
         <w:rPr>
-          <w:rFonts w:ascii="Segoe UI" w:eastAsia="Times New Roman" w:hAnsi="Segoe UI" w:cs="Segoe UI"/>
+          <w:rFonts w:ascii="Times New Roman" w:eastAsia="Times New Roman" w:hAnsi="Times New Roman" w:cs="Times New Roman"/>
           <w:b/>
           <w:bCs/>
           <w:color w:val="0F1115"/>
@@ -3028,7 +2939,7 @@
       </w:r>
       <w:r>
         <w:rPr>
-          <w:rFonts w:ascii="Segoe UI" w:eastAsia="Times New Roman" w:hAnsi="Segoe UI" w:cs="Segoe UI"/>
+          <w:rFonts w:ascii="Times New Roman" w:eastAsia="Times New Roman" w:hAnsi="Times New Roman" w:cs="Times New Roman"/>
           <w:color w:val="0F1115"/>
           <w:sz w:val="24"/>
           <w:szCs w:val="24"/>
@@ -3039,7 +2950,7 @@
       <w:proofErr w:type="gramEnd"/>
       <w:r>
         <w:rPr>
-          <w:rFonts w:ascii="Segoe UI" w:eastAsia="Times New Roman" w:hAnsi="Segoe UI" w:cs="Segoe UI"/>
+          <w:rFonts w:ascii="Times New Roman" w:eastAsia="Times New Roman" w:hAnsi="Times New Roman" w:cs="Times New Roman"/>
           <w:color w:val="0F1115"/>
           <w:sz w:val="24"/>
           <w:szCs w:val="24"/>
@@ -3054,7 +2965,6 @@
         <w:shd w:val="clear" w:color="auto" w:fill="FFFFFF"/>
         <w:spacing w:before="480" w:beforeAutospacing="0" w:after="240" w:afterAutospacing="0" w:line="450" w:lineRule="atLeast"/>
         <w:rPr>
-          <w:rFonts w:ascii="Segoe UI" w:hAnsi="Segoe UI" w:cs="Segoe UI"/>
           <w:color w:val="0F1115"/>
           <w:sz w:val="30"/>
           <w:szCs w:val="30"/>
@@ -3062,7 +2972,6 @@
       </w:pPr>
       <w:r>
         <w:rPr>
-          <w:rFonts w:ascii="Segoe UI" w:hAnsi="Segoe UI" w:cs="Segoe UI"/>
           <w:color w:val="0F1115"/>
           <w:sz w:val="30"/>
           <w:szCs w:val="30"/>
@@ -3095,15 +3004,15 @@
             <w:pPr>
               <w:spacing w:line="375" w:lineRule="atLeast"/>
               <w:rPr>
-                <w:rFonts w:ascii="Segoe UI" w:hAnsi="Segoe UI" w:cs="Segoe UI"/>
-                <w:color w:val="0F1115"/>
-                <w:sz w:val="23"/>
-                <w:szCs w:val="23"/>
-              </w:rPr>
-            </w:pPr>
-            <w:r>
-              <w:rPr>
-                <w:rFonts w:ascii="Segoe UI" w:hAnsi="Segoe UI" w:cs="Segoe UI"/>
+                <w:rFonts w:ascii="Times New Roman" w:hAnsi="Times New Roman" w:cs="Times New Roman"/>
+                <w:color w:val="0F1115"/>
+                <w:sz w:val="23"/>
+                <w:szCs w:val="23"/>
+              </w:rPr>
+            </w:pPr>
+            <w:r>
+              <w:rPr>
+                <w:rFonts w:ascii="Times New Roman" w:hAnsi="Times New Roman" w:cs="Times New Roman"/>
                 <w:color w:val="0F1115"/>
                 <w:sz w:val="23"/>
                 <w:szCs w:val="23"/>
@@ -3121,15 +3030,15 @@
             <w:pPr>
               <w:spacing w:line="375" w:lineRule="atLeast"/>
               <w:rPr>
-                <w:rFonts w:ascii="Segoe UI" w:hAnsi="Segoe UI" w:cs="Segoe UI"/>
-                <w:color w:val="0F1115"/>
-                <w:sz w:val="23"/>
-                <w:szCs w:val="23"/>
-              </w:rPr>
-            </w:pPr>
-            <w:r>
-              <w:rPr>
-                <w:rFonts w:ascii="Segoe UI" w:hAnsi="Segoe UI" w:cs="Segoe UI"/>
+                <w:rFonts w:ascii="Times New Roman" w:hAnsi="Times New Roman" w:cs="Times New Roman"/>
+                <w:color w:val="0F1115"/>
+                <w:sz w:val="23"/>
+                <w:szCs w:val="23"/>
+              </w:rPr>
+            </w:pPr>
+            <w:r>
+              <w:rPr>
+                <w:rFonts w:ascii="Times New Roman" w:hAnsi="Times New Roman" w:cs="Times New Roman"/>
                 <w:color w:val="0F1115"/>
                 <w:sz w:val="23"/>
                 <w:szCs w:val="23"/>
@@ -3147,15 +3056,15 @@
             <w:pPr>
               <w:spacing w:line="375" w:lineRule="atLeast"/>
               <w:rPr>
-                <w:rFonts w:ascii="Segoe UI" w:hAnsi="Segoe UI" w:cs="Segoe UI"/>
-                <w:color w:val="0F1115"/>
-                <w:sz w:val="23"/>
-                <w:szCs w:val="23"/>
-              </w:rPr>
-            </w:pPr>
-            <w:r>
-              <w:rPr>
-                <w:rFonts w:ascii="Segoe UI" w:hAnsi="Segoe UI" w:cs="Segoe UI"/>
+                <w:rFonts w:ascii="Times New Roman" w:hAnsi="Times New Roman" w:cs="Times New Roman"/>
+                <w:color w:val="0F1115"/>
+                <w:sz w:val="23"/>
+                <w:szCs w:val="23"/>
+              </w:rPr>
+            </w:pPr>
+            <w:r>
+              <w:rPr>
+                <w:rFonts w:ascii="Times New Roman" w:hAnsi="Times New Roman" w:cs="Times New Roman"/>
                 <w:color w:val="0F1115"/>
                 <w:sz w:val="23"/>
                 <w:szCs w:val="23"/>
@@ -3178,15 +3087,15 @@
             <w:pPr>
               <w:spacing w:line="375" w:lineRule="atLeast"/>
               <w:rPr>
-                <w:rFonts w:ascii="Segoe UI" w:hAnsi="Segoe UI" w:cs="Segoe UI"/>
-                <w:color w:val="0F1115"/>
-                <w:sz w:val="23"/>
-                <w:szCs w:val="23"/>
-              </w:rPr>
-            </w:pPr>
-            <w:r>
-              <w:rPr>
-                <w:rFonts w:ascii="Segoe UI" w:hAnsi="Segoe UI" w:cs="Segoe UI"/>
+                <w:rFonts w:ascii="Times New Roman" w:hAnsi="Times New Roman" w:cs="Times New Roman"/>
+                <w:color w:val="0F1115"/>
+                <w:sz w:val="23"/>
+                <w:szCs w:val="23"/>
+              </w:rPr>
+            </w:pPr>
+            <w:r>
+              <w:rPr>
+                <w:rFonts w:ascii="Times New Roman" w:hAnsi="Times New Roman" w:cs="Times New Roman"/>
                 <w:color w:val="0F1115"/>
                 <w:sz w:val="23"/>
                 <w:szCs w:val="23"/>
@@ -3204,15 +3113,15 @@
             <w:pPr>
               <w:spacing w:line="375" w:lineRule="atLeast"/>
               <w:rPr>
-                <w:rFonts w:ascii="Segoe UI" w:hAnsi="Segoe UI" w:cs="Segoe UI"/>
-                <w:color w:val="0F1115"/>
-                <w:sz w:val="23"/>
-                <w:szCs w:val="23"/>
-              </w:rPr>
-            </w:pPr>
-            <w:r>
-              <w:rPr>
-                <w:rFonts w:ascii="Segoe UI" w:hAnsi="Segoe UI" w:cs="Segoe UI"/>
+                <w:rFonts w:ascii="Times New Roman" w:hAnsi="Times New Roman" w:cs="Times New Roman"/>
+                <w:color w:val="0F1115"/>
+                <w:sz w:val="23"/>
+                <w:szCs w:val="23"/>
+              </w:rPr>
+            </w:pPr>
+            <w:r>
+              <w:rPr>
+                <w:rFonts w:ascii="Times New Roman" w:hAnsi="Times New Roman" w:cs="Times New Roman"/>
                 <w:color w:val="0F1115"/>
                 <w:sz w:val="23"/>
                 <w:szCs w:val="23"/>
@@ -3230,15 +3139,15 @@
             <w:pPr>
               <w:spacing w:line="375" w:lineRule="atLeast"/>
               <w:rPr>
-                <w:rFonts w:ascii="Segoe UI" w:hAnsi="Segoe UI" w:cs="Segoe UI"/>
-                <w:color w:val="0F1115"/>
-                <w:sz w:val="23"/>
-                <w:szCs w:val="23"/>
-              </w:rPr>
-            </w:pPr>
-            <w:r>
-              <w:rPr>
-                <w:rFonts w:ascii="Segoe UI" w:hAnsi="Segoe UI" w:cs="Segoe UI"/>
+                <w:rFonts w:ascii="Times New Roman" w:hAnsi="Times New Roman" w:cs="Times New Roman"/>
+                <w:color w:val="0F1115"/>
+                <w:sz w:val="23"/>
+                <w:szCs w:val="23"/>
+              </w:rPr>
+            </w:pPr>
+            <w:r>
+              <w:rPr>
+                <w:rFonts w:ascii="Times New Roman" w:hAnsi="Times New Roman" w:cs="Times New Roman"/>
                 <w:color w:val="0F1115"/>
                 <w:sz w:val="23"/>
                 <w:szCs w:val="23"/>
@@ -3261,15 +3170,15 @@
             <w:pPr>
               <w:spacing w:line="375" w:lineRule="atLeast"/>
               <w:rPr>
-                <w:rFonts w:ascii="Segoe UI" w:hAnsi="Segoe UI" w:cs="Segoe UI"/>
-                <w:color w:val="0F1115"/>
-                <w:sz w:val="23"/>
-                <w:szCs w:val="23"/>
-              </w:rPr>
-            </w:pPr>
-            <w:r>
-              <w:rPr>
-                <w:rFonts w:ascii="Segoe UI" w:hAnsi="Segoe UI" w:cs="Segoe UI"/>
+                <w:rFonts w:ascii="Times New Roman" w:hAnsi="Times New Roman" w:cs="Times New Roman"/>
+                <w:color w:val="0F1115"/>
+                <w:sz w:val="23"/>
+                <w:szCs w:val="23"/>
+              </w:rPr>
+            </w:pPr>
+            <w:r>
+              <w:rPr>
+                <w:rFonts w:ascii="Times New Roman" w:hAnsi="Times New Roman" w:cs="Times New Roman"/>
                 <w:color w:val="0F1115"/>
                 <w:sz w:val="23"/>
                 <w:szCs w:val="23"/>
@@ -3287,15 +3196,15 @@
             <w:pPr>
               <w:spacing w:line="375" w:lineRule="atLeast"/>
               <w:rPr>
-                <w:rFonts w:ascii="Segoe UI" w:hAnsi="Segoe UI" w:cs="Segoe UI"/>
-                <w:color w:val="0F1115"/>
-                <w:sz w:val="23"/>
-                <w:szCs w:val="23"/>
-              </w:rPr>
-            </w:pPr>
-            <w:r>
-              <w:rPr>
-                <w:rFonts w:ascii="Segoe UI" w:hAnsi="Segoe UI" w:cs="Segoe UI"/>
+                <w:rFonts w:ascii="Times New Roman" w:hAnsi="Times New Roman" w:cs="Times New Roman"/>
+                <w:color w:val="0F1115"/>
+                <w:sz w:val="23"/>
+                <w:szCs w:val="23"/>
+              </w:rPr>
+            </w:pPr>
+            <w:r>
+              <w:rPr>
+                <w:rFonts w:ascii="Times New Roman" w:hAnsi="Times New Roman" w:cs="Times New Roman"/>
                 <w:color w:val="0F1115"/>
                 <w:sz w:val="23"/>
                 <w:szCs w:val="23"/>
@@ -3313,15 +3222,15 @@
             <w:pPr>
               <w:spacing w:line="375" w:lineRule="atLeast"/>
               <w:rPr>
-                <w:rFonts w:ascii="Segoe UI" w:hAnsi="Segoe UI" w:cs="Segoe UI"/>
-                <w:color w:val="0F1115"/>
-                <w:sz w:val="23"/>
-                <w:szCs w:val="23"/>
-              </w:rPr>
-            </w:pPr>
-            <w:r>
-              <w:rPr>
-                <w:rFonts w:ascii="Segoe UI" w:hAnsi="Segoe UI" w:cs="Segoe UI"/>
+                <w:rFonts w:ascii="Times New Roman" w:hAnsi="Times New Roman" w:cs="Times New Roman"/>
+                <w:color w:val="0F1115"/>
+                <w:sz w:val="23"/>
+                <w:szCs w:val="23"/>
+              </w:rPr>
+            </w:pPr>
+            <w:r>
+              <w:rPr>
+                <w:rFonts w:ascii="Times New Roman" w:hAnsi="Times New Roman" w:cs="Times New Roman"/>
                 <w:color w:val="0F1115"/>
                 <w:sz w:val="23"/>
                 <w:szCs w:val="23"/>
@@ -3344,15 +3253,15 @@
             <w:pPr>
               <w:spacing w:line="375" w:lineRule="atLeast"/>
               <w:rPr>
-                <w:rFonts w:ascii="Segoe UI" w:hAnsi="Segoe UI" w:cs="Segoe UI"/>
-                <w:color w:val="0F1115"/>
-                <w:sz w:val="23"/>
-                <w:szCs w:val="23"/>
-              </w:rPr>
-            </w:pPr>
-            <w:r>
-              <w:rPr>
-                <w:rFonts w:ascii="Segoe UI" w:hAnsi="Segoe UI" w:cs="Segoe UI"/>
+                <w:rFonts w:ascii="Times New Roman" w:hAnsi="Times New Roman" w:cs="Times New Roman"/>
+                <w:color w:val="0F1115"/>
+                <w:sz w:val="23"/>
+                <w:szCs w:val="23"/>
+              </w:rPr>
+            </w:pPr>
+            <w:r>
+              <w:rPr>
+                <w:rFonts w:ascii="Times New Roman" w:hAnsi="Times New Roman" w:cs="Times New Roman"/>
                 <w:color w:val="0F1115"/>
                 <w:sz w:val="23"/>
                 <w:szCs w:val="23"/>
@@ -3370,15 +3279,15 @@
             <w:pPr>
               <w:spacing w:line="375" w:lineRule="atLeast"/>
               <w:rPr>
-                <w:rFonts w:ascii="Segoe UI" w:hAnsi="Segoe UI" w:cs="Segoe UI"/>
-                <w:color w:val="0F1115"/>
-                <w:sz w:val="23"/>
-                <w:szCs w:val="23"/>
-              </w:rPr>
-            </w:pPr>
-            <w:r>
-              <w:rPr>
-                <w:rFonts w:ascii="Segoe UI" w:hAnsi="Segoe UI" w:cs="Segoe UI"/>
+                <w:rFonts w:ascii="Times New Roman" w:hAnsi="Times New Roman" w:cs="Times New Roman"/>
+                <w:color w:val="0F1115"/>
+                <w:sz w:val="23"/>
+                <w:szCs w:val="23"/>
+              </w:rPr>
+            </w:pPr>
+            <w:r>
+              <w:rPr>
+                <w:rFonts w:ascii="Times New Roman" w:hAnsi="Times New Roman" w:cs="Times New Roman"/>
                 <w:color w:val="0F1115"/>
                 <w:sz w:val="23"/>
                 <w:szCs w:val="23"/>
@@ -3396,15 +3305,15 @@
             <w:pPr>
               <w:spacing w:line="375" w:lineRule="atLeast"/>
               <w:rPr>
-                <w:rFonts w:ascii="Segoe UI" w:hAnsi="Segoe UI" w:cs="Segoe UI"/>
-                <w:color w:val="0F1115"/>
-                <w:sz w:val="23"/>
-                <w:szCs w:val="23"/>
-              </w:rPr>
-            </w:pPr>
-            <w:r>
-              <w:rPr>
-                <w:rFonts w:ascii="Segoe UI" w:hAnsi="Segoe UI" w:cs="Segoe UI"/>
+                <w:rFonts w:ascii="Times New Roman" w:hAnsi="Times New Roman" w:cs="Times New Roman"/>
+                <w:color w:val="0F1115"/>
+                <w:sz w:val="23"/>
+                <w:szCs w:val="23"/>
+              </w:rPr>
+            </w:pPr>
+            <w:r>
+              <w:rPr>
+                <w:rFonts w:ascii="Times New Roman" w:hAnsi="Times New Roman" w:cs="Times New Roman"/>
                 <w:color w:val="0F1115"/>
                 <w:sz w:val="23"/>
                 <w:szCs w:val="23"/>
@@ -3427,15 +3336,15 @@
             <w:pPr>
               <w:spacing w:line="375" w:lineRule="atLeast"/>
               <w:rPr>
-                <w:rFonts w:ascii="Segoe UI" w:hAnsi="Segoe UI" w:cs="Segoe UI"/>
-                <w:color w:val="0F1115"/>
-                <w:sz w:val="23"/>
-                <w:szCs w:val="23"/>
-              </w:rPr>
-            </w:pPr>
-            <w:r>
-              <w:rPr>
-                <w:rFonts w:ascii="Segoe UI" w:hAnsi="Segoe UI" w:cs="Segoe UI"/>
+                <w:rFonts w:ascii="Times New Roman" w:hAnsi="Times New Roman" w:cs="Times New Roman"/>
+                <w:color w:val="0F1115"/>
+                <w:sz w:val="23"/>
+                <w:szCs w:val="23"/>
+              </w:rPr>
+            </w:pPr>
+            <w:r>
+              <w:rPr>
+                <w:rFonts w:ascii="Times New Roman" w:hAnsi="Times New Roman" w:cs="Times New Roman"/>
                 <w:color w:val="0F1115"/>
                 <w:sz w:val="23"/>
                 <w:szCs w:val="23"/>
@@ -3453,15 +3362,15 @@
             <w:pPr>
               <w:spacing w:line="375" w:lineRule="atLeast"/>
               <w:rPr>
-                <w:rFonts w:ascii="Segoe UI" w:hAnsi="Segoe UI" w:cs="Segoe UI"/>
-                <w:color w:val="0F1115"/>
-                <w:sz w:val="23"/>
-                <w:szCs w:val="23"/>
-              </w:rPr>
-            </w:pPr>
-            <w:r>
-              <w:rPr>
-                <w:rFonts w:ascii="Segoe UI" w:hAnsi="Segoe UI" w:cs="Segoe UI"/>
+                <w:rFonts w:ascii="Times New Roman" w:hAnsi="Times New Roman" w:cs="Times New Roman"/>
+                <w:color w:val="0F1115"/>
+                <w:sz w:val="23"/>
+                <w:szCs w:val="23"/>
+              </w:rPr>
+            </w:pPr>
+            <w:r>
+              <w:rPr>
+                <w:rFonts w:ascii="Times New Roman" w:hAnsi="Times New Roman" w:cs="Times New Roman"/>
                 <w:color w:val="0F1115"/>
                 <w:sz w:val="23"/>
                 <w:szCs w:val="23"/>
@@ -3471,7 +3380,7 @@
             <w:proofErr w:type="spellStart"/>
             <w:r>
               <w:rPr>
-                <w:rFonts w:ascii="Segoe UI" w:hAnsi="Segoe UI" w:cs="Segoe UI"/>
+                <w:rFonts w:ascii="Times New Roman" w:hAnsi="Times New Roman" w:cs="Times New Roman"/>
                 <w:color w:val="0F1115"/>
                 <w:sz w:val="23"/>
                 <w:szCs w:val="23"/>
@@ -3490,15 +3399,15 @@
             <w:pPr>
               <w:spacing w:line="375" w:lineRule="atLeast"/>
               <w:rPr>
-                <w:rFonts w:ascii="Segoe UI" w:hAnsi="Segoe UI" w:cs="Segoe UI"/>
-                <w:color w:val="0F1115"/>
-                <w:sz w:val="23"/>
-                <w:szCs w:val="23"/>
-              </w:rPr>
-            </w:pPr>
-            <w:r>
-              <w:rPr>
-                <w:rFonts w:ascii="Segoe UI" w:hAnsi="Segoe UI" w:cs="Segoe UI"/>
+                <w:rFonts w:ascii="Times New Roman" w:hAnsi="Times New Roman" w:cs="Times New Roman"/>
+                <w:color w:val="0F1115"/>
+                <w:sz w:val="23"/>
+                <w:szCs w:val="23"/>
+              </w:rPr>
+            </w:pPr>
+            <w:r>
+              <w:rPr>
+                <w:rFonts w:ascii="Times New Roman" w:hAnsi="Times New Roman" w:cs="Times New Roman"/>
                 <w:color w:val="0F1115"/>
                 <w:sz w:val="23"/>
                 <w:szCs w:val="23"/>
@@ -3521,15 +3430,15 @@
             <w:pPr>
               <w:spacing w:line="375" w:lineRule="atLeast"/>
               <w:rPr>
-                <w:rFonts w:ascii="Segoe UI" w:hAnsi="Segoe UI" w:cs="Segoe UI"/>
-                <w:color w:val="0F1115"/>
-                <w:sz w:val="23"/>
-                <w:szCs w:val="23"/>
-              </w:rPr>
-            </w:pPr>
-            <w:r>
-              <w:rPr>
-                <w:rFonts w:ascii="Segoe UI" w:hAnsi="Segoe UI" w:cs="Segoe UI"/>
+                <w:rFonts w:ascii="Times New Roman" w:hAnsi="Times New Roman" w:cs="Times New Roman"/>
+                <w:color w:val="0F1115"/>
+                <w:sz w:val="23"/>
+                <w:szCs w:val="23"/>
+              </w:rPr>
+            </w:pPr>
+            <w:r>
+              <w:rPr>
+                <w:rFonts w:ascii="Times New Roman" w:hAnsi="Times New Roman" w:cs="Times New Roman"/>
                 <w:color w:val="0F1115"/>
                 <w:sz w:val="23"/>
                 <w:szCs w:val="23"/>
@@ -3547,15 +3456,15 @@
             <w:pPr>
               <w:spacing w:line="375" w:lineRule="atLeast"/>
               <w:rPr>
-                <w:rFonts w:ascii="Segoe UI" w:hAnsi="Segoe UI" w:cs="Segoe UI"/>
-                <w:color w:val="0F1115"/>
-                <w:sz w:val="23"/>
-                <w:szCs w:val="23"/>
-              </w:rPr>
-            </w:pPr>
-            <w:r>
-              <w:rPr>
-                <w:rFonts w:ascii="Segoe UI" w:hAnsi="Segoe UI" w:cs="Segoe UI"/>
+                <w:rFonts w:ascii="Times New Roman" w:hAnsi="Times New Roman" w:cs="Times New Roman"/>
+                <w:color w:val="0F1115"/>
+                <w:sz w:val="23"/>
+                <w:szCs w:val="23"/>
+              </w:rPr>
+            </w:pPr>
+            <w:r>
+              <w:rPr>
+                <w:rFonts w:ascii="Times New Roman" w:hAnsi="Times New Roman" w:cs="Times New Roman"/>
                 <w:color w:val="0F1115"/>
                 <w:sz w:val="23"/>
                 <w:szCs w:val="23"/>
@@ -3573,15 +3482,15 @@
             <w:pPr>
               <w:spacing w:line="375" w:lineRule="atLeast"/>
               <w:rPr>
-                <w:rFonts w:ascii="Segoe UI" w:hAnsi="Segoe UI" w:cs="Segoe UI"/>
-                <w:color w:val="0F1115"/>
-                <w:sz w:val="23"/>
-                <w:szCs w:val="23"/>
-              </w:rPr>
-            </w:pPr>
-            <w:r>
-              <w:rPr>
-                <w:rFonts w:ascii="Segoe UI" w:hAnsi="Segoe UI" w:cs="Segoe UI"/>
+                <w:rFonts w:ascii="Times New Roman" w:hAnsi="Times New Roman" w:cs="Times New Roman"/>
+                <w:color w:val="0F1115"/>
+                <w:sz w:val="23"/>
+                <w:szCs w:val="23"/>
+              </w:rPr>
+            </w:pPr>
+            <w:r>
+              <w:rPr>
+                <w:rFonts w:ascii="Times New Roman" w:hAnsi="Times New Roman" w:cs="Times New Roman"/>
                 <w:color w:val="0F1115"/>
                 <w:sz w:val="23"/>
                 <w:szCs w:val="23"/>
@@ -3604,15 +3513,15 @@
             <w:pPr>
               <w:spacing w:line="375" w:lineRule="atLeast"/>
               <w:rPr>
-                <w:rFonts w:ascii="Segoe UI" w:hAnsi="Segoe UI" w:cs="Segoe UI"/>
-                <w:color w:val="0F1115"/>
-                <w:sz w:val="23"/>
-                <w:szCs w:val="23"/>
-              </w:rPr>
-            </w:pPr>
-            <w:r>
-              <w:rPr>
-                <w:rFonts w:ascii="Segoe UI" w:hAnsi="Segoe UI" w:cs="Segoe UI"/>
+                <w:rFonts w:ascii="Times New Roman" w:hAnsi="Times New Roman" w:cs="Times New Roman"/>
+                <w:color w:val="0F1115"/>
+                <w:sz w:val="23"/>
+                <w:szCs w:val="23"/>
+              </w:rPr>
+            </w:pPr>
+            <w:r>
+              <w:rPr>
+                <w:rFonts w:ascii="Times New Roman" w:hAnsi="Times New Roman" w:cs="Times New Roman"/>
                 <w:color w:val="0F1115"/>
                 <w:sz w:val="23"/>
                 <w:szCs w:val="23"/>
@@ -3630,15 +3539,15 @@
             <w:pPr>
               <w:spacing w:line="375" w:lineRule="atLeast"/>
               <w:rPr>
-                <w:rFonts w:ascii="Segoe UI" w:hAnsi="Segoe UI" w:cs="Segoe UI"/>
-                <w:color w:val="0F1115"/>
-                <w:sz w:val="23"/>
-                <w:szCs w:val="23"/>
-              </w:rPr>
-            </w:pPr>
-            <w:r>
-              <w:rPr>
-                <w:rFonts w:ascii="Segoe UI" w:hAnsi="Segoe UI" w:cs="Segoe UI"/>
+                <w:rFonts w:ascii="Times New Roman" w:hAnsi="Times New Roman" w:cs="Times New Roman"/>
+                <w:color w:val="0F1115"/>
+                <w:sz w:val="23"/>
+                <w:szCs w:val="23"/>
+              </w:rPr>
+            </w:pPr>
+            <w:r>
+              <w:rPr>
+                <w:rFonts w:ascii="Times New Roman" w:hAnsi="Times New Roman" w:cs="Times New Roman"/>
                 <w:color w:val="0F1115"/>
                 <w:sz w:val="23"/>
                 <w:szCs w:val="23"/>
@@ -3648,7 +3557,7 @@
             <w:proofErr w:type="spellStart"/>
             <w:r>
               <w:rPr>
-                <w:rFonts w:ascii="Segoe UI" w:hAnsi="Segoe UI" w:cs="Segoe UI"/>
+                <w:rFonts w:ascii="Times New Roman" w:hAnsi="Times New Roman" w:cs="Times New Roman"/>
                 <w:color w:val="0F1115"/>
                 <w:sz w:val="23"/>
                 <w:szCs w:val="23"/>
@@ -3667,15 +3576,15 @@
             <w:pPr>
               <w:spacing w:line="375" w:lineRule="atLeast"/>
               <w:rPr>
-                <w:rFonts w:ascii="Segoe UI" w:hAnsi="Segoe UI" w:cs="Segoe UI"/>
-                <w:color w:val="0F1115"/>
-                <w:sz w:val="23"/>
-                <w:szCs w:val="23"/>
-              </w:rPr>
-            </w:pPr>
-            <w:r>
-              <w:rPr>
-                <w:rFonts w:ascii="Segoe UI" w:hAnsi="Segoe UI" w:cs="Segoe UI"/>
+                <w:rFonts w:ascii="Times New Roman" w:hAnsi="Times New Roman" w:cs="Times New Roman"/>
+                <w:color w:val="0F1115"/>
+                <w:sz w:val="23"/>
+                <w:szCs w:val="23"/>
+              </w:rPr>
+            </w:pPr>
+            <w:r>
+              <w:rPr>
+                <w:rFonts w:ascii="Times New Roman" w:hAnsi="Times New Roman" w:cs="Times New Roman"/>
                 <w:color w:val="0F1115"/>
                 <w:sz w:val="23"/>
                 <w:szCs w:val="23"/>
@@ -3698,15 +3607,15 @@
             <w:pPr>
               <w:spacing w:line="375" w:lineRule="atLeast"/>
               <w:rPr>
-                <w:rFonts w:ascii="Segoe UI" w:hAnsi="Segoe UI" w:cs="Segoe UI"/>
-                <w:color w:val="0F1115"/>
-                <w:sz w:val="23"/>
-                <w:szCs w:val="23"/>
-              </w:rPr>
-            </w:pPr>
-            <w:r>
-              <w:rPr>
-                <w:rFonts w:ascii="Segoe UI" w:hAnsi="Segoe UI" w:cs="Segoe UI"/>
+                <w:rFonts w:ascii="Times New Roman" w:hAnsi="Times New Roman" w:cs="Times New Roman"/>
+                <w:color w:val="0F1115"/>
+                <w:sz w:val="23"/>
+                <w:szCs w:val="23"/>
+              </w:rPr>
+            </w:pPr>
+            <w:r>
+              <w:rPr>
+                <w:rFonts w:ascii="Times New Roman" w:hAnsi="Times New Roman" w:cs="Times New Roman"/>
                 <w:color w:val="0F1115"/>
                 <w:sz w:val="23"/>
                 <w:szCs w:val="23"/>
@@ -3724,15 +3633,15 @@
             <w:pPr>
               <w:spacing w:line="375" w:lineRule="atLeast"/>
               <w:rPr>
-                <w:rFonts w:ascii="Segoe UI" w:hAnsi="Segoe UI" w:cs="Segoe UI"/>
-                <w:color w:val="0F1115"/>
-                <w:sz w:val="23"/>
-                <w:szCs w:val="23"/>
-              </w:rPr>
-            </w:pPr>
-            <w:r>
-              <w:rPr>
-                <w:rFonts w:ascii="Segoe UI" w:hAnsi="Segoe UI" w:cs="Segoe UI"/>
+                <w:rFonts w:ascii="Times New Roman" w:hAnsi="Times New Roman" w:cs="Times New Roman"/>
+                <w:color w:val="0F1115"/>
+                <w:sz w:val="23"/>
+                <w:szCs w:val="23"/>
+              </w:rPr>
+            </w:pPr>
+            <w:r>
+              <w:rPr>
+                <w:rFonts w:ascii="Times New Roman" w:hAnsi="Times New Roman" w:cs="Times New Roman"/>
                 <w:color w:val="0F1115"/>
                 <w:sz w:val="23"/>
                 <w:szCs w:val="23"/>
@@ -3750,15 +3659,15 @@
             <w:pPr>
               <w:spacing w:line="375" w:lineRule="atLeast"/>
               <w:rPr>
-                <w:rFonts w:ascii="Segoe UI" w:hAnsi="Segoe UI" w:cs="Segoe UI"/>
-                <w:color w:val="0F1115"/>
-                <w:sz w:val="23"/>
-                <w:szCs w:val="23"/>
-              </w:rPr>
-            </w:pPr>
-            <w:r>
-              <w:rPr>
-                <w:rFonts w:ascii="Segoe UI" w:hAnsi="Segoe UI" w:cs="Segoe UI"/>
+                <w:rFonts w:ascii="Times New Roman" w:hAnsi="Times New Roman" w:cs="Times New Roman"/>
+                <w:color w:val="0F1115"/>
+                <w:sz w:val="23"/>
+                <w:szCs w:val="23"/>
+              </w:rPr>
+            </w:pPr>
+            <w:r>
+              <w:rPr>
+                <w:rFonts w:ascii="Times New Roman" w:hAnsi="Times New Roman" w:cs="Times New Roman"/>
                 <w:color w:val="0F1115"/>
                 <w:sz w:val="23"/>
                 <w:szCs w:val="23"/>
@@ -3781,15 +3690,15 @@
             <w:pPr>
               <w:spacing w:line="375" w:lineRule="atLeast"/>
               <w:rPr>
-                <w:rFonts w:ascii="Segoe UI" w:hAnsi="Segoe UI" w:cs="Segoe UI"/>
-                <w:color w:val="0F1115"/>
-                <w:sz w:val="23"/>
-                <w:szCs w:val="23"/>
-              </w:rPr>
-            </w:pPr>
-            <w:r>
-              <w:rPr>
-                <w:rFonts w:ascii="Segoe UI" w:hAnsi="Segoe UI" w:cs="Segoe UI"/>
+                <w:rFonts w:ascii="Times New Roman" w:hAnsi="Times New Roman" w:cs="Times New Roman"/>
+                <w:color w:val="0F1115"/>
+                <w:sz w:val="23"/>
+                <w:szCs w:val="23"/>
+              </w:rPr>
+            </w:pPr>
+            <w:r>
+              <w:rPr>
+                <w:rFonts w:ascii="Times New Roman" w:hAnsi="Times New Roman" w:cs="Times New Roman"/>
                 <w:color w:val="0F1115"/>
                 <w:sz w:val="23"/>
                 <w:szCs w:val="23"/>
@@ -3807,15 +3716,15 @@
             <w:pPr>
               <w:spacing w:line="375" w:lineRule="atLeast"/>
               <w:rPr>
-                <w:rFonts w:ascii="Segoe UI" w:hAnsi="Segoe UI" w:cs="Segoe UI"/>
-                <w:color w:val="0F1115"/>
-                <w:sz w:val="23"/>
-                <w:szCs w:val="23"/>
-              </w:rPr>
-            </w:pPr>
-            <w:r>
-              <w:rPr>
-                <w:rFonts w:ascii="Segoe UI" w:hAnsi="Segoe UI" w:cs="Segoe UI"/>
+                <w:rFonts w:ascii="Times New Roman" w:hAnsi="Times New Roman" w:cs="Times New Roman"/>
+                <w:color w:val="0F1115"/>
+                <w:sz w:val="23"/>
+                <w:szCs w:val="23"/>
+              </w:rPr>
+            </w:pPr>
+            <w:r>
+              <w:rPr>
+                <w:rFonts w:ascii="Times New Roman" w:hAnsi="Times New Roman" w:cs="Times New Roman"/>
                 <w:color w:val="0F1115"/>
                 <w:sz w:val="23"/>
                 <w:szCs w:val="23"/>
@@ -3833,15 +3742,15 @@
             <w:pPr>
               <w:spacing w:line="375" w:lineRule="atLeast"/>
               <w:rPr>
-                <w:rFonts w:ascii="Segoe UI" w:hAnsi="Segoe UI" w:cs="Segoe UI"/>
-                <w:color w:val="0F1115"/>
-                <w:sz w:val="23"/>
-                <w:szCs w:val="23"/>
-              </w:rPr>
-            </w:pPr>
-            <w:r>
-              <w:rPr>
-                <w:rFonts w:ascii="Segoe UI" w:hAnsi="Segoe UI" w:cs="Segoe UI"/>
+                <w:rFonts w:ascii="Times New Roman" w:hAnsi="Times New Roman" w:cs="Times New Roman"/>
+                <w:color w:val="0F1115"/>
+                <w:sz w:val="23"/>
+                <w:szCs w:val="23"/>
+              </w:rPr>
+            </w:pPr>
+            <w:r>
+              <w:rPr>
+                <w:rFonts w:ascii="Times New Roman" w:hAnsi="Times New Roman" w:cs="Times New Roman"/>
                 <w:color w:val="0F1115"/>
                 <w:sz w:val="23"/>
                 <w:szCs w:val="23"/>
@@ -3864,15 +3773,15 @@
             <w:pPr>
               <w:spacing w:line="375" w:lineRule="atLeast"/>
               <w:rPr>
-                <w:rFonts w:ascii="Segoe UI" w:hAnsi="Segoe UI" w:cs="Segoe UI"/>
-                <w:color w:val="0F1115"/>
-                <w:sz w:val="23"/>
-                <w:szCs w:val="23"/>
-              </w:rPr>
-            </w:pPr>
-            <w:r>
-              <w:rPr>
-                <w:rFonts w:ascii="Segoe UI" w:hAnsi="Segoe UI" w:cs="Segoe UI"/>
+                <w:rFonts w:ascii="Times New Roman" w:hAnsi="Times New Roman" w:cs="Times New Roman"/>
+                <w:color w:val="0F1115"/>
+                <w:sz w:val="23"/>
+                <w:szCs w:val="23"/>
+              </w:rPr>
+            </w:pPr>
+            <w:r>
+              <w:rPr>
+                <w:rFonts w:ascii="Times New Roman" w:hAnsi="Times New Roman" w:cs="Times New Roman"/>
                 <w:color w:val="0F1115"/>
                 <w:sz w:val="23"/>
                 <w:szCs w:val="23"/>
@@ -3890,15 +3799,15 @@
             <w:pPr>
               <w:spacing w:line="375" w:lineRule="atLeast"/>
               <w:rPr>
-                <w:rFonts w:ascii="Segoe UI" w:hAnsi="Segoe UI" w:cs="Segoe UI"/>
-                <w:color w:val="0F1115"/>
-                <w:sz w:val="23"/>
-                <w:szCs w:val="23"/>
-              </w:rPr>
-            </w:pPr>
-            <w:r>
-              <w:rPr>
-                <w:rFonts w:ascii="Segoe UI" w:hAnsi="Segoe UI" w:cs="Segoe UI"/>
+                <w:rFonts w:ascii="Times New Roman" w:hAnsi="Times New Roman" w:cs="Times New Roman"/>
+                <w:color w:val="0F1115"/>
+                <w:sz w:val="23"/>
+                <w:szCs w:val="23"/>
+              </w:rPr>
+            </w:pPr>
+            <w:r>
+              <w:rPr>
+                <w:rFonts w:ascii="Times New Roman" w:hAnsi="Times New Roman" w:cs="Times New Roman"/>
                 <w:color w:val="0F1115"/>
                 <w:sz w:val="23"/>
                 <w:szCs w:val="23"/>
@@ -3916,15 +3825,15 @@
             <w:pPr>
               <w:spacing w:line="375" w:lineRule="atLeast"/>
               <w:rPr>
-                <w:rFonts w:ascii="Segoe UI" w:hAnsi="Segoe UI" w:cs="Segoe UI"/>
-                <w:color w:val="0F1115"/>
-                <w:sz w:val="23"/>
-                <w:szCs w:val="23"/>
-              </w:rPr>
-            </w:pPr>
-            <w:r>
-              <w:rPr>
-                <w:rFonts w:ascii="Segoe UI" w:hAnsi="Segoe UI" w:cs="Segoe UI"/>
+                <w:rFonts w:ascii="Times New Roman" w:hAnsi="Times New Roman" w:cs="Times New Roman"/>
+                <w:color w:val="0F1115"/>
+                <w:sz w:val="23"/>
+                <w:szCs w:val="23"/>
+              </w:rPr>
+            </w:pPr>
+            <w:r>
+              <w:rPr>
+                <w:rFonts w:ascii="Times New Roman" w:hAnsi="Times New Roman" w:cs="Times New Roman"/>
                 <w:color w:val="0F1115"/>
                 <w:sz w:val="23"/>
                 <w:szCs w:val="23"/>
@@ -3947,15 +3856,15 @@
             <w:pPr>
               <w:spacing w:line="375" w:lineRule="atLeast"/>
               <w:rPr>
-                <w:rFonts w:ascii="Segoe UI" w:hAnsi="Segoe UI" w:cs="Segoe UI"/>
-                <w:color w:val="0F1115"/>
-                <w:sz w:val="23"/>
-                <w:szCs w:val="23"/>
-              </w:rPr>
-            </w:pPr>
-            <w:r>
-              <w:rPr>
-                <w:rFonts w:ascii="Segoe UI" w:hAnsi="Segoe UI" w:cs="Segoe UI"/>
+                <w:rFonts w:ascii="Times New Roman" w:hAnsi="Times New Roman" w:cs="Times New Roman"/>
+                <w:color w:val="0F1115"/>
+                <w:sz w:val="23"/>
+                <w:szCs w:val="23"/>
+              </w:rPr>
+            </w:pPr>
+            <w:r>
+              <w:rPr>
+                <w:rFonts w:ascii="Times New Roman" w:hAnsi="Times New Roman" w:cs="Times New Roman"/>
                 <w:color w:val="0F1115"/>
                 <w:sz w:val="23"/>
                 <w:szCs w:val="23"/>
@@ -3973,15 +3882,15 @@
             <w:pPr>
               <w:spacing w:line="375" w:lineRule="atLeast"/>
               <w:rPr>
-                <w:rFonts w:ascii="Segoe UI" w:hAnsi="Segoe UI" w:cs="Segoe UI"/>
-                <w:color w:val="0F1115"/>
-                <w:sz w:val="23"/>
-                <w:szCs w:val="23"/>
-              </w:rPr>
-            </w:pPr>
-            <w:r>
-              <w:rPr>
-                <w:rFonts w:ascii="Segoe UI" w:hAnsi="Segoe UI" w:cs="Segoe UI"/>
+                <w:rFonts w:ascii="Times New Roman" w:hAnsi="Times New Roman" w:cs="Times New Roman"/>
+                <w:color w:val="0F1115"/>
+                <w:sz w:val="23"/>
+                <w:szCs w:val="23"/>
+              </w:rPr>
+            </w:pPr>
+            <w:r>
+              <w:rPr>
+                <w:rFonts w:ascii="Times New Roman" w:hAnsi="Times New Roman" w:cs="Times New Roman"/>
                 <w:color w:val="0F1115"/>
                 <w:sz w:val="23"/>
                 <w:szCs w:val="23"/>
@@ -3999,15 +3908,15 @@
             <w:pPr>
               <w:spacing w:line="375" w:lineRule="atLeast"/>
               <w:rPr>
-                <w:rFonts w:ascii="Segoe UI" w:hAnsi="Segoe UI" w:cs="Segoe UI"/>
-                <w:color w:val="0F1115"/>
-                <w:sz w:val="23"/>
-                <w:szCs w:val="23"/>
-              </w:rPr>
-            </w:pPr>
-            <w:r>
-              <w:rPr>
-                <w:rFonts w:ascii="Segoe UI" w:hAnsi="Segoe UI" w:cs="Segoe UI"/>
+                <w:rFonts w:ascii="Times New Roman" w:hAnsi="Times New Roman" w:cs="Times New Roman"/>
+                <w:color w:val="0F1115"/>
+                <w:sz w:val="23"/>
+                <w:szCs w:val="23"/>
+              </w:rPr>
+            </w:pPr>
+            <w:r>
+              <w:rPr>
+                <w:rFonts w:ascii="Times New Roman" w:hAnsi="Times New Roman" w:cs="Times New Roman"/>
                 <w:color w:val="0F1115"/>
                 <w:sz w:val="23"/>
                 <w:szCs w:val="23"/>
@@ -4030,15 +3939,15 @@
             <w:pPr>
               <w:spacing w:line="375" w:lineRule="atLeast"/>
               <w:rPr>
-                <w:rFonts w:ascii="Segoe UI" w:hAnsi="Segoe UI" w:cs="Segoe UI"/>
-                <w:color w:val="0F1115"/>
-                <w:sz w:val="23"/>
-                <w:szCs w:val="23"/>
-              </w:rPr>
-            </w:pPr>
-            <w:r>
-              <w:rPr>
-                <w:rFonts w:ascii="Segoe UI" w:hAnsi="Segoe UI" w:cs="Segoe UI"/>
+                <w:rFonts w:ascii="Times New Roman" w:hAnsi="Times New Roman" w:cs="Times New Roman"/>
+                <w:color w:val="0F1115"/>
+                <w:sz w:val="23"/>
+                <w:szCs w:val="23"/>
+              </w:rPr>
+            </w:pPr>
+            <w:r>
+              <w:rPr>
+                <w:rFonts w:ascii="Times New Roman" w:hAnsi="Times New Roman" w:cs="Times New Roman"/>
                 <w:color w:val="0F1115"/>
                 <w:sz w:val="23"/>
                 <w:szCs w:val="23"/>
@@ -4056,15 +3965,15 @@
             <w:pPr>
               <w:spacing w:line="375" w:lineRule="atLeast"/>
               <w:rPr>
-                <w:rFonts w:ascii="Segoe UI" w:hAnsi="Segoe UI" w:cs="Segoe UI"/>
-                <w:color w:val="0F1115"/>
-                <w:sz w:val="23"/>
-                <w:szCs w:val="23"/>
-              </w:rPr>
-            </w:pPr>
-            <w:r>
-              <w:rPr>
-                <w:rFonts w:ascii="Segoe UI" w:hAnsi="Segoe UI" w:cs="Segoe UI"/>
+                <w:rFonts w:ascii="Times New Roman" w:hAnsi="Times New Roman" w:cs="Times New Roman"/>
+                <w:color w:val="0F1115"/>
+                <w:sz w:val="23"/>
+                <w:szCs w:val="23"/>
+              </w:rPr>
+            </w:pPr>
+            <w:r>
+              <w:rPr>
+                <w:rFonts w:ascii="Times New Roman" w:hAnsi="Times New Roman" w:cs="Times New Roman"/>
                 <w:color w:val="0F1115"/>
                 <w:sz w:val="23"/>
                 <w:szCs w:val="23"/>
@@ -4082,15 +3991,15 @@
             <w:pPr>
               <w:spacing w:line="375" w:lineRule="atLeast"/>
               <w:rPr>
-                <w:rFonts w:ascii="Segoe UI" w:hAnsi="Segoe UI" w:cs="Segoe UI"/>
-                <w:color w:val="0F1115"/>
-                <w:sz w:val="23"/>
-                <w:szCs w:val="23"/>
-              </w:rPr>
-            </w:pPr>
-            <w:r>
-              <w:rPr>
-                <w:rFonts w:ascii="Segoe UI" w:hAnsi="Segoe UI" w:cs="Segoe UI"/>
+                <w:rFonts w:ascii="Times New Roman" w:hAnsi="Times New Roman" w:cs="Times New Roman"/>
+                <w:color w:val="0F1115"/>
+                <w:sz w:val="23"/>
+                <w:szCs w:val="23"/>
+              </w:rPr>
+            </w:pPr>
+            <w:r>
+              <w:rPr>
+                <w:rFonts w:ascii="Times New Roman" w:hAnsi="Times New Roman" w:cs="Times New Roman"/>
                 <w:color w:val="0F1115"/>
                 <w:sz w:val="23"/>
                 <w:szCs w:val="23"/>
@@ -4113,15 +4022,15 @@
             <w:pPr>
               <w:spacing w:line="375" w:lineRule="atLeast"/>
               <w:rPr>
-                <w:rFonts w:ascii="Segoe UI" w:hAnsi="Segoe UI" w:cs="Segoe UI"/>
-                <w:color w:val="0F1115"/>
-                <w:sz w:val="23"/>
-                <w:szCs w:val="23"/>
-              </w:rPr>
-            </w:pPr>
-            <w:r>
-              <w:rPr>
-                <w:rFonts w:ascii="Segoe UI" w:hAnsi="Segoe UI" w:cs="Segoe UI"/>
+                <w:rFonts w:ascii="Times New Roman" w:hAnsi="Times New Roman" w:cs="Times New Roman"/>
+                <w:color w:val="0F1115"/>
+                <w:sz w:val="23"/>
+                <w:szCs w:val="23"/>
+              </w:rPr>
+            </w:pPr>
+            <w:r>
+              <w:rPr>
+                <w:rFonts w:ascii="Times New Roman" w:hAnsi="Times New Roman" w:cs="Times New Roman"/>
                 <w:color w:val="0F1115"/>
                 <w:sz w:val="23"/>
                 <w:szCs w:val="23"/>
@@ -4139,15 +4048,15 @@
             <w:pPr>
               <w:spacing w:line="375" w:lineRule="atLeast"/>
               <w:rPr>
-                <w:rFonts w:ascii="Segoe UI" w:hAnsi="Segoe UI" w:cs="Segoe UI"/>
-                <w:color w:val="0F1115"/>
-                <w:sz w:val="23"/>
-                <w:szCs w:val="23"/>
-              </w:rPr>
-            </w:pPr>
-            <w:r>
-              <w:rPr>
-                <w:rFonts w:ascii="Segoe UI" w:hAnsi="Segoe UI" w:cs="Segoe UI"/>
+                <w:rFonts w:ascii="Times New Roman" w:hAnsi="Times New Roman" w:cs="Times New Roman"/>
+                <w:color w:val="0F1115"/>
+                <w:sz w:val="23"/>
+                <w:szCs w:val="23"/>
+              </w:rPr>
+            </w:pPr>
+            <w:r>
+              <w:rPr>
+                <w:rFonts w:ascii="Times New Roman" w:hAnsi="Times New Roman" w:cs="Times New Roman"/>
                 <w:color w:val="0F1115"/>
                 <w:sz w:val="23"/>
                 <w:szCs w:val="23"/>
@@ -4165,15 +4074,15 @@
             <w:pPr>
               <w:spacing w:line="375" w:lineRule="atLeast"/>
               <w:rPr>
-                <w:rFonts w:ascii="Segoe UI" w:hAnsi="Segoe UI" w:cs="Segoe UI"/>
-                <w:color w:val="0F1115"/>
-                <w:sz w:val="23"/>
-                <w:szCs w:val="23"/>
-              </w:rPr>
-            </w:pPr>
-            <w:r>
-              <w:rPr>
-                <w:rFonts w:ascii="Segoe UI" w:hAnsi="Segoe UI" w:cs="Segoe UI"/>
+                <w:rFonts w:ascii="Times New Roman" w:hAnsi="Times New Roman" w:cs="Times New Roman"/>
+                <w:color w:val="0F1115"/>
+                <w:sz w:val="23"/>
+                <w:szCs w:val="23"/>
+              </w:rPr>
+            </w:pPr>
+            <w:r>
+              <w:rPr>
+                <w:rFonts w:ascii="Times New Roman" w:hAnsi="Times New Roman" w:cs="Times New Roman"/>
                 <w:color w:val="0F1115"/>
                 <w:sz w:val="23"/>
                 <w:szCs w:val="23"/>
@@ -4190,7 +4099,6 @@
         <w:shd w:val="clear" w:color="auto" w:fill="FFFFFF"/>
         <w:spacing w:before="480" w:beforeAutospacing="0" w:after="240" w:afterAutospacing="0" w:line="450" w:lineRule="atLeast"/>
         <w:rPr>
-          <w:rFonts w:ascii="Segoe UI" w:hAnsi="Segoe UI" w:cs="Segoe UI"/>
           <w:color w:val="0F1115"/>
           <w:sz w:val="30"/>
           <w:szCs w:val="30"/>
@@ -4198,12 +4106,10 @@
       </w:pPr>
       <w:r>
         <w:rPr>
-          <w:rFonts w:ascii="Segoe UI" w:hAnsi="Segoe UI" w:cs="Segoe UI"/>
           <w:color w:val="0F1115"/>
           <w:sz w:val="30"/>
           <w:szCs w:val="30"/>
         </w:rPr>
-        <w:lastRenderedPageBreak/>
         <w:t>Задание 7. Определение суммарного времени внедрения</w:t>
       </w:r>
     </w:p>
@@ -4213,21 +4119,18 @@
         <w:shd w:val="clear" w:color="auto" w:fill="FFFFFF"/>
         <w:spacing w:before="240" w:beforeAutospacing="0" w:after="240" w:afterAutospacing="0"/>
         <w:rPr>
-          <w:rFonts w:ascii="Segoe UI" w:hAnsi="Segoe UI" w:cs="Segoe UI"/>
           <w:color w:val="0F1115"/>
         </w:rPr>
       </w:pPr>
       <w:r>
         <w:rPr>
           <w:rStyle w:val="a3"/>
-          <w:rFonts w:ascii="Segoe UI" w:hAnsi="Segoe UI" w:cs="Segoe UI"/>
           <w:color w:val="0F1115"/>
         </w:rPr>
         <w:t>Общее время:</w:t>
       </w:r>
       <w:r>
         <w:rPr>
-          <w:rFonts w:ascii="Segoe UI" w:hAnsi="Segoe UI" w:cs="Segoe UI"/>
           <w:color w:val="0F1115"/>
         </w:rPr>
         <w:t xml:space="preserve"> 20+15+40+60+30+20+20+40+30+60+15+30 = 380 минут ≈ 6,3 часа.</w:t>
@@ -4239,21 +4142,19 @@
         <w:shd w:val="clear" w:color="auto" w:fill="FFFFFF"/>
         <w:spacing w:before="240" w:beforeAutospacing="0" w:after="240" w:afterAutospacing="0"/>
         <w:rPr>
-          <w:rFonts w:ascii="Segoe UI" w:hAnsi="Segoe UI" w:cs="Segoe UI"/>
           <w:color w:val="0F1115"/>
         </w:rPr>
       </w:pPr>
       <w:r>
         <w:rPr>
           <w:rStyle w:val="a3"/>
-          <w:rFonts w:ascii="Segoe UI" w:hAnsi="Segoe UI" w:cs="Segoe UI"/>
-          <w:color w:val="0F1115"/>
-        </w:rPr>
+          <w:color w:val="0F1115"/>
+        </w:rPr>
+        <w:lastRenderedPageBreak/>
         <w:t>Все ли работы обязательно выполняются строго последовательно?</w:t>
       </w:r>
       <w:r>
         <w:rPr>
-          <w:rFonts w:ascii="Segoe UI" w:hAnsi="Segoe UI" w:cs="Segoe UI"/>
           <w:color w:val="0F1115"/>
         </w:rPr>
         <w:br/>
@@ -4261,7 +4162,6 @@
       </w:r>
       <w:r>
         <w:rPr>
-          <w:rFonts w:ascii="Segoe UI" w:hAnsi="Segoe UI" w:cs="Segoe UI"/>
           <w:color w:val="0F1115"/>
         </w:rPr>
         <w:br/>
@@ -4275,7 +4175,6 @@
       </w:r>
       <w:r>
         <w:rPr>
-          <w:rFonts w:ascii="Segoe UI" w:hAnsi="Segoe UI" w:cs="Segoe UI"/>
           <w:color w:val="0F1115"/>
         </w:rPr>
         <w:t xml:space="preserve"> Нет</w:t>
@@ -4287,21 +4186,18 @@
         <w:shd w:val="clear" w:color="auto" w:fill="FFFFFF"/>
         <w:spacing w:before="240" w:beforeAutospacing="0" w:after="240" w:afterAutospacing="0"/>
         <w:rPr>
-          <w:rFonts w:ascii="Segoe UI" w:hAnsi="Segoe UI" w:cs="Segoe UI"/>
           <w:color w:val="0F1115"/>
         </w:rPr>
       </w:pPr>
       <w:r>
         <w:rPr>
           <w:rStyle w:val="a3"/>
-          <w:rFonts w:ascii="Segoe UI" w:hAnsi="Segoe UI" w:cs="Segoe UI"/>
           <w:color w:val="0F1115"/>
         </w:rPr>
         <w:t>Объяснение:</w:t>
       </w:r>
       <w:r>
         <w:rPr>
-          <w:rFonts w:ascii="Segoe UI" w:hAnsi="Segoe UI" w:cs="Segoe UI"/>
           <w:color w:val="0F1115"/>
         </w:rPr>
         <w:t xml:space="preserve"> Некоторые работы можно выполнять параллельно, например, проверку сетевого подключения и установку .NET, или обучение пользователей и создание резервной копии, если они не мешают друг другу.</w:t>
@@ -4313,21 +4209,18 @@
         <w:shd w:val="clear" w:color="auto" w:fill="FFFFFF"/>
         <w:spacing w:before="240" w:beforeAutospacing="0" w:after="240" w:afterAutospacing="0"/>
         <w:rPr>
-          <w:rFonts w:ascii="Segoe UI" w:hAnsi="Segoe UI" w:cs="Segoe UI"/>
           <w:color w:val="0F1115"/>
         </w:rPr>
       </w:pPr>
       <w:r>
         <w:rPr>
           <w:rStyle w:val="a3"/>
-          <w:rFonts w:ascii="Segoe UI" w:hAnsi="Segoe UI" w:cs="Segoe UI"/>
           <w:color w:val="0F1115"/>
         </w:rPr>
         <w:t>Пример двух работ для параллельного выполнения:</w:t>
       </w:r>
       <w:r>
         <w:rPr>
-          <w:rFonts w:ascii="Segoe UI" w:hAnsi="Segoe UI" w:cs="Segoe UI"/>
           <w:color w:val="0F1115"/>
         </w:rPr>
         <w:t xml:space="preserve"> проверка системных требований и проверка сетевого подключения.</w:t>
@@ -4339,7 +4232,6 @@
         <w:shd w:val="clear" w:color="auto" w:fill="FFFFFF"/>
         <w:spacing w:before="480" w:beforeAutospacing="0" w:after="240" w:afterAutospacing="0" w:line="450" w:lineRule="atLeast"/>
         <w:rPr>
-          <w:rFonts w:ascii="Segoe UI" w:hAnsi="Segoe UI" w:cs="Segoe UI"/>
           <w:color w:val="0F1115"/>
           <w:sz w:val="30"/>
           <w:szCs w:val="30"/>
@@ -4347,7 +4239,6 @@
       </w:pPr>
       <w:r>
         <w:rPr>
-          <w:rFonts w:ascii="Segoe UI" w:hAnsi="Segoe UI" w:cs="Segoe UI"/>
           <w:color w:val="0F1115"/>
           <w:sz w:val="30"/>
           <w:szCs w:val="30"/>
@@ -4360,7 +4251,7 @@
         <w:shd w:val="clear" w:color="auto" w:fill="FFFFFF"/>
         <w:spacing w:before="240" w:after="240" w:line="240" w:lineRule="auto"/>
         <w:rPr>
-          <w:rFonts w:ascii="Segoe UI" w:eastAsia="Times New Roman" w:hAnsi="Segoe UI" w:cs="Segoe UI"/>
+          <w:rFonts w:ascii="Times New Roman" w:eastAsia="Times New Roman" w:hAnsi="Times New Roman" w:cs="Times New Roman"/>
           <w:b/>
           <w:bCs/>
           <w:color w:val="0F1115"/>
@@ -4375,7 +4266,7 @@
         <w:shd w:val="clear" w:color="auto" w:fill="FFFFFF"/>
         <w:spacing w:before="240" w:after="240" w:line="240" w:lineRule="auto"/>
         <w:rPr>
-          <w:rFonts w:ascii="Segoe UI" w:eastAsia="Times New Roman" w:hAnsi="Segoe UI" w:cs="Segoe UI"/>
+          <w:rFonts w:ascii="Times New Roman" w:eastAsia="Times New Roman" w:hAnsi="Times New Roman" w:cs="Times New Roman"/>
           <w:b/>
           <w:bCs/>
           <w:color w:val="0F1115"/>
@@ -4386,7 +4277,7 @@
       </w:pPr>
       <w:r>
         <w:rPr>
-          <w:rFonts w:ascii="Segoe UI" w:eastAsia="Times New Roman" w:hAnsi="Segoe UI" w:cs="Segoe UI"/>
+          <w:rFonts w:ascii="Times New Roman" w:eastAsia="Times New Roman" w:hAnsi="Times New Roman" w:cs="Times New Roman"/>
           <w:b/>
           <w:bCs/>
           <w:color w:val="0F1115"/>
@@ -4422,15 +4313,15 @@
             <w:pPr>
               <w:spacing w:line="375" w:lineRule="atLeast"/>
               <w:rPr>
-                <w:rFonts w:ascii="Segoe UI" w:hAnsi="Segoe UI" w:cs="Segoe UI"/>
-                <w:color w:val="0F1115"/>
-                <w:sz w:val="23"/>
-                <w:szCs w:val="23"/>
-              </w:rPr>
-            </w:pPr>
-            <w:r>
-              <w:rPr>
-                <w:rFonts w:ascii="Segoe UI" w:hAnsi="Segoe UI" w:cs="Segoe UI"/>
+                <w:rFonts w:ascii="Times New Roman" w:hAnsi="Times New Roman" w:cs="Times New Roman"/>
+                <w:color w:val="0F1115"/>
+                <w:sz w:val="23"/>
+                <w:szCs w:val="23"/>
+              </w:rPr>
+            </w:pPr>
+            <w:r>
+              <w:rPr>
+                <w:rFonts w:ascii="Times New Roman" w:hAnsi="Times New Roman" w:cs="Times New Roman"/>
                 <w:color w:val="0F1115"/>
                 <w:sz w:val="23"/>
                 <w:szCs w:val="23"/>
@@ -4448,15 +4339,15 @@
             <w:pPr>
               <w:spacing w:line="375" w:lineRule="atLeast"/>
               <w:rPr>
-                <w:rFonts w:ascii="Segoe UI" w:hAnsi="Segoe UI" w:cs="Segoe UI"/>
-                <w:color w:val="0F1115"/>
-                <w:sz w:val="23"/>
-                <w:szCs w:val="23"/>
-              </w:rPr>
-            </w:pPr>
-            <w:r>
-              <w:rPr>
-                <w:rFonts w:ascii="Segoe UI" w:hAnsi="Segoe UI" w:cs="Segoe UI"/>
+                <w:rFonts w:ascii="Times New Roman" w:hAnsi="Times New Roman" w:cs="Times New Roman"/>
+                <w:color w:val="0F1115"/>
+                <w:sz w:val="23"/>
+                <w:szCs w:val="23"/>
+              </w:rPr>
+            </w:pPr>
+            <w:r>
+              <w:rPr>
+                <w:rFonts w:ascii="Times New Roman" w:hAnsi="Times New Roman" w:cs="Times New Roman"/>
                 <w:color w:val="0F1115"/>
                 <w:sz w:val="23"/>
                 <w:szCs w:val="23"/>
@@ -4474,15 +4365,15 @@
             <w:pPr>
               <w:spacing w:line="375" w:lineRule="atLeast"/>
               <w:rPr>
-                <w:rFonts w:ascii="Segoe UI" w:hAnsi="Segoe UI" w:cs="Segoe UI"/>
-                <w:color w:val="0F1115"/>
-                <w:sz w:val="23"/>
-                <w:szCs w:val="23"/>
-              </w:rPr>
-            </w:pPr>
-            <w:r>
-              <w:rPr>
-                <w:rFonts w:ascii="Segoe UI" w:hAnsi="Segoe UI" w:cs="Segoe UI"/>
+                <w:rFonts w:ascii="Times New Roman" w:hAnsi="Times New Roman" w:cs="Times New Roman"/>
+                <w:color w:val="0F1115"/>
+                <w:sz w:val="23"/>
+                <w:szCs w:val="23"/>
+              </w:rPr>
+            </w:pPr>
+            <w:r>
+              <w:rPr>
+                <w:rFonts w:ascii="Times New Roman" w:hAnsi="Times New Roman" w:cs="Times New Roman"/>
                 <w:color w:val="0F1115"/>
                 <w:sz w:val="23"/>
                 <w:szCs w:val="23"/>
@@ -4505,15 +4396,15 @@
             <w:pPr>
               <w:spacing w:line="375" w:lineRule="atLeast"/>
               <w:rPr>
-                <w:rFonts w:ascii="Segoe UI" w:hAnsi="Segoe UI" w:cs="Segoe UI"/>
-                <w:color w:val="0F1115"/>
-                <w:sz w:val="23"/>
-                <w:szCs w:val="23"/>
-              </w:rPr>
-            </w:pPr>
-            <w:r>
-              <w:rPr>
-                <w:rFonts w:ascii="Segoe UI" w:hAnsi="Segoe UI" w:cs="Segoe UI"/>
+                <w:rFonts w:ascii="Times New Roman" w:hAnsi="Times New Roman" w:cs="Times New Roman"/>
+                <w:color w:val="0F1115"/>
+                <w:sz w:val="23"/>
+                <w:szCs w:val="23"/>
+              </w:rPr>
+            </w:pPr>
+            <w:r>
+              <w:rPr>
+                <w:rFonts w:ascii="Times New Roman" w:hAnsi="Times New Roman" w:cs="Times New Roman"/>
                 <w:color w:val="0F1115"/>
                 <w:sz w:val="23"/>
                 <w:szCs w:val="23"/>
@@ -4531,15 +4422,15 @@
             <w:pPr>
               <w:spacing w:line="375" w:lineRule="atLeast"/>
               <w:rPr>
-                <w:rFonts w:ascii="Segoe UI" w:hAnsi="Segoe UI" w:cs="Segoe UI"/>
-                <w:color w:val="0F1115"/>
-                <w:sz w:val="23"/>
-                <w:szCs w:val="23"/>
-              </w:rPr>
-            </w:pPr>
-            <w:r>
-              <w:rPr>
-                <w:rFonts w:ascii="Segoe UI" w:hAnsi="Segoe UI" w:cs="Segoe UI"/>
+                <w:rFonts w:ascii="Times New Roman" w:hAnsi="Times New Roman" w:cs="Times New Roman"/>
+                <w:color w:val="0F1115"/>
+                <w:sz w:val="23"/>
+                <w:szCs w:val="23"/>
+              </w:rPr>
+            </w:pPr>
+            <w:r>
+              <w:rPr>
+                <w:rFonts w:ascii="Times New Roman" w:hAnsi="Times New Roman" w:cs="Times New Roman"/>
                 <w:color w:val="0F1115"/>
                 <w:sz w:val="23"/>
                 <w:szCs w:val="23"/>
@@ -4557,15 +4448,15 @@
             <w:pPr>
               <w:spacing w:line="375" w:lineRule="atLeast"/>
               <w:rPr>
-                <w:rFonts w:ascii="Segoe UI" w:hAnsi="Segoe UI" w:cs="Segoe UI"/>
-                <w:color w:val="0F1115"/>
-                <w:sz w:val="23"/>
-                <w:szCs w:val="23"/>
-              </w:rPr>
-            </w:pPr>
-            <w:r>
-              <w:rPr>
-                <w:rFonts w:ascii="Segoe UI" w:hAnsi="Segoe UI" w:cs="Segoe UI"/>
+                <w:rFonts w:ascii="Times New Roman" w:hAnsi="Times New Roman" w:cs="Times New Roman"/>
+                <w:color w:val="0F1115"/>
+                <w:sz w:val="23"/>
+                <w:szCs w:val="23"/>
+              </w:rPr>
+            </w:pPr>
+            <w:r>
+              <w:rPr>
+                <w:rFonts w:ascii="Times New Roman" w:hAnsi="Times New Roman" w:cs="Times New Roman"/>
                 <w:color w:val="0F1115"/>
                 <w:sz w:val="23"/>
                 <w:szCs w:val="23"/>
@@ -4588,15 +4479,15 @@
             <w:pPr>
               <w:spacing w:line="375" w:lineRule="atLeast"/>
               <w:rPr>
-                <w:rFonts w:ascii="Segoe UI" w:hAnsi="Segoe UI" w:cs="Segoe UI"/>
-                <w:color w:val="0F1115"/>
-                <w:sz w:val="23"/>
-                <w:szCs w:val="23"/>
-              </w:rPr>
-            </w:pPr>
-            <w:r>
-              <w:rPr>
-                <w:rFonts w:ascii="Segoe UI" w:hAnsi="Segoe UI" w:cs="Segoe UI"/>
+                <w:rFonts w:ascii="Times New Roman" w:hAnsi="Times New Roman" w:cs="Times New Roman"/>
+                <w:color w:val="0F1115"/>
+                <w:sz w:val="23"/>
+                <w:szCs w:val="23"/>
+              </w:rPr>
+            </w:pPr>
+            <w:r>
+              <w:rPr>
+                <w:rFonts w:ascii="Times New Roman" w:hAnsi="Times New Roman" w:cs="Times New Roman"/>
                 <w:color w:val="0F1115"/>
                 <w:sz w:val="23"/>
                 <w:szCs w:val="23"/>
@@ -4614,15 +4505,15 @@
             <w:pPr>
               <w:spacing w:line="375" w:lineRule="atLeast"/>
               <w:rPr>
-                <w:rFonts w:ascii="Segoe UI" w:hAnsi="Segoe UI" w:cs="Segoe UI"/>
-                <w:color w:val="0F1115"/>
-                <w:sz w:val="23"/>
-                <w:szCs w:val="23"/>
-              </w:rPr>
-            </w:pPr>
-            <w:r>
-              <w:rPr>
-                <w:rFonts w:ascii="Segoe UI" w:hAnsi="Segoe UI" w:cs="Segoe UI"/>
+                <w:rFonts w:ascii="Times New Roman" w:hAnsi="Times New Roman" w:cs="Times New Roman"/>
+                <w:color w:val="0F1115"/>
+                <w:sz w:val="23"/>
+                <w:szCs w:val="23"/>
+              </w:rPr>
+            </w:pPr>
+            <w:r>
+              <w:rPr>
+                <w:rFonts w:ascii="Times New Roman" w:hAnsi="Times New Roman" w:cs="Times New Roman"/>
                 <w:color w:val="0F1115"/>
                 <w:sz w:val="23"/>
                 <w:szCs w:val="23"/>
@@ -4640,15 +4531,15 @@
             <w:pPr>
               <w:spacing w:line="375" w:lineRule="atLeast"/>
               <w:rPr>
-                <w:rFonts w:ascii="Segoe UI" w:hAnsi="Segoe UI" w:cs="Segoe UI"/>
-                <w:color w:val="0F1115"/>
-                <w:sz w:val="23"/>
-                <w:szCs w:val="23"/>
-              </w:rPr>
-            </w:pPr>
-            <w:r>
-              <w:rPr>
-                <w:rFonts w:ascii="Segoe UI" w:hAnsi="Segoe UI" w:cs="Segoe UI"/>
+                <w:rFonts w:ascii="Times New Roman" w:hAnsi="Times New Roman" w:cs="Times New Roman"/>
+                <w:color w:val="0F1115"/>
+                <w:sz w:val="23"/>
+                <w:szCs w:val="23"/>
+              </w:rPr>
+            </w:pPr>
+            <w:r>
+              <w:rPr>
+                <w:rFonts w:ascii="Times New Roman" w:hAnsi="Times New Roman" w:cs="Times New Roman"/>
                 <w:color w:val="0F1115"/>
                 <w:sz w:val="23"/>
                 <w:szCs w:val="23"/>
@@ -4671,15 +4562,15 @@
             <w:pPr>
               <w:spacing w:line="375" w:lineRule="atLeast"/>
               <w:rPr>
-                <w:rFonts w:ascii="Segoe UI" w:hAnsi="Segoe UI" w:cs="Segoe UI"/>
-                <w:color w:val="0F1115"/>
-                <w:sz w:val="23"/>
-                <w:szCs w:val="23"/>
-              </w:rPr>
-            </w:pPr>
-            <w:r>
-              <w:rPr>
-                <w:rFonts w:ascii="Segoe UI" w:hAnsi="Segoe UI" w:cs="Segoe UI"/>
+                <w:rFonts w:ascii="Times New Roman" w:hAnsi="Times New Roman" w:cs="Times New Roman"/>
+                <w:color w:val="0F1115"/>
+                <w:sz w:val="23"/>
+                <w:szCs w:val="23"/>
+              </w:rPr>
+            </w:pPr>
+            <w:r>
+              <w:rPr>
+                <w:rFonts w:ascii="Times New Roman" w:hAnsi="Times New Roman" w:cs="Times New Roman"/>
                 <w:color w:val="0F1115"/>
                 <w:sz w:val="23"/>
                 <w:szCs w:val="23"/>
@@ -4697,15 +4588,15 @@
             <w:pPr>
               <w:spacing w:line="375" w:lineRule="atLeast"/>
               <w:rPr>
-                <w:rFonts w:ascii="Segoe UI" w:hAnsi="Segoe UI" w:cs="Segoe UI"/>
-                <w:color w:val="0F1115"/>
-                <w:sz w:val="23"/>
-                <w:szCs w:val="23"/>
-              </w:rPr>
-            </w:pPr>
-            <w:r>
-              <w:rPr>
-                <w:rFonts w:ascii="Segoe UI" w:hAnsi="Segoe UI" w:cs="Segoe UI"/>
+                <w:rFonts w:ascii="Times New Roman" w:hAnsi="Times New Roman" w:cs="Times New Roman"/>
+                <w:color w:val="0F1115"/>
+                <w:sz w:val="23"/>
+                <w:szCs w:val="23"/>
+              </w:rPr>
+            </w:pPr>
+            <w:r>
+              <w:rPr>
+                <w:rFonts w:ascii="Times New Roman" w:hAnsi="Times New Roman" w:cs="Times New Roman"/>
                 <w:color w:val="0F1115"/>
                 <w:sz w:val="23"/>
                 <w:szCs w:val="23"/>
@@ -4723,15 +4614,15 @@
             <w:pPr>
               <w:spacing w:line="375" w:lineRule="atLeast"/>
               <w:rPr>
-                <w:rFonts w:ascii="Segoe UI" w:hAnsi="Segoe UI" w:cs="Segoe UI"/>
-                <w:color w:val="0F1115"/>
-                <w:sz w:val="23"/>
-                <w:szCs w:val="23"/>
-              </w:rPr>
-            </w:pPr>
-            <w:r>
-              <w:rPr>
-                <w:rFonts w:ascii="Segoe UI" w:hAnsi="Segoe UI" w:cs="Segoe UI"/>
+                <w:rFonts w:ascii="Times New Roman" w:hAnsi="Times New Roman" w:cs="Times New Roman"/>
+                <w:color w:val="0F1115"/>
+                <w:sz w:val="23"/>
+                <w:szCs w:val="23"/>
+              </w:rPr>
+            </w:pPr>
+            <w:r>
+              <w:rPr>
+                <w:rFonts w:ascii="Times New Roman" w:hAnsi="Times New Roman" w:cs="Times New Roman"/>
                 <w:color w:val="0F1115"/>
                 <w:sz w:val="23"/>
                 <w:szCs w:val="23"/>
@@ -4754,15 +4645,15 @@
             <w:pPr>
               <w:spacing w:line="375" w:lineRule="atLeast"/>
               <w:rPr>
-                <w:rFonts w:ascii="Segoe UI" w:hAnsi="Segoe UI" w:cs="Segoe UI"/>
-                <w:color w:val="0F1115"/>
-                <w:sz w:val="23"/>
-                <w:szCs w:val="23"/>
-              </w:rPr>
-            </w:pPr>
-            <w:r>
-              <w:rPr>
-                <w:rFonts w:ascii="Segoe UI" w:hAnsi="Segoe UI" w:cs="Segoe UI"/>
+                <w:rFonts w:ascii="Times New Roman" w:hAnsi="Times New Roman" w:cs="Times New Roman"/>
+                <w:color w:val="0F1115"/>
+                <w:sz w:val="23"/>
+                <w:szCs w:val="23"/>
+              </w:rPr>
+            </w:pPr>
+            <w:r>
+              <w:rPr>
+                <w:rFonts w:ascii="Times New Roman" w:hAnsi="Times New Roman" w:cs="Times New Roman"/>
                 <w:color w:val="0F1115"/>
                 <w:sz w:val="23"/>
                 <w:szCs w:val="23"/>
@@ -4780,15 +4671,15 @@
             <w:pPr>
               <w:spacing w:line="375" w:lineRule="atLeast"/>
               <w:rPr>
-                <w:rFonts w:ascii="Segoe UI" w:hAnsi="Segoe UI" w:cs="Segoe UI"/>
-                <w:color w:val="0F1115"/>
-                <w:sz w:val="23"/>
-                <w:szCs w:val="23"/>
-              </w:rPr>
-            </w:pPr>
-            <w:r>
-              <w:rPr>
-                <w:rFonts w:ascii="Segoe UI" w:hAnsi="Segoe UI" w:cs="Segoe UI"/>
+                <w:rFonts w:ascii="Times New Roman" w:hAnsi="Times New Roman" w:cs="Times New Roman"/>
+                <w:color w:val="0F1115"/>
+                <w:sz w:val="23"/>
+                <w:szCs w:val="23"/>
+              </w:rPr>
+            </w:pPr>
+            <w:r>
+              <w:rPr>
+                <w:rFonts w:ascii="Times New Roman" w:hAnsi="Times New Roman" w:cs="Times New Roman"/>
                 <w:color w:val="0F1115"/>
                 <w:sz w:val="23"/>
                 <w:szCs w:val="23"/>
@@ -4798,7 +4689,7 @@
             <w:proofErr w:type="spellStart"/>
             <w:r>
               <w:rPr>
-                <w:rFonts w:ascii="Segoe UI" w:hAnsi="Segoe UI" w:cs="Segoe UI"/>
+                <w:rFonts w:ascii="Times New Roman" w:hAnsi="Times New Roman" w:cs="Times New Roman"/>
                 <w:color w:val="0F1115"/>
                 <w:sz w:val="23"/>
                 <w:szCs w:val="23"/>
@@ -4817,15 +4708,15 @@
             <w:pPr>
               <w:spacing w:line="375" w:lineRule="atLeast"/>
               <w:rPr>
-                <w:rFonts w:ascii="Segoe UI" w:hAnsi="Segoe UI" w:cs="Segoe UI"/>
-                <w:color w:val="0F1115"/>
-                <w:sz w:val="23"/>
-                <w:szCs w:val="23"/>
-              </w:rPr>
-            </w:pPr>
-            <w:r>
-              <w:rPr>
-                <w:rFonts w:ascii="Segoe UI" w:hAnsi="Segoe UI" w:cs="Segoe UI"/>
+                <w:rFonts w:ascii="Times New Roman" w:hAnsi="Times New Roman" w:cs="Times New Roman"/>
+                <w:color w:val="0F1115"/>
+                <w:sz w:val="23"/>
+                <w:szCs w:val="23"/>
+              </w:rPr>
+            </w:pPr>
+            <w:r>
+              <w:rPr>
+                <w:rFonts w:ascii="Times New Roman" w:hAnsi="Times New Roman" w:cs="Times New Roman"/>
                 <w:color w:val="0F1115"/>
                 <w:sz w:val="23"/>
                 <w:szCs w:val="23"/>
@@ -4840,7 +4731,7 @@
       <w:pPr>
         <w:rPr>
           <w:rStyle w:val="a3"/>
-          <w:rFonts w:ascii="Segoe UI" w:hAnsi="Segoe UI" w:cs="Segoe UI"/>
+          <w:rFonts w:ascii="Times New Roman" w:hAnsi="Times New Roman" w:cs="Times New Roman"/>
           <w:color w:val="0F1115"/>
           <w:shd w:val="clear" w:color="auto" w:fill="FFFFFF"/>
         </w:rPr>
@@ -4849,7 +4740,7 @@
     <w:p>
       <w:pPr>
         <w:rPr>
-          <w:rFonts w:ascii="Segoe UI" w:hAnsi="Segoe UI" w:cs="Segoe UI"/>
+          <w:rFonts w:ascii="Times New Roman" w:hAnsi="Times New Roman" w:cs="Times New Roman"/>
           <w:b/>
           <w:bCs/>
           <w:color w:val="0F1115"/>
@@ -4859,7 +4750,7 @@
       <w:r>
         <w:rPr>
           <w:rStyle w:val="a3"/>
-          <w:rFonts w:ascii="Segoe UI" w:hAnsi="Segoe UI" w:cs="Segoe UI"/>
+          <w:rFonts w:ascii="Times New Roman" w:hAnsi="Times New Roman" w:cs="Times New Roman"/>
           <w:color w:val="0F1115"/>
           <w:shd w:val="clear" w:color="auto" w:fill="FFFFFF"/>
         </w:rPr>
@@ -4891,15 +4782,15 @@
             <w:pPr>
               <w:spacing w:line="375" w:lineRule="atLeast"/>
               <w:rPr>
-                <w:rFonts w:ascii="Segoe UI" w:hAnsi="Segoe UI" w:cs="Segoe UI"/>
-                <w:color w:val="0F1115"/>
-                <w:sz w:val="23"/>
-                <w:szCs w:val="23"/>
-              </w:rPr>
-            </w:pPr>
-            <w:r>
-              <w:rPr>
-                <w:rFonts w:ascii="Segoe UI" w:hAnsi="Segoe UI" w:cs="Segoe UI"/>
+                <w:rFonts w:ascii="Times New Roman" w:hAnsi="Times New Roman" w:cs="Times New Roman"/>
+                <w:color w:val="0F1115"/>
+                <w:sz w:val="23"/>
+                <w:szCs w:val="23"/>
+              </w:rPr>
+            </w:pPr>
+            <w:r>
+              <w:rPr>
+                <w:rFonts w:ascii="Times New Roman" w:hAnsi="Times New Roman" w:cs="Times New Roman"/>
                 <w:color w:val="0F1115"/>
                 <w:sz w:val="23"/>
                 <w:szCs w:val="23"/>
@@ -4917,15 +4808,15 @@
             <w:pPr>
               <w:spacing w:line="375" w:lineRule="atLeast"/>
               <w:rPr>
-                <w:rFonts w:ascii="Segoe UI" w:hAnsi="Segoe UI" w:cs="Segoe UI"/>
-                <w:color w:val="0F1115"/>
-                <w:sz w:val="23"/>
-                <w:szCs w:val="23"/>
-              </w:rPr>
-            </w:pPr>
-            <w:r>
-              <w:rPr>
-                <w:rFonts w:ascii="Segoe UI" w:hAnsi="Segoe UI" w:cs="Segoe UI"/>
+                <w:rFonts w:ascii="Times New Roman" w:hAnsi="Times New Roman" w:cs="Times New Roman"/>
+                <w:color w:val="0F1115"/>
+                <w:sz w:val="23"/>
+                <w:szCs w:val="23"/>
+              </w:rPr>
+            </w:pPr>
+            <w:r>
+              <w:rPr>
+                <w:rFonts w:ascii="Times New Roman" w:hAnsi="Times New Roman" w:cs="Times New Roman"/>
                 <w:color w:val="0F1115"/>
                 <w:sz w:val="23"/>
                 <w:szCs w:val="23"/>
@@ -4943,15 +4834,15 @@
             <w:pPr>
               <w:spacing w:line="375" w:lineRule="atLeast"/>
               <w:rPr>
-                <w:rFonts w:ascii="Segoe UI" w:hAnsi="Segoe UI" w:cs="Segoe UI"/>
-                <w:color w:val="0F1115"/>
-                <w:sz w:val="23"/>
-                <w:szCs w:val="23"/>
-              </w:rPr>
-            </w:pPr>
-            <w:r>
-              <w:rPr>
-                <w:rFonts w:ascii="Segoe UI" w:hAnsi="Segoe UI" w:cs="Segoe UI"/>
+                <w:rFonts w:ascii="Times New Roman" w:hAnsi="Times New Roman" w:cs="Times New Roman"/>
+                <w:color w:val="0F1115"/>
+                <w:sz w:val="23"/>
+                <w:szCs w:val="23"/>
+              </w:rPr>
+            </w:pPr>
+            <w:r>
+              <w:rPr>
+                <w:rFonts w:ascii="Times New Roman" w:hAnsi="Times New Roman" w:cs="Times New Roman"/>
                 <w:color w:val="0F1115"/>
                 <w:sz w:val="23"/>
                 <w:szCs w:val="23"/>
@@ -4974,15 +4865,15 @@
             <w:pPr>
               <w:spacing w:line="375" w:lineRule="atLeast"/>
               <w:rPr>
-                <w:rFonts w:ascii="Segoe UI" w:hAnsi="Segoe UI" w:cs="Segoe UI"/>
-                <w:color w:val="0F1115"/>
-                <w:sz w:val="23"/>
-                <w:szCs w:val="23"/>
-              </w:rPr>
-            </w:pPr>
-            <w:r>
-              <w:rPr>
-                <w:rFonts w:ascii="Segoe UI" w:hAnsi="Segoe UI" w:cs="Segoe UI"/>
+                <w:rFonts w:ascii="Times New Roman" w:hAnsi="Times New Roman" w:cs="Times New Roman"/>
+                <w:color w:val="0F1115"/>
+                <w:sz w:val="23"/>
+                <w:szCs w:val="23"/>
+              </w:rPr>
+            </w:pPr>
+            <w:r>
+              <w:rPr>
+                <w:rFonts w:ascii="Times New Roman" w:hAnsi="Times New Roman" w:cs="Times New Roman"/>
                 <w:color w:val="0F1115"/>
                 <w:sz w:val="23"/>
                 <w:szCs w:val="23"/>
@@ -5000,15 +4891,15 @@
             <w:pPr>
               <w:spacing w:line="375" w:lineRule="atLeast"/>
               <w:rPr>
-                <w:rFonts w:ascii="Segoe UI" w:hAnsi="Segoe UI" w:cs="Segoe UI"/>
-                <w:color w:val="0F1115"/>
-                <w:sz w:val="23"/>
-                <w:szCs w:val="23"/>
-              </w:rPr>
-            </w:pPr>
-            <w:r>
-              <w:rPr>
-                <w:rFonts w:ascii="Segoe UI" w:hAnsi="Segoe UI" w:cs="Segoe UI"/>
+                <w:rFonts w:ascii="Times New Roman" w:hAnsi="Times New Roman" w:cs="Times New Roman"/>
+                <w:color w:val="0F1115"/>
+                <w:sz w:val="23"/>
+                <w:szCs w:val="23"/>
+              </w:rPr>
+            </w:pPr>
+            <w:r>
+              <w:rPr>
+                <w:rFonts w:ascii="Times New Roman" w:hAnsi="Times New Roman" w:cs="Times New Roman"/>
                 <w:color w:val="0F1115"/>
                 <w:sz w:val="23"/>
                 <w:szCs w:val="23"/>
@@ -5018,7 +4909,7 @@
             <w:proofErr w:type="spellStart"/>
             <w:r>
               <w:rPr>
-                <w:rFonts w:ascii="Segoe UI" w:hAnsi="Segoe UI" w:cs="Segoe UI"/>
+                <w:rFonts w:ascii="Times New Roman" w:hAnsi="Times New Roman" w:cs="Times New Roman"/>
                 <w:color w:val="0F1115"/>
                 <w:sz w:val="23"/>
                 <w:szCs w:val="23"/>
@@ -5037,15 +4928,15 @@
             <w:pPr>
               <w:spacing w:line="375" w:lineRule="atLeast"/>
               <w:rPr>
-                <w:rFonts w:ascii="Segoe UI" w:hAnsi="Segoe UI" w:cs="Segoe UI"/>
-                <w:color w:val="0F1115"/>
-                <w:sz w:val="23"/>
-                <w:szCs w:val="23"/>
-              </w:rPr>
-            </w:pPr>
-            <w:r>
-              <w:rPr>
-                <w:rFonts w:ascii="Segoe UI" w:hAnsi="Segoe UI" w:cs="Segoe UI"/>
+                <w:rFonts w:ascii="Times New Roman" w:hAnsi="Times New Roman" w:cs="Times New Roman"/>
+                <w:color w:val="0F1115"/>
+                <w:sz w:val="23"/>
+                <w:szCs w:val="23"/>
+              </w:rPr>
+            </w:pPr>
+            <w:r>
+              <w:rPr>
+                <w:rFonts w:ascii="Times New Roman" w:hAnsi="Times New Roman" w:cs="Times New Roman"/>
                 <w:color w:val="0F1115"/>
                 <w:sz w:val="23"/>
                 <w:szCs w:val="23"/>
@@ -5068,15 +4959,15 @@
             <w:pPr>
               <w:spacing w:line="375" w:lineRule="atLeast"/>
               <w:rPr>
-                <w:rFonts w:ascii="Segoe UI" w:hAnsi="Segoe UI" w:cs="Segoe UI"/>
-                <w:color w:val="0F1115"/>
-                <w:sz w:val="23"/>
-                <w:szCs w:val="23"/>
-              </w:rPr>
-            </w:pPr>
-            <w:r>
-              <w:rPr>
-                <w:rFonts w:ascii="Segoe UI" w:hAnsi="Segoe UI" w:cs="Segoe UI"/>
+                <w:rFonts w:ascii="Times New Roman" w:hAnsi="Times New Roman" w:cs="Times New Roman"/>
+                <w:color w:val="0F1115"/>
+                <w:sz w:val="23"/>
+                <w:szCs w:val="23"/>
+              </w:rPr>
+            </w:pPr>
+            <w:r>
+              <w:rPr>
+                <w:rFonts w:ascii="Times New Roman" w:hAnsi="Times New Roman" w:cs="Times New Roman"/>
                 <w:color w:val="0F1115"/>
                 <w:sz w:val="23"/>
                 <w:szCs w:val="23"/>
@@ -5094,15 +4985,15 @@
             <w:pPr>
               <w:spacing w:line="375" w:lineRule="atLeast"/>
               <w:rPr>
-                <w:rFonts w:ascii="Segoe UI" w:hAnsi="Segoe UI" w:cs="Segoe UI"/>
-                <w:color w:val="0F1115"/>
-                <w:sz w:val="23"/>
-                <w:szCs w:val="23"/>
-              </w:rPr>
-            </w:pPr>
-            <w:r>
-              <w:rPr>
-                <w:rFonts w:ascii="Segoe UI" w:hAnsi="Segoe UI" w:cs="Segoe UI"/>
+                <w:rFonts w:ascii="Times New Roman" w:hAnsi="Times New Roman" w:cs="Times New Roman"/>
+                <w:color w:val="0F1115"/>
+                <w:sz w:val="23"/>
+                <w:szCs w:val="23"/>
+              </w:rPr>
+            </w:pPr>
+            <w:r>
+              <w:rPr>
+                <w:rFonts w:ascii="Times New Roman" w:hAnsi="Times New Roman" w:cs="Times New Roman"/>
                 <w:color w:val="0F1115"/>
                 <w:sz w:val="23"/>
                 <w:szCs w:val="23"/>
@@ -5112,7 +5003,7 @@
             <w:proofErr w:type="spellStart"/>
             <w:r>
               <w:rPr>
-                <w:rFonts w:ascii="Segoe UI" w:hAnsi="Segoe UI" w:cs="Segoe UI"/>
+                <w:rFonts w:ascii="Times New Roman" w:hAnsi="Times New Roman" w:cs="Times New Roman"/>
                 <w:color w:val="0F1115"/>
                 <w:sz w:val="23"/>
                 <w:szCs w:val="23"/>
@@ -5131,15 +5022,15 @@
             <w:pPr>
               <w:spacing w:line="375" w:lineRule="atLeast"/>
               <w:rPr>
-                <w:rFonts w:ascii="Segoe UI" w:hAnsi="Segoe UI" w:cs="Segoe UI"/>
-                <w:color w:val="0F1115"/>
-                <w:sz w:val="23"/>
-                <w:szCs w:val="23"/>
-              </w:rPr>
-            </w:pPr>
-            <w:r>
-              <w:rPr>
-                <w:rFonts w:ascii="Segoe UI" w:hAnsi="Segoe UI" w:cs="Segoe UI"/>
+                <w:rFonts w:ascii="Times New Roman" w:hAnsi="Times New Roman" w:cs="Times New Roman"/>
+                <w:color w:val="0F1115"/>
+                <w:sz w:val="23"/>
+                <w:szCs w:val="23"/>
+              </w:rPr>
+            </w:pPr>
+            <w:r>
+              <w:rPr>
+                <w:rFonts w:ascii="Times New Roman" w:hAnsi="Times New Roman" w:cs="Times New Roman"/>
                 <w:color w:val="0F1115"/>
                 <w:sz w:val="23"/>
                 <w:szCs w:val="23"/>
@@ -5162,15 +5053,15 @@
             <w:pPr>
               <w:spacing w:line="375" w:lineRule="atLeast"/>
               <w:rPr>
-                <w:rFonts w:ascii="Segoe UI" w:hAnsi="Segoe UI" w:cs="Segoe UI"/>
-                <w:color w:val="0F1115"/>
-                <w:sz w:val="23"/>
-                <w:szCs w:val="23"/>
-              </w:rPr>
-            </w:pPr>
-            <w:r>
-              <w:rPr>
-                <w:rFonts w:ascii="Segoe UI" w:hAnsi="Segoe UI" w:cs="Segoe UI"/>
+                <w:rFonts w:ascii="Times New Roman" w:hAnsi="Times New Roman" w:cs="Times New Roman"/>
+                <w:color w:val="0F1115"/>
+                <w:sz w:val="23"/>
+                <w:szCs w:val="23"/>
+              </w:rPr>
+            </w:pPr>
+            <w:r>
+              <w:rPr>
+                <w:rFonts w:ascii="Times New Roman" w:hAnsi="Times New Roman" w:cs="Times New Roman"/>
                 <w:color w:val="0F1115"/>
                 <w:sz w:val="23"/>
                 <w:szCs w:val="23"/>
@@ -5188,15 +5079,15 @@
             <w:pPr>
               <w:spacing w:line="375" w:lineRule="atLeast"/>
               <w:rPr>
-                <w:rFonts w:ascii="Segoe UI" w:hAnsi="Segoe UI" w:cs="Segoe UI"/>
-                <w:color w:val="0F1115"/>
-                <w:sz w:val="23"/>
-                <w:szCs w:val="23"/>
-              </w:rPr>
-            </w:pPr>
-            <w:r>
-              <w:rPr>
-                <w:rFonts w:ascii="Segoe UI" w:hAnsi="Segoe UI" w:cs="Segoe UI"/>
+                <w:rFonts w:ascii="Times New Roman" w:hAnsi="Times New Roman" w:cs="Times New Roman"/>
+                <w:color w:val="0F1115"/>
+                <w:sz w:val="23"/>
+                <w:szCs w:val="23"/>
+              </w:rPr>
+            </w:pPr>
+            <w:r>
+              <w:rPr>
+                <w:rFonts w:ascii="Times New Roman" w:hAnsi="Times New Roman" w:cs="Times New Roman"/>
                 <w:color w:val="0F1115"/>
                 <w:sz w:val="23"/>
                 <w:szCs w:val="23"/>
@@ -5214,15 +5105,15 @@
             <w:pPr>
               <w:spacing w:line="375" w:lineRule="atLeast"/>
               <w:rPr>
-                <w:rFonts w:ascii="Segoe UI" w:hAnsi="Segoe UI" w:cs="Segoe UI"/>
-                <w:color w:val="0F1115"/>
-                <w:sz w:val="23"/>
-                <w:szCs w:val="23"/>
-              </w:rPr>
-            </w:pPr>
-            <w:r>
-              <w:rPr>
-                <w:rFonts w:ascii="Segoe UI" w:hAnsi="Segoe UI" w:cs="Segoe UI"/>
+                <w:rFonts w:ascii="Times New Roman" w:hAnsi="Times New Roman" w:cs="Times New Roman"/>
+                <w:color w:val="0F1115"/>
+                <w:sz w:val="23"/>
+                <w:szCs w:val="23"/>
+              </w:rPr>
+            </w:pPr>
+            <w:r>
+              <w:rPr>
+                <w:rFonts w:ascii="Times New Roman" w:hAnsi="Times New Roman" w:cs="Times New Roman"/>
                 <w:color w:val="0F1115"/>
                 <w:sz w:val="23"/>
                 <w:szCs w:val="23"/>
@@ -5245,15 +5136,15 @@
             <w:pPr>
               <w:spacing w:line="375" w:lineRule="atLeast"/>
               <w:rPr>
-                <w:rFonts w:ascii="Segoe UI" w:hAnsi="Segoe UI" w:cs="Segoe UI"/>
-                <w:color w:val="0F1115"/>
-                <w:sz w:val="23"/>
-                <w:szCs w:val="23"/>
-              </w:rPr>
-            </w:pPr>
-            <w:r>
-              <w:rPr>
-                <w:rFonts w:ascii="Segoe UI" w:hAnsi="Segoe UI" w:cs="Segoe UI"/>
+                <w:rFonts w:ascii="Times New Roman" w:hAnsi="Times New Roman" w:cs="Times New Roman"/>
+                <w:color w:val="0F1115"/>
+                <w:sz w:val="23"/>
+                <w:szCs w:val="23"/>
+              </w:rPr>
+            </w:pPr>
+            <w:r>
+              <w:rPr>
+                <w:rFonts w:ascii="Times New Roman" w:hAnsi="Times New Roman" w:cs="Times New Roman"/>
                 <w:color w:val="0F1115"/>
                 <w:sz w:val="23"/>
                 <w:szCs w:val="23"/>
@@ -5271,15 +5162,15 @@
             <w:pPr>
               <w:spacing w:line="375" w:lineRule="atLeast"/>
               <w:rPr>
-                <w:rFonts w:ascii="Segoe UI" w:hAnsi="Segoe UI" w:cs="Segoe UI"/>
-                <w:color w:val="0F1115"/>
-                <w:sz w:val="23"/>
-                <w:szCs w:val="23"/>
-              </w:rPr>
-            </w:pPr>
-            <w:r>
-              <w:rPr>
-                <w:rFonts w:ascii="Segoe UI" w:hAnsi="Segoe UI" w:cs="Segoe UI"/>
+                <w:rFonts w:ascii="Times New Roman" w:hAnsi="Times New Roman" w:cs="Times New Roman"/>
+                <w:color w:val="0F1115"/>
+                <w:sz w:val="23"/>
+                <w:szCs w:val="23"/>
+              </w:rPr>
+            </w:pPr>
+            <w:r>
+              <w:rPr>
+                <w:rFonts w:ascii="Times New Roman" w:hAnsi="Times New Roman" w:cs="Times New Roman"/>
                 <w:color w:val="0F1115"/>
                 <w:sz w:val="23"/>
                 <w:szCs w:val="23"/>
@@ -5297,15 +5188,15 @@
             <w:pPr>
               <w:spacing w:line="375" w:lineRule="atLeast"/>
               <w:rPr>
-                <w:rFonts w:ascii="Segoe UI" w:hAnsi="Segoe UI" w:cs="Segoe UI"/>
-                <w:color w:val="0F1115"/>
-                <w:sz w:val="23"/>
-                <w:szCs w:val="23"/>
-              </w:rPr>
-            </w:pPr>
-            <w:r>
-              <w:rPr>
-                <w:rFonts w:ascii="Segoe UI" w:hAnsi="Segoe UI" w:cs="Segoe UI"/>
+                <w:rFonts w:ascii="Times New Roman" w:hAnsi="Times New Roman" w:cs="Times New Roman"/>
+                <w:color w:val="0F1115"/>
+                <w:sz w:val="23"/>
+                <w:szCs w:val="23"/>
+              </w:rPr>
+            </w:pPr>
+            <w:r>
+              <w:rPr>
+                <w:rFonts w:ascii="Times New Roman" w:hAnsi="Times New Roman" w:cs="Times New Roman"/>
                 <w:color w:val="0F1115"/>
                 <w:sz w:val="23"/>
                 <w:szCs w:val="23"/>
@@ -5320,7 +5211,7 @@
       <w:pPr>
         <w:rPr>
           <w:rStyle w:val="a3"/>
-          <w:rFonts w:ascii="Segoe UI" w:hAnsi="Segoe UI" w:cs="Segoe UI"/>
+          <w:rFonts w:ascii="Times New Roman" w:hAnsi="Times New Roman" w:cs="Times New Roman"/>
           <w:color w:val="0F1115"/>
           <w:shd w:val="clear" w:color="auto" w:fill="FFFFFF"/>
         </w:rPr>
@@ -5329,7 +5220,7 @@
     <w:p>
       <w:pPr>
         <w:rPr>
-          <w:rFonts w:ascii="Segoe UI" w:hAnsi="Segoe UI" w:cs="Segoe UI"/>
+          <w:rFonts w:ascii="Times New Roman" w:hAnsi="Times New Roman" w:cs="Times New Roman"/>
           <w:b/>
           <w:bCs/>
           <w:color w:val="0F1115"/>
@@ -5339,7 +5230,7 @@
       <w:r>
         <w:rPr>
           <w:rStyle w:val="a3"/>
-          <w:rFonts w:ascii="Segoe UI" w:hAnsi="Segoe UI" w:cs="Segoe UI"/>
+          <w:rFonts w:ascii="Times New Roman" w:hAnsi="Times New Roman" w:cs="Times New Roman"/>
           <w:color w:val="0F1115"/>
           <w:shd w:val="clear" w:color="auto" w:fill="FFFFFF"/>
         </w:rPr>
@@ -5371,14 +5262,14 @@
             <w:pPr>
               <w:spacing w:line="375" w:lineRule="atLeast"/>
               <w:rPr>
-                <w:rFonts w:ascii="Segoe UI" w:hAnsi="Segoe UI" w:cs="Segoe UI"/>
-                <w:sz w:val="23"/>
-                <w:szCs w:val="23"/>
-              </w:rPr>
-            </w:pPr>
-            <w:r>
-              <w:rPr>
-                <w:rFonts w:ascii="Segoe UI" w:hAnsi="Segoe UI" w:cs="Segoe UI"/>
+                <w:rFonts w:ascii="Times New Roman" w:hAnsi="Times New Roman" w:cs="Times New Roman"/>
+                <w:sz w:val="23"/>
+                <w:szCs w:val="23"/>
+              </w:rPr>
+            </w:pPr>
+            <w:r>
+              <w:rPr>
+                <w:rFonts w:ascii="Times New Roman" w:hAnsi="Times New Roman" w:cs="Times New Roman"/>
                 <w:sz w:val="23"/>
                 <w:szCs w:val="23"/>
               </w:rPr>
@@ -5395,14 +5286,14 @@
             <w:pPr>
               <w:spacing w:line="375" w:lineRule="atLeast"/>
               <w:rPr>
-                <w:rFonts w:ascii="Segoe UI" w:hAnsi="Segoe UI" w:cs="Segoe UI"/>
-                <w:sz w:val="23"/>
-                <w:szCs w:val="23"/>
-              </w:rPr>
-            </w:pPr>
-            <w:r>
-              <w:rPr>
-                <w:rFonts w:ascii="Segoe UI" w:hAnsi="Segoe UI" w:cs="Segoe UI"/>
+                <w:rFonts w:ascii="Times New Roman" w:hAnsi="Times New Roman" w:cs="Times New Roman"/>
+                <w:sz w:val="23"/>
+                <w:szCs w:val="23"/>
+              </w:rPr>
+            </w:pPr>
+            <w:r>
+              <w:rPr>
+                <w:rFonts w:ascii="Times New Roman" w:hAnsi="Times New Roman" w:cs="Times New Roman"/>
                 <w:sz w:val="23"/>
                 <w:szCs w:val="23"/>
               </w:rPr>
@@ -5419,14 +5310,14 @@
             <w:pPr>
               <w:spacing w:line="375" w:lineRule="atLeast"/>
               <w:rPr>
-                <w:rFonts w:ascii="Segoe UI" w:hAnsi="Segoe UI" w:cs="Segoe UI"/>
-                <w:sz w:val="23"/>
-                <w:szCs w:val="23"/>
-              </w:rPr>
-            </w:pPr>
-            <w:r>
-              <w:rPr>
-                <w:rFonts w:ascii="Segoe UI" w:hAnsi="Segoe UI" w:cs="Segoe UI"/>
+                <w:rFonts w:ascii="Times New Roman" w:hAnsi="Times New Roman" w:cs="Times New Roman"/>
+                <w:sz w:val="23"/>
+                <w:szCs w:val="23"/>
+              </w:rPr>
+            </w:pPr>
+            <w:r>
+              <w:rPr>
+                <w:rFonts w:ascii="Times New Roman" w:hAnsi="Times New Roman" w:cs="Times New Roman"/>
                 <w:sz w:val="23"/>
                 <w:szCs w:val="23"/>
               </w:rPr>
@@ -5448,14 +5339,14 @@
             <w:pPr>
               <w:spacing w:line="375" w:lineRule="atLeast"/>
               <w:rPr>
-                <w:rFonts w:ascii="Segoe UI" w:hAnsi="Segoe UI" w:cs="Segoe UI"/>
-                <w:sz w:val="23"/>
-                <w:szCs w:val="23"/>
-              </w:rPr>
-            </w:pPr>
-            <w:r>
-              <w:rPr>
-                <w:rFonts w:ascii="Segoe UI" w:hAnsi="Segoe UI" w:cs="Segoe UI"/>
+                <w:rFonts w:ascii="Times New Roman" w:hAnsi="Times New Roman" w:cs="Times New Roman"/>
+                <w:sz w:val="23"/>
+                <w:szCs w:val="23"/>
+              </w:rPr>
+            </w:pPr>
+            <w:r>
+              <w:rPr>
+                <w:rFonts w:ascii="Times New Roman" w:hAnsi="Times New Roman" w:cs="Times New Roman"/>
                 <w:sz w:val="23"/>
                 <w:szCs w:val="23"/>
               </w:rPr>
@@ -5472,14 +5363,14 @@
             <w:pPr>
               <w:spacing w:line="375" w:lineRule="atLeast"/>
               <w:rPr>
-                <w:rFonts w:ascii="Segoe UI" w:hAnsi="Segoe UI" w:cs="Segoe UI"/>
-                <w:sz w:val="23"/>
-                <w:szCs w:val="23"/>
-              </w:rPr>
-            </w:pPr>
-            <w:r>
-              <w:rPr>
-                <w:rFonts w:ascii="Segoe UI" w:hAnsi="Segoe UI" w:cs="Segoe UI"/>
+                <w:rFonts w:ascii="Times New Roman" w:hAnsi="Times New Roman" w:cs="Times New Roman"/>
+                <w:sz w:val="23"/>
+                <w:szCs w:val="23"/>
+              </w:rPr>
+            </w:pPr>
+            <w:r>
+              <w:rPr>
+                <w:rFonts w:ascii="Times New Roman" w:hAnsi="Times New Roman" w:cs="Times New Roman"/>
                 <w:sz w:val="23"/>
                 <w:szCs w:val="23"/>
               </w:rPr>
@@ -5496,14 +5387,14 @@
             <w:pPr>
               <w:spacing w:line="375" w:lineRule="atLeast"/>
               <w:rPr>
-                <w:rFonts w:ascii="Segoe UI" w:hAnsi="Segoe UI" w:cs="Segoe UI"/>
-                <w:sz w:val="23"/>
-                <w:szCs w:val="23"/>
-              </w:rPr>
-            </w:pPr>
-            <w:r>
-              <w:rPr>
-                <w:rFonts w:ascii="Segoe UI" w:hAnsi="Segoe UI" w:cs="Segoe UI"/>
+                <w:rFonts w:ascii="Times New Roman" w:hAnsi="Times New Roman" w:cs="Times New Roman"/>
+                <w:sz w:val="23"/>
+                <w:szCs w:val="23"/>
+              </w:rPr>
+            </w:pPr>
+            <w:r>
+              <w:rPr>
+                <w:rFonts w:ascii="Times New Roman" w:hAnsi="Times New Roman" w:cs="Times New Roman"/>
                 <w:sz w:val="23"/>
                 <w:szCs w:val="23"/>
               </w:rPr>
@@ -5525,14 +5416,14 @@
             <w:pPr>
               <w:spacing w:line="375" w:lineRule="atLeast"/>
               <w:rPr>
-                <w:rFonts w:ascii="Segoe UI" w:hAnsi="Segoe UI" w:cs="Segoe UI"/>
-                <w:sz w:val="23"/>
-                <w:szCs w:val="23"/>
-              </w:rPr>
-            </w:pPr>
-            <w:r>
-              <w:rPr>
-                <w:rFonts w:ascii="Segoe UI" w:hAnsi="Segoe UI" w:cs="Segoe UI"/>
+                <w:rFonts w:ascii="Times New Roman" w:hAnsi="Times New Roman" w:cs="Times New Roman"/>
+                <w:sz w:val="23"/>
+                <w:szCs w:val="23"/>
+              </w:rPr>
+            </w:pPr>
+            <w:r>
+              <w:rPr>
+                <w:rFonts w:ascii="Times New Roman" w:hAnsi="Times New Roman" w:cs="Times New Roman"/>
                 <w:sz w:val="23"/>
                 <w:szCs w:val="23"/>
               </w:rPr>
@@ -5549,14 +5440,14 @@
             <w:pPr>
               <w:spacing w:line="375" w:lineRule="atLeast"/>
               <w:rPr>
-                <w:rFonts w:ascii="Segoe UI" w:hAnsi="Segoe UI" w:cs="Segoe UI"/>
-                <w:sz w:val="23"/>
-                <w:szCs w:val="23"/>
-              </w:rPr>
-            </w:pPr>
-            <w:r>
-              <w:rPr>
-                <w:rFonts w:ascii="Segoe UI" w:hAnsi="Segoe UI" w:cs="Segoe UI"/>
+                <w:rFonts w:ascii="Times New Roman" w:hAnsi="Times New Roman" w:cs="Times New Roman"/>
+                <w:sz w:val="23"/>
+                <w:szCs w:val="23"/>
+              </w:rPr>
+            </w:pPr>
+            <w:r>
+              <w:rPr>
+                <w:rFonts w:ascii="Times New Roman" w:hAnsi="Times New Roman" w:cs="Times New Roman"/>
                 <w:sz w:val="23"/>
                 <w:szCs w:val="23"/>
               </w:rPr>
@@ -5573,14 +5464,14 @@
             <w:pPr>
               <w:spacing w:line="375" w:lineRule="atLeast"/>
               <w:rPr>
-                <w:rFonts w:ascii="Segoe UI" w:hAnsi="Segoe UI" w:cs="Segoe UI"/>
-                <w:sz w:val="23"/>
-                <w:szCs w:val="23"/>
-              </w:rPr>
-            </w:pPr>
-            <w:r>
-              <w:rPr>
-                <w:rFonts w:ascii="Segoe UI" w:hAnsi="Segoe UI" w:cs="Segoe UI"/>
+                <w:rFonts w:ascii="Times New Roman" w:hAnsi="Times New Roman" w:cs="Times New Roman"/>
+                <w:sz w:val="23"/>
+                <w:szCs w:val="23"/>
+              </w:rPr>
+            </w:pPr>
+            <w:r>
+              <w:rPr>
+                <w:rFonts w:ascii="Times New Roman" w:hAnsi="Times New Roman" w:cs="Times New Roman"/>
                 <w:sz w:val="23"/>
                 <w:szCs w:val="23"/>
               </w:rPr>
@@ -5602,14 +5493,14 @@
             <w:pPr>
               <w:spacing w:line="375" w:lineRule="atLeast"/>
               <w:rPr>
-                <w:rFonts w:ascii="Segoe UI" w:hAnsi="Segoe UI" w:cs="Segoe UI"/>
-                <w:sz w:val="23"/>
-                <w:szCs w:val="23"/>
-              </w:rPr>
-            </w:pPr>
-            <w:r>
-              <w:rPr>
-                <w:rFonts w:ascii="Segoe UI" w:hAnsi="Segoe UI" w:cs="Segoe UI"/>
+                <w:rFonts w:ascii="Times New Roman" w:hAnsi="Times New Roman" w:cs="Times New Roman"/>
+                <w:sz w:val="23"/>
+                <w:szCs w:val="23"/>
+              </w:rPr>
+            </w:pPr>
+            <w:r>
+              <w:rPr>
+                <w:rFonts w:ascii="Times New Roman" w:hAnsi="Times New Roman" w:cs="Times New Roman"/>
                 <w:sz w:val="23"/>
                 <w:szCs w:val="23"/>
               </w:rPr>
@@ -5626,14 +5517,14 @@
             <w:pPr>
               <w:spacing w:line="375" w:lineRule="atLeast"/>
               <w:rPr>
-                <w:rFonts w:ascii="Segoe UI" w:hAnsi="Segoe UI" w:cs="Segoe UI"/>
-                <w:sz w:val="23"/>
-                <w:szCs w:val="23"/>
-              </w:rPr>
-            </w:pPr>
-            <w:r>
-              <w:rPr>
-                <w:rFonts w:ascii="Segoe UI" w:hAnsi="Segoe UI" w:cs="Segoe UI"/>
+                <w:rFonts w:ascii="Times New Roman" w:hAnsi="Times New Roman" w:cs="Times New Roman"/>
+                <w:sz w:val="23"/>
+                <w:szCs w:val="23"/>
+              </w:rPr>
+            </w:pPr>
+            <w:r>
+              <w:rPr>
+                <w:rFonts w:ascii="Times New Roman" w:hAnsi="Times New Roman" w:cs="Times New Roman"/>
                 <w:sz w:val="23"/>
                 <w:szCs w:val="23"/>
               </w:rPr>
@@ -5650,14 +5541,14 @@
             <w:pPr>
               <w:spacing w:line="375" w:lineRule="atLeast"/>
               <w:rPr>
-                <w:rFonts w:ascii="Segoe UI" w:hAnsi="Segoe UI" w:cs="Segoe UI"/>
-                <w:sz w:val="23"/>
-                <w:szCs w:val="23"/>
-              </w:rPr>
-            </w:pPr>
-            <w:r>
-              <w:rPr>
-                <w:rFonts w:ascii="Segoe UI" w:hAnsi="Segoe UI" w:cs="Segoe UI"/>
+                <w:rFonts w:ascii="Times New Roman" w:hAnsi="Times New Roman" w:cs="Times New Roman"/>
+                <w:sz w:val="23"/>
+                <w:szCs w:val="23"/>
+              </w:rPr>
+            </w:pPr>
+            <w:r>
+              <w:rPr>
+                <w:rFonts w:ascii="Times New Roman" w:hAnsi="Times New Roman" w:cs="Times New Roman"/>
                 <w:sz w:val="23"/>
                 <w:szCs w:val="23"/>
               </w:rPr>
@@ -5679,14 +5570,14 @@
             <w:pPr>
               <w:spacing w:line="375" w:lineRule="atLeast"/>
               <w:rPr>
-                <w:rFonts w:ascii="Segoe UI" w:hAnsi="Segoe UI" w:cs="Segoe UI"/>
-                <w:sz w:val="23"/>
-                <w:szCs w:val="23"/>
-              </w:rPr>
-            </w:pPr>
-            <w:r>
-              <w:rPr>
-                <w:rFonts w:ascii="Segoe UI" w:hAnsi="Segoe UI" w:cs="Segoe UI"/>
+                <w:rFonts w:ascii="Times New Roman" w:hAnsi="Times New Roman" w:cs="Times New Roman"/>
+                <w:sz w:val="23"/>
+                <w:szCs w:val="23"/>
+              </w:rPr>
+            </w:pPr>
+            <w:r>
+              <w:rPr>
+                <w:rFonts w:ascii="Times New Roman" w:hAnsi="Times New Roman" w:cs="Times New Roman"/>
                 <w:sz w:val="23"/>
                 <w:szCs w:val="23"/>
               </w:rPr>
@@ -5703,14 +5594,14 @@
             <w:pPr>
               <w:spacing w:line="375" w:lineRule="atLeast"/>
               <w:rPr>
-                <w:rFonts w:ascii="Segoe UI" w:hAnsi="Segoe UI" w:cs="Segoe UI"/>
-                <w:sz w:val="23"/>
-                <w:szCs w:val="23"/>
-              </w:rPr>
-            </w:pPr>
-            <w:r>
-              <w:rPr>
-                <w:rFonts w:ascii="Segoe UI" w:hAnsi="Segoe UI" w:cs="Segoe UI"/>
+                <w:rFonts w:ascii="Times New Roman" w:hAnsi="Times New Roman" w:cs="Times New Roman"/>
+                <w:sz w:val="23"/>
+                <w:szCs w:val="23"/>
+              </w:rPr>
+            </w:pPr>
+            <w:r>
+              <w:rPr>
+                <w:rFonts w:ascii="Times New Roman" w:hAnsi="Times New Roman" w:cs="Times New Roman"/>
                 <w:sz w:val="23"/>
                 <w:szCs w:val="23"/>
               </w:rPr>
@@ -5727,14 +5618,14 @@
             <w:pPr>
               <w:spacing w:line="375" w:lineRule="atLeast"/>
               <w:rPr>
-                <w:rFonts w:ascii="Segoe UI" w:hAnsi="Segoe UI" w:cs="Segoe UI"/>
-                <w:sz w:val="23"/>
-                <w:szCs w:val="23"/>
-              </w:rPr>
-            </w:pPr>
-            <w:r>
-              <w:rPr>
-                <w:rFonts w:ascii="Segoe UI" w:hAnsi="Segoe UI" w:cs="Segoe UI"/>
+                <w:rFonts w:ascii="Times New Roman" w:hAnsi="Times New Roman" w:cs="Times New Roman"/>
+                <w:sz w:val="23"/>
+                <w:szCs w:val="23"/>
+              </w:rPr>
+            </w:pPr>
+            <w:r>
+              <w:rPr>
+                <w:rFonts w:ascii="Times New Roman" w:hAnsi="Times New Roman" w:cs="Times New Roman"/>
                 <w:sz w:val="23"/>
                 <w:szCs w:val="23"/>
               </w:rPr>
@@ -5747,6 +5638,7 @@
     <w:p>
       <w:pPr>
         <w:rPr>
+          <w:rFonts w:ascii="Times New Roman" w:hAnsi="Times New Roman" w:cs="Times New Roman"/>
           <w:lang w:val="en-US"/>
         </w:rPr>
       </w:pPr>
@@ -5757,7 +5649,6 @@
         <w:shd w:val="clear" w:color="auto" w:fill="FFFFFF"/>
         <w:spacing w:before="480" w:beforeAutospacing="0" w:after="240" w:afterAutospacing="0" w:line="450" w:lineRule="atLeast"/>
         <w:rPr>
-          <w:rFonts w:ascii="Segoe UI" w:hAnsi="Segoe UI" w:cs="Segoe UI"/>
           <w:color w:val="0F1115"/>
           <w:sz w:val="30"/>
           <w:szCs w:val="30"/>
@@ -5765,18 +5656,17 @@
       </w:pPr>
       <w:r>
         <w:rPr>
-          <w:rFonts w:ascii="Segoe UI" w:hAnsi="Segoe UI" w:cs="Segoe UI"/>
           <w:color w:val="0F1115"/>
           <w:sz w:val="30"/>
           <w:szCs w:val="30"/>
         </w:rPr>
-        <w:lastRenderedPageBreak/>
         <w:t>Задание 9. Определение контрольных точек</w:t>
       </w:r>
     </w:p>
     <w:p>
       <w:pPr>
         <w:rPr>
+          <w:rFonts w:ascii="Times New Roman" w:hAnsi="Times New Roman" w:cs="Times New Roman"/>
           <w:lang w:val="en-US"/>
         </w:rPr>
       </w:pPr>
@@ -5806,19 +5696,20 @@
             <w:pPr>
               <w:spacing w:line="375" w:lineRule="atLeast"/>
               <w:rPr>
-                <w:rFonts w:ascii="Segoe UI" w:hAnsi="Segoe UI" w:cs="Segoe UI"/>
-                <w:color w:val="0F1115"/>
-                <w:sz w:val="23"/>
-                <w:szCs w:val="23"/>
-              </w:rPr>
-            </w:pPr>
-            <w:r>
-              <w:rPr>
-                <w:rFonts w:ascii="Segoe UI" w:hAnsi="Segoe UI" w:cs="Segoe UI"/>
-                <w:color w:val="0F1115"/>
-                <w:sz w:val="23"/>
-                <w:szCs w:val="23"/>
-              </w:rPr>
+                <w:rFonts w:ascii="Times New Roman" w:hAnsi="Times New Roman" w:cs="Times New Roman"/>
+                <w:color w:val="0F1115"/>
+                <w:sz w:val="23"/>
+                <w:szCs w:val="23"/>
+              </w:rPr>
+            </w:pPr>
+            <w:r>
+              <w:rPr>
+                <w:rFonts w:ascii="Times New Roman" w:hAnsi="Times New Roman" w:cs="Times New Roman"/>
+                <w:color w:val="0F1115"/>
+                <w:sz w:val="23"/>
+                <w:szCs w:val="23"/>
+              </w:rPr>
+              <w:lastRenderedPageBreak/>
               <w:t>№</w:t>
             </w:r>
           </w:p>
@@ -5832,15 +5723,15 @@
             <w:pPr>
               <w:spacing w:line="375" w:lineRule="atLeast"/>
               <w:rPr>
-                <w:rFonts w:ascii="Segoe UI" w:hAnsi="Segoe UI" w:cs="Segoe UI"/>
-                <w:color w:val="0F1115"/>
-                <w:sz w:val="23"/>
-                <w:szCs w:val="23"/>
-              </w:rPr>
-            </w:pPr>
-            <w:r>
-              <w:rPr>
-                <w:rFonts w:ascii="Segoe UI" w:hAnsi="Segoe UI" w:cs="Segoe UI"/>
+                <w:rFonts w:ascii="Times New Roman" w:hAnsi="Times New Roman" w:cs="Times New Roman"/>
+                <w:color w:val="0F1115"/>
+                <w:sz w:val="23"/>
+                <w:szCs w:val="23"/>
+              </w:rPr>
+            </w:pPr>
+            <w:r>
+              <w:rPr>
+                <w:rFonts w:ascii="Times New Roman" w:hAnsi="Times New Roman" w:cs="Times New Roman"/>
                 <w:color w:val="0F1115"/>
                 <w:sz w:val="23"/>
                 <w:szCs w:val="23"/>
@@ -5858,15 +5749,15 @@
             <w:pPr>
               <w:spacing w:line="375" w:lineRule="atLeast"/>
               <w:rPr>
-                <w:rFonts w:ascii="Segoe UI" w:hAnsi="Segoe UI" w:cs="Segoe UI"/>
-                <w:color w:val="0F1115"/>
-                <w:sz w:val="23"/>
-                <w:szCs w:val="23"/>
-              </w:rPr>
-            </w:pPr>
-            <w:r>
-              <w:rPr>
-                <w:rFonts w:ascii="Segoe UI" w:hAnsi="Segoe UI" w:cs="Segoe UI"/>
+                <w:rFonts w:ascii="Times New Roman" w:hAnsi="Times New Roman" w:cs="Times New Roman"/>
+                <w:color w:val="0F1115"/>
+                <w:sz w:val="23"/>
+                <w:szCs w:val="23"/>
+              </w:rPr>
+            </w:pPr>
+            <w:r>
+              <w:rPr>
+                <w:rFonts w:ascii="Times New Roman" w:hAnsi="Times New Roman" w:cs="Times New Roman"/>
                 <w:color w:val="0F1115"/>
                 <w:sz w:val="23"/>
                 <w:szCs w:val="23"/>
@@ -5889,15 +5780,15 @@
             <w:pPr>
               <w:spacing w:line="375" w:lineRule="atLeast"/>
               <w:rPr>
-                <w:rFonts w:ascii="Segoe UI" w:hAnsi="Segoe UI" w:cs="Segoe UI"/>
-                <w:color w:val="0F1115"/>
-                <w:sz w:val="23"/>
-                <w:szCs w:val="23"/>
-              </w:rPr>
-            </w:pPr>
-            <w:r>
-              <w:rPr>
-                <w:rFonts w:ascii="Segoe UI" w:hAnsi="Segoe UI" w:cs="Segoe UI"/>
+                <w:rFonts w:ascii="Times New Roman" w:hAnsi="Times New Roman" w:cs="Times New Roman"/>
+                <w:color w:val="0F1115"/>
+                <w:sz w:val="23"/>
+                <w:szCs w:val="23"/>
+              </w:rPr>
+            </w:pPr>
+            <w:r>
+              <w:rPr>
+                <w:rFonts w:ascii="Times New Roman" w:hAnsi="Times New Roman" w:cs="Times New Roman"/>
                 <w:color w:val="0F1115"/>
                 <w:sz w:val="23"/>
                 <w:szCs w:val="23"/>
@@ -5915,15 +5806,15 @@
             <w:pPr>
               <w:spacing w:line="375" w:lineRule="atLeast"/>
               <w:rPr>
-                <w:rFonts w:ascii="Segoe UI" w:hAnsi="Segoe UI" w:cs="Segoe UI"/>
-                <w:color w:val="0F1115"/>
-                <w:sz w:val="23"/>
-                <w:szCs w:val="23"/>
-              </w:rPr>
-            </w:pPr>
-            <w:r>
-              <w:rPr>
-                <w:rFonts w:ascii="Segoe UI" w:hAnsi="Segoe UI" w:cs="Segoe UI"/>
+                <w:rFonts w:ascii="Times New Roman" w:hAnsi="Times New Roman" w:cs="Times New Roman"/>
+                <w:color w:val="0F1115"/>
+                <w:sz w:val="23"/>
+                <w:szCs w:val="23"/>
+              </w:rPr>
+            </w:pPr>
+            <w:r>
+              <w:rPr>
+                <w:rFonts w:ascii="Times New Roman" w:hAnsi="Times New Roman" w:cs="Times New Roman"/>
                 <w:color w:val="0F1115"/>
                 <w:sz w:val="23"/>
                 <w:szCs w:val="23"/>
@@ -5941,15 +5832,15 @@
             <w:pPr>
               <w:spacing w:line="375" w:lineRule="atLeast"/>
               <w:rPr>
-                <w:rFonts w:ascii="Segoe UI" w:hAnsi="Segoe UI" w:cs="Segoe UI"/>
-                <w:color w:val="0F1115"/>
-                <w:sz w:val="23"/>
-                <w:szCs w:val="23"/>
-              </w:rPr>
-            </w:pPr>
-            <w:r>
-              <w:rPr>
-                <w:rFonts w:ascii="Segoe UI" w:hAnsi="Segoe UI" w:cs="Segoe UI"/>
+                <w:rFonts w:ascii="Times New Roman" w:hAnsi="Times New Roman" w:cs="Times New Roman"/>
+                <w:color w:val="0F1115"/>
+                <w:sz w:val="23"/>
+                <w:szCs w:val="23"/>
+              </w:rPr>
+            </w:pPr>
+            <w:r>
+              <w:rPr>
+                <w:rFonts w:ascii="Times New Roman" w:hAnsi="Times New Roman" w:cs="Times New Roman"/>
                 <w:color w:val="0F1115"/>
                 <w:sz w:val="23"/>
                 <w:szCs w:val="23"/>
@@ -5972,15 +5863,15 @@
             <w:pPr>
               <w:spacing w:line="375" w:lineRule="atLeast"/>
               <w:rPr>
-                <w:rFonts w:ascii="Segoe UI" w:hAnsi="Segoe UI" w:cs="Segoe UI"/>
-                <w:color w:val="0F1115"/>
-                <w:sz w:val="23"/>
-                <w:szCs w:val="23"/>
-              </w:rPr>
-            </w:pPr>
-            <w:r>
-              <w:rPr>
-                <w:rFonts w:ascii="Segoe UI" w:hAnsi="Segoe UI" w:cs="Segoe UI"/>
+                <w:rFonts w:ascii="Times New Roman" w:hAnsi="Times New Roman" w:cs="Times New Roman"/>
+                <w:color w:val="0F1115"/>
+                <w:sz w:val="23"/>
+                <w:szCs w:val="23"/>
+              </w:rPr>
+            </w:pPr>
+            <w:r>
+              <w:rPr>
+                <w:rFonts w:ascii="Times New Roman" w:hAnsi="Times New Roman" w:cs="Times New Roman"/>
                 <w:color w:val="0F1115"/>
                 <w:sz w:val="23"/>
                 <w:szCs w:val="23"/>
@@ -5998,15 +5889,15 @@
             <w:pPr>
               <w:spacing w:line="375" w:lineRule="atLeast"/>
               <w:rPr>
-                <w:rFonts w:ascii="Segoe UI" w:hAnsi="Segoe UI" w:cs="Segoe UI"/>
-                <w:color w:val="0F1115"/>
-                <w:sz w:val="23"/>
-                <w:szCs w:val="23"/>
-              </w:rPr>
-            </w:pPr>
-            <w:r>
-              <w:rPr>
-                <w:rFonts w:ascii="Segoe UI" w:hAnsi="Segoe UI" w:cs="Segoe UI"/>
+                <w:rFonts w:ascii="Times New Roman" w:hAnsi="Times New Roman" w:cs="Times New Roman"/>
+                <w:color w:val="0F1115"/>
+                <w:sz w:val="23"/>
+                <w:szCs w:val="23"/>
+              </w:rPr>
+            </w:pPr>
+            <w:r>
+              <w:rPr>
+                <w:rFonts w:ascii="Times New Roman" w:hAnsi="Times New Roman" w:cs="Times New Roman"/>
                 <w:color w:val="0F1115"/>
                 <w:sz w:val="23"/>
                 <w:szCs w:val="23"/>
@@ -6016,7 +5907,7 @@
             <w:proofErr w:type="spellStart"/>
             <w:r>
               <w:rPr>
-                <w:rFonts w:ascii="Segoe UI" w:hAnsi="Segoe UI" w:cs="Segoe UI"/>
+                <w:rFonts w:ascii="Times New Roman" w:hAnsi="Times New Roman" w:cs="Times New Roman"/>
                 <w:color w:val="0F1115"/>
                 <w:sz w:val="23"/>
                 <w:szCs w:val="23"/>
@@ -6026,7 +5917,7 @@
             <w:proofErr w:type="spellEnd"/>
             <w:r>
               <w:rPr>
-                <w:rFonts w:ascii="Segoe UI" w:hAnsi="Segoe UI" w:cs="Segoe UI"/>
+                <w:rFonts w:ascii="Times New Roman" w:hAnsi="Times New Roman" w:cs="Times New Roman"/>
                 <w:color w:val="0F1115"/>
                 <w:sz w:val="23"/>
                 <w:szCs w:val="23"/>
@@ -6044,15 +5935,15 @@
             <w:pPr>
               <w:spacing w:line="375" w:lineRule="atLeast"/>
               <w:rPr>
-                <w:rFonts w:ascii="Segoe UI" w:hAnsi="Segoe UI" w:cs="Segoe UI"/>
-                <w:color w:val="0F1115"/>
-                <w:sz w:val="23"/>
-                <w:szCs w:val="23"/>
-              </w:rPr>
-            </w:pPr>
-            <w:r>
-              <w:rPr>
-                <w:rFonts w:ascii="Segoe UI" w:hAnsi="Segoe UI" w:cs="Segoe UI"/>
+                <w:rFonts w:ascii="Times New Roman" w:hAnsi="Times New Roman" w:cs="Times New Roman"/>
+                <w:color w:val="0F1115"/>
+                <w:sz w:val="23"/>
+                <w:szCs w:val="23"/>
+              </w:rPr>
+            </w:pPr>
+            <w:r>
+              <w:rPr>
+                <w:rFonts w:ascii="Times New Roman" w:hAnsi="Times New Roman" w:cs="Times New Roman"/>
                 <w:color w:val="0F1115"/>
                 <w:sz w:val="23"/>
                 <w:szCs w:val="23"/>
@@ -6062,7 +5953,7 @@
             <w:proofErr w:type="spellStart"/>
             <w:r>
               <w:rPr>
-                <w:rFonts w:ascii="Segoe UI" w:hAnsi="Segoe UI" w:cs="Segoe UI"/>
+                <w:rFonts w:ascii="Times New Roman" w:hAnsi="Times New Roman" w:cs="Times New Roman"/>
                 <w:color w:val="0F1115"/>
                 <w:sz w:val="23"/>
                 <w:szCs w:val="23"/>
@@ -6072,7 +5963,7 @@
             <w:proofErr w:type="spellEnd"/>
             <w:r>
               <w:rPr>
-                <w:rFonts w:ascii="Segoe UI" w:hAnsi="Segoe UI" w:cs="Segoe UI"/>
+                <w:rFonts w:ascii="Times New Roman" w:hAnsi="Times New Roman" w:cs="Times New Roman"/>
                 <w:color w:val="0F1115"/>
                 <w:sz w:val="23"/>
                 <w:szCs w:val="23"/>
@@ -6082,7 +5973,7 @@
             <w:proofErr w:type="spellStart"/>
             <w:r>
               <w:rPr>
-                <w:rFonts w:ascii="Segoe UI" w:hAnsi="Segoe UI" w:cs="Segoe UI"/>
+                <w:rFonts w:ascii="Times New Roman" w:hAnsi="Times New Roman" w:cs="Times New Roman"/>
                 <w:color w:val="0F1115"/>
                 <w:sz w:val="23"/>
                 <w:szCs w:val="23"/>
@@ -6106,15 +5997,15 @@
             <w:pPr>
               <w:spacing w:line="375" w:lineRule="atLeast"/>
               <w:rPr>
-                <w:rFonts w:ascii="Segoe UI" w:hAnsi="Segoe UI" w:cs="Segoe UI"/>
-                <w:color w:val="0F1115"/>
-                <w:sz w:val="23"/>
-                <w:szCs w:val="23"/>
-              </w:rPr>
-            </w:pPr>
-            <w:r>
-              <w:rPr>
-                <w:rFonts w:ascii="Segoe UI" w:hAnsi="Segoe UI" w:cs="Segoe UI"/>
+                <w:rFonts w:ascii="Times New Roman" w:hAnsi="Times New Roman" w:cs="Times New Roman"/>
+                <w:color w:val="0F1115"/>
+                <w:sz w:val="23"/>
+                <w:szCs w:val="23"/>
+              </w:rPr>
+            </w:pPr>
+            <w:r>
+              <w:rPr>
+                <w:rFonts w:ascii="Times New Roman" w:hAnsi="Times New Roman" w:cs="Times New Roman"/>
                 <w:color w:val="0F1115"/>
                 <w:sz w:val="23"/>
                 <w:szCs w:val="23"/>
@@ -6132,15 +6023,15 @@
             <w:pPr>
               <w:spacing w:line="375" w:lineRule="atLeast"/>
               <w:rPr>
-                <w:rFonts w:ascii="Segoe UI" w:hAnsi="Segoe UI" w:cs="Segoe UI"/>
-                <w:color w:val="0F1115"/>
-                <w:sz w:val="23"/>
-                <w:szCs w:val="23"/>
-              </w:rPr>
-            </w:pPr>
-            <w:r>
-              <w:rPr>
-                <w:rFonts w:ascii="Segoe UI" w:hAnsi="Segoe UI" w:cs="Segoe UI"/>
+                <w:rFonts w:ascii="Times New Roman" w:hAnsi="Times New Roman" w:cs="Times New Roman"/>
+                <w:color w:val="0F1115"/>
+                <w:sz w:val="23"/>
+                <w:szCs w:val="23"/>
+              </w:rPr>
+            </w:pPr>
+            <w:r>
+              <w:rPr>
+                <w:rFonts w:ascii="Times New Roman" w:hAnsi="Times New Roman" w:cs="Times New Roman"/>
                 <w:color w:val="0F1115"/>
                 <w:sz w:val="23"/>
                 <w:szCs w:val="23"/>
@@ -6150,7 +6041,7 @@
             <w:proofErr w:type="spellStart"/>
             <w:r>
               <w:rPr>
-                <w:rFonts w:ascii="Segoe UI" w:hAnsi="Segoe UI" w:cs="Segoe UI"/>
+                <w:rFonts w:ascii="Times New Roman" w:hAnsi="Times New Roman" w:cs="Times New Roman"/>
                 <w:color w:val="0F1115"/>
                 <w:sz w:val="23"/>
                 <w:szCs w:val="23"/>
@@ -6160,7 +6051,7 @@
             <w:proofErr w:type="spellEnd"/>
             <w:r>
               <w:rPr>
-                <w:rFonts w:ascii="Segoe UI" w:hAnsi="Segoe UI" w:cs="Segoe UI"/>
+                <w:rFonts w:ascii="Times New Roman" w:hAnsi="Times New Roman" w:cs="Times New Roman"/>
                 <w:color w:val="0F1115"/>
                 <w:sz w:val="23"/>
                 <w:szCs w:val="23"/>
@@ -6178,15 +6069,15 @@
             <w:pPr>
               <w:spacing w:line="375" w:lineRule="atLeast"/>
               <w:rPr>
-                <w:rFonts w:ascii="Segoe UI" w:hAnsi="Segoe UI" w:cs="Segoe UI"/>
-                <w:color w:val="0F1115"/>
-                <w:sz w:val="23"/>
-                <w:szCs w:val="23"/>
-              </w:rPr>
-            </w:pPr>
-            <w:r>
-              <w:rPr>
-                <w:rFonts w:ascii="Segoe UI" w:hAnsi="Segoe UI" w:cs="Segoe UI"/>
+                <w:rFonts w:ascii="Times New Roman" w:hAnsi="Times New Roman" w:cs="Times New Roman"/>
+                <w:color w:val="0F1115"/>
+                <w:sz w:val="23"/>
+                <w:szCs w:val="23"/>
+              </w:rPr>
+            </w:pPr>
+            <w:r>
+              <w:rPr>
+                <w:rFonts w:ascii="Times New Roman" w:hAnsi="Times New Roman" w:cs="Times New Roman"/>
                 <w:color w:val="0F1115"/>
                 <w:sz w:val="23"/>
                 <w:szCs w:val="23"/>
@@ -6209,15 +6100,15 @@
             <w:pPr>
               <w:spacing w:line="375" w:lineRule="atLeast"/>
               <w:rPr>
-                <w:rFonts w:ascii="Segoe UI" w:hAnsi="Segoe UI" w:cs="Segoe UI"/>
-                <w:color w:val="0F1115"/>
-                <w:sz w:val="23"/>
-                <w:szCs w:val="23"/>
-              </w:rPr>
-            </w:pPr>
-            <w:r>
-              <w:rPr>
-                <w:rFonts w:ascii="Segoe UI" w:hAnsi="Segoe UI" w:cs="Segoe UI"/>
+                <w:rFonts w:ascii="Times New Roman" w:hAnsi="Times New Roman" w:cs="Times New Roman"/>
+                <w:color w:val="0F1115"/>
+                <w:sz w:val="23"/>
+                <w:szCs w:val="23"/>
+              </w:rPr>
+            </w:pPr>
+            <w:r>
+              <w:rPr>
+                <w:rFonts w:ascii="Times New Roman" w:hAnsi="Times New Roman" w:cs="Times New Roman"/>
                 <w:color w:val="0F1115"/>
                 <w:sz w:val="23"/>
                 <w:szCs w:val="23"/>
@@ -6235,7 +6126,7 @@
             <w:pPr>
               <w:spacing w:line="375" w:lineRule="atLeast"/>
               <w:rPr>
-                <w:rFonts w:ascii="Segoe UI" w:hAnsi="Segoe UI" w:cs="Segoe UI"/>
+                <w:rFonts w:ascii="Times New Roman" w:hAnsi="Times New Roman" w:cs="Times New Roman"/>
                 <w:color w:val="0F1115"/>
                 <w:sz w:val="23"/>
                 <w:szCs w:val="23"/>
@@ -6244,7 +6135,7 @@
             <w:proofErr w:type="spellStart"/>
             <w:r>
               <w:rPr>
-                <w:rFonts w:ascii="Segoe UI" w:hAnsi="Segoe UI" w:cs="Segoe UI"/>
+                <w:rFonts w:ascii="Times New Roman" w:hAnsi="Times New Roman" w:cs="Times New Roman"/>
                 <w:color w:val="0F1115"/>
                 <w:sz w:val="23"/>
                 <w:szCs w:val="23"/>
@@ -6254,7 +6145,7 @@
             <w:proofErr w:type="spellEnd"/>
             <w:r>
               <w:rPr>
-                <w:rFonts w:ascii="Segoe UI" w:hAnsi="Segoe UI" w:cs="Segoe UI"/>
+                <w:rFonts w:ascii="Times New Roman" w:hAnsi="Times New Roman" w:cs="Times New Roman"/>
                 <w:color w:val="0F1115"/>
                 <w:sz w:val="23"/>
                 <w:szCs w:val="23"/>
@@ -6272,15 +6163,15 @@
             <w:pPr>
               <w:spacing w:line="375" w:lineRule="atLeast"/>
               <w:rPr>
-                <w:rFonts w:ascii="Segoe UI" w:hAnsi="Segoe UI" w:cs="Segoe UI"/>
-                <w:color w:val="0F1115"/>
-                <w:sz w:val="23"/>
-                <w:szCs w:val="23"/>
-              </w:rPr>
-            </w:pPr>
-            <w:r>
-              <w:rPr>
-                <w:rFonts w:ascii="Segoe UI" w:hAnsi="Segoe UI" w:cs="Segoe UI"/>
+                <w:rFonts w:ascii="Times New Roman" w:hAnsi="Times New Roman" w:cs="Times New Roman"/>
+                <w:color w:val="0F1115"/>
+                <w:sz w:val="23"/>
+                <w:szCs w:val="23"/>
+              </w:rPr>
+            </w:pPr>
+            <w:r>
+              <w:rPr>
+                <w:rFonts w:ascii="Times New Roman" w:hAnsi="Times New Roman" w:cs="Times New Roman"/>
                 <w:color w:val="0F1115"/>
                 <w:sz w:val="23"/>
                 <w:szCs w:val="23"/>
@@ -6303,15 +6194,15 @@
             <w:pPr>
               <w:spacing w:line="375" w:lineRule="atLeast"/>
               <w:rPr>
-                <w:rFonts w:ascii="Segoe UI" w:hAnsi="Segoe UI" w:cs="Segoe UI"/>
-                <w:color w:val="0F1115"/>
-                <w:sz w:val="23"/>
-                <w:szCs w:val="23"/>
-              </w:rPr>
-            </w:pPr>
-            <w:r>
-              <w:rPr>
-                <w:rFonts w:ascii="Segoe UI" w:hAnsi="Segoe UI" w:cs="Segoe UI"/>
+                <w:rFonts w:ascii="Times New Roman" w:hAnsi="Times New Roman" w:cs="Times New Roman"/>
+                <w:color w:val="0F1115"/>
+                <w:sz w:val="23"/>
+                <w:szCs w:val="23"/>
+              </w:rPr>
+            </w:pPr>
+            <w:r>
+              <w:rPr>
+                <w:rFonts w:ascii="Times New Roman" w:hAnsi="Times New Roman" w:cs="Times New Roman"/>
                 <w:color w:val="0F1115"/>
                 <w:sz w:val="23"/>
                 <w:szCs w:val="23"/>
@@ -6329,15 +6220,15 @@
             <w:pPr>
               <w:spacing w:line="375" w:lineRule="atLeast"/>
               <w:rPr>
-                <w:rFonts w:ascii="Segoe UI" w:hAnsi="Segoe UI" w:cs="Segoe UI"/>
-                <w:color w:val="0F1115"/>
-                <w:sz w:val="23"/>
-                <w:szCs w:val="23"/>
-              </w:rPr>
-            </w:pPr>
-            <w:r>
-              <w:rPr>
-                <w:rFonts w:ascii="Segoe UI" w:hAnsi="Segoe UI" w:cs="Segoe UI"/>
+                <w:rFonts w:ascii="Times New Roman" w:hAnsi="Times New Roman" w:cs="Times New Roman"/>
+                <w:color w:val="0F1115"/>
+                <w:sz w:val="23"/>
+                <w:szCs w:val="23"/>
+              </w:rPr>
+            </w:pPr>
+            <w:r>
+              <w:rPr>
+                <w:rFonts w:ascii="Times New Roman" w:hAnsi="Times New Roman" w:cs="Times New Roman"/>
                 <w:color w:val="0F1115"/>
                 <w:sz w:val="23"/>
                 <w:szCs w:val="23"/>
@@ -6355,15 +6246,15 @@
             <w:pPr>
               <w:spacing w:line="375" w:lineRule="atLeast"/>
               <w:rPr>
-                <w:rFonts w:ascii="Segoe UI" w:hAnsi="Segoe UI" w:cs="Segoe UI"/>
-                <w:color w:val="0F1115"/>
-                <w:sz w:val="23"/>
-                <w:szCs w:val="23"/>
-              </w:rPr>
-            </w:pPr>
-            <w:r>
-              <w:rPr>
-                <w:rFonts w:ascii="Segoe UI" w:hAnsi="Segoe UI" w:cs="Segoe UI"/>
+                <w:rFonts w:ascii="Times New Roman" w:hAnsi="Times New Roman" w:cs="Times New Roman"/>
+                <w:color w:val="0F1115"/>
+                <w:sz w:val="23"/>
+                <w:szCs w:val="23"/>
+              </w:rPr>
+            </w:pPr>
+            <w:r>
+              <w:rPr>
+                <w:rFonts w:ascii="Times New Roman" w:hAnsi="Times New Roman" w:cs="Times New Roman"/>
                 <w:color w:val="0F1115"/>
                 <w:sz w:val="23"/>
                 <w:szCs w:val="23"/>
@@ -6386,15 +6277,15 @@
             <w:pPr>
               <w:spacing w:line="375" w:lineRule="atLeast"/>
               <w:rPr>
-                <w:rFonts w:ascii="Segoe UI" w:hAnsi="Segoe UI" w:cs="Segoe UI"/>
-                <w:color w:val="0F1115"/>
-                <w:sz w:val="23"/>
-                <w:szCs w:val="23"/>
-              </w:rPr>
-            </w:pPr>
-            <w:r>
-              <w:rPr>
-                <w:rFonts w:ascii="Segoe UI" w:hAnsi="Segoe UI" w:cs="Segoe UI"/>
+                <w:rFonts w:ascii="Times New Roman" w:hAnsi="Times New Roman" w:cs="Times New Roman"/>
+                <w:color w:val="0F1115"/>
+                <w:sz w:val="23"/>
+                <w:szCs w:val="23"/>
+              </w:rPr>
+            </w:pPr>
+            <w:r>
+              <w:rPr>
+                <w:rFonts w:ascii="Times New Roman" w:hAnsi="Times New Roman" w:cs="Times New Roman"/>
                 <w:color w:val="0F1115"/>
                 <w:sz w:val="23"/>
                 <w:szCs w:val="23"/>
@@ -6412,15 +6303,15 @@
             <w:pPr>
               <w:spacing w:line="375" w:lineRule="atLeast"/>
               <w:rPr>
-                <w:rFonts w:ascii="Segoe UI" w:hAnsi="Segoe UI" w:cs="Segoe UI"/>
-                <w:color w:val="0F1115"/>
-                <w:sz w:val="23"/>
-                <w:szCs w:val="23"/>
-              </w:rPr>
-            </w:pPr>
-            <w:r>
-              <w:rPr>
-                <w:rFonts w:ascii="Segoe UI" w:hAnsi="Segoe UI" w:cs="Segoe UI"/>
+                <w:rFonts w:ascii="Times New Roman" w:hAnsi="Times New Roman" w:cs="Times New Roman"/>
+                <w:color w:val="0F1115"/>
+                <w:sz w:val="23"/>
+                <w:szCs w:val="23"/>
+              </w:rPr>
+            </w:pPr>
+            <w:r>
+              <w:rPr>
+                <w:rFonts w:ascii="Times New Roman" w:hAnsi="Times New Roman" w:cs="Times New Roman"/>
                 <w:color w:val="0F1115"/>
                 <w:sz w:val="23"/>
                 <w:szCs w:val="23"/>
@@ -6438,15 +6329,15 @@
             <w:pPr>
               <w:spacing w:line="375" w:lineRule="atLeast"/>
               <w:rPr>
-                <w:rFonts w:ascii="Segoe UI" w:hAnsi="Segoe UI" w:cs="Segoe UI"/>
-                <w:color w:val="0F1115"/>
-                <w:sz w:val="23"/>
-                <w:szCs w:val="23"/>
-              </w:rPr>
-            </w:pPr>
-            <w:r>
-              <w:rPr>
-                <w:rFonts w:ascii="Segoe UI" w:hAnsi="Segoe UI" w:cs="Segoe UI"/>
+                <w:rFonts w:ascii="Times New Roman" w:hAnsi="Times New Roman" w:cs="Times New Roman"/>
+                <w:color w:val="0F1115"/>
+                <w:sz w:val="23"/>
+                <w:szCs w:val="23"/>
+              </w:rPr>
+            </w:pPr>
+            <w:r>
+              <w:rPr>
+                <w:rFonts w:ascii="Times New Roman" w:hAnsi="Times New Roman" w:cs="Times New Roman"/>
                 <w:color w:val="0F1115"/>
                 <w:sz w:val="23"/>
                 <w:szCs w:val="23"/>
@@ -6463,7 +6354,6 @@
         <w:shd w:val="clear" w:color="auto" w:fill="FFFFFF"/>
         <w:spacing w:before="480" w:beforeAutospacing="0" w:after="240" w:afterAutospacing="0" w:line="450" w:lineRule="atLeast"/>
         <w:rPr>
-          <w:rFonts w:ascii="Segoe UI" w:hAnsi="Segoe UI" w:cs="Segoe UI"/>
           <w:color w:val="0F1115"/>
           <w:sz w:val="30"/>
           <w:szCs w:val="30"/>
@@ -6471,7 +6361,6 @@
       </w:pPr>
       <w:r>
         <w:rPr>
-          <w:rFonts w:ascii="Segoe UI" w:hAnsi="Segoe UI" w:cs="Segoe UI"/>
           <w:color w:val="0F1115"/>
           <w:sz w:val="30"/>
           <w:szCs w:val="30"/>
@@ -6490,21 +6379,18 @@
         <w:spacing w:after="0" w:afterAutospacing="0"/>
         <w:ind w:left="0"/>
         <w:rPr>
-          <w:rFonts w:ascii="Segoe UI" w:hAnsi="Segoe UI" w:cs="Segoe UI"/>
           <w:color w:val="0F1115"/>
         </w:rPr>
       </w:pPr>
       <w:r>
         <w:rPr>
           <w:rStyle w:val="a3"/>
-          <w:rFonts w:ascii="Segoe UI" w:hAnsi="Segoe UI" w:cs="Segoe UI"/>
           <w:color w:val="0F1115"/>
         </w:rPr>
         <w:t>Какие действия были выполнены в неправильной последовательности?</w:t>
       </w:r>
       <w:r>
         <w:rPr>
-          <w:rFonts w:ascii="Segoe UI" w:hAnsi="Segoe UI" w:cs="Segoe UI"/>
           <w:color w:val="0F1115"/>
         </w:rPr>
         <w:br/>
@@ -6513,7 +6399,6 @@
       <w:proofErr w:type="spellStart"/>
       <w:r>
         <w:rPr>
-          <w:rFonts w:ascii="Segoe UI" w:hAnsi="Segoe UI" w:cs="Segoe UI"/>
           <w:color w:val="0F1115"/>
         </w:rPr>
         <w:t>HelpDesk</w:t>
@@ -6521,7 +6406,6 @@
       <w:proofErr w:type="spellEnd"/>
       <w:r>
         <w:rPr>
-          <w:rFonts w:ascii="Segoe UI" w:hAnsi="Segoe UI" w:cs="Segoe UI"/>
           <w:color w:val="0F1115"/>
         </w:rPr>
         <w:t xml:space="preserve"> до настройки MS SQL </w:t>
@@ -6529,7 +6413,6 @@
       <w:proofErr w:type="spellStart"/>
       <w:r>
         <w:rPr>
-          <w:rFonts w:ascii="Segoe UI" w:hAnsi="Segoe UI" w:cs="Segoe UI"/>
           <w:color w:val="0F1115"/>
         </w:rPr>
         <w:t>Server</w:t>
@@ -6537,7 +6420,6 @@
       <w:proofErr w:type="spellEnd"/>
       <w:r>
         <w:rPr>
-          <w:rFonts w:ascii="Segoe UI" w:hAnsi="Segoe UI" w:cs="Segoe UI"/>
           <w:color w:val="0F1115"/>
         </w:rPr>
         <w:t>, создания базы данных и настройки строки подключения.</w:t>
@@ -6554,21 +6436,18 @@
         <w:spacing w:after="0" w:afterAutospacing="0"/>
         <w:ind w:left="0"/>
         <w:rPr>
-          <w:rFonts w:ascii="Segoe UI" w:hAnsi="Segoe UI" w:cs="Segoe UI"/>
           <w:color w:val="0F1115"/>
         </w:rPr>
       </w:pPr>
       <w:r>
         <w:rPr>
           <w:rStyle w:val="a3"/>
-          <w:rFonts w:ascii="Segoe UI" w:hAnsi="Segoe UI" w:cs="Segoe UI"/>
           <w:color w:val="0F1115"/>
         </w:rPr>
         <w:t>Что необходимо было сделать до проверки входа?</w:t>
       </w:r>
       <w:r>
         <w:rPr>
-          <w:rFonts w:ascii="Segoe UI" w:hAnsi="Segoe UI" w:cs="Segoe UI"/>
           <w:color w:val="0F1115"/>
         </w:rPr>
         <w:br/>
@@ -6577,7 +6456,6 @@
       <w:proofErr w:type="spellStart"/>
       <w:r>
         <w:rPr>
-          <w:rFonts w:ascii="Segoe UI" w:hAnsi="Segoe UI" w:cs="Segoe UI"/>
           <w:color w:val="0F1115"/>
         </w:rPr>
         <w:t>Server</w:t>
@@ -6585,7 +6463,6 @@
       <w:proofErr w:type="spellEnd"/>
       <w:r>
         <w:rPr>
-          <w:rFonts w:ascii="Segoe UI" w:hAnsi="Segoe UI" w:cs="Segoe UI"/>
           <w:color w:val="0F1115"/>
         </w:rPr>
         <w:t xml:space="preserve">, создать базу </w:t>
@@ -6593,7 +6470,6 @@
       <w:proofErr w:type="spellStart"/>
       <w:r>
         <w:rPr>
-          <w:rFonts w:ascii="Segoe UI" w:hAnsi="Segoe UI" w:cs="Segoe UI"/>
           <w:color w:val="0F1115"/>
         </w:rPr>
         <w:t>HelpDeskDB</w:t>
@@ -6601,7 +6477,6 @@
       <w:proofErr w:type="spellEnd"/>
       <w:r>
         <w:rPr>
-          <w:rFonts w:ascii="Segoe UI" w:hAnsi="Segoe UI" w:cs="Segoe UI"/>
           <w:color w:val="0F1115"/>
         </w:rPr>
         <w:t xml:space="preserve">, настроить строку подключения, установить </w:t>
@@ -6609,7 +6484,6 @@
       <w:proofErr w:type="spellStart"/>
       <w:r>
         <w:rPr>
-          <w:rFonts w:ascii="Segoe UI" w:hAnsi="Segoe UI" w:cs="Segoe UI"/>
           <w:color w:val="0F1115"/>
         </w:rPr>
         <w:t>HelpDesk</w:t>
@@ -6617,7 +6491,6 @@
       <w:proofErr w:type="spellEnd"/>
       <w:r>
         <w:rPr>
-          <w:rFonts w:ascii="Segoe UI" w:hAnsi="Segoe UI" w:cs="Segoe UI"/>
           <w:color w:val="0F1115"/>
         </w:rPr>
         <w:t>.</w:t>
@@ -6634,21 +6507,18 @@
         <w:spacing w:after="0" w:afterAutospacing="0"/>
         <w:ind w:left="0"/>
         <w:rPr>
-          <w:rFonts w:ascii="Segoe UI" w:hAnsi="Segoe UI" w:cs="Segoe UI"/>
           <w:color w:val="0F1115"/>
         </w:rPr>
       </w:pPr>
       <w:r>
         <w:rPr>
           <w:rStyle w:val="a3"/>
-          <w:rFonts w:ascii="Segoe UI" w:hAnsi="Segoe UI" w:cs="Segoe UI"/>
           <w:color w:val="0F1115"/>
         </w:rPr>
         <w:t>К чему приводит отсутствие календарного плана и последовательности действий?</w:t>
       </w:r>
       <w:r>
         <w:rPr>
-          <w:rFonts w:ascii="Segoe UI" w:hAnsi="Segoe UI" w:cs="Segoe UI"/>
           <w:color w:val="0F1115"/>
         </w:rPr>
         <w:br/>
@@ -6661,7 +6531,6 @@
         <w:shd w:val="clear" w:color="auto" w:fill="FFFFFF"/>
         <w:spacing w:before="480" w:beforeAutospacing="0" w:after="240" w:afterAutospacing="0" w:line="450" w:lineRule="atLeast"/>
         <w:rPr>
-          <w:rFonts w:ascii="Segoe UI" w:hAnsi="Segoe UI" w:cs="Segoe UI"/>
           <w:color w:val="0F1115"/>
           <w:sz w:val="30"/>
           <w:szCs w:val="30"/>
@@ -6669,7 +6538,6 @@
       </w:pPr>
       <w:r>
         <w:rPr>
-          <w:rFonts w:ascii="Segoe UI" w:hAnsi="Segoe UI" w:cs="Segoe UI"/>
           <w:color w:val="0F1115"/>
           <w:sz w:val="30"/>
           <w:szCs w:val="30"/>
@@ -6683,13 +6551,11 @@
         <w:shd w:val="clear" w:color="auto" w:fill="FFFFFF"/>
         <w:spacing w:before="240" w:beforeAutospacing="0" w:after="240" w:afterAutospacing="0"/>
         <w:rPr>
-          <w:rFonts w:ascii="Segoe UI" w:hAnsi="Segoe UI" w:cs="Segoe UI"/>
-          <w:color w:val="0F1115"/>
-        </w:rPr>
-      </w:pPr>
-      <w:r>
-        <w:rPr>
-          <w:rFonts w:ascii="Segoe UI" w:hAnsi="Segoe UI" w:cs="Segoe UI"/>
+          <w:color w:val="0F1115"/>
+        </w:rPr>
+      </w:pPr>
+      <w:r>
+        <w:rPr>
           <w:color w:val="0F1115"/>
         </w:rPr>
         <w:t xml:space="preserve">Схема (выполнить в </w:t>
@@ -6697,7 +6563,6 @@
       <w:proofErr w:type="spellStart"/>
       <w:r>
         <w:rPr>
-          <w:rFonts w:ascii="Segoe UI" w:hAnsi="Segoe UI" w:cs="Segoe UI"/>
           <w:color w:val="0F1115"/>
         </w:rPr>
         <w:t>Word</w:t>
@@ -6705,7 +6570,6 @@
       <w:proofErr w:type="spellEnd"/>
       <w:r>
         <w:rPr>
-          <w:rFonts w:ascii="Segoe UI" w:hAnsi="Segoe UI" w:cs="Segoe UI"/>
           <w:color w:val="0F1115"/>
         </w:rPr>
         <w:t>/</w:t>
@@ -6713,7 +6577,6 @@
       <w:proofErr w:type="spellStart"/>
       <w:r>
         <w:rPr>
-          <w:rFonts w:ascii="Segoe UI" w:hAnsi="Segoe UI" w:cs="Segoe UI"/>
           <w:color w:val="0F1115"/>
         </w:rPr>
         <w:t>PowerPoint</w:t>
@@ -6721,7 +6584,6 @@
       <w:proofErr w:type="spellEnd"/>
       <w:r>
         <w:rPr>
-          <w:rFonts w:ascii="Segoe UI" w:hAnsi="Segoe UI" w:cs="Segoe UI"/>
           <w:color w:val="0F1115"/>
         </w:rPr>
         <w:t>/</w:t>
@@ -6730,7 +6592,6 @@
         <w:r>
           <w:rPr>
             <w:rStyle w:val="a4"/>
-            <w:rFonts w:ascii="Segoe UI" w:hAnsi="Segoe UI" w:cs="Segoe UI"/>
             <w:color w:val="3964FE"/>
             <w:bdr w:val="single" w:sz="12" w:space="0" w:color="auto" w:frame="1"/>
           </w:rPr>
@@ -6739,7 +6600,6 @@
       </w:hyperlink>
       <w:r>
         <w:rPr>
-          <w:rFonts w:ascii="Segoe UI" w:hAnsi="Segoe UI" w:cs="Segoe UI"/>
           <w:color w:val="0F1115"/>
         </w:rPr>
         <w:t>):</w:t>
@@ -6752,21 +6612,20 @@
         <w:spacing w:before="240" w:beforeAutospacing="0" w:after="240" w:afterAutospacing="0"/>
         <w:rPr>
           <w:rStyle w:val="a3"/>
-          <w:rFonts w:ascii="Segoe UI" w:eastAsiaTheme="majorEastAsia" w:hAnsi="Segoe UI" w:cs="Segoe UI"/>
+          <w:rFonts w:eastAsiaTheme="majorEastAsia"/>
           <w:color w:val="0F1115"/>
         </w:rPr>
       </w:pPr>
       <w:r>
         <w:rPr>
           <w:rStyle w:val="a3"/>
-          <w:rFonts w:ascii="Segoe UI" w:eastAsiaTheme="majorEastAsia" w:hAnsi="Segoe UI" w:cs="Segoe UI"/>
+          <w:rFonts w:eastAsiaTheme="majorEastAsia"/>
           <w:color w:val="0F1115"/>
         </w:rPr>
         <w:t>Проверка рабочего места</w:t>
       </w:r>
       <w:r>
         <w:rPr>
-          <w:rFonts w:ascii="Segoe UI" w:hAnsi="Segoe UI" w:cs="Segoe UI"/>
           <w:color w:val="0F1115"/>
         </w:rPr>
         <w:t xml:space="preserve"> → </w:t>
@@ -6774,14 +6633,13 @@
       <w:r>
         <w:rPr>
           <w:rStyle w:val="a3"/>
-          <w:rFonts w:ascii="Segoe UI" w:eastAsiaTheme="majorEastAsia" w:hAnsi="Segoe UI" w:cs="Segoe UI"/>
+          <w:rFonts w:eastAsiaTheme="majorEastAsia"/>
           <w:color w:val="0F1115"/>
         </w:rPr>
         <w:t>Подготовка программного окружения</w:t>
       </w:r>
       <w:r>
         <w:rPr>
-          <w:rFonts w:ascii="Segoe UI" w:hAnsi="Segoe UI" w:cs="Segoe UI"/>
           <w:color w:val="0F1115"/>
         </w:rPr>
         <w:t xml:space="preserve"> → </w:t>
@@ -6789,7 +6647,7 @@
       <w:r>
         <w:rPr>
           <w:rStyle w:val="a3"/>
-          <w:rFonts w:ascii="Segoe UI" w:eastAsiaTheme="majorEastAsia" w:hAnsi="Segoe UI" w:cs="Segoe UI"/>
+          <w:rFonts w:eastAsiaTheme="majorEastAsia"/>
           <w:color w:val="0F1115"/>
         </w:rPr>
         <w:t xml:space="preserve">Настройка MS SQL </w:t>
@@ -6798,7 +6656,7 @@
       <w:r>
         <w:rPr>
           <w:rStyle w:val="a3"/>
-          <w:rFonts w:ascii="Segoe UI" w:eastAsiaTheme="majorEastAsia" w:hAnsi="Segoe UI" w:cs="Segoe UI"/>
+          <w:rFonts w:eastAsiaTheme="majorEastAsia"/>
           <w:color w:val="0F1115"/>
         </w:rPr>
         <w:t>Server</w:t>
@@ -6806,7 +6664,6 @@
       <w:proofErr w:type="spellEnd"/>
       <w:r>
         <w:rPr>
-          <w:rFonts w:ascii="Segoe UI" w:hAnsi="Segoe UI" w:cs="Segoe UI"/>
           <w:color w:val="0F1115"/>
         </w:rPr>
         <w:t xml:space="preserve"> → </w:t>
@@ -6814,7 +6671,7 @@
       <w:r>
         <w:rPr>
           <w:rStyle w:val="a3"/>
-          <w:rFonts w:ascii="Segoe UI" w:eastAsiaTheme="majorEastAsia" w:hAnsi="Segoe UI" w:cs="Segoe UI"/>
+          <w:rFonts w:eastAsiaTheme="majorEastAsia"/>
           <w:color w:val="0F1115"/>
         </w:rPr>
         <w:t xml:space="preserve">Создание </w:t>
@@ -6823,7 +6680,7 @@
       <w:r>
         <w:rPr>
           <w:rStyle w:val="a3"/>
-          <w:rFonts w:ascii="Segoe UI" w:eastAsiaTheme="majorEastAsia" w:hAnsi="Segoe UI" w:cs="Segoe UI"/>
+          <w:rFonts w:eastAsiaTheme="majorEastAsia"/>
           <w:color w:val="0F1115"/>
         </w:rPr>
         <w:t>HelpDeskDB</w:t>
@@ -6831,7 +6688,6 @@
       <w:proofErr w:type="spellEnd"/>
       <w:r>
         <w:rPr>
-          <w:rFonts w:ascii="Segoe UI" w:hAnsi="Segoe UI" w:cs="Segoe UI"/>
           <w:color w:val="0F1115"/>
         </w:rPr>
         <w:t xml:space="preserve"> → </w:t>
@@ -6839,7 +6695,7 @@
       <w:r>
         <w:rPr>
           <w:rStyle w:val="a3"/>
-          <w:rFonts w:ascii="Segoe UI" w:eastAsiaTheme="majorEastAsia" w:hAnsi="Segoe UI" w:cs="Segoe UI"/>
+          <w:rFonts w:eastAsiaTheme="majorEastAsia"/>
           <w:color w:val="0F1115"/>
         </w:rPr>
         <w:t xml:space="preserve">Установка </w:t>
@@ -6848,7 +6704,7 @@
       <w:r>
         <w:rPr>
           <w:rStyle w:val="a3"/>
-          <w:rFonts w:ascii="Segoe UI" w:eastAsiaTheme="majorEastAsia" w:hAnsi="Segoe UI" w:cs="Segoe UI"/>
+          <w:rFonts w:eastAsiaTheme="majorEastAsia"/>
           <w:color w:val="0F1115"/>
         </w:rPr>
         <w:t>HelpDesk</w:t>
@@ -6856,7 +6712,6 @@
       <w:proofErr w:type="spellEnd"/>
       <w:r>
         <w:rPr>
-          <w:rFonts w:ascii="Segoe UI" w:hAnsi="Segoe UI" w:cs="Segoe UI"/>
           <w:color w:val="0F1115"/>
         </w:rPr>
         <w:t xml:space="preserve"> → </w:t>
@@ -6864,7 +6719,7 @@
       <w:r>
         <w:rPr>
           <w:rStyle w:val="a3"/>
-          <w:rFonts w:ascii="Segoe UI" w:eastAsiaTheme="majorEastAsia" w:hAnsi="Segoe UI" w:cs="Segoe UI"/>
+          <w:rFonts w:eastAsiaTheme="majorEastAsia"/>
           <w:color w:val="0F1115"/>
         </w:rPr>
         <w:t xml:space="preserve">Настройка подключения через </w:t>
@@ -6873,7 +6728,6 @@
         <w:r>
           <w:rPr>
             <w:rStyle w:val="a4"/>
-            <w:rFonts w:ascii="Segoe UI" w:hAnsi="Segoe UI" w:cs="Segoe UI"/>
             <w:b/>
             <w:bCs/>
             <w:color w:val="3964FE"/>
@@ -6884,7 +6738,6 @@
       </w:hyperlink>
       <w:r>
         <w:rPr>
-          <w:rFonts w:ascii="Segoe UI" w:hAnsi="Segoe UI" w:cs="Segoe UI"/>
           <w:color w:val="0F1115"/>
         </w:rPr>
         <w:t xml:space="preserve"> → </w:t>
@@ -6892,14 +6745,13 @@
       <w:r>
         <w:rPr>
           <w:rStyle w:val="a3"/>
-          <w:rFonts w:ascii="Segoe UI" w:eastAsiaTheme="majorEastAsia" w:hAnsi="Segoe UI" w:cs="Segoe UI"/>
+          <w:rFonts w:eastAsiaTheme="majorEastAsia"/>
           <w:color w:val="0F1115"/>
         </w:rPr>
         <w:t>Проверочное тестирование</w:t>
       </w:r>
       <w:r>
         <w:rPr>
-          <w:rFonts w:ascii="Segoe UI" w:hAnsi="Segoe UI" w:cs="Segoe UI"/>
           <w:color w:val="0F1115"/>
         </w:rPr>
         <w:t xml:space="preserve"> → </w:t>
@@ -6907,14 +6759,13 @@
       <w:r>
         <w:rPr>
           <w:rStyle w:val="a3"/>
-          <w:rFonts w:ascii="Segoe UI" w:eastAsiaTheme="majorEastAsia" w:hAnsi="Segoe UI" w:cs="Segoe UI"/>
+          <w:rFonts w:eastAsiaTheme="majorEastAsia"/>
           <w:color w:val="0F1115"/>
         </w:rPr>
         <w:t>Подготовка пользователей</w:t>
       </w:r>
       <w:r>
         <w:rPr>
-          <w:rFonts w:ascii="Segoe UI" w:hAnsi="Segoe UI" w:cs="Segoe UI"/>
           <w:color w:val="0F1115"/>
         </w:rPr>
         <w:t xml:space="preserve"> → </w:t>
@@ -6922,7 +6773,7 @@
       <w:r>
         <w:rPr>
           <w:rStyle w:val="a3"/>
-          <w:rFonts w:ascii="Segoe UI" w:eastAsiaTheme="majorEastAsia" w:hAnsi="Segoe UI" w:cs="Segoe UI"/>
+          <w:rFonts w:eastAsiaTheme="majorEastAsia"/>
           <w:color w:val="0F1115"/>
         </w:rPr>
         <w:t>Ввод в эксплуатацию</w:t>
@@ -6931,7 +6782,7 @@
     <w:p>
       <w:pPr>
         <w:rPr>
-          <w:rFonts w:ascii="Segoe UI" w:eastAsiaTheme="majorEastAsia" w:hAnsi="Segoe UI" w:cs="Segoe UI"/>
+          <w:rFonts w:ascii="Times New Roman" w:eastAsiaTheme="majorEastAsia" w:hAnsi="Times New Roman" w:cs="Times New Roman"/>
           <w:b/>
           <w:bCs/>
           <w:color w:val="0F1115"/>
@@ -6943,7 +6794,7 @@
       <w:r>
         <w:rPr>
           <w:rStyle w:val="a3"/>
-          <w:rFonts w:ascii="Segoe UI" w:eastAsiaTheme="majorEastAsia" w:hAnsi="Segoe UI" w:cs="Segoe UI"/>
+          <w:rFonts w:ascii="Times New Roman" w:eastAsiaTheme="majorEastAsia" w:hAnsi="Times New Roman" w:cs="Times New Roman"/>
           <w:color w:val="0F1115"/>
         </w:rPr>
         <w:br w:type="page"/>
@@ -6955,7 +6806,6 @@
         <w:shd w:val="clear" w:color="auto" w:fill="FFFFFF"/>
         <w:spacing w:before="480" w:beforeAutospacing="0" w:after="240" w:afterAutospacing="0" w:line="450" w:lineRule="atLeast"/>
         <w:rPr>
-          <w:rFonts w:ascii="Segoe UI" w:hAnsi="Segoe UI" w:cs="Segoe UI"/>
           <w:color w:val="0F1115"/>
           <w:sz w:val="30"/>
           <w:szCs w:val="30"/>
@@ -6963,7 +6813,6 @@
       </w:pPr>
       <w:r>
         <w:rPr>
-          <w:rFonts w:ascii="Segoe UI" w:hAnsi="Segoe UI" w:cs="Segoe UI"/>
           <w:color w:val="0F1115"/>
           <w:sz w:val="30"/>
           <w:szCs w:val="30"/>
@@ -6997,15 +6846,15 @@
             <w:pPr>
               <w:spacing w:line="375" w:lineRule="atLeast"/>
               <w:rPr>
-                <w:rFonts w:ascii="Segoe UI" w:hAnsi="Segoe UI" w:cs="Segoe UI"/>
-                <w:color w:val="0F1115"/>
-                <w:sz w:val="18"/>
-                <w:szCs w:val="18"/>
-              </w:rPr>
-            </w:pPr>
-            <w:r>
-              <w:rPr>
-                <w:rFonts w:ascii="Segoe UI" w:hAnsi="Segoe UI" w:cs="Segoe UI"/>
+                <w:rFonts w:ascii="Times New Roman" w:hAnsi="Times New Roman" w:cs="Times New Roman"/>
+                <w:color w:val="0F1115"/>
+                <w:sz w:val="18"/>
+                <w:szCs w:val="18"/>
+              </w:rPr>
+            </w:pPr>
+            <w:r>
+              <w:rPr>
+                <w:rFonts w:ascii="Times New Roman" w:hAnsi="Times New Roman" w:cs="Times New Roman"/>
                 <w:color w:val="0F1115"/>
                 <w:sz w:val="18"/>
                 <w:szCs w:val="18"/>
@@ -7023,15 +6872,15 @@
             <w:pPr>
               <w:spacing w:line="375" w:lineRule="atLeast"/>
               <w:rPr>
-                <w:rFonts w:ascii="Segoe UI" w:hAnsi="Segoe UI" w:cs="Segoe UI"/>
-                <w:color w:val="0F1115"/>
-                <w:sz w:val="18"/>
-                <w:szCs w:val="18"/>
-              </w:rPr>
-            </w:pPr>
-            <w:r>
-              <w:rPr>
-                <w:rFonts w:ascii="Segoe UI" w:hAnsi="Segoe UI" w:cs="Segoe UI"/>
+                <w:rFonts w:ascii="Times New Roman" w:hAnsi="Times New Roman" w:cs="Times New Roman"/>
+                <w:color w:val="0F1115"/>
+                <w:sz w:val="18"/>
+                <w:szCs w:val="18"/>
+              </w:rPr>
+            </w:pPr>
+            <w:r>
+              <w:rPr>
+                <w:rFonts w:ascii="Times New Roman" w:hAnsi="Times New Roman" w:cs="Times New Roman"/>
                 <w:color w:val="0F1115"/>
                 <w:sz w:val="18"/>
                 <w:szCs w:val="18"/>
@@ -7049,15 +6898,15 @@
             <w:pPr>
               <w:spacing w:line="375" w:lineRule="atLeast"/>
               <w:rPr>
-                <w:rFonts w:ascii="Segoe UI" w:hAnsi="Segoe UI" w:cs="Segoe UI"/>
-                <w:color w:val="0F1115"/>
-                <w:sz w:val="18"/>
-                <w:szCs w:val="18"/>
-              </w:rPr>
-            </w:pPr>
-            <w:r>
-              <w:rPr>
-                <w:rFonts w:ascii="Segoe UI" w:hAnsi="Segoe UI" w:cs="Segoe UI"/>
+                <w:rFonts w:ascii="Times New Roman" w:hAnsi="Times New Roman" w:cs="Times New Roman"/>
+                <w:color w:val="0F1115"/>
+                <w:sz w:val="18"/>
+                <w:szCs w:val="18"/>
+              </w:rPr>
+            </w:pPr>
+            <w:r>
+              <w:rPr>
+                <w:rFonts w:ascii="Times New Roman" w:hAnsi="Times New Roman" w:cs="Times New Roman"/>
                 <w:color w:val="0F1115"/>
                 <w:sz w:val="18"/>
                 <w:szCs w:val="18"/>
@@ -7075,15 +6924,15 @@
             <w:pPr>
               <w:spacing w:line="375" w:lineRule="atLeast"/>
               <w:rPr>
-                <w:rFonts w:ascii="Segoe UI" w:hAnsi="Segoe UI" w:cs="Segoe UI"/>
-                <w:color w:val="0F1115"/>
-                <w:sz w:val="18"/>
-                <w:szCs w:val="18"/>
-              </w:rPr>
-            </w:pPr>
-            <w:r>
-              <w:rPr>
-                <w:rFonts w:ascii="Segoe UI" w:hAnsi="Segoe UI" w:cs="Segoe UI"/>
+                <w:rFonts w:ascii="Times New Roman" w:hAnsi="Times New Roman" w:cs="Times New Roman"/>
+                <w:color w:val="0F1115"/>
+                <w:sz w:val="18"/>
+                <w:szCs w:val="18"/>
+              </w:rPr>
+            </w:pPr>
+            <w:r>
+              <w:rPr>
+                <w:rFonts w:ascii="Times New Roman" w:hAnsi="Times New Roman" w:cs="Times New Roman"/>
                 <w:color w:val="0F1115"/>
                 <w:sz w:val="18"/>
                 <w:szCs w:val="18"/>
@@ -7101,15 +6950,15 @@
             <w:pPr>
               <w:spacing w:line="375" w:lineRule="atLeast"/>
               <w:rPr>
-                <w:rFonts w:ascii="Segoe UI" w:hAnsi="Segoe UI" w:cs="Segoe UI"/>
-                <w:color w:val="0F1115"/>
-                <w:sz w:val="18"/>
-                <w:szCs w:val="18"/>
-              </w:rPr>
-            </w:pPr>
-            <w:r>
-              <w:rPr>
-                <w:rFonts w:ascii="Segoe UI" w:hAnsi="Segoe UI" w:cs="Segoe UI"/>
+                <w:rFonts w:ascii="Times New Roman" w:hAnsi="Times New Roman" w:cs="Times New Roman"/>
+                <w:color w:val="0F1115"/>
+                <w:sz w:val="18"/>
+                <w:szCs w:val="18"/>
+              </w:rPr>
+            </w:pPr>
+            <w:r>
+              <w:rPr>
+                <w:rFonts w:ascii="Times New Roman" w:hAnsi="Times New Roman" w:cs="Times New Roman"/>
                 <w:color w:val="0F1115"/>
                 <w:sz w:val="18"/>
                 <w:szCs w:val="18"/>
@@ -7127,15 +6976,15 @@
             <w:pPr>
               <w:spacing w:line="375" w:lineRule="atLeast"/>
               <w:rPr>
-                <w:rFonts w:ascii="Segoe UI" w:hAnsi="Segoe UI" w:cs="Segoe UI"/>
-                <w:color w:val="0F1115"/>
-                <w:sz w:val="18"/>
-                <w:szCs w:val="18"/>
-              </w:rPr>
-            </w:pPr>
-            <w:r>
-              <w:rPr>
-                <w:rFonts w:ascii="Segoe UI" w:hAnsi="Segoe UI" w:cs="Segoe UI"/>
+                <w:rFonts w:ascii="Times New Roman" w:hAnsi="Times New Roman" w:cs="Times New Roman"/>
+                <w:color w:val="0F1115"/>
+                <w:sz w:val="18"/>
+                <w:szCs w:val="18"/>
+              </w:rPr>
+            </w:pPr>
+            <w:r>
+              <w:rPr>
+                <w:rFonts w:ascii="Times New Roman" w:hAnsi="Times New Roman" w:cs="Times New Roman"/>
                 <w:color w:val="0F1115"/>
                 <w:sz w:val="18"/>
                 <w:szCs w:val="18"/>
@@ -7155,15 +7004,15 @@
             <w:pPr>
               <w:spacing w:line="375" w:lineRule="atLeast"/>
               <w:rPr>
-                <w:rFonts w:ascii="Segoe UI" w:hAnsi="Segoe UI" w:cs="Segoe UI"/>
-                <w:color w:val="0F1115"/>
-                <w:sz w:val="18"/>
-                <w:szCs w:val="18"/>
-              </w:rPr>
-            </w:pPr>
-            <w:r>
-              <w:rPr>
-                <w:rFonts w:ascii="Segoe UI" w:hAnsi="Segoe UI" w:cs="Segoe UI"/>
+                <w:rFonts w:ascii="Times New Roman" w:hAnsi="Times New Roman" w:cs="Times New Roman"/>
+                <w:color w:val="0F1115"/>
+                <w:sz w:val="18"/>
+                <w:szCs w:val="18"/>
+              </w:rPr>
+            </w:pPr>
+            <w:r>
+              <w:rPr>
+                <w:rFonts w:ascii="Times New Roman" w:hAnsi="Times New Roman" w:cs="Times New Roman"/>
                 <w:color w:val="0F1115"/>
                 <w:sz w:val="18"/>
                 <w:szCs w:val="18"/>
@@ -7181,15 +7030,15 @@
             <w:pPr>
               <w:spacing w:line="375" w:lineRule="atLeast"/>
               <w:rPr>
-                <w:rFonts w:ascii="Segoe UI" w:hAnsi="Segoe UI" w:cs="Segoe UI"/>
-                <w:color w:val="0F1115"/>
-                <w:sz w:val="18"/>
-                <w:szCs w:val="18"/>
-              </w:rPr>
-            </w:pPr>
-            <w:r>
-              <w:rPr>
-                <w:rFonts w:ascii="Segoe UI" w:hAnsi="Segoe UI" w:cs="Segoe UI"/>
+                <w:rFonts w:ascii="Times New Roman" w:hAnsi="Times New Roman" w:cs="Times New Roman"/>
+                <w:color w:val="0F1115"/>
+                <w:sz w:val="18"/>
+                <w:szCs w:val="18"/>
+              </w:rPr>
+            </w:pPr>
+            <w:r>
+              <w:rPr>
+                <w:rFonts w:ascii="Times New Roman" w:hAnsi="Times New Roman" w:cs="Times New Roman"/>
                 <w:color w:val="0F1115"/>
                 <w:sz w:val="18"/>
                 <w:szCs w:val="18"/>
@@ -7207,15 +7056,15 @@
             <w:pPr>
               <w:spacing w:line="375" w:lineRule="atLeast"/>
               <w:rPr>
-                <w:rFonts w:ascii="Segoe UI" w:hAnsi="Segoe UI" w:cs="Segoe UI"/>
-                <w:color w:val="0F1115"/>
-                <w:sz w:val="18"/>
-                <w:szCs w:val="18"/>
-              </w:rPr>
-            </w:pPr>
-            <w:r>
-              <w:rPr>
-                <w:rFonts w:ascii="Segoe UI" w:hAnsi="Segoe UI" w:cs="Segoe UI"/>
+                <w:rFonts w:ascii="Times New Roman" w:hAnsi="Times New Roman" w:cs="Times New Roman"/>
+                <w:color w:val="0F1115"/>
+                <w:sz w:val="18"/>
+                <w:szCs w:val="18"/>
+              </w:rPr>
+            </w:pPr>
+            <w:r>
+              <w:rPr>
+                <w:rFonts w:ascii="Times New Roman" w:hAnsi="Times New Roman" w:cs="Times New Roman"/>
                 <w:color w:val="0F1115"/>
                 <w:sz w:val="18"/>
                 <w:szCs w:val="18"/>
@@ -7233,15 +7082,15 @@
             <w:pPr>
               <w:spacing w:line="375" w:lineRule="atLeast"/>
               <w:rPr>
-                <w:rFonts w:ascii="Segoe UI" w:hAnsi="Segoe UI" w:cs="Segoe UI"/>
-                <w:color w:val="0F1115"/>
-                <w:sz w:val="18"/>
-                <w:szCs w:val="18"/>
-              </w:rPr>
-            </w:pPr>
-            <w:r>
-              <w:rPr>
-                <w:rFonts w:ascii="Segoe UI" w:hAnsi="Segoe UI" w:cs="Segoe UI"/>
+                <w:rFonts w:ascii="Times New Roman" w:hAnsi="Times New Roman" w:cs="Times New Roman"/>
+                <w:color w:val="0F1115"/>
+                <w:sz w:val="18"/>
+                <w:szCs w:val="18"/>
+              </w:rPr>
+            </w:pPr>
+            <w:r>
+              <w:rPr>
+                <w:rFonts w:ascii="Times New Roman" w:hAnsi="Times New Roman" w:cs="Times New Roman"/>
                 <w:color w:val="0F1115"/>
                 <w:sz w:val="18"/>
                 <w:szCs w:val="18"/>
@@ -7259,15 +7108,15 @@
             <w:pPr>
               <w:spacing w:line="375" w:lineRule="atLeast"/>
               <w:rPr>
-                <w:rFonts w:ascii="Segoe UI" w:hAnsi="Segoe UI" w:cs="Segoe UI"/>
-                <w:color w:val="0F1115"/>
-                <w:sz w:val="18"/>
-                <w:szCs w:val="18"/>
-              </w:rPr>
-            </w:pPr>
-            <w:r>
-              <w:rPr>
-                <w:rFonts w:ascii="Segoe UI" w:hAnsi="Segoe UI" w:cs="Segoe UI"/>
+                <w:rFonts w:ascii="Times New Roman" w:hAnsi="Times New Roman" w:cs="Times New Roman"/>
+                <w:color w:val="0F1115"/>
+                <w:sz w:val="18"/>
+                <w:szCs w:val="18"/>
+              </w:rPr>
+            </w:pPr>
+            <w:r>
+              <w:rPr>
+                <w:rFonts w:ascii="Times New Roman" w:hAnsi="Times New Roman" w:cs="Times New Roman"/>
                 <w:color w:val="0F1115"/>
                 <w:sz w:val="18"/>
                 <w:szCs w:val="18"/>
@@ -7285,15 +7134,15 @@
             <w:pPr>
               <w:spacing w:line="375" w:lineRule="atLeast"/>
               <w:rPr>
-                <w:rFonts w:ascii="Segoe UI" w:hAnsi="Segoe UI" w:cs="Segoe UI"/>
-                <w:color w:val="0F1115"/>
-                <w:sz w:val="18"/>
-                <w:szCs w:val="18"/>
-              </w:rPr>
-            </w:pPr>
-            <w:r>
-              <w:rPr>
-                <w:rFonts w:ascii="Segoe UI" w:hAnsi="Segoe UI" w:cs="Segoe UI"/>
+                <w:rFonts w:ascii="Times New Roman" w:hAnsi="Times New Roman" w:cs="Times New Roman"/>
+                <w:color w:val="0F1115"/>
+                <w:sz w:val="18"/>
+                <w:szCs w:val="18"/>
+              </w:rPr>
+            </w:pPr>
+            <w:r>
+              <w:rPr>
+                <w:rFonts w:ascii="Times New Roman" w:hAnsi="Times New Roman" w:cs="Times New Roman"/>
                 <w:color w:val="0F1115"/>
                 <w:sz w:val="18"/>
                 <w:szCs w:val="18"/>
@@ -7313,15 +7162,15 @@
             <w:pPr>
               <w:spacing w:line="375" w:lineRule="atLeast"/>
               <w:rPr>
-                <w:rFonts w:ascii="Segoe UI" w:hAnsi="Segoe UI" w:cs="Segoe UI"/>
-                <w:color w:val="0F1115"/>
-                <w:sz w:val="18"/>
-                <w:szCs w:val="18"/>
-              </w:rPr>
-            </w:pPr>
-            <w:r>
-              <w:rPr>
-                <w:rFonts w:ascii="Segoe UI" w:hAnsi="Segoe UI" w:cs="Segoe UI"/>
+                <w:rFonts w:ascii="Times New Roman" w:hAnsi="Times New Roman" w:cs="Times New Roman"/>
+                <w:color w:val="0F1115"/>
+                <w:sz w:val="18"/>
+                <w:szCs w:val="18"/>
+              </w:rPr>
+            </w:pPr>
+            <w:r>
+              <w:rPr>
+                <w:rFonts w:ascii="Times New Roman" w:hAnsi="Times New Roman" w:cs="Times New Roman"/>
                 <w:color w:val="0F1115"/>
                 <w:sz w:val="18"/>
                 <w:szCs w:val="18"/>
@@ -7339,15 +7188,15 @@
             <w:pPr>
               <w:spacing w:line="375" w:lineRule="atLeast"/>
               <w:rPr>
-                <w:rFonts w:ascii="Segoe UI" w:hAnsi="Segoe UI" w:cs="Segoe UI"/>
-                <w:color w:val="0F1115"/>
-                <w:sz w:val="18"/>
-                <w:szCs w:val="18"/>
-              </w:rPr>
-            </w:pPr>
-            <w:r>
-              <w:rPr>
-                <w:rFonts w:ascii="Segoe UI" w:hAnsi="Segoe UI" w:cs="Segoe UI"/>
+                <w:rFonts w:ascii="Times New Roman" w:hAnsi="Times New Roman" w:cs="Times New Roman"/>
+                <w:color w:val="0F1115"/>
+                <w:sz w:val="18"/>
+                <w:szCs w:val="18"/>
+              </w:rPr>
+            </w:pPr>
+            <w:r>
+              <w:rPr>
+                <w:rFonts w:ascii="Times New Roman" w:hAnsi="Times New Roman" w:cs="Times New Roman"/>
                 <w:color w:val="0F1115"/>
                 <w:sz w:val="18"/>
                 <w:szCs w:val="18"/>
@@ -7365,15 +7214,15 @@
             <w:pPr>
               <w:spacing w:line="375" w:lineRule="atLeast"/>
               <w:rPr>
-                <w:rFonts w:ascii="Segoe UI" w:hAnsi="Segoe UI" w:cs="Segoe UI"/>
-                <w:color w:val="0F1115"/>
-                <w:sz w:val="18"/>
-                <w:szCs w:val="18"/>
-              </w:rPr>
-            </w:pPr>
-            <w:r>
-              <w:rPr>
-                <w:rFonts w:ascii="Segoe UI" w:hAnsi="Segoe UI" w:cs="Segoe UI"/>
+                <w:rFonts w:ascii="Times New Roman" w:hAnsi="Times New Roman" w:cs="Times New Roman"/>
+                <w:color w:val="0F1115"/>
+                <w:sz w:val="18"/>
+                <w:szCs w:val="18"/>
+              </w:rPr>
+            </w:pPr>
+            <w:r>
+              <w:rPr>
+                <w:rFonts w:ascii="Times New Roman" w:hAnsi="Times New Roman" w:cs="Times New Roman"/>
                 <w:color w:val="0F1115"/>
                 <w:sz w:val="18"/>
                 <w:szCs w:val="18"/>
@@ -7391,15 +7240,15 @@
             <w:pPr>
               <w:spacing w:line="375" w:lineRule="atLeast"/>
               <w:rPr>
-                <w:rFonts w:ascii="Segoe UI" w:hAnsi="Segoe UI" w:cs="Segoe UI"/>
-                <w:color w:val="0F1115"/>
-                <w:sz w:val="18"/>
-                <w:szCs w:val="18"/>
-              </w:rPr>
-            </w:pPr>
-            <w:r>
-              <w:rPr>
-                <w:rFonts w:ascii="Segoe UI" w:hAnsi="Segoe UI" w:cs="Segoe UI"/>
+                <w:rFonts w:ascii="Times New Roman" w:hAnsi="Times New Roman" w:cs="Times New Roman"/>
+                <w:color w:val="0F1115"/>
+                <w:sz w:val="18"/>
+                <w:szCs w:val="18"/>
+              </w:rPr>
+            </w:pPr>
+            <w:r>
+              <w:rPr>
+                <w:rFonts w:ascii="Times New Roman" w:hAnsi="Times New Roman" w:cs="Times New Roman"/>
                 <w:color w:val="0F1115"/>
                 <w:sz w:val="18"/>
                 <w:szCs w:val="18"/>
@@ -7417,15 +7266,15 @@
             <w:pPr>
               <w:spacing w:line="375" w:lineRule="atLeast"/>
               <w:rPr>
-                <w:rFonts w:ascii="Segoe UI" w:hAnsi="Segoe UI" w:cs="Segoe UI"/>
-                <w:color w:val="0F1115"/>
-                <w:sz w:val="18"/>
-                <w:szCs w:val="18"/>
-              </w:rPr>
-            </w:pPr>
-            <w:r>
-              <w:rPr>
-                <w:rFonts w:ascii="Segoe UI" w:hAnsi="Segoe UI" w:cs="Segoe UI"/>
+                <w:rFonts w:ascii="Times New Roman" w:hAnsi="Times New Roman" w:cs="Times New Roman"/>
+                <w:color w:val="0F1115"/>
+                <w:sz w:val="18"/>
+                <w:szCs w:val="18"/>
+              </w:rPr>
+            </w:pPr>
+            <w:r>
+              <w:rPr>
+                <w:rFonts w:ascii="Times New Roman" w:hAnsi="Times New Roman" w:cs="Times New Roman"/>
                 <w:color w:val="0F1115"/>
                 <w:sz w:val="18"/>
                 <w:szCs w:val="18"/>
@@ -7443,15 +7292,15 @@
             <w:pPr>
               <w:spacing w:line="375" w:lineRule="atLeast"/>
               <w:rPr>
-                <w:rFonts w:ascii="Segoe UI" w:hAnsi="Segoe UI" w:cs="Segoe UI"/>
-                <w:color w:val="0F1115"/>
-                <w:sz w:val="18"/>
-                <w:szCs w:val="18"/>
-              </w:rPr>
-            </w:pPr>
-            <w:r>
-              <w:rPr>
-                <w:rFonts w:ascii="Segoe UI" w:hAnsi="Segoe UI" w:cs="Segoe UI"/>
+                <w:rFonts w:ascii="Times New Roman" w:hAnsi="Times New Roman" w:cs="Times New Roman"/>
+                <w:color w:val="0F1115"/>
+                <w:sz w:val="18"/>
+                <w:szCs w:val="18"/>
+              </w:rPr>
+            </w:pPr>
+            <w:r>
+              <w:rPr>
+                <w:rFonts w:ascii="Times New Roman" w:hAnsi="Times New Roman" w:cs="Times New Roman"/>
                 <w:color w:val="0F1115"/>
                 <w:sz w:val="18"/>
                 <w:szCs w:val="18"/>
@@ -7471,15 +7320,15 @@
             <w:pPr>
               <w:spacing w:line="375" w:lineRule="atLeast"/>
               <w:rPr>
-                <w:rFonts w:ascii="Segoe UI" w:hAnsi="Segoe UI" w:cs="Segoe UI"/>
-                <w:color w:val="0F1115"/>
-                <w:sz w:val="18"/>
-                <w:szCs w:val="18"/>
-              </w:rPr>
-            </w:pPr>
-            <w:r>
-              <w:rPr>
-                <w:rFonts w:ascii="Segoe UI" w:hAnsi="Segoe UI" w:cs="Segoe UI"/>
+                <w:rFonts w:ascii="Times New Roman" w:hAnsi="Times New Roman" w:cs="Times New Roman"/>
+                <w:color w:val="0F1115"/>
+                <w:sz w:val="18"/>
+                <w:szCs w:val="18"/>
+              </w:rPr>
+            </w:pPr>
+            <w:r>
+              <w:rPr>
+                <w:rFonts w:ascii="Times New Roman" w:hAnsi="Times New Roman" w:cs="Times New Roman"/>
                 <w:color w:val="0F1115"/>
                 <w:sz w:val="18"/>
                 <w:szCs w:val="18"/>
@@ -7497,15 +7346,15 @@
             <w:pPr>
               <w:spacing w:line="375" w:lineRule="atLeast"/>
               <w:rPr>
-                <w:rFonts w:ascii="Segoe UI" w:hAnsi="Segoe UI" w:cs="Segoe UI"/>
-                <w:color w:val="0F1115"/>
-                <w:sz w:val="18"/>
-                <w:szCs w:val="18"/>
-              </w:rPr>
-            </w:pPr>
-            <w:r>
-              <w:rPr>
-                <w:rFonts w:ascii="Segoe UI" w:hAnsi="Segoe UI" w:cs="Segoe UI"/>
+                <w:rFonts w:ascii="Times New Roman" w:hAnsi="Times New Roman" w:cs="Times New Roman"/>
+                <w:color w:val="0F1115"/>
+                <w:sz w:val="18"/>
+                <w:szCs w:val="18"/>
+              </w:rPr>
+            </w:pPr>
+            <w:r>
+              <w:rPr>
+                <w:rFonts w:ascii="Times New Roman" w:hAnsi="Times New Roman" w:cs="Times New Roman"/>
                 <w:color w:val="0F1115"/>
                 <w:sz w:val="18"/>
                 <w:szCs w:val="18"/>
@@ -7523,15 +7372,15 @@
             <w:pPr>
               <w:spacing w:line="375" w:lineRule="atLeast"/>
               <w:rPr>
-                <w:rFonts w:ascii="Segoe UI" w:hAnsi="Segoe UI" w:cs="Segoe UI"/>
-                <w:color w:val="0F1115"/>
-                <w:sz w:val="18"/>
-                <w:szCs w:val="18"/>
-              </w:rPr>
-            </w:pPr>
-            <w:r>
-              <w:rPr>
-                <w:rFonts w:ascii="Segoe UI" w:hAnsi="Segoe UI" w:cs="Segoe UI"/>
+                <w:rFonts w:ascii="Times New Roman" w:hAnsi="Times New Roman" w:cs="Times New Roman"/>
+                <w:color w:val="0F1115"/>
+                <w:sz w:val="18"/>
+                <w:szCs w:val="18"/>
+              </w:rPr>
+            </w:pPr>
+            <w:r>
+              <w:rPr>
+                <w:rFonts w:ascii="Times New Roman" w:hAnsi="Times New Roman" w:cs="Times New Roman"/>
                 <w:color w:val="0F1115"/>
                 <w:sz w:val="18"/>
                 <w:szCs w:val="18"/>
@@ -7549,15 +7398,15 @@
             <w:pPr>
               <w:spacing w:line="375" w:lineRule="atLeast"/>
               <w:rPr>
-                <w:rFonts w:ascii="Segoe UI" w:hAnsi="Segoe UI" w:cs="Segoe UI"/>
-                <w:color w:val="0F1115"/>
-                <w:sz w:val="18"/>
-                <w:szCs w:val="18"/>
-              </w:rPr>
-            </w:pPr>
-            <w:r>
-              <w:rPr>
-                <w:rFonts w:ascii="Segoe UI" w:hAnsi="Segoe UI" w:cs="Segoe UI"/>
+                <w:rFonts w:ascii="Times New Roman" w:hAnsi="Times New Roman" w:cs="Times New Roman"/>
+                <w:color w:val="0F1115"/>
+                <w:sz w:val="18"/>
+                <w:szCs w:val="18"/>
+              </w:rPr>
+            </w:pPr>
+            <w:r>
+              <w:rPr>
+                <w:rFonts w:ascii="Times New Roman" w:hAnsi="Times New Roman" w:cs="Times New Roman"/>
                 <w:color w:val="0F1115"/>
                 <w:sz w:val="18"/>
                 <w:szCs w:val="18"/>
@@ -7575,15 +7424,15 @@
             <w:pPr>
               <w:spacing w:line="375" w:lineRule="atLeast"/>
               <w:rPr>
-                <w:rFonts w:ascii="Segoe UI" w:hAnsi="Segoe UI" w:cs="Segoe UI"/>
-                <w:color w:val="0F1115"/>
-                <w:sz w:val="18"/>
-                <w:szCs w:val="18"/>
-              </w:rPr>
-            </w:pPr>
-            <w:r>
-              <w:rPr>
-                <w:rFonts w:ascii="Segoe UI" w:hAnsi="Segoe UI" w:cs="Segoe UI"/>
+                <w:rFonts w:ascii="Times New Roman" w:hAnsi="Times New Roman" w:cs="Times New Roman"/>
+                <w:color w:val="0F1115"/>
+                <w:sz w:val="18"/>
+                <w:szCs w:val="18"/>
+              </w:rPr>
+            </w:pPr>
+            <w:r>
+              <w:rPr>
+                <w:rFonts w:ascii="Times New Roman" w:hAnsi="Times New Roman" w:cs="Times New Roman"/>
                 <w:color w:val="0F1115"/>
                 <w:sz w:val="18"/>
                 <w:szCs w:val="18"/>
@@ -7601,15 +7450,15 @@
             <w:pPr>
               <w:spacing w:line="375" w:lineRule="atLeast"/>
               <w:rPr>
-                <w:rFonts w:ascii="Segoe UI" w:hAnsi="Segoe UI" w:cs="Segoe UI"/>
-                <w:color w:val="0F1115"/>
-                <w:sz w:val="18"/>
-                <w:szCs w:val="18"/>
-              </w:rPr>
-            </w:pPr>
-            <w:r>
-              <w:rPr>
-                <w:rFonts w:ascii="Segoe UI" w:hAnsi="Segoe UI" w:cs="Segoe UI"/>
+                <w:rFonts w:ascii="Times New Roman" w:hAnsi="Times New Roman" w:cs="Times New Roman"/>
+                <w:color w:val="0F1115"/>
+                <w:sz w:val="18"/>
+                <w:szCs w:val="18"/>
+              </w:rPr>
+            </w:pPr>
+            <w:r>
+              <w:rPr>
+                <w:rFonts w:ascii="Times New Roman" w:hAnsi="Times New Roman" w:cs="Times New Roman"/>
                 <w:color w:val="0F1115"/>
                 <w:sz w:val="18"/>
                 <w:szCs w:val="18"/>
@@ -7629,15 +7478,15 @@
             <w:pPr>
               <w:spacing w:line="375" w:lineRule="atLeast"/>
               <w:rPr>
-                <w:rFonts w:ascii="Segoe UI" w:hAnsi="Segoe UI" w:cs="Segoe UI"/>
-                <w:color w:val="0F1115"/>
-                <w:sz w:val="18"/>
-                <w:szCs w:val="18"/>
-              </w:rPr>
-            </w:pPr>
-            <w:r>
-              <w:rPr>
-                <w:rFonts w:ascii="Segoe UI" w:hAnsi="Segoe UI" w:cs="Segoe UI"/>
+                <w:rFonts w:ascii="Times New Roman" w:hAnsi="Times New Roman" w:cs="Times New Roman"/>
+                <w:color w:val="0F1115"/>
+                <w:sz w:val="18"/>
+                <w:szCs w:val="18"/>
+              </w:rPr>
+            </w:pPr>
+            <w:r>
+              <w:rPr>
+                <w:rFonts w:ascii="Times New Roman" w:hAnsi="Times New Roman" w:cs="Times New Roman"/>
                 <w:color w:val="0F1115"/>
                 <w:sz w:val="18"/>
                 <w:szCs w:val="18"/>
@@ -7655,15 +7504,15 @@
             <w:pPr>
               <w:spacing w:line="375" w:lineRule="atLeast"/>
               <w:rPr>
-                <w:rFonts w:ascii="Segoe UI" w:hAnsi="Segoe UI" w:cs="Segoe UI"/>
-                <w:color w:val="0F1115"/>
-                <w:sz w:val="18"/>
-                <w:szCs w:val="18"/>
-              </w:rPr>
-            </w:pPr>
-            <w:r>
-              <w:rPr>
-                <w:rFonts w:ascii="Segoe UI" w:hAnsi="Segoe UI" w:cs="Segoe UI"/>
+                <w:rFonts w:ascii="Times New Roman" w:hAnsi="Times New Roman" w:cs="Times New Roman"/>
+                <w:color w:val="0F1115"/>
+                <w:sz w:val="18"/>
+                <w:szCs w:val="18"/>
+              </w:rPr>
+            </w:pPr>
+            <w:r>
+              <w:rPr>
+                <w:rFonts w:ascii="Times New Roman" w:hAnsi="Times New Roman" w:cs="Times New Roman"/>
                 <w:color w:val="0F1115"/>
                 <w:sz w:val="18"/>
                 <w:szCs w:val="18"/>
@@ -7673,7 +7522,7 @@
             <w:proofErr w:type="spellStart"/>
             <w:r>
               <w:rPr>
-                <w:rFonts w:ascii="Segoe UI" w:hAnsi="Segoe UI" w:cs="Segoe UI"/>
+                <w:rFonts w:ascii="Times New Roman" w:hAnsi="Times New Roman" w:cs="Times New Roman"/>
                 <w:color w:val="0F1115"/>
                 <w:sz w:val="18"/>
                 <w:szCs w:val="18"/>
@@ -7692,15 +7541,15 @@
             <w:pPr>
               <w:spacing w:line="375" w:lineRule="atLeast"/>
               <w:rPr>
-                <w:rFonts w:ascii="Segoe UI" w:hAnsi="Segoe UI" w:cs="Segoe UI"/>
-                <w:color w:val="0F1115"/>
-                <w:sz w:val="18"/>
-                <w:szCs w:val="18"/>
-              </w:rPr>
-            </w:pPr>
-            <w:r>
-              <w:rPr>
-                <w:rFonts w:ascii="Segoe UI" w:hAnsi="Segoe UI" w:cs="Segoe UI"/>
+                <w:rFonts w:ascii="Times New Roman" w:hAnsi="Times New Roman" w:cs="Times New Roman"/>
+                <w:color w:val="0F1115"/>
+                <w:sz w:val="18"/>
+                <w:szCs w:val="18"/>
+              </w:rPr>
+            </w:pPr>
+            <w:r>
+              <w:rPr>
+                <w:rFonts w:ascii="Times New Roman" w:hAnsi="Times New Roman" w:cs="Times New Roman"/>
                 <w:color w:val="0F1115"/>
                 <w:sz w:val="18"/>
                 <w:szCs w:val="18"/>
@@ -7718,15 +7567,15 @@
             <w:pPr>
               <w:spacing w:line="375" w:lineRule="atLeast"/>
               <w:rPr>
-                <w:rFonts w:ascii="Segoe UI" w:hAnsi="Segoe UI" w:cs="Segoe UI"/>
-                <w:color w:val="0F1115"/>
-                <w:sz w:val="18"/>
-                <w:szCs w:val="18"/>
-              </w:rPr>
-            </w:pPr>
-            <w:r>
-              <w:rPr>
-                <w:rFonts w:ascii="Segoe UI" w:hAnsi="Segoe UI" w:cs="Segoe UI"/>
+                <w:rFonts w:ascii="Times New Roman" w:hAnsi="Times New Roman" w:cs="Times New Roman"/>
+                <w:color w:val="0F1115"/>
+                <w:sz w:val="18"/>
+                <w:szCs w:val="18"/>
+              </w:rPr>
+            </w:pPr>
+            <w:r>
+              <w:rPr>
+                <w:rFonts w:ascii="Times New Roman" w:hAnsi="Times New Roman" w:cs="Times New Roman"/>
                 <w:color w:val="0F1115"/>
                 <w:sz w:val="18"/>
                 <w:szCs w:val="18"/>
@@ -7744,15 +7593,15 @@
             <w:pPr>
               <w:spacing w:line="375" w:lineRule="atLeast"/>
               <w:rPr>
-                <w:rFonts w:ascii="Segoe UI" w:hAnsi="Segoe UI" w:cs="Segoe UI"/>
-                <w:color w:val="0F1115"/>
-                <w:sz w:val="18"/>
-                <w:szCs w:val="18"/>
-              </w:rPr>
-            </w:pPr>
-            <w:r>
-              <w:rPr>
-                <w:rFonts w:ascii="Segoe UI" w:hAnsi="Segoe UI" w:cs="Segoe UI"/>
+                <w:rFonts w:ascii="Times New Roman" w:hAnsi="Times New Roman" w:cs="Times New Roman"/>
+                <w:color w:val="0F1115"/>
+                <w:sz w:val="18"/>
+                <w:szCs w:val="18"/>
+              </w:rPr>
+            </w:pPr>
+            <w:r>
+              <w:rPr>
+                <w:rFonts w:ascii="Times New Roman" w:hAnsi="Times New Roman" w:cs="Times New Roman"/>
                 <w:color w:val="0F1115"/>
                 <w:sz w:val="18"/>
                 <w:szCs w:val="18"/>
@@ -7770,15 +7619,15 @@
             <w:pPr>
               <w:spacing w:line="375" w:lineRule="atLeast"/>
               <w:rPr>
-                <w:rFonts w:ascii="Segoe UI" w:hAnsi="Segoe UI" w:cs="Segoe UI"/>
-                <w:color w:val="0F1115"/>
-                <w:sz w:val="18"/>
-                <w:szCs w:val="18"/>
-              </w:rPr>
-            </w:pPr>
-            <w:r>
-              <w:rPr>
-                <w:rFonts w:ascii="Segoe UI" w:hAnsi="Segoe UI" w:cs="Segoe UI"/>
+                <w:rFonts w:ascii="Times New Roman" w:hAnsi="Times New Roman" w:cs="Times New Roman"/>
+                <w:color w:val="0F1115"/>
+                <w:sz w:val="18"/>
+                <w:szCs w:val="18"/>
+              </w:rPr>
+            </w:pPr>
+            <w:r>
+              <w:rPr>
+                <w:rFonts w:ascii="Times New Roman" w:hAnsi="Times New Roman" w:cs="Times New Roman"/>
                 <w:color w:val="0F1115"/>
                 <w:sz w:val="18"/>
                 <w:szCs w:val="18"/>
@@ -7798,15 +7647,15 @@
             <w:pPr>
               <w:spacing w:line="375" w:lineRule="atLeast"/>
               <w:rPr>
-                <w:rFonts w:ascii="Segoe UI" w:hAnsi="Segoe UI" w:cs="Segoe UI"/>
-                <w:color w:val="0F1115"/>
-                <w:sz w:val="18"/>
-                <w:szCs w:val="18"/>
-              </w:rPr>
-            </w:pPr>
-            <w:r>
-              <w:rPr>
-                <w:rFonts w:ascii="Segoe UI" w:hAnsi="Segoe UI" w:cs="Segoe UI"/>
+                <w:rFonts w:ascii="Times New Roman" w:hAnsi="Times New Roman" w:cs="Times New Roman"/>
+                <w:color w:val="0F1115"/>
+                <w:sz w:val="18"/>
+                <w:szCs w:val="18"/>
+              </w:rPr>
+            </w:pPr>
+            <w:r>
+              <w:rPr>
+                <w:rFonts w:ascii="Times New Roman" w:hAnsi="Times New Roman" w:cs="Times New Roman"/>
                 <w:color w:val="0F1115"/>
                 <w:sz w:val="18"/>
                 <w:szCs w:val="18"/>
@@ -7824,15 +7673,15 @@
             <w:pPr>
               <w:spacing w:line="375" w:lineRule="atLeast"/>
               <w:rPr>
-                <w:rFonts w:ascii="Segoe UI" w:hAnsi="Segoe UI" w:cs="Segoe UI"/>
-                <w:color w:val="0F1115"/>
-                <w:sz w:val="18"/>
-                <w:szCs w:val="18"/>
-              </w:rPr>
-            </w:pPr>
-            <w:r>
-              <w:rPr>
-                <w:rFonts w:ascii="Segoe UI" w:hAnsi="Segoe UI" w:cs="Segoe UI"/>
+                <w:rFonts w:ascii="Times New Roman" w:hAnsi="Times New Roman" w:cs="Times New Roman"/>
+                <w:color w:val="0F1115"/>
+                <w:sz w:val="18"/>
+                <w:szCs w:val="18"/>
+              </w:rPr>
+            </w:pPr>
+            <w:r>
+              <w:rPr>
+                <w:rFonts w:ascii="Times New Roman" w:hAnsi="Times New Roman" w:cs="Times New Roman"/>
                 <w:color w:val="0F1115"/>
                 <w:sz w:val="18"/>
                 <w:szCs w:val="18"/>
@@ -7842,7 +7691,7 @@
             <w:proofErr w:type="spellStart"/>
             <w:r>
               <w:rPr>
-                <w:rFonts w:ascii="Segoe UI" w:hAnsi="Segoe UI" w:cs="Segoe UI"/>
+                <w:rFonts w:ascii="Times New Roman" w:hAnsi="Times New Roman" w:cs="Times New Roman"/>
                 <w:color w:val="0F1115"/>
                 <w:sz w:val="18"/>
                 <w:szCs w:val="18"/>
@@ -7861,15 +7710,15 @@
             <w:pPr>
               <w:spacing w:line="375" w:lineRule="atLeast"/>
               <w:rPr>
-                <w:rFonts w:ascii="Segoe UI" w:hAnsi="Segoe UI" w:cs="Segoe UI"/>
-                <w:color w:val="0F1115"/>
-                <w:sz w:val="18"/>
-                <w:szCs w:val="18"/>
-              </w:rPr>
-            </w:pPr>
-            <w:r>
-              <w:rPr>
-                <w:rFonts w:ascii="Segoe UI" w:hAnsi="Segoe UI" w:cs="Segoe UI"/>
+                <w:rFonts w:ascii="Times New Roman" w:hAnsi="Times New Roman" w:cs="Times New Roman"/>
+                <w:color w:val="0F1115"/>
+                <w:sz w:val="18"/>
+                <w:szCs w:val="18"/>
+              </w:rPr>
+            </w:pPr>
+            <w:r>
+              <w:rPr>
+                <w:rFonts w:ascii="Times New Roman" w:hAnsi="Times New Roman" w:cs="Times New Roman"/>
                 <w:color w:val="0F1115"/>
                 <w:sz w:val="18"/>
                 <w:szCs w:val="18"/>
@@ -7887,15 +7736,15 @@
             <w:pPr>
               <w:spacing w:line="375" w:lineRule="atLeast"/>
               <w:rPr>
-                <w:rFonts w:ascii="Segoe UI" w:hAnsi="Segoe UI" w:cs="Segoe UI"/>
-                <w:color w:val="0F1115"/>
-                <w:sz w:val="18"/>
-                <w:szCs w:val="18"/>
-              </w:rPr>
-            </w:pPr>
-            <w:r>
-              <w:rPr>
-                <w:rFonts w:ascii="Segoe UI" w:hAnsi="Segoe UI" w:cs="Segoe UI"/>
+                <w:rFonts w:ascii="Times New Roman" w:hAnsi="Times New Roman" w:cs="Times New Roman"/>
+                <w:color w:val="0F1115"/>
+                <w:sz w:val="18"/>
+                <w:szCs w:val="18"/>
+              </w:rPr>
+            </w:pPr>
+            <w:r>
+              <w:rPr>
+                <w:rFonts w:ascii="Times New Roman" w:hAnsi="Times New Roman" w:cs="Times New Roman"/>
                 <w:color w:val="0F1115"/>
                 <w:sz w:val="18"/>
                 <w:szCs w:val="18"/>
@@ -7913,15 +7762,15 @@
             <w:pPr>
               <w:spacing w:line="375" w:lineRule="atLeast"/>
               <w:rPr>
-                <w:rFonts w:ascii="Segoe UI" w:hAnsi="Segoe UI" w:cs="Segoe UI"/>
-                <w:color w:val="0F1115"/>
-                <w:sz w:val="18"/>
-                <w:szCs w:val="18"/>
-              </w:rPr>
-            </w:pPr>
-            <w:r>
-              <w:rPr>
-                <w:rFonts w:ascii="Segoe UI" w:hAnsi="Segoe UI" w:cs="Segoe UI"/>
+                <w:rFonts w:ascii="Times New Roman" w:hAnsi="Times New Roman" w:cs="Times New Roman"/>
+                <w:color w:val="0F1115"/>
+                <w:sz w:val="18"/>
+                <w:szCs w:val="18"/>
+              </w:rPr>
+            </w:pPr>
+            <w:r>
+              <w:rPr>
+                <w:rFonts w:ascii="Times New Roman" w:hAnsi="Times New Roman" w:cs="Times New Roman"/>
                 <w:color w:val="0F1115"/>
                 <w:sz w:val="18"/>
                 <w:szCs w:val="18"/>
@@ -7939,15 +7788,15 @@
             <w:pPr>
               <w:spacing w:line="375" w:lineRule="atLeast"/>
               <w:rPr>
-                <w:rFonts w:ascii="Segoe UI" w:hAnsi="Segoe UI" w:cs="Segoe UI"/>
-                <w:color w:val="0F1115"/>
-                <w:sz w:val="18"/>
-                <w:szCs w:val="18"/>
-              </w:rPr>
-            </w:pPr>
-            <w:r>
-              <w:rPr>
-                <w:rFonts w:ascii="Segoe UI" w:hAnsi="Segoe UI" w:cs="Segoe UI"/>
+                <w:rFonts w:ascii="Times New Roman" w:hAnsi="Times New Roman" w:cs="Times New Roman"/>
+                <w:color w:val="0F1115"/>
+                <w:sz w:val="18"/>
+                <w:szCs w:val="18"/>
+              </w:rPr>
+            </w:pPr>
+            <w:r>
+              <w:rPr>
+                <w:rFonts w:ascii="Times New Roman" w:hAnsi="Times New Roman" w:cs="Times New Roman"/>
                 <w:color w:val="0F1115"/>
                 <w:sz w:val="18"/>
                 <w:szCs w:val="18"/>
@@ -7967,15 +7816,15 @@
             <w:pPr>
               <w:spacing w:line="375" w:lineRule="atLeast"/>
               <w:rPr>
-                <w:rFonts w:ascii="Segoe UI" w:hAnsi="Segoe UI" w:cs="Segoe UI"/>
-                <w:color w:val="0F1115"/>
-                <w:sz w:val="18"/>
-                <w:szCs w:val="18"/>
-              </w:rPr>
-            </w:pPr>
-            <w:r>
-              <w:rPr>
-                <w:rFonts w:ascii="Segoe UI" w:hAnsi="Segoe UI" w:cs="Segoe UI"/>
+                <w:rFonts w:ascii="Times New Roman" w:hAnsi="Times New Roman" w:cs="Times New Roman"/>
+                <w:color w:val="0F1115"/>
+                <w:sz w:val="18"/>
+                <w:szCs w:val="18"/>
+              </w:rPr>
+            </w:pPr>
+            <w:r>
+              <w:rPr>
+                <w:rFonts w:ascii="Times New Roman" w:hAnsi="Times New Roman" w:cs="Times New Roman"/>
                 <w:color w:val="0F1115"/>
                 <w:sz w:val="18"/>
                 <w:szCs w:val="18"/>
@@ -7993,15 +7842,15 @@
             <w:pPr>
               <w:spacing w:line="375" w:lineRule="atLeast"/>
               <w:rPr>
-                <w:rFonts w:ascii="Segoe UI" w:hAnsi="Segoe UI" w:cs="Segoe UI"/>
-                <w:color w:val="0F1115"/>
-                <w:sz w:val="18"/>
-                <w:szCs w:val="18"/>
-              </w:rPr>
-            </w:pPr>
-            <w:r>
-              <w:rPr>
-                <w:rFonts w:ascii="Segoe UI" w:hAnsi="Segoe UI" w:cs="Segoe UI"/>
+                <w:rFonts w:ascii="Times New Roman" w:hAnsi="Times New Roman" w:cs="Times New Roman"/>
+                <w:color w:val="0F1115"/>
+                <w:sz w:val="18"/>
+                <w:szCs w:val="18"/>
+              </w:rPr>
+            </w:pPr>
+            <w:r>
+              <w:rPr>
+                <w:rFonts w:ascii="Times New Roman" w:hAnsi="Times New Roman" w:cs="Times New Roman"/>
                 <w:color w:val="0F1115"/>
                 <w:sz w:val="18"/>
                 <w:szCs w:val="18"/>
@@ -8011,7 +7860,7 @@
             <w:proofErr w:type="spellStart"/>
             <w:r>
               <w:rPr>
-                <w:rFonts w:ascii="Segoe UI" w:hAnsi="Segoe UI" w:cs="Segoe UI"/>
+                <w:rFonts w:ascii="Times New Roman" w:hAnsi="Times New Roman" w:cs="Times New Roman"/>
                 <w:color w:val="0F1115"/>
                 <w:sz w:val="18"/>
                 <w:szCs w:val="18"/>
@@ -8030,15 +7879,15 @@
             <w:pPr>
               <w:spacing w:line="375" w:lineRule="atLeast"/>
               <w:rPr>
-                <w:rFonts w:ascii="Segoe UI" w:hAnsi="Segoe UI" w:cs="Segoe UI"/>
-                <w:color w:val="0F1115"/>
-                <w:sz w:val="18"/>
-                <w:szCs w:val="18"/>
-              </w:rPr>
-            </w:pPr>
-            <w:r>
-              <w:rPr>
-                <w:rFonts w:ascii="Segoe UI" w:hAnsi="Segoe UI" w:cs="Segoe UI"/>
+                <w:rFonts w:ascii="Times New Roman" w:hAnsi="Times New Roman" w:cs="Times New Roman"/>
+                <w:color w:val="0F1115"/>
+                <w:sz w:val="18"/>
+                <w:szCs w:val="18"/>
+              </w:rPr>
+            </w:pPr>
+            <w:r>
+              <w:rPr>
+                <w:rFonts w:ascii="Times New Roman" w:hAnsi="Times New Roman" w:cs="Times New Roman"/>
                 <w:color w:val="0F1115"/>
                 <w:sz w:val="18"/>
                 <w:szCs w:val="18"/>
@@ -8056,15 +7905,15 @@
             <w:pPr>
               <w:spacing w:line="375" w:lineRule="atLeast"/>
               <w:rPr>
-                <w:rFonts w:ascii="Segoe UI" w:hAnsi="Segoe UI" w:cs="Segoe UI"/>
-                <w:color w:val="0F1115"/>
-                <w:sz w:val="18"/>
-                <w:szCs w:val="18"/>
-              </w:rPr>
-            </w:pPr>
-            <w:r>
-              <w:rPr>
-                <w:rFonts w:ascii="Segoe UI" w:hAnsi="Segoe UI" w:cs="Segoe UI"/>
+                <w:rFonts w:ascii="Times New Roman" w:hAnsi="Times New Roman" w:cs="Times New Roman"/>
+                <w:color w:val="0F1115"/>
+                <w:sz w:val="18"/>
+                <w:szCs w:val="18"/>
+              </w:rPr>
+            </w:pPr>
+            <w:r>
+              <w:rPr>
+                <w:rFonts w:ascii="Times New Roman" w:hAnsi="Times New Roman" w:cs="Times New Roman"/>
                 <w:color w:val="0F1115"/>
                 <w:sz w:val="18"/>
                 <w:szCs w:val="18"/>
@@ -8082,15 +7931,15 @@
             <w:pPr>
               <w:spacing w:line="375" w:lineRule="atLeast"/>
               <w:rPr>
-                <w:rFonts w:ascii="Segoe UI" w:hAnsi="Segoe UI" w:cs="Segoe UI"/>
-                <w:color w:val="0F1115"/>
-                <w:sz w:val="18"/>
-                <w:szCs w:val="18"/>
-              </w:rPr>
-            </w:pPr>
-            <w:r>
-              <w:rPr>
-                <w:rFonts w:ascii="Segoe UI" w:hAnsi="Segoe UI" w:cs="Segoe UI"/>
+                <w:rFonts w:ascii="Times New Roman" w:hAnsi="Times New Roman" w:cs="Times New Roman"/>
+                <w:color w:val="0F1115"/>
+                <w:sz w:val="18"/>
+                <w:szCs w:val="18"/>
+              </w:rPr>
+            </w:pPr>
+            <w:r>
+              <w:rPr>
+                <w:rFonts w:ascii="Times New Roman" w:hAnsi="Times New Roman" w:cs="Times New Roman"/>
                 <w:color w:val="0F1115"/>
                 <w:sz w:val="18"/>
                 <w:szCs w:val="18"/>
@@ -8108,15 +7957,15 @@
             <w:pPr>
               <w:spacing w:line="375" w:lineRule="atLeast"/>
               <w:rPr>
-                <w:rFonts w:ascii="Segoe UI" w:hAnsi="Segoe UI" w:cs="Segoe UI"/>
-                <w:color w:val="0F1115"/>
-                <w:sz w:val="18"/>
-                <w:szCs w:val="18"/>
-              </w:rPr>
-            </w:pPr>
-            <w:r>
-              <w:rPr>
-                <w:rFonts w:ascii="Segoe UI" w:hAnsi="Segoe UI" w:cs="Segoe UI"/>
+                <w:rFonts w:ascii="Times New Roman" w:hAnsi="Times New Roman" w:cs="Times New Roman"/>
+                <w:color w:val="0F1115"/>
+                <w:sz w:val="18"/>
+                <w:szCs w:val="18"/>
+              </w:rPr>
+            </w:pPr>
+            <w:r>
+              <w:rPr>
+                <w:rFonts w:ascii="Times New Roman" w:hAnsi="Times New Roman" w:cs="Times New Roman"/>
                 <w:color w:val="0F1115"/>
                 <w:sz w:val="18"/>
                 <w:szCs w:val="18"/>
@@ -8136,15 +7985,15 @@
             <w:pPr>
               <w:spacing w:line="375" w:lineRule="atLeast"/>
               <w:rPr>
-                <w:rFonts w:ascii="Segoe UI" w:hAnsi="Segoe UI" w:cs="Segoe UI"/>
-                <w:color w:val="0F1115"/>
-                <w:sz w:val="18"/>
-                <w:szCs w:val="18"/>
-              </w:rPr>
-            </w:pPr>
-            <w:r>
-              <w:rPr>
-                <w:rFonts w:ascii="Segoe UI" w:hAnsi="Segoe UI" w:cs="Segoe UI"/>
+                <w:rFonts w:ascii="Times New Roman" w:hAnsi="Times New Roman" w:cs="Times New Roman"/>
+                <w:color w:val="0F1115"/>
+                <w:sz w:val="18"/>
+                <w:szCs w:val="18"/>
+              </w:rPr>
+            </w:pPr>
+            <w:r>
+              <w:rPr>
+                <w:rFonts w:ascii="Times New Roman" w:hAnsi="Times New Roman" w:cs="Times New Roman"/>
                 <w:color w:val="0F1115"/>
                 <w:sz w:val="18"/>
                 <w:szCs w:val="18"/>
@@ -8162,15 +8011,15 @@
             <w:pPr>
               <w:spacing w:line="375" w:lineRule="atLeast"/>
               <w:rPr>
-                <w:rFonts w:ascii="Segoe UI" w:hAnsi="Segoe UI" w:cs="Segoe UI"/>
-                <w:color w:val="0F1115"/>
-                <w:sz w:val="18"/>
-                <w:szCs w:val="18"/>
-              </w:rPr>
-            </w:pPr>
-            <w:r>
-              <w:rPr>
-                <w:rFonts w:ascii="Segoe UI" w:hAnsi="Segoe UI" w:cs="Segoe UI"/>
+                <w:rFonts w:ascii="Times New Roman" w:hAnsi="Times New Roman" w:cs="Times New Roman"/>
+                <w:color w:val="0F1115"/>
+                <w:sz w:val="18"/>
+                <w:szCs w:val="18"/>
+              </w:rPr>
+            </w:pPr>
+            <w:r>
+              <w:rPr>
+                <w:rFonts w:ascii="Times New Roman" w:hAnsi="Times New Roman" w:cs="Times New Roman"/>
                 <w:color w:val="0F1115"/>
                 <w:sz w:val="18"/>
                 <w:szCs w:val="18"/>
@@ -8188,7 +8037,7 @@
             <w:pPr>
               <w:spacing w:line="375" w:lineRule="atLeast"/>
               <w:rPr>
-                <w:rFonts w:ascii="Segoe UI" w:hAnsi="Segoe UI" w:cs="Segoe UI"/>
+                <w:rFonts w:ascii="Times New Roman" w:hAnsi="Times New Roman" w:cs="Times New Roman"/>
                 <w:color w:val="0F1115"/>
                 <w:sz w:val="18"/>
                 <w:szCs w:val="18"/>
@@ -8198,7 +8047,7 @@
               <w:r>
                 <w:rPr>
                   <w:rStyle w:val="a4"/>
-                  <w:rFonts w:ascii="Segoe UI" w:hAnsi="Segoe UI" w:cs="Segoe UI"/>
+                  <w:rFonts w:ascii="Times New Roman" w:hAnsi="Times New Roman" w:cs="Times New Roman"/>
                   <w:color w:val="3964FE"/>
                   <w:sz w:val="18"/>
                   <w:szCs w:val="18"/>
@@ -8209,7 +8058,7 @@
             </w:hyperlink>
             <w:r>
               <w:rPr>
-                <w:rFonts w:ascii="Segoe UI" w:hAnsi="Segoe UI" w:cs="Segoe UI"/>
+                <w:rFonts w:ascii="Times New Roman" w:hAnsi="Times New Roman" w:cs="Times New Roman"/>
                 <w:color w:val="0F1115"/>
                 <w:sz w:val="18"/>
                 <w:szCs w:val="18"/>
@@ -8227,15 +8076,15 @@
             <w:pPr>
               <w:spacing w:line="375" w:lineRule="atLeast"/>
               <w:rPr>
-                <w:rFonts w:ascii="Segoe UI" w:hAnsi="Segoe UI" w:cs="Segoe UI"/>
-                <w:color w:val="0F1115"/>
-                <w:sz w:val="18"/>
-                <w:szCs w:val="18"/>
-              </w:rPr>
-            </w:pPr>
-            <w:r>
-              <w:rPr>
-                <w:rFonts w:ascii="Segoe UI" w:hAnsi="Segoe UI" w:cs="Segoe UI"/>
+                <w:rFonts w:ascii="Times New Roman" w:hAnsi="Times New Roman" w:cs="Times New Roman"/>
+                <w:color w:val="0F1115"/>
+                <w:sz w:val="18"/>
+                <w:szCs w:val="18"/>
+              </w:rPr>
+            </w:pPr>
+            <w:r>
+              <w:rPr>
+                <w:rFonts w:ascii="Times New Roman" w:hAnsi="Times New Roman" w:cs="Times New Roman"/>
                 <w:color w:val="0F1115"/>
                 <w:sz w:val="18"/>
                 <w:szCs w:val="18"/>
@@ -8253,15 +8102,15 @@
             <w:pPr>
               <w:spacing w:line="375" w:lineRule="atLeast"/>
               <w:rPr>
-                <w:rFonts w:ascii="Segoe UI" w:hAnsi="Segoe UI" w:cs="Segoe UI"/>
-                <w:color w:val="0F1115"/>
-                <w:sz w:val="18"/>
-                <w:szCs w:val="18"/>
-              </w:rPr>
-            </w:pPr>
-            <w:r>
-              <w:rPr>
-                <w:rFonts w:ascii="Segoe UI" w:hAnsi="Segoe UI" w:cs="Segoe UI"/>
+                <w:rFonts w:ascii="Times New Roman" w:hAnsi="Times New Roman" w:cs="Times New Roman"/>
+                <w:color w:val="0F1115"/>
+                <w:sz w:val="18"/>
+                <w:szCs w:val="18"/>
+              </w:rPr>
+            </w:pPr>
+            <w:r>
+              <w:rPr>
+                <w:rFonts w:ascii="Times New Roman" w:hAnsi="Times New Roman" w:cs="Times New Roman"/>
                 <w:color w:val="0F1115"/>
                 <w:sz w:val="18"/>
                 <w:szCs w:val="18"/>
@@ -8279,15 +8128,15 @@
             <w:pPr>
               <w:spacing w:line="375" w:lineRule="atLeast"/>
               <w:rPr>
-                <w:rFonts w:ascii="Segoe UI" w:hAnsi="Segoe UI" w:cs="Segoe UI"/>
-                <w:color w:val="0F1115"/>
-                <w:sz w:val="18"/>
-                <w:szCs w:val="18"/>
-              </w:rPr>
-            </w:pPr>
-            <w:r>
-              <w:rPr>
-                <w:rFonts w:ascii="Segoe UI" w:hAnsi="Segoe UI" w:cs="Segoe UI"/>
+                <w:rFonts w:ascii="Times New Roman" w:hAnsi="Times New Roman" w:cs="Times New Roman"/>
+                <w:color w:val="0F1115"/>
+                <w:sz w:val="18"/>
+                <w:szCs w:val="18"/>
+              </w:rPr>
+            </w:pPr>
+            <w:r>
+              <w:rPr>
+                <w:rFonts w:ascii="Times New Roman" w:hAnsi="Times New Roman" w:cs="Times New Roman"/>
                 <w:color w:val="0F1115"/>
                 <w:sz w:val="18"/>
                 <w:szCs w:val="18"/>
@@ -8307,15 +8156,15 @@
             <w:pPr>
               <w:spacing w:line="375" w:lineRule="atLeast"/>
               <w:rPr>
-                <w:rFonts w:ascii="Segoe UI" w:hAnsi="Segoe UI" w:cs="Segoe UI"/>
-                <w:color w:val="0F1115"/>
-                <w:sz w:val="18"/>
-                <w:szCs w:val="18"/>
-              </w:rPr>
-            </w:pPr>
-            <w:r>
-              <w:rPr>
-                <w:rFonts w:ascii="Segoe UI" w:hAnsi="Segoe UI" w:cs="Segoe UI"/>
+                <w:rFonts w:ascii="Times New Roman" w:hAnsi="Times New Roman" w:cs="Times New Roman"/>
+                <w:color w:val="0F1115"/>
+                <w:sz w:val="18"/>
+                <w:szCs w:val="18"/>
+              </w:rPr>
+            </w:pPr>
+            <w:r>
+              <w:rPr>
+                <w:rFonts w:ascii="Times New Roman" w:hAnsi="Times New Roman" w:cs="Times New Roman"/>
                 <w:color w:val="0F1115"/>
                 <w:sz w:val="18"/>
                 <w:szCs w:val="18"/>
@@ -8333,15 +8182,15 @@
             <w:pPr>
               <w:spacing w:line="375" w:lineRule="atLeast"/>
               <w:rPr>
-                <w:rFonts w:ascii="Segoe UI" w:hAnsi="Segoe UI" w:cs="Segoe UI"/>
-                <w:color w:val="0F1115"/>
-                <w:sz w:val="18"/>
-                <w:szCs w:val="18"/>
-              </w:rPr>
-            </w:pPr>
-            <w:r>
-              <w:rPr>
-                <w:rFonts w:ascii="Segoe UI" w:hAnsi="Segoe UI" w:cs="Segoe UI"/>
+                <w:rFonts w:ascii="Times New Roman" w:hAnsi="Times New Roman" w:cs="Times New Roman"/>
+                <w:color w:val="0F1115"/>
+                <w:sz w:val="18"/>
+                <w:szCs w:val="18"/>
+              </w:rPr>
+            </w:pPr>
+            <w:r>
+              <w:rPr>
+                <w:rFonts w:ascii="Times New Roman" w:hAnsi="Times New Roman" w:cs="Times New Roman"/>
                 <w:color w:val="0F1115"/>
                 <w:sz w:val="18"/>
                 <w:szCs w:val="18"/>
@@ -8359,15 +8208,15 @@
             <w:pPr>
               <w:spacing w:line="375" w:lineRule="atLeast"/>
               <w:rPr>
-                <w:rFonts w:ascii="Segoe UI" w:hAnsi="Segoe UI" w:cs="Segoe UI"/>
-                <w:color w:val="0F1115"/>
-                <w:sz w:val="18"/>
-                <w:szCs w:val="18"/>
-              </w:rPr>
-            </w:pPr>
-            <w:r>
-              <w:rPr>
-                <w:rFonts w:ascii="Segoe UI" w:hAnsi="Segoe UI" w:cs="Segoe UI"/>
+                <w:rFonts w:ascii="Times New Roman" w:hAnsi="Times New Roman" w:cs="Times New Roman"/>
+                <w:color w:val="0F1115"/>
+                <w:sz w:val="18"/>
+                <w:szCs w:val="18"/>
+              </w:rPr>
+            </w:pPr>
+            <w:r>
+              <w:rPr>
+                <w:rFonts w:ascii="Times New Roman" w:hAnsi="Times New Roman" w:cs="Times New Roman"/>
                 <w:color w:val="0F1115"/>
                 <w:sz w:val="18"/>
                 <w:szCs w:val="18"/>
@@ -8385,15 +8234,15 @@
             <w:pPr>
               <w:spacing w:line="375" w:lineRule="atLeast"/>
               <w:rPr>
-                <w:rFonts w:ascii="Segoe UI" w:hAnsi="Segoe UI" w:cs="Segoe UI"/>
-                <w:color w:val="0F1115"/>
-                <w:sz w:val="18"/>
-                <w:szCs w:val="18"/>
-              </w:rPr>
-            </w:pPr>
-            <w:r>
-              <w:rPr>
-                <w:rFonts w:ascii="Segoe UI" w:hAnsi="Segoe UI" w:cs="Segoe UI"/>
+                <w:rFonts w:ascii="Times New Roman" w:hAnsi="Times New Roman" w:cs="Times New Roman"/>
+                <w:color w:val="0F1115"/>
+                <w:sz w:val="18"/>
+                <w:szCs w:val="18"/>
+              </w:rPr>
+            </w:pPr>
+            <w:r>
+              <w:rPr>
+                <w:rFonts w:ascii="Times New Roman" w:hAnsi="Times New Roman" w:cs="Times New Roman"/>
                 <w:color w:val="0F1115"/>
                 <w:sz w:val="18"/>
                 <w:szCs w:val="18"/>
@@ -8411,15 +8260,15 @@
             <w:pPr>
               <w:spacing w:line="375" w:lineRule="atLeast"/>
               <w:rPr>
-                <w:rFonts w:ascii="Segoe UI" w:hAnsi="Segoe UI" w:cs="Segoe UI"/>
-                <w:color w:val="0F1115"/>
-                <w:sz w:val="18"/>
-                <w:szCs w:val="18"/>
-              </w:rPr>
-            </w:pPr>
-            <w:r>
-              <w:rPr>
-                <w:rFonts w:ascii="Segoe UI" w:hAnsi="Segoe UI" w:cs="Segoe UI"/>
+                <w:rFonts w:ascii="Times New Roman" w:hAnsi="Times New Roman" w:cs="Times New Roman"/>
+                <w:color w:val="0F1115"/>
+                <w:sz w:val="18"/>
+                <w:szCs w:val="18"/>
+              </w:rPr>
+            </w:pPr>
+            <w:r>
+              <w:rPr>
+                <w:rFonts w:ascii="Times New Roman" w:hAnsi="Times New Roman" w:cs="Times New Roman"/>
                 <w:color w:val="0F1115"/>
                 <w:sz w:val="18"/>
                 <w:szCs w:val="18"/>
@@ -8437,15 +8286,15 @@
             <w:pPr>
               <w:spacing w:line="375" w:lineRule="atLeast"/>
               <w:rPr>
-                <w:rFonts w:ascii="Segoe UI" w:hAnsi="Segoe UI" w:cs="Segoe UI"/>
-                <w:color w:val="0F1115"/>
-                <w:sz w:val="18"/>
-                <w:szCs w:val="18"/>
-              </w:rPr>
-            </w:pPr>
-            <w:r>
-              <w:rPr>
-                <w:rFonts w:ascii="Segoe UI" w:hAnsi="Segoe UI" w:cs="Segoe UI"/>
+                <w:rFonts w:ascii="Times New Roman" w:hAnsi="Times New Roman" w:cs="Times New Roman"/>
+                <w:color w:val="0F1115"/>
+                <w:sz w:val="18"/>
+                <w:szCs w:val="18"/>
+              </w:rPr>
+            </w:pPr>
+            <w:r>
+              <w:rPr>
+                <w:rFonts w:ascii="Times New Roman" w:hAnsi="Times New Roman" w:cs="Times New Roman"/>
                 <w:color w:val="0F1115"/>
                 <w:sz w:val="18"/>
                 <w:szCs w:val="18"/>
@@ -8465,15 +8314,15 @@
             <w:pPr>
               <w:spacing w:line="375" w:lineRule="atLeast"/>
               <w:rPr>
-                <w:rFonts w:ascii="Segoe UI" w:hAnsi="Segoe UI" w:cs="Segoe UI"/>
-                <w:color w:val="0F1115"/>
-                <w:sz w:val="18"/>
-                <w:szCs w:val="18"/>
-              </w:rPr>
-            </w:pPr>
-            <w:r>
-              <w:rPr>
-                <w:rFonts w:ascii="Segoe UI" w:hAnsi="Segoe UI" w:cs="Segoe UI"/>
+                <w:rFonts w:ascii="Times New Roman" w:hAnsi="Times New Roman" w:cs="Times New Roman"/>
+                <w:color w:val="0F1115"/>
+                <w:sz w:val="18"/>
+                <w:szCs w:val="18"/>
+              </w:rPr>
+            </w:pPr>
+            <w:r>
+              <w:rPr>
+                <w:rFonts w:ascii="Times New Roman" w:hAnsi="Times New Roman" w:cs="Times New Roman"/>
                 <w:color w:val="0F1115"/>
                 <w:sz w:val="18"/>
                 <w:szCs w:val="18"/>
@@ -8491,15 +8340,15 @@
             <w:pPr>
               <w:spacing w:line="375" w:lineRule="atLeast"/>
               <w:rPr>
-                <w:rFonts w:ascii="Segoe UI" w:hAnsi="Segoe UI" w:cs="Segoe UI"/>
-                <w:color w:val="0F1115"/>
-                <w:sz w:val="18"/>
-                <w:szCs w:val="18"/>
-              </w:rPr>
-            </w:pPr>
-            <w:r>
-              <w:rPr>
-                <w:rFonts w:ascii="Segoe UI" w:hAnsi="Segoe UI" w:cs="Segoe UI"/>
+                <w:rFonts w:ascii="Times New Roman" w:hAnsi="Times New Roman" w:cs="Times New Roman"/>
+                <w:color w:val="0F1115"/>
+                <w:sz w:val="18"/>
+                <w:szCs w:val="18"/>
+              </w:rPr>
+            </w:pPr>
+            <w:r>
+              <w:rPr>
+                <w:rFonts w:ascii="Times New Roman" w:hAnsi="Times New Roman" w:cs="Times New Roman"/>
                 <w:color w:val="0F1115"/>
                 <w:sz w:val="18"/>
                 <w:szCs w:val="18"/>
@@ -8517,15 +8366,15 @@
             <w:pPr>
               <w:spacing w:line="375" w:lineRule="atLeast"/>
               <w:rPr>
-                <w:rFonts w:ascii="Segoe UI" w:hAnsi="Segoe UI" w:cs="Segoe UI"/>
-                <w:color w:val="0F1115"/>
-                <w:sz w:val="18"/>
-                <w:szCs w:val="18"/>
-              </w:rPr>
-            </w:pPr>
-            <w:r>
-              <w:rPr>
-                <w:rFonts w:ascii="Segoe UI" w:hAnsi="Segoe UI" w:cs="Segoe UI"/>
+                <w:rFonts w:ascii="Times New Roman" w:hAnsi="Times New Roman" w:cs="Times New Roman"/>
+                <w:color w:val="0F1115"/>
+                <w:sz w:val="18"/>
+                <w:szCs w:val="18"/>
+              </w:rPr>
+            </w:pPr>
+            <w:r>
+              <w:rPr>
+                <w:rFonts w:ascii="Times New Roman" w:hAnsi="Times New Roman" w:cs="Times New Roman"/>
                 <w:color w:val="0F1115"/>
                 <w:sz w:val="18"/>
                 <w:szCs w:val="18"/>
@@ -8543,15 +8392,15 @@
             <w:pPr>
               <w:spacing w:line="375" w:lineRule="atLeast"/>
               <w:rPr>
-                <w:rFonts w:ascii="Segoe UI" w:hAnsi="Segoe UI" w:cs="Segoe UI"/>
-                <w:color w:val="0F1115"/>
-                <w:sz w:val="18"/>
-                <w:szCs w:val="18"/>
-              </w:rPr>
-            </w:pPr>
-            <w:r>
-              <w:rPr>
-                <w:rFonts w:ascii="Segoe UI" w:hAnsi="Segoe UI" w:cs="Segoe UI"/>
+                <w:rFonts w:ascii="Times New Roman" w:hAnsi="Times New Roman" w:cs="Times New Roman"/>
+                <w:color w:val="0F1115"/>
+                <w:sz w:val="18"/>
+                <w:szCs w:val="18"/>
+              </w:rPr>
+            </w:pPr>
+            <w:r>
+              <w:rPr>
+                <w:rFonts w:ascii="Times New Roman" w:hAnsi="Times New Roman" w:cs="Times New Roman"/>
                 <w:color w:val="0F1115"/>
                 <w:sz w:val="18"/>
                 <w:szCs w:val="18"/>
@@ -8569,15 +8418,15 @@
             <w:pPr>
               <w:spacing w:line="375" w:lineRule="atLeast"/>
               <w:rPr>
-                <w:rFonts w:ascii="Segoe UI" w:hAnsi="Segoe UI" w:cs="Segoe UI"/>
-                <w:color w:val="0F1115"/>
-                <w:sz w:val="18"/>
-                <w:szCs w:val="18"/>
-              </w:rPr>
-            </w:pPr>
-            <w:r>
-              <w:rPr>
-                <w:rFonts w:ascii="Segoe UI" w:hAnsi="Segoe UI" w:cs="Segoe UI"/>
+                <w:rFonts w:ascii="Times New Roman" w:hAnsi="Times New Roman" w:cs="Times New Roman"/>
+                <w:color w:val="0F1115"/>
+                <w:sz w:val="18"/>
+                <w:szCs w:val="18"/>
+              </w:rPr>
+            </w:pPr>
+            <w:r>
+              <w:rPr>
+                <w:rFonts w:ascii="Times New Roman" w:hAnsi="Times New Roman" w:cs="Times New Roman"/>
                 <w:color w:val="0F1115"/>
                 <w:sz w:val="18"/>
                 <w:szCs w:val="18"/>
@@ -8595,15 +8444,15 @@
             <w:pPr>
               <w:spacing w:line="375" w:lineRule="atLeast"/>
               <w:rPr>
-                <w:rFonts w:ascii="Segoe UI" w:hAnsi="Segoe UI" w:cs="Segoe UI"/>
-                <w:color w:val="0F1115"/>
-                <w:sz w:val="18"/>
-                <w:szCs w:val="18"/>
-              </w:rPr>
-            </w:pPr>
-            <w:r>
-              <w:rPr>
-                <w:rFonts w:ascii="Segoe UI" w:hAnsi="Segoe UI" w:cs="Segoe UI"/>
+                <w:rFonts w:ascii="Times New Roman" w:hAnsi="Times New Roman" w:cs="Times New Roman"/>
+                <w:color w:val="0F1115"/>
+                <w:sz w:val="18"/>
+                <w:szCs w:val="18"/>
+              </w:rPr>
+            </w:pPr>
+            <w:r>
+              <w:rPr>
+                <w:rFonts w:ascii="Times New Roman" w:hAnsi="Times New Roman" w:cs="Times New Roman"/>
                 <w:color w:val="0F1115"/>
                 <w:sz w:val="18"/>
                 <w:szCs w:val="18"/>
@@ -8623,15 +8472,15 @@
             <w:pPr>
               <w:spacing w:line="375" w:lineRule="atLeast"/>
               <w:rPr>
-                <w:rFonts w:ascii="Segoe UI" w:hAnsi="Segoe UI" w:cs="Segoe UI"/>
-                <w:color w:val="0F1115"/>
-                <w:sz w:val="18"/>
-                <w:szCs w:val="18"/>
-              </w:rPr>
-            </w:pPr>
-            <w:r>
-              <w:rPr>
-                <w:rFonts w:ascii="Segoe UI" w:hAnsi="Segoe UI" w:cs="Segoe UI"/>
+                <w:rFonts w:ascii="Times New Roman" w:hAnsi="Times New Roman" w:cs="Times New Roman"/>
+                <w:color w:val="0F1115"/>
+                <w:sz w:val="18"/>
+                <w:szCs w:val="18"/>
+              </w:rPr>
+            </w:pPr>
+            <w:r>
+              <w:rPr>
+                <w:rFonts w:ascii="Times New Roman" w:hAnsi="Times New Roman" w:cs="Times New Roman"/>
                 <w:color w:val="0F1115"/>
                 <w:sz w:val="18"/>
                 <w:szCs w:val="18"/>
@@ -8649,15 +8498,15 @@
             <w:pPr>
               <w:spacing w:line="375" w:lineRule="atLeast"/>
               <w:rPr>
-                <w:rFonts w:ascii="Segoe UI" w:hAnsi="Segoe UI" w:cs="Segoe UI"/>
-                <w:color w:val="0F1115"/>
-                <w:sz w:val="18"/>
-                <w:szCs w:val="18"/>
-              </w:rPr>
-            </w:pPr>
-            <w:r>
-              <w:rPr>
-                <w:rFonts w:ascii="Segoe UI" w:hAnsi="Segoe UI" w:cs="Segoe UI"/>
+                <w:rFonts w:ascii="Times New Roman" w:hAnsi="Times New Roman" w:cs="Times New Roman"/>
+                <w:color w:val="0F1115"/>
+                <w:sz w:val="18"/>
+                <w:szCs w:val="18"/>
+              </w:rPr>
+            </w:pPr>
+            <w:r>
+              <w:rPr>
+                <w:rFonts w:ascii="Times New Roman" w:hAnsi="Times New Roman" w:cs="Times New Roman"/>
                 <w:color w:val="0F1115"/>
                 <w:sz w:val="18"/>
                 <w:szCs w:val="18"/>
@@ -8675,15 +8524,15 @@
             <w:pPr>
               <w:spacing w:line="375" w:lineRule="atLeast"/>
               <w:rPr>
-                <w:rFonts w:ascii="Segoe UI" w:hAnsi="Segoe UI" w:cs="Segoe UI"/>
-                <w:color w:val="0F1115"/>
-                <w:sz w:val="18"/>
-                <w:szCs w:val="18"/>
-              </w:rPr>
-            </w:pPr>
-            <w:r>
-              <w:rPr>
-                <w:rFonts w:ascii="Segoe UI" w:hAnsi="Segoe UI" w:cs="Segoe UI"/>
+                <w:rFonts w:ascii="Times New Roman" w:hAnsi="Times New Roman" w:cs="Times New Roman"/>
+                <w:color w:val="0F1115"/>
+                <w:sz w:val="18"/>
+                <w:szCs w:val="18"/>
+              </w:rPr>
+            </w:pPr>
+            <w:r>
+              <w:rPr>
+                <w:rFonts w:ascii="Times New Roman" w:hAnsi="Times New Roman" w:cs="Times New Roman"/>
                 <w:color w:val="0F1115"/>
                 <w:sz w:val="18"/>
                 <w:szCs w:val="18"/>
@@ -8701,15 +8550,15 @@
             <w:pPr>
               <w:spacing w:line="375" w:lineRule="atLeast"/>
               <w:rPr>
-                <w:rFonts w:ascii="Segoe UI" w:hAnsi="Segoe UI" w:cs="Segoe UI"/>
-                <w:color w:val="0F1115"/>
-                <w:sz w:val="18"/>
-                <w:szCs w:val="18"/>
-              </w:rPr>
-            </w:pPr>
-            <w:r>
-              <w:rPr>
-                <w:rFonts w:ascii="Segoe UI" w:hAnsi="Segoe UI" w:cs="Segoe UI"/>
+                <w:rFonts w:ascii="Times New Roman" w:hAnsi="Times New Roman" w:cs="Times New Roman"/>
+                <w:color w:val="0F1115"/>
+                <w:sz w:val="18"/>
+                <w:szCs w:val="18"/>
+              </w:rPr>
+            </w:pPr>
+            <w:r>
+              <w:rPr>
+                <w:rFonts w:ascii="Times New Roman" w:hAnsi="Times New Roman" w:cs="Times New Roman"/>
                 <w:color w:val="0F1115"/>
                 <w:sz w:val="18"/>
                 <w:szCs w:val="18"/>
@@ -8727,15 +8576,15 @@
             <w:pPr>
               <w:spacing w:line="375" w:lineRule="atLeast"/>
               <w:rPr>
-                <w:rFonts w:ascii="Segoe UI" w:hAnsi="Segoe UI" w:cs="Segoe UI"/>
-                <w:color w:val="0F1115"/>
-                <w:sz w:val="18"/>
-                <w:szCs w:val="18"/>
-              </w:rPr>
-            </w:pPr>
-            <w:r>
-              <w:rPr>
-                <w:rFonts w:ascii="Segoe UI" w:hAnsi="Segoe UI" w:cs="Segoe UI"/>
+                <w:rFonts w:ascii="Times New Roman" w:hAnsi="Times New Roman" w:cs="Times New Roman"/>
+                <w:color w:val="0F1115"/>
+                <w:sz w:val="18"/>
+                <w:szCs w:val="18"/>
+              </w:rPr>
+            </w:pPr>
+            <w:r>
+              <w:rPr>
+                <w:rFonts w:ascii="Times New Roman" w:hAnsi="Times New Roman" w:cs="Times New Roman"/>
                 <w:color w:val="0F1115"/>
                 <w:sz w:val="18"/>
                 <w:szCs w:val="18"/>
@@ -8753,15 +8602,15 @@
             <w:pPr>
               <w:spacing w:line="375" w:lineRule="atLeast"/>
               <w:rPr>
-                <w:rFonts w:ascii="Segoe UI" w:hAnsi="Segoe UI" w:cs="Segoe UI"/>
-                <w:color w:val="0F1115"/>
-                <w:sz w:val="18"/>
-                <w:szCs w:val="18"/>
-              </w:rPr>
-            </w:pPr>
-            <w:r>
-              <w:rPr>
-                <w:rFonts w:ascii="Segoe UI" w:hAnsi="Segoe UI" w:cs="Segoe UI"/>
+                <w:rFonts w:ascii="Times New Roman" w:hAnsi="Times New Roman" w:cs="Times New Roman"/>
+                <w:color w:val="0F1115"/>
+                <w:sz w:val="18"/>
+                <w:szCs w:val="18"/>
+              </w:rPr>
+            </w:pPr>
+            <w:r>
+              <w:rPr>
+                <w:rFonts w:ascii="Times New Roman" w:hAnsi="Times New Roman" w:cs="Times New Roman"/>
                 <w:color w:val="0F1115"/>
                 <w:sz w:val="18"/>
                 <w:szCs w:val="18"/>
@@ -8778,7 +8627,6 @@
         <w:shd w:val="clear" w:color="auto" w:fill="FFFFFF"/>
         <w:spacing w:before="480" w:beforeAutospacing="0" w:after="240" w:afterAutospacing="0" w:line="450" w:lineRule="atLeast"/>
         <w:rPr>
-          <w:rFonts w:ascii="Segoe UI" w:hAnsi="Segoe UI" w:cs="Segoe UI"/>
           <w:color w:val="0F1115"/>
           <w:sz w:val="30"/>
           <w:szCs w:val="30"/>
@@ -8791,7 +8639,6 @@
         <w:shd w:val="clear" w:color="auto" w:fill="FFFFFF"/>
         <w:spacing w:before="480" w:beforeAutospacing="0" w:after="240" w:afterAutospacing="0" w:line="450" w:lineRule="atLeast"/>
         <w:rPr>
-          <w:rFonts w:ascii="Segoe UI" w:hAnsi="Segoe UI" w:cs="Segoe UI"/>
           <w:color w:val="0F1115"/>
           <w:sz w:val="30"/>
           <w:szCs w:val="30"/>
@@ -8804,7 +8651,6 @@
         <w:shd w:val="clear" w:color="auto" w:fill="FFFFFF"/>
         <w:spacing w:before="480" w:beforeAutospacing="0" w:after="240" w:afterAutospacing="0" w:line="450" w:lineRule="atLeast"/>
         <w:rPr>
-          <w:rFonts w:ascii="Segoe UI" w:hAnsi="Segoe UI" w:cs="Segoe UI"/>
           <w:color w:val="0F1115"/>
           <w:sz w:val="30"/>
           <w:szCs w:val="30"/>
@@ -8812,7 +8658,6 @@
       </w:pPr>
       <w:r>
         <w:rPr>
-          <w:rFonts w:ascii="Segoe UI" w:hAnsi="Segoe UI" w:cs="Segoe UI"/>
           <w:color w:val="0F1115"/>
           <w:sz w:val="30"/>
           <w:szCs w:val="30"/>
@@ -8826,14 +8671,12 @@
         <w:shd w:val="clear" w:color="auto" w:fill="FFFFFF"/>
         <w:spacing w:before="240" w:beforeAutospacing="0" w:after="240" w:afterAutospacing="0"/>
         <w:rPr>
-          <w:rFonts w:ascii="Segoe UI" w:hAnsi="Segoe UI" w:cs="Segoe UI"/>
           <w:color w:val="0F1115"/>
         </w:rPr>
       </w:pPr>
       <w:r>
         <w:rPr>
           <w:rStyle w:val="a3"/>
-          <w:rFonts w:ascii="Segoe UI" w:hAnsi="Segoe UI" w:cs="Segoe UI"/>
           <w:color w:val="0F1115"/>
         </w:rPr>
         <w:t xml:space="preserve">«Этапы и календарный план внедрения </w:t>
@@ -8842,7 +8685,6 @@
       <w:r>
         <w:rPr>
           <w:rStyle w:val="a3"/>
-          <w:rFonts w:ascii="Segoe UI" w:hAnsi="Segoe UI" w:cs="Segoe UI"/>
           <w:color w:val="0F1115"/>
         </w:rPr>
         <w:t>HelpDesk</w:t>
@@ -8851,7 +8693,6 @@
       <w:r>
         <w:rPr>
           <w:rStyle w:val="a3"/>
-          <w:rFonts w:ascii="Segoe UI" w:hAnsi="Segoe UI" w:cs="Segoe UI"/>
           <w:color w:val="0F1115"/>
         </w:rPr>
         <w:t>»</w:t>
@@ -8868,21 +8709,18 @@
         <w:spacing w:after="0" w:afterAutospacing="0"/>
         <w:ind w:left="0"/>
         <w:rPr>
-          <w:rFonts w:ascii="Segoe UI" w:hAnsi="Segoe UI" w:cs="Segoe UI"/>
           <w:color w:val="0F1115"/>
         </w:rPr>
       </w:pPr>
       <w:r>
         <w:rPr>
           <w:rStyle w:val="a3"/>
-          <w:rFonts w:ascii="Segoe UI" w:hAnsi="Segoe UI" w:cs="Segoe UI"/>
           <w:color w:val="0F1115"/>
         </w:rPr>
         <w:t>Количество основных этапов:</w:t>
       </w:r>
       <w:r>
         <w:rPr>
-          <w:rFonts w:ascii="Segoe UI" w:hAnsi="Segoe UI" w:cs="Segoe UI"/>
           <w:color w:val="0F1115"/>
         </w:rPr>
         <w:t xml:space="preserve"> 9</w:t>
@@ -8899,21 +8737,18 @@
         <w:spacing w:after="0" w:afterAutospacing="0"/>
         <w:ind w:left="0"/>
         <w:rPr>
-          <w:rFonts w:ascii="Segoe UI" w:hAnsi="Segoe UI" w:cs="Segoe UI"/>
           <w:color w:val="0F1115"/>
         </w:rPr>
       </w:pPr>
       <w:r>
         <w:rPr>
           <w:rStyle w:val="a3"/>
-          <w:rFonts w:ascii="Segoe UI" w:hAnsi="Segoe UI" w:cs="Segoe UI"/>
           <w:color w:val="0F1115"/>
         </w:rPr>
         <w:t>Примерная продолжительность внедрения:</w:t>
       </w:r>
       <w:r>
         <w:rPr>
-          <w:rFonts w:ascii="Segoe UI" w:hAnsi="Segoe UI" w:cs="Segoe UI"/>
           <w:color w:val="0F1115"/>
         </w:rPr>
         <w:t xml:space="preserve"> 6,3 часа (в течение 3 рабочих дней)</w:t>
@@ -8930,21 +8765,18 @@
         <w:spacing w:after="0" w:afterAutospacing="0"/>
         <w:ind w:left="0"/>
         <w:rPr>
-          <w:rFonts w:ascii="Segoe UI" w:hAnsi="Segoe UI" w:cs="Segoe UI"/>
           <w:color w:val="0F1115"/>
         </w:rPr>
       </w:pPr>
       <w:r>
         <w:rPr>
           <w:rStyle w:val="a3"/>
-          <w:rFonts w:ascii="Segoe UI" w:hAnsi="Segoe UI" w:cs="Segoe UI"/>
           <w:color w:val="0F1115"/>
         </w:rPr>
         <w:t>Основные исполнители:</w:t>
       </w:r>
       <w:r>
         <w:rPr>
-          <w:rFonts w:ascii="Segoe UI" w:hAnsi="Segoe UI" w:cs="Segoe UI"/>
           <w:color w:val="0F1115"/>
         </w:rPr>
         <w:t xml:space="preserve"> системный администратор, администратор БД, разработчик, специалист техподдержки</w:t>
@@ -8961,21 +8793,18 @@
         <w:spacing w:after="0" w:afterAutospacing="0"/>
         <w:ind w:left="0"/>
         <w:rPr>
-          <w:rFonts w:ascii="Segoe UI" w:hAnsi="Segoe UI" w:cs="Segoe UI"/>
           <w:color w:val="0F1115"/>
         </w:rPr>
       </w:pPr>
       <w:r>
         <w:rPr>
           <w:rStyle w:val="a3"/>
-          <w:rFonts w:ascii="Segoe UI" w:hAnsi="Segoe UI" w:cs="Segoe UI"/>
           <w:color w:val="0F1115"/>
         </w:rPr>
         <w:t>Наиболее важные этапы:</w:t>
       </w:r>
       <w:r>
         <w:rPr>
-          <w:rFonts w:ascii="Segoe UI" w:hAnsi="Segoe UI" w:cs="Segoe UI"/>
           <w:color w:val="0F1115"/>
         </w:rPr>
         <w:t xml:space="preserve"> настройка MS SQL </w:t>
@@ -8983,7 +8812,6 @@
       <w:proofErr w:type="spellStart"/>
       <w:r>
         <w:rPr>
-          <w:rFonts w:ascii="Segoe UI" w:hAnsi="Segoe UI" w:cs="Segoe UI"/>
           <w:color w:val="0F1115"/>
         </w:rPr>
         <w:t>Server</w:t>
@@ -8991,7 +8819,6 @@
       <w:proofErr w:type="spellEnd"/>
       <w:r>
         <w:rPr>
-          <w:rFonts w:ascii="Segoe UI" w:hAnsi="Segoe UI" w:cs="Segoe UI"/>
           <w:color w:val="0F1115"/>
         </w:rPr>
         <w:t xml:space="preserve">, создание </w:t>
@@ -8999,7 +8826,6 @@
       <w:proofErr w:type="spellStart"/>
       <w:r>
         <w:rPr>
-          <w:rFonts w:ascii="Segoe UI" w:hAnsi="Segoe UI" w:cs="Segoe UI"/>
           <w:color w:val="0F1115"/>
         </w:rPr>
         <w:t>HelpDeskDB</w:t>
@@ -9007,7 +8833,6 @@
       <w:proofErr w:type="spellEnd"/>
       <w:r>
         <w:rPr>
-          <w:rFonts w:ascii="Segoe UI" w:hAnsi="Segoe UI" w:cs="Segoe UI"/>
           <w:color w:val="0F1115"/>
         </w:rPr>
         <w:t>, настройка подключения, проверка системы</w:t>
@@ -9024,21 +8849,18 @@
         <w:spacing w:after="0" w:afterAutospacing="0"/>
         <w:ind w:left="0"/>
         <w:rPr>
-          <w:rFonts w:ascii="Segoe UI" w:hAnsi="Segoe UI" w:cs="Segoe UI"/>
           <w:color w:val="0F1115"/>
         </w:rPr>
       </w:pPr>
       <w:r>
         <w:rPr>
           <w:rStyle w:val="a3"/>
-          <w:rFonts w:ascii="Segoe UI" w:hAnsi="Segoe UI" w:cs="Segoe UI"/>
           <w:color w:val="0F1115"/>
         </w:rPr>
         <w:t>Главная контрольная точка перед началом эксплуатации:</w:t>
       </w:r>
       <w:r>
         <w:rPr>
-          <w:rFonts w:ascii="Segoe UI" w:hAnsi="Segoe UI" w:cs="Segoe UI"/>
           <w:color w:val="0F1115"/>
         </w:rPr>
         <w:t xml:space="preserve"> успешное подключение </w:t>
@@ -9046,7 +8868,6 @@
       <w:proofErr w:type="spellStart"/>
       <w:r>
         <w:rPr>
-          <w:rFonts w:ascii="Segoe UI" w:hAnsi="Segoe UI" w:cs="Segoe UI"/>
           <w:color w:val="0F1115"/>
         </w:rPr>
         <w:t>HelpDesk</w:t>
@@ -9054,24 +8875,13 @@
       <w:proofErr w:type="spellEnd"/>
       <w:r>
         <w:rPr>
-          <w:rFonts w:ascii="Segoe UI" w:hAnsi="Segoe UI" w:cs="Segoe UI"/>
-          <w:color w:val="0F1115"/>
-        </w:rPr>
-        <w:t xml:space="preserve"> </w:t>
-      </w:r>
-      <w:bookmarkStart w:id="0" w:name="_GoBack"/>
-      <w:bookmarkEnd w:id="0"/>
-      <w:r>
-        <w:rPr>
-          <w:rFonts w:ascii="Segoe UI" w:hAnsi="Segoe UI" w:cs="Segoe UI"/>
-          <w:color w:val="0F1115"/>
-        </w:rPr>
-        <w:t xml:space="preserve">к MS SQL </w:t>
+          <w:color w:val="0F1115"/>
+        </w:rPr>
+        <w:t xml:space="preserve"> к MS SQL </w:t>
       </w:r>
       <w:proofErr w:type="spellStart"/>
       <w:r>
         <w:rPr>
-          <w:rFonts w:ascii="Segoe UI" w:hAnsi="Segoe UI" w:cs="Segoe UI"/>
           <w:color w:val="0F1115"/>
         </w:rPr>
         <w:t>Server</w:t>
@@ -9079,7 +8889,6 @@
       <w:proofErr w:type="spellEnd"/>
       <w:r>
         <w:rPr>
-          <w:rFonts w:ascii="Segoe UI" w:hAnsi="Segoe UI" w:cs="Segoe UI"/>
           <w:color w:val="0F1115"/>
         </w:rPr>
         <w:t xml:space="preserve"> и сохранение тестовой заявки.</w:t>
@@ -9091,7 +8900,6 @@
         <w:shd w:val="clear" w:color="auto" w:fill="FFFFFF"/>
         <w:spacing w:before="480" w:beforeAutospacing="0" w:after="240" w:afterAutospacing="0" w:line="450" w:lineRule="atLeast"/>
         <w:rPr>
-          <w:rFonts w:ascii="Segoe UI" w:hAnsi="Segoe UI" w:cs="Segoe UI"/>
           <w:color w:val="0F1115"/>
           <w:sz w:val="30"/>
           <w:szCs w:val="30"/>
@@ -9099,7 +8907,6 @@
       </w:pPr>
       <w:r>
         <w:rPr>
-          <w:rFonts w:ascii="Segoe UI" w:hAnsi="Segoe UI" w:cs="Segoe UI"/>
           <w:color w:val="0F1115"/>
           <w:sz w:val="30"/>
           <w:szCs w:val="30"/>
@@ -9114,13 +8921,11 @@
         <w:shd w:val="clear" w:color="auto" w:fill="FFFFFF"/>
         <w:spacing w:before="240" w:beforeAutospacing="0" w:after="240" w:afterAutospacing="0"/>
         <w:rPr>
-          <w:rFonts w:ascii="Segoe UI" w:hAnsi="Segoe UI" w:cs="Segoe UI"/>
-          <w:color w:val="0F1115"/>
-        </w:rPr>
-      </w:pPr>
-      <w:r>
-        <w:rPr>
-          <w:rFonts w:ascii="Segoe UI" w:hAnsi="Segoe UI" w:cs="Segoe UI"/>
+          <w:color w:val="0F1115"/>
+        </w:rPr>
+      </w:pPr>
+      <w:r>
+        <w:rPr>
           <w:color w:val="0F1115"/>
         </w:rPr>
         <w:t xml:space="preserve">В ходе работы были определены основные этапы внедрения </w:t>
@@ -9128,7 +8933,6 @@
       <w:proofErr w:type="spellStart"/>
       <w:r>
         <w:rPr>
-          <w:rFonts w:ascii="Segoe UI" w:hAnsi="Segoe UI" w:cs="Segoe UI"/>
           <w:color w:val="0F1115"/>
         </w:rPr>
         <w:t>HelpDesk</w:t>
@@ -9136,7 +8940,6 @@
       <w:proofErr w:type="spellEnd"/>
       <w:r>
         <w:rPr>
-          <w:rFonts w:ascii="Segoe UI" w:hAnsi="Segoe UI" w:cs="Segoe UI"/>
           <w:color w:val="0F1115"/>
         </w:rPr>
         <w:t xml:space="preserve">: от проверки рабочего места до ввода в эксплуатацию. Соблюдение последовательности работ необходимо для </w:t>
@@ -9144,7 +8947,6 @@
       <w:proofErr w:type="spellStart"/>
       <w:r>
         <w:rPr>
-          <w:rFonts w:ascii="Segoe UI" w:hAnsi="Segoe UI" w:cs="Segoe UI"/>
           <w:color w:val="0F1115"/>
         </w:rPr>
         <w:t>избежания</w:t>
@@ -9152,13 +8954,18 @@
       <w:proofErr w:type="spellEnd"/>
       <w:r>
         <w:rPr>
-          <w:rFonts w:ascii="Segoe UI" w:hAnsi="Segoe UI" w:cs="Segoe UI"/>
           <w:color w:val="0F1115"/>
         </w:rPr>
         <w:t xml:space="preserve"> ошибок, например, нельзя проверить подключение без настроенного сервера БД. Оценка продолжительности позволяет спланировать время и ресурсы. Назначение ответственных обеспечивает персональную ответственность за результат. Контрольные точки помогают своевременно выявлять проблемы и не переходить к следующему этапу с ошибками. Примерное время внедрения составило около 6,3 часа, что укладывается в три рабочих дня при параллельном выполнении некоторых работ.</w:t>
       </w:r>
     </w:p>
-    <w:p/>
+    <w:p>
+      <w:pPr>
+        <w:rPr>
+          <w:rFonts w:ascii="Times New Roman" w:hAnsi="Times New Roman" w:cs="Times New Roman"/>
+        </w:rPr>
+      </w:pPr>
+    </w:p>
     <w:sectPr>
       <w:pgSz w:w="11906" w:h="16838"/>
       <w:pgMar w:top="1134" w:right="850" w:bottom="1134" w:left="1701" w:header="708" w:footer="708" w:gutter="0"/>

--- a/практ ад4.docx
+++ b/практ ад4.docx
@@ -66,8 +66,6 @@
         </w:rPr>
         <w:t xml:space="preserve"> научиться определять основные этапы внедрения ПО, устанавливать последовательность работ, оценивать их продолжительность и формировать календарный план.</w:t>
       </w:r>
-      <w:bookmarkStart w:id="0" w:name="_GoBack"/>
-      <w:bookmarkEnd w:id="0"/>
     </w:p>
     <w:p>
       <w:pPr>
@@ -134,18 +132,18 @@
     <w:tbl>
       <w:tblPr>
         <w:tblStyle w:val="a5"/>
-        <w:tblW w:w="0" w:type="auto"/>
+        <w:tblW w:w="9458" w:type="dxa"/>
         <w:tblLook w:val="04A0" w:firstRow="1" w:lastRow="0" w:firstColumn="1" w:lastColumn="0" w:noHBand="0" w:noVBand="1"/>
       </w:tblPr>
       <w:tblGrid>
-        <w:gridCol w:w="475"/>
-        <w:gridCol w:w="4340"/>
-        <w:gridCol w:w="4530"/>
+        <w:gridCol w:w="512"/>
+        <w:gridCol w:w="4065"/>
+        <w:gridCol w:w="4881"/>
       </w:tblGrid>
       <w:tr>
         <w:tc>
           <w:tcPr>
-            <w:tcW w:w="475" w:type="dxa"/>
+            <w:tcW w:w="512" w:type="dxa"/>
             <w:vAlign w:val="center"/>
           </w:tcPr>
           <w:p>
@@ -171,7 +169,7 @@
         </w:tc>
         <w:tc>
           <w:tcPr>
-            <w:tcW w:w="4340" w:type="dxa"/>
+            <w:tcW w:w="4065" w:type="dxa"/>
             <w:vAlign w:val="center"/>
           </w:tcPr>
           <w:p>
@@ -197,7 +195,7 @@
         </w:tc>
         <w:tc>
           <w:tcPr>
-            <w:tcW w:w="4530" w:type="dxa"/>
+            <w:tcW w:w="4881" w:type="dxa"/>
             <w:vAlign w:val="center"/>
           </w:tcPr>
           <w:p>
@@ -225,7 +223,7 @@
       <w:tr>
         <w:tc>
           <w:tcPr>
-            <w:tcW w:w="475" w:type="dxa"/>
+            <w:tcW w:w="512" w:type="dxa"/>
             <w:vAlign w:val="center"/>
           </w:tcPr>
           <w:p>
@@ -251,7 +249,7 @@
         </w:tc>
         <w:tc>
           <w:tcPr>
-            <w:tcW w:w="4340" w:type="dxa"/>
+            <w:tcW w:w="4065" w:type="dxa"/>
             <w:vAlign w:val="center"/>
           </w:tcPr>
           <w:p>
@@ -277,7 +275,7 @@
         </w:tc>
         <w:tc>
           <w:tcPr>
-            <w:tcW w:w="4530" w:type="dxa"/>
+            <w:tcW w:w="4881" w:type="dxa"/>
             <w:vAlign w:val="center"/>
           </w:tcPr>
           <w:p>
@@ -305,7 +303,7 @@
       <w:tr>
         <w:tc>
           <w:tcPr>
-            <w:tcW w:w="475" w:type="dxa"/>
+            <w:tcW w:w="512" w:type="dxa"/>
             <w:vAlign w:val="center"/>
           </w:tcPr>
           <w:p>
@@ -331,7 +329,7 @@
         </w:tc>
         <w:tc>
           <w:tcPr>
-            <w:tcW w:w="4340" w:type="dxa"/>
+            <w:tcW w:w="4065" w:type="dxa"/>
             <w:vAlign w:val="center"/>
           </w:tcPr>
           <w:p>
@@ -357,7 +355,7 @@
         </w:tc>
         <w:tc>
           <w:tcPr>
-            <w:tcW w:w="4530" w:type="dxa"/>
+            <w:tcW w:w="4881" w:type="dxa"/>
             <w:vAlign w:val="center"/>
           </w:tcPr>
           <w:p>
@@ -385,7 +383,7 @@
       <w:tr>
         <w:tc>
           <w:tcPr>
-            <w:tcW w:w="475" w:type="dxa"/>
+            <w:tcW w:w="512" w:type="dxa"/>
             <w:vAlign w:val="center"/>
           </w:tcPr>
           <w:p>
@@ -411,7 +409,7 @@
         </w:tc>
         <w:tc>
           <w:tcPr>
-            <w:tcW w:w="4340" w:type="dxa"/>
+            <w:tcW w:w="4065" w:type="dxa"/>
             <w:vAlign w:val="center"/>
           </w:tcPr>
           <w:p>
@@ -437,7 +435,7 @@
         </w:tc>
         <w:tc>
           <w:tcPr>
-            <w:tcW w:w="4530" w:type="dxa"/>
+            <w:tcW w:w="4881" w:type="dxa"/>
             <w:vAlign w:val="center"/>
           </w:tcPr>
           <w:p>
@@ -465,7 +463,7 @@
       <w:tr>
         <w:tc>
           <w:tcPr>
-            <w:tcW w:w="475" w:type="dxa"/>
+            <w:tcW w:w="512" w:type="dxa"/>
             <w:vAlign w:val="center"/>
           </w:tcPr>
           <w:p>
@@ -491,7 +489,7 @@
         </w:tc>
         <w:tc>
           <w:tcPr>
-            <w:tcW w:w="4340" w:type="dxa"/>
+            <w:tcW w:w="4065" w:type="dxa"/>
             <w:vAlign w:val="center"/>
           </w:tcPr>
           <w:p>
@@ -528,7 +526,7 @@
         </w:tc>
         <w:tc>
           <w:tcPr>
-            <w:tcW w:w="4530" w:type="dxa"/>
+            <w:tcW w:w="4881" w:type="dxa"/>
             <w:vAlign w:val="center"/>
           </w:tcPr>
           <w:p>
@@ -556,7 +554,7 @@
       <w:tr>
         <w:tc>
           <w:tcPr>
-            <w:tcW w:w="475" w:type="dxa"/>
+            <w:tcW w:w="512" w:type="dxa"/>
             <w:vAlign w:val="center"/>
           </w:tcPr>
           <w:p>
@@ -582,7 +580,7 @@
         </w:tc>
         <w:tc>
           <w:tcPr>
-            <w:tcW w:w="4340" w:type="dxa"/>
+            <w:tcW w:w="4065" w:type="dxa"/>
             <w:vAlign w:val="center"/>
           </w:tcPr>
           <w:p>
@@ -619,7 +617,7 @@
         </w:tc>
         <w:tc>
           <w:tcPr>
-            <w:tcW w:w="4530" w:type="dxa"/>
+            <w:tcW w:w="4881" w:type="dxa"/>
             <w:vAlign w:val="center"/>
           </w:tcPr>
           <w:p>
@@ -647,7 +645,7 @@
       <w:tr>
         <w:tc>
           <w:tcPr>
-            <w:tcW w:w="475" w:type="dxa"/>
+            <w:tcW w:w="512" w:type="dxa"/>
             <w:vAlign w:val="center"/>
           </w:tcPr>
           <w:p>
@@ -673,7 +671,7 @@
         </w:tc>
         <w:tc>
           <w:tcPr>
-            <w:tcW w:w="4340" w:type="dxa"/>
+            <w:tcW w:w="4065" w:type="dxa"/>
             <w:vAlign w:val="center"/>
           </w:tcPr>
           <w:p>
@@ -710,7 +708,7 @@
         </w:tc>
         <w:tc>
           <w:tcPr>
-            <w:tcW w:w="4530" w:type="dxa"/>
+            <w:tcW w:w="4881" w:type="dxa"/>
             <w:vAlign w:val="center"/>
           </w:tcPr>
           <w:p>
@@ -738,7 +736,7 @@
       <w:tr>
         <w:tc>
           <w:tcPr>
-            <w:tcW w:w="475" w:type="dxa"/>
+            <w:tcW w:w="512" w:type="dxa"/>
             <w:vAlign w:val="center"/>
           </w:tcPr>
           <w:p>
@@ -764,7 +762,7 @@
         </w:tc>
         <w:tc>
           <w:tcPr>
-            <w:tcW w:w="4340" w:type="dxa"/>
+            <w:tcW w:w="4065" w:type="dxa"/>
             <w:vAlign w:val="center"/>
           </w:tcPr>
           <w:p>
@@ -790,7 +788,7 @@
         </w:tc>
         <w:tc>
           <w:tcPr>
-            <w:tcW w:w="4530" w:type="dxa"/>
+            <w:tcW w:w="4881" w:type="dxa"/>
             <w:vAlign w:val="center"/>
           </w:tcPr>
           <w:p>
@@ -831,7 +829,7 @@
       <w:tr>
         <w:tc>
           <w:tcPr>
-            <w:tcW w:w="475" w:type="dxa"/>
+            <w:tcW w:w="512" w:type="dxa"/>
             <w:vAlign w:val="center"/>
           </w:tcPr>
           <w:p>
@@ -857,7 +855,7 @@
         </w:tc>
         <w:tc>
           <w:tcPr>
-            <w:tcW w:w="4340" w:type="dxa"/>
+            <w:tcW w:w="4065" w:type="dxa"/>
             <w:vAlign w:val="center"/>
           </w:tcPr>
           <w:p>
@@ -883,7 +881,7 @@
         </w:tc>
         <w:tc>
           <w:tcPr>
-            <w:tcW w:w="4530" w:type="dxa"/>
+            <w:tcW w:w="4881" w:type="dxa"/>
             <w:vAlign w:val="center"/>
           </w:tcPr>
           <w:p>
@@ -911,7 +909,7 @@
       <w:tr>
         <w:tc>
           <w:tcPr>
-            <w:tcW w:w="475" w:type="dxa"/>
+            <w:tcW w:w="512" w:type="dxa"/>
             <w:vAlign w:val="center"/>
           </w:tcPr>
           <w:p>
@@ -937,7 +935,7 @@
         </w:tc>
         <w:tc>
           <w:tcPr>
-            <w:tcW w:w="4340" w:type="dxa"/>
+            <w:tcW w:w="4065" w:type="dxa"/>
             <w:vAlign w:val="center"/>
           </w:tcPr>
           <w:p>
@@ -963,7 +961,7 @@
         </w:tc>
         <w:tc>
           <w:tcPr>
-            <w:tcW w:w="4530" w:type="dxa"/>
+            <w:tcW w:w="4881" w:type="dxa"/>
             <w:vAlign w:val="center"/>
           </w:tcPr>
           <w:p>
@@ -991,7 +989,7 @@
       <w:tr>
         <w:tc>
           <w:tcPr>
-            <w:tcW w:w="475" w:type="dxa"/>
+            <w:tcW w:w="512" w:type="dxa"/>
             <w:vAlign w:val="center"/>
           </w:tcPr>
           <w:p>
@@ -1017,7 +1015,7 @@
         </w:tc>
         <w:tc>
           <w:tcPr>
-            <w:tcW w:w="4340" w:type="dxa"/>
+            <w:tcW w:w="4065" w:type="dxa"/>
             <w:vAlign w:val="center"/>
           </w:tcPr>
           <w:p>
@@ -1043,7 +1041,7 @@
         </w:tc>
         <w:tc>
           <w:tcPr>
-            <w:tcW w:w="4530" w:type="dxa"/>
+            <w:tcW w:w="4881" w:type="dxa"/>
             <w:vAlign w:val="center"/>
           </w:tcPr>
           <w:p>
@@ -1092,18 +1090,18 @@
     <w:tbl>
       <w:tblPr>
         <w:tblStyle w:val="a5"/>
-        <w:tblW w:w="11199" w:type="dxa"/>
+        <w:tblW w:w="10881" w:type="dxa"/>
         <w:tblInd w:w="-1423" w:type="dxa"/>
         <w:tblLook w:val="04A0" w:firstRow="1" w:lastRow="0" w:firstColumn="1" w:lastColumn="0" w:noHBand="0" w:noVBand="1"/>
       </w:tblPr>
       <w:tblGrid>
-        <w:gridCol w:w="3828"/>
-        <w:gridCol w:w="7371"/>
+        <w:gridCol w:w="3499"/>
+        <w:gridCol w:w="7382"/>
       </w:tblGrid>
       <w:tr>
         <w:tc>
           <w:tcPr>
-            <w:tcW w:w="3828" w:type="dxa"/>
+            <w:tcW w:w="3499" w:type="dxa"/>
             <w:vAlign w:val="center"/>
           </w:tcPr>
           <w:p>
@@ -1130,7 +1128,7 @@
         </w:tc>
         <w:tc>
           <w:tcPr>
-            <w:tcW w:w="7371" w:type="dxa"/>
+            <w:tcW w:w="7382" w:type="dxa"/>
             <w:vAlign w:val="center"/>
           </w:tcPr>
           <w:p>
@@ -1158,7 +1156,7 @@
       <w:tr>
         <w:tc>
           <w:tcPr>
-            <w:tcW w:w="3828" w:type="dxa"/>
+            <w:tcW w:w="3499" w:type="dxa"/>
             <w:vAlign w:val="center"/>
           </w:tcPr>
           <w:p>
@@ -1184,7 +1182,7 @@
         </w:tc>
         <w:tc>
           <w:tcPr>
-            <w:tcW w:w="7371" w:type="dxa"/>
+            <w:tcW w:w="7382" w:type="dxa"/>
             <w:vAlign w:val="center"/>
           </w:tcPr>
           <w:p>
@@ -1212,7 +1210,7 @@
       <w:tr>
         <w:tc>
           <w:tcPr>
-            <w:tcW w:w="3828" w:type="dxa"/>
+            <w:tcW w:w="3499" w:type="dxa"/>
             <w:vAlign w:val="center"/>
           </w:tcPr>
           <w:p>
@@ -1238,7 +1236,7 @@
         </w:tc>
         <w:tc>
           <w:tcPr>
-            <w:tcW w:w="7371" w:type="dxa"/>
+            <w:tcW w:w="7382" w:type="dxa"/>
             <w:vAlign w:val="center"/>
           </w:tcPr>
           <w:p>
@@ -1266,7 +1264,7 @@
       <w:tr>
         <w:tc>
           <w:tcPr>
-            <w:tcW w:w="3828" w:type="dxa"/>
+            <w:tcW w:w="3499" w:type="dxa"/>
             <w:vAlign w:val="center"/>
           </w:tcPr>
           <w:p>
@@ -1292,7 +1290,7 @@
         </w:tc>
         <w:tc>
           <w:tcPr>
-            <w:tcW w:w="7371" w:type="dxa"/>
+            <w:tcW w:w="7382" w:type="dxa"/>
             <w:vAlign w:val="center"/>
           </w:tcPr>
           <w:p>
@@ -1360,7 +1358,7 @@
       <w:tr>
         <w:tc>
           <w:tcPr>
-            <w:tcW w:w="3828" w:type="dxa"/>
+            <w:tcW w:w="3499" w:type="dxa"/>
             <w:vAlign w:val="center"/>
           </w:tcPr>
           <w:p>
@@ -1397,7 +1395,7 @@
         </w:tc>
         <w:tc>
           <w:tcPr>
-            <w:tcW w:w="7371" w:type="dxa"/>
+            <w:tcW w:w="7382" w:type="dxa"/>
             <w:vAlign w:val="center"/>
           </w:tcPr>
           <w:p>
@@ -1445,7 +1443,7 @@
       <w:tr>
         <w:tc>
           <w:tcPr>
-            <w:tcW w:w="3828" w:type="dxa"/>
+            <w:tcW w:w="3499" w:type="dxa"/>
             <w:vAlign w:val="center"/>
           </w:tcPr>
           <w:p>
@@ -1482,7 +1480,7 @@
         </w:tc>
         <w:tc>
           <w:tcPr>
-            <w:tcW w:w="7371" w:type="dxa"/>
+            <w:tcW w:w="7382" w:type="dxa"/>
             <w:vAlign w:val="center"/>
           </w:tcPr>
           <w:p>
@@ -1510,7 +1508,7 @@
       <w:tr>
         <w:tc>
           <w:tcPr>
-            <w:tcW w:w="3828" w:type="dxa"/>
+            <w:tcW w:w="3499" w:type="dxa"/>
             <w:vAlign w:val="center"/>
           </w:tcPr>
           <w:p>
@@ -1547,7 +1545,7 @@
         </w:tc>
         <w:tc>
           <w:tcPr>
-            <w:tcW w:w="7371" w:type="dxa"/>
+            <w:tcW w:w="7382" w:type="dxa"/>
             <w:vAlign w:val="center"/>
           </w:tcPr>
           <w:p>
@@ -1575,7 +1573,7 @@
       <w:tr>
         <w:tc>
           <w:tcPr>
-            <w:tcW w:w="3828" w:type="dxa"/>
+            <w:tcW w:w="3499" w:type="dxa"/>
             <w:vAlign w:val="center"/>
           </w:tcPr>
           <w:p>
@@ -1601,7 +1599,7 @@
         </w:tc>
         <w:tc>
           <w:tcPr>
-            <w:tcW w:w="7371" w:type="dxa"/>
+            <w:tcW w:w="7382" w:type="dxa"/>
             <w:vAlign w:val="center"/>
           </w:tcPr>
           <w:p>
@@ -1651,7 +1649,7 @@
       <w:tr>
         <w:tc>
           <w:tcPr>
-            <w:tcW w:w="3828" w:type="dxa"/>
+            <w:tcW w:w="3499" w:type="dxa"/>
             <w:vAlign w:val="center"/>
           </w:tcPr>
           <w:p>
@@ -1677,7 +1675,7 @@
         </w:tc>
         <w:tc>
           <w:tcPr>
-            <w:tcW w:w="7371" w:type="dxa"/>
+            <w:tcW w:w="7382" w:type="dxa"/>
             <w:vAlign w:val="center"/>
           </w:tcPr>
           <w:p>
@@ -1705,7 +1703,7 @@
       <w:tr>
         <w:tc>
           <w:tcPr>
-            <w:tcW w:w="3828" w:type="dxa"/>
+            <w:tcW w:w="3499" w:type="dxa"/>
             <w:vAlign w:val="center"/>
           </w:tcPr>
           <w:p>
@@ -1731,7 +1729,7 @@
         </w:tc>
         <w:tc>
           <w:tcPr>
-            <w:tcW w:w="7371" w:type="dxa"/>
+            <w:tcW w:w="7382" w:type="dxa"/>
             <w:vAlign w:val="center"/>
           </w:tcPr>
           <w:p>
@@ -1759,7 +1757,7 @@
       <w:tr>
         <w:tc>
           <w:tcPr>
-            <w:tcW w:w="3828" w:type="dxa"/>
+            <w:tcW w:w="3499" w:type="dxa"/>
             <w:vAlign w:val="center"/>
           </w:tcPr>
           <w:p>
@@ -1785,7 +1783,7 @@
         </w:tc>
         <w:tc>
           <w:tcPr>
-            <w:tcW w:w="7371" w:type="dxa"/>
+            <w:tcW w:w="7382" w:type="dxa"/>
             <w:vAlign w:val="center"/>
           </w:tcPr>
           <w:p>
@@ -2109,6 +2107,33 @@
     </w:p>
     <w:p>
       <w:pPr>
+        <w:rPr>
+          <w:rFonts w:ascii="Times New Roman" w:eastAsia="Times New Roman" w:hAnsi="Times New Roman" w:cs="Times New Roman"/>
+          <w:color w:val="0F1115"/>
+          <w:sz w:val="24"/>
+          <w:szCs w:val="24"/>
+          <w:lang w:eastAsia="ru-RU"/>
+        </w:rPr>
+      </w:pPr>
+      <w:r>
+        <w:rPr>
+          <w:color w:val="0F1115"/>
+        </w:rPr>
+        <w:br w:type="page"/>
+      </w:r>
+    </w:p>
+    <w:p>
+      <w:pPr>
+        <w:pStyle w:val="ds-markdown-paragraph"/>
+        <w:shd w:val="clear" w:color="auto" w:fill="FFFFFF"/>
+        <w:spacing w:after="0" w:afterAutospacing="0"/>
+        <w:rPr>
+          <w:color w:val="0F1115"/>
+        </w:rPr>
+      </w:pPr>
+    </w:p>
+    <w:p>
+      <w:pPr>
         <w:pStyle w:val="3"/>
         <w:shd w:val="clear" w:color="auto" w:fill="FFFFFF"/>
         <w:spacing w:before="480" w:beforeAutospacing="0" w:after="240" w:afterAutospacing="0" w:line="450" w:lineRule="atLeast"/>
@@ -2130,13 +2155,13 @@
     <w:tbl>
       <w:tblPr>
         <w:tblStyle w:val="a5"/>
-        <w:tblW w:w="10207" w:type="dxa"/>
+        <w:tblW w:w="9325" w:type="dxa"/>
         <w:jc w:val="center"/>
         <w:tblLook w:val="04A0" w:firstRow="1" w:lastRow="0" w:firstColumn="1" w:lastColumn="0" w:noHBand="0" w:noVBand="1"/>
       </w:tblPr>
       <w:tblGrid>
-        <w:gridCol w:w="3828"/>
-        <w:gridCol w:w="6379"/>
+        <w:gridCol w:w="3475"/>
+        <w:gridCol w:w="5850"/>
       </w:tblGrid>
       <w:tr>
         <w:trPr>
@@ -2144,7 +2169,7 @@
         </w:trPr>
         <w:tc>
           <w:tcPr>
-            <w:tcW w:w="3828" w:type="dxa"/>
+            <w:tcW w:w="3475" w:type="dxa"/>
             <w:vAlign w:val="center"/>
           </w:tcPr>
           <w:p>
@@ -2170,7 +2195,7 @@
         </w:tc>
         <w:tc>
           <w:tcPr>
-            <w:tcW w:w="6379" w:type="dxa"/>
+            <w:tcW w:w="5850" w:type="dxa"/>
             <w:vAlign w:val="center"/>
           </w:tcPr>
           <w:p>
@@ -2201,7 +2226,7 @@
         </w:trPr>
         <w:tc>
           <w:tcPr>
-            <w:tcW w:w="3828" w:type="dxa"/>
+            <w:tcW w:w="3475" w:type="dxa"/>
             <w:vAlign w:val="center"/>
           </w:tcPr>
           <w:p>
@@ -2227,7 +2252,7 @@
         </w:tc>
         <w:tc>
           <w:tcPr>
-            <w:tcW w:w="6379" w:type="dxa"/>
+            <w:tcW w:w="5850" w:type="dxa"/>
             <w:vAlign w:val="center"/>
           </w:tcPr>
           <w:p>
@@ -2269,34 +2294,33 @@
         </w:trPr>
         <w:tc>
           <w:tcPr>
-            <w:tcW w:w="3828" w:type="dxa"/>
-            <w:vAlign w:val="center"/>
-          </w:tcPr>
-          <w:p>
-            <w:pPr>
-              <w:spacing w:line="375" w:lineRule="atLeast"/>
-              <w:rPr>
-                <w:rFonts w:ascii="Times New Roman" w:hAnsi="Times New Roman" w:cs="Times New Roman"/>
-                <w:color w:val="0F1115"/>
-                <w:sz w:val="23"/>
-                <w:szCs w:val="23"/>
-              </w:rPr>
-            </w:pPr>
-            <w:r>
-              <w:rPr>
-                <w:rFonts w:ascii="Times New Roman" w:hAnsi="Times New Roman" w:cs="Times New Roman"/>
-                <w:color w:val="0F1115"/>
-                <w:sz w:val="23"/>
-                <w:szCs w:val="23"/>
-              </w:rPr>
-              <w:lastRenderedPageBreak/>
+            <w:tcW w:w="3475" w:type="dxa"/>
+            <w:vAlign w:val="center"/>
+          </w:tcPr>
+          <w:p>
+            <w:pPr>
+              <w:spacing w:line="375" w:lineRule="atLeast"/>
+              <w:rPr>
+                <w:rFonts w:ascii="Times New Roman" w:hAnsi="Times New Roman" w:cs="Times New Roman"/>
+                <w:color w:val="0F1115"/>
+                <w:sz w:val="23"/>
+                <w:szCs w:val="23"/>
+              </w:rPr>
+            </w:pPr>
+            <w:r>
+              <w:rPr>
+                <w:rFonts w:ascii="Times New Roman" w:hAnsi="Times New Roman" w:cs="Times New Roman"/>
+                <w:color w:val="0F1115"/>
+                <w:sz w:val="23"/>
+                <w:szCs w:val="23"/>
+              </w:rPr>
               <w:t>Настройка строки подключения</w:t>
             </w:r>
           </w:p>
         </w:tc>
         <w:tc>
           <w:tcPr>
-            <w:tcW w:w="6379" w:type="dxa"/>
+            <w:tcW w:w="5850" w:type="dxa"/>
             <w:vAlign w:val="center"/>
           </w:tcPr>
           <w:p>
@@ -2327,7 +2351,7 @@
         </w:trPr>
         <w:tc>
           <w:tcPr>
-            <w:tcW w:w="3828" w:type="dxa"/>
+            <w:tcW w:w="3475" w:type="dxa"/>
             <w:vAlign w:val="center"/>
           </w:tcPr>
           <w:p>
@@ -2353,7 +2377,7 @@
         </w:tc>
         <w:tc>
           <w:tcPr>
-            <w:tcW w:w="6379" w:type="dxa"/>
+            <w:tcW w:w="5850" w:type="dxa"/>
             <w:vAlign w:val="center"/>
           </w:tcPr>
           <w:p>
@@ -2395,7 +2419,7 @@
         </w:trPr>
         <w:tc>
           <w:tcPr>
-            <w:tcW w:w="3828" w:type="dxa"/>
+            <w:tcW w:w="3475" w:type="dxa"/>
             <w:vAlign w:val="center"/>
           </w:tcPr>
           <w:p>
@@ -2421,7 +2445,7 @@
         </w:tc>
         <w:tc>
           <w:tcPr>
-            <w:tcW w:w="6379" w:type="dxa"/>
+            <w:tcW w:w="5850" w:type="dxa"/>
             <w:vAlign w:val="center"/>
           </w:tcPr>
           <w:p>
@@ -2452,7 +2476,7 @@
         </w:trPr>
         <w:tc>
           <w:tcPr>
-            <w:tcW w:w="3828" w:type="dxa"/>
+            <w:tcW w:w="3475" w:type="dxa"/>
             <w:vAlign w:val="center"/>
           </w:tcPr>
           <w:p>
@@ -2478,7 +2502,7 @@
         </w:tc>
         <w:tc>
           <w:tcPr>
-            <w:tcW w:w="6379" w:type="dxa"/>
+            <w:tcW w:w="5850" w:type="dxa"/>
             <w:vAlign w:val="center"/>
           </w:tcPr>
           <w:p>
@@ -2509,7 +2533,7 @@
         </w:trPr>
         <w:tc>
           <w:tcPr>
-            <w:tcW w:w="3828" w:type="dxa"/>
+            <w:tcW w:w="3475" w:type="dxa"/>
             <w:vAlign w:val="center"/>
           </w:tcPr>
           <w:p>
@@ -2535,7 +2559,7 @@
         </w:tc>
         <w:tc>
           <w:tcPr>
-            <w:tcW w:w="6379" w:type="dxa"/>
+            <w:tcW w:w="5850" w:type="dxa"/>
             <w:vAlign w:val="center"/>
           </w:tcPr>
           <w:p>
@@ -2589,8 +2613,8 @@
         <w:tblLook w:val="04A0" w:firstRow="1" w:lastRow="0" w:firstColumn="1" w:lastColumn="0" w:noHBand="0" w:noVBand="1"/>
       </w:tblPr>
       <w:tblGrid>
-        <w:gridCol w:w="2977"/>
-        <w:gridCol w:w="3402"/>
+        <w:gridCol w:w="2909"/>
+        <w:gridCol w:w="3194"/>
       </w:tblGrid>
       <w:tr>
         <w:trPr>
@@ -2598,7 +2622,7 @@
         </w:trPr>
         <w:tc>
           <w:tcPr>
-            <w:tcW w:w="2977" w:type="dxa"/>
+            <w:tcW w:w="2909" w:type="dxa"/>
             <w:vAlign w:val="center"/>
           </w:tcPr>
           <w:p>
@@ -2624,7 +2648,7 @@
         </w:tc>
         <w:tc>
           <w:tcPr>
-            <w:tcW w:w="3402" w:type="dxa"/>
+            <w:tcW w:w="3194" w:type="dxa"/>
             <w:vAlign w:val="center"/>
           </w:tcPr>
           <w:p>
@@ -2655,7 +2679,7 @@
         </w:trPr>
         <w:tc>
           <w:tcPr>
-            <w:tcW w:w="2977" w:type="dxa"/>
+            <w:tcW w:w="2909" w:type="dxa"/>
             <w:vAlign w:val="center"/>
           </w:tcPr>
           <w:p>
@@ -2681,7 +2705,7 @@
         </w:tc>
         <w:tc>
           <w:tcPr>
-            <w:tcW w:w="3402" w:type="dxa"/>
+            <w:tcW w:w="3194" w:type="dxa"/>
             <w:vAlign w:val="center"/>
           </w:tcPr>
           <w:p>
@@ -2712,7 +2736,7 @@
         </w:trPr>
         <w:tc>
           <w:tcPr>
-            <w:tcW w:w="2977" w:type="dxa"/>
+            <w:tcW w:w="2909" w:type="dxa"/>
             <w:vAlign w:val="center"/>
           </w:tcPr>
           <w:p>
@@ -2738,7 +2762,7 @@
         </w:tc>
         <w:tc>
           <w:tcPr>
-            <w:tcW w:w="3402" w:type="dxa"/>
+            <w:tcW w:w="3194" w:type="dxa"/>
             <w:vAlign w:val="center"/>
           </w:tcPr>
           <w:p>
@@ -2769,7 +2793,7 @@
         </w:trPr>
         <w:tc>
           <w:tcPr>
-            <w:tcW w:w="2977" w:type="dxa"/>
+            <w:tcW w:w="2909" w:type="dxa"/>
             <w:vAlign w:val="center"/>
           </w:tcPr>
           <w:p>
@@ -2806,7 +2830,7 @@
         </w:tc>
         <w:tc>
           <w:tcPr>
-            <w:tcW w:w="3402" w:type="dxa"/>
+            <w:tcW w:w="3194" w:type="dxa"/>
             <w:vAlign w:val="center"/>
           </w:tcPr>
           <w:p>
@@ -2837,7 +2861,7 @@
         </w:trPr>
         <w:tc>
           <w:tcPr>
-            <w:tcW w:w="2977" w:type="dxa"/>
+            <w:tcW w:w="2909" w:type="dxa"/>
             <w:vAlign w:val="center"/>
           </w:tcPr>
           <w:p>
@@ -2874,7 +2898,7 @@
         </w:tc>
         <w:tc>
           <w:tcPr>
-            <w:tcW w:w="3402" w:type="dxa"/>
+            <w:tcW w:w="3194" w:type="dxa"/>
             <w:vAlign w:val="center"/>
           </w:tcPr>
           <w:p>
@@ -2987,9 +3011,9 @@
         <w:tblLook w:val="04A0" w:firstRow="1" w:lastRow="0" w:firstColumn="1" w:lastColumn="0" w:noHBand="0" w:noVBand="1"/>
       </w:tblPr>
       <w:tblGrid>
-        <w:gridCol w:w="475"/>
-        <w:gridCol w:w="4482"/>
-        <w:gridCol w:w="2409"/>
+        <w:gridCol w:w="561"/>
+        <w:gridCol w:w="4100"/>
+        <w:gridCol w:w="2324"/>
       </w:tblGrid>
       <w:tr>
         <w:trPr>
@@ -2997,7 +3021,7 @@
         </w:trPr>
         <w:tc>
           <w:tcPr>
-            <w:tcW w:w="475" w:type="dxa"/>
+            <w:tcW w:w="561" w:type="dxa"/>
             <w:vAlign w:val="center"/>
           </w:tcPr>
           <w:p>
@@ -3023,7 +3047,7 @@
         </w:tc>
         <w:tc>
           <w:tcPr>
-            <w:tcW w:w="4482" w:type="dxa"/>
+            <w:tcW w:w="4100" w:type="dxa"/>
             <w:vAlign w:val="center"/>
           </w:tcPr>
           <w:p>
@@ -3049,7 +3073,7 @@
         </w:tc>
         <w:tc>
           <w:tcPr>
-            <w:tcW w:w="2409" w:type="dxa"/>
+            <w:tcW w:w="2324" w:type="dxa"/>
             <w:vAlign w:val="center"/>
           </w:tcPr>
           <w:p>
@@ -3080,7 +3104,7 @@
         </w:trPr>
         <w:tc>
           <w:tcPr>
-            <w:tcW w:w="475" w:type="dxa"/>
+            <w:tcW w:w="561" w:type="dxa"/>
             <w:vAlign w:val="center"/>
           </w:tcPr>
           <w:p>
@@ -3106,7 +3130,7 @@
         </w:tc>
         <w:tc>
           <w:tcPr>
-            <w:tcW w:w="4482" w:type="dxa"/>
+            <w:tcW w:w="4100" w:type="dxa"/>
             <w:vAlign w:val="center"/>
           </w:tcPr>
           <w:p>
@@ -3132,7 +3156,7 @@
         </w:tc>
         <w:tc>
           <w:tcPr>
-            <w:tcW w:w="2409" w:type="dxa"/>
+            <w:tcW w:w="2324" w:type="dxa"/>
             <w:vAlign w:val="center"/>
           </w:tcPr>
           <w:p>
@@ -3163,7 +3187,7 @@
         </w:trPr>
         <w:tc>
           <w:tcPr>
-            <w:tcW w:w="475" w:type="dxa"/>
+            <w:tcW w:w="561" w:type="dxa"/>
             <w:vAlign w:val="center"/>
           </w:tcPr>
           <w:p>
@@ -3189,7 +3213,7 @@
         </w:tc>
         <w:tc>
           <w:tcPr>
-            <w:tcW w:w="4482" w:type="dxa"/>
+            <w:tcW w:w="4100" w:type="dxa"/>
             <w:vAlign w:val="center"/>
           </w:tcPr>
           <w:p>
@@ -3215,7 +3239,7 @@
         </w:tc>
         <w:tc>
           <w:tcPr>
-            <w:tcW w:w="2409" w:type="dxa"/>
+            <w:tcW w:w="2324" w:type="dxa"/>
             <w:vAlign w:val="center"/>
           </w:tcPr>
           <w:p>
@@ -3246,7 +3270,7 @@
         </w:trPr>
         <w:tc>
           <w:tcPr>
-            <w:tcW w:w="475" w:type="dxa"/>
+            <w:tcW w:w="561" w:type="dxa"/>
             <w:vAlign w:val="center"/>
           </w:tcPr>
           <w:p>
@@ -3272,7 +3296,7 @@
         </w:tc>
         <w:tc>
           <w:tcPr>
-            <w:tcW w:w="4482" w:type="dxa"/>
+            <w:tcW w:w="4100" w:type="dxa"/>
             <w:vAlign w:val="center"/>
           </w:tcPr>
           <w:p>
@@ -3298,7 +3322,7 @@
         </w:tc>
         <w:tc>
           <w:tcPr>
-            <w:tcW w:w="2409" w:type="dxa"/>
+            <w:tcW w:w="2324" w:type="dxa"/>
             <w:vAlign w:val="center"/>
           </w:tcPr>
           <w:p>
@@ -3329,7 +3353,7 @@
         </w:trPr>
         <w:tc>
           <w:tcPr>
-            <w:tcW w:w="475" w:type="dxa"/>
+            <w:tcW w:w="561" w:type="dxa"/>
             <w:vAlign w:val="center"/>
           </w:tcPr>
           <w:p>
@@ -3355,7 +3379,7 @@
         </w:tc>
         <w:tc>
           <w:tcPr>
-            <w:tcW w:w="4482" w:type="dxa"/>
+            <w:tcW w:w="4100" w:type="dxa"/>
             <w:vAlign w:val="center"/>
           </w:tcPr>
           <w:p>
@@ -3392,7 +3416,7 @@
         </w:tc>
         <w:tc>
           <w:tcPr>
-            <w:tcW w:w="2409" w:type="dxa"/>
+            <w:tcW w:w="2324" w:type="dxa"/>
             <w:vAlign w:val="center"/>
           </w:tcPr>
           <w:p>
@@ -3423,7 +3447,7 @@
         </w:trPr>
         <w:tc>
           <w:tcPr>
-            <w:tcW w:w="475" w:type="dxa"/>
+            <w:tcW w:w="561" w:type="dxa"/>
             <w:vAlign w:val="center"/>
           </w:tcPr>
           <w:p>
@@ -3449,7 +3473,7 @@
         </w:tc>
         <w:tc>
           <w:tcPr>
-            <w:tcW w:w="4482" w:type="dxa"/>
+            <w:tcW w:w="4100" w:type="dxa"/>
             <w:vAlign w:val="center"/>
           </w:tcPr>
           <w:p>
@@ -3475,7 +3499,7 @@
         </w:tc>
         <w:tc>
           <w:tcPr>
-            <w:tcW w:w="2409" w:type="dxa"/>
+            <w:tcW w:w="2324" w:type="dxa"/>
             <w:vAlign w:val="center"/>
           </w:tcPr>
           <w:p>
@@ -3506,7 +3530,7 @@
         </w:trPr>
         <w:tc>
           <w:tcPr>
-            <w:tcW w:w="475" w:type="dxa"/>
+            <w:tcW w:w="561" w:type="dxa"/>
             <w:vAlign w:val="center"/>
           </w:tcPr>
           <w:p>
@@ -3532,7 +3556,7 @@
         </w:tc>
         <w:tc>
           <w:tcPr>
-            <w:tcW w:w="4482" w:type="dxa"/>
+            <w:tcW w:w="4100" w:type="dxa"/>
             <w:vAlign w:val="center"/>
           </w:tcPr>
           <w:p>
@@ -3569,7 +3593,7 @@
         </w:tc>
         <w:tc>
           <w:tcPr>
-            <w:tcW w:w="2409" w:type="dxa"/>
+            <w:tcW w:w="2324" w:type="dxa"/>
             <w:vAlign w:val="center"/>
           </w:tcPr>
           <w:p>
@@ -3600,7 +3624,7 @@
         </w:trPr>
         <w:tc>
           <w:tcPr>
-            <w:tcW w:w="475" w:type="dxa"/>
+            <w:tcW w:w="561" w:type="dxa"/>
             <w:vAlign w:val="center"/>
           </w:tcPr>
           <w:p>
@@ -3626,7 +3650,7 @@
         </w:tc>
         <w:tc>
           <w:tcPr>
-            <w:tcW w:w="4482" w:type="dxa"/>
+            <w:tcW w:w="4100" w:type="dxa"/>
             <w:vAlign w:val="center"/>
           </w:tcPr>
           <w:p>
@@ -3652,7 +3676,7 @@
         </w:tc>
         <w:tc>
           <w:tcPr>
-            <w:tcW w:w="2409" w:type="dxa"/>
+            <w:tcW w:w="2324" w:type="dxa"/>
             <w:vAlign w:val="center"/>
           </w:tcPr>
           <w:p>
@@ -3683,7 +3707,7 @@
         </w:trPr>
         <w:tc>
           <w:tcPr>
-            <w:tcW w:w="475" w:type="dxa"/>
+            <w:tcW w:w="561" w:type="dxa"/>
             <w:vAlign w:val="center"/>
           </w:tcPr>
           <w:p>
@@ -3709,7 +3733,7 @@
         </w:tc>
         <w:tc>
           <w:tcPr>
-            <w:tcW w:w="4482" w:type="dxa"/>
+            <w:tcW w:w="4100" w:type="dxa"/>
             <w:vAlign w:val="center"/>
           </w:tcPr>
           <w:p>
@@ -3735,7 +3759,7 @@
         </w:tc>
         <w:tc>
           <w:tcPr>
-            <w:tcW w:w="2409" w:type="dxa"/>
+            <w:tcW w:w="2324" w:type="dxa"/>
             <w:vAlign w:val="center"/>
           </w:tcPr>
           <w:p>
@@ -3766,7 +3790,7 @@
         </w:trPr>
         <w:tc>
           <w:tcPr>
-            <w:tcW w:w="475" w:type="dxa"/>
+            <w:tcW w:w="561" w:type="dxa"/>
             <w:vAlign w:val="center"/>
           </w:tcPr>
           <w:p>
@@ -3792,7 +3816,7 @@
         </w:tc>
         <w:tc>
           <w:tcPr>
-            <w:tcW w:w="4482" w:type="dxa"/>
+            <w:tcW w:w="4100" w:type="dxa"/>
             <w:vAlign w:val="center"/>
           </w:tcPr>
           <w:p>
@@ -3818,7 +3842,7 @@
         </w:tc>
         <w:tc>
           <w:tcPr>
-            <w:tcW w:w="2409" w:type="dxa"/>
+            <w:tcW w:w="2324" w:type="dxa"/>
             <w:vAlign w:val="center"/>
           </w:tcPr>
           <w:p>
@@ -3849,7 +3873,7 @@
         </w:trPr>
         <w:tc>
           <w:tcPr>
-            <w:tcW w:w="475" w:type="dxa"/>
+            <w:tcW w:w="561" w:type="dxa"/>
             <w:vAlign w:val="center"/>
           </w:tcPr>
           <w:p>
@@ -3875,7 +3899,7 @@
         </w:tc>
         <w:tc>
           <w:tcPr>
-            <w:tcW w:w="4482" w:type="dxa"/>
+            <w:tcW w:w="4100" w:type="dxa"/>
             <w:vAlign w:val="center"/>
           </w:tcPr>
           <w:p>
@@ -3901,7 +3925,7 @@
         </w:tc>
         <w:tc>
           <w:tcPr>
-            <w:tcW w:w="2409" w:type="dxa"/>
+            <w:tcW w:w="2324" w:type="dxa"/>
             <w:vAlign w:val="center"/>
           </w:tcPr>
           <w:p>
@@ -3932,7 +3956,7 @@
         </w:trPr>
         <w:tc>
           <w:tcPr>
-            <w:tcW w:w="475" w:type="dxa"/>
+            <w:tcW w:w="561" w:type="dxa"/>
             <w:vAlign w:val="center"/>
           </w:tcPr>
           <w:p>
@@ -3958,7 +3982,7 @@
         </w:tc>
         <w:tc>
           <w:tcPr>
-            <w:tcW w:w="4482" w:type="dxa"/>
+            <w:tcW w:w="4100" w:type="dxa"/>
             <w:vAlign w:val="center"/>
           </w:tcPr>
           <w:p>
@@ -3984,7 +4008,7 @@
         </w:tc>
         <w:tc>
           <w:tcPr>
-            <w:tcW w:w="2409" w:type="dxa"/>
+            <w:tcW w:w="2324" w:type="dxa"/>
             <w:vAlign w:val="center"/>
           </w:tcPr>
           <w:p>
@@ -4015,7 +4039,7 @@
         </w:trPr>
         <w:tc>
           <w:tcPr>
-            <w:tcW w:w="475" w:type="dxa"/>
+            <w:tcW w:w="561" w:type="dxa"/>
             <w:vAlign w:val="center"/>
           </w:tcPr>
           <w:p>
@@ -4041,7 +4065,7 @@
         </w:tc>
         <w:tc>
           <w:tcPr>
-            <w:tcW w:w="4482" w:type="dxa"/>
+            <w:tcW w:w="4100" w:type="dxa"/>
             <w:vAlign w:val="center"/>
           </w:tcPr>
           <w:p>
@@ -4067,7 +4091,7 @@
         </w:tc>
         <w:tc>
           <w:tcPr>
-            <w:tcW w:w="2409" w:type="dxa"/>
+            <w:tcW w:w="2324" w:type="dxa"/>
             <w:vAlign w:val="center"/>
           </w:tcPr>
           <w:p>
@@ -4110,6 +4134,7 @@
           <w:sz w:val="30"/>
           <w:szCs w:val="30"/>
         </w:rPr>
+        <w:lastRenderedPageBreak/>
         <w:t>Задание 7. Определение суммарного времени внедрения</w:t>
       </w:r>
     </w:p>
@@ -4150,7 +4175,6 @@
           <w:rStyle w:val="a3"/>
           <w:color w:val="0F1115"/>
         </w:rPr>
-        <w:lastRenderedPageBreak/>
         <w:t>Все ли работы обязательно выполняются строго последовательно?</w:t>
       </w:r>
       <w:r>
@@ -4296,9 +4320,9 @@
         <w:tblLook w:val="04A0" w:firstRow="1" w:lastRow="0" w:firstColumn="1" w:lastColumn="0" w:noHBand="0" w:noVBand="1"/>
       </w:tblPr>
       <w:tblGrid>
-        <w:gridCol w:w="1980"/>
-        <w:gridCol w:w="3827"/>
-        <w:gridCol w:w="3119"/>
+        <w:gridCol w:w="1820"/>
+        <w:gridCol w:w="3580"/>
+        <w:gridCol w:w="3001"/>
       </w:tblGrid>
       <w:tr>
         <w:trPr>
@@ -4306,7 +4330,7 @@
         </w:trPr>
         <w:tc>
           <w:tcPr>
-            <w:tcW w:w="1980" w:type="dxa"/>
+            <w:tcW w:w="1820" w:type="dxa"/>
             <w:vAlign w:val="center"/>
           </w:tcPr>
           <w:p>
@@ -4332,7 +4356,7 @@
         </w:tc>
         <w:tc>
           <w:tcPr>
-            <w:tcW w:w="3827" w:type="dxa"/>
+            <w:tcW w:w="3580" w:type="dxa"/>
             <w:vAlign w:val="center"/>
           </w:tcPr>
           <w:p>
@@ -4358,7 +4382,7 @@
         </w:tc>
         <w:tc>
           <w:tcPr>
-            <w:tcW w:w="3119" w:type="dxa"/>
+            <w:tcW w:w="3001" w:type="dxa"/>
             <w:vAlign w:val="center"/>
           </w:tcPr>
           <w:p>
@@ -4389,7 +4413,7 @@
         </w:trPr>
         <w:tc>
           <w:tcPr>
-            <w:tcW w:w="1980" w:type="dxa"/>
+            <w:tcW w:w="1820" w:type="dxa"/>
             <w:vAlign w:val="center"/>
           </w:tcPr>
           <w:p>
@@ -4415,7 +4439,7 @@
         </w:tc>
         <w:tc>
           <w:tcPr>
-            <w:tcW w:w="3827" w:type="dxa"/>
+            <w:tcW w:w="3580" w:type="dxa"/>
             <w:vAlign w:val="center"/>
           </w:tcPr>
           <w:p>
@@ -4441,7 +4465,7 @@
         </w:tc>
         <w:tc>
           <w:tcPr>
-            <w:tcW w:w="3119" w:type="dxa"/>
+            <w:tcW w:w="3001" w:type="dxa"/>
             <w:vAlign w:val="center"/>
           </w:tcPr>
           <w:p>
@@ -4472,7 +4496,7 @@
         </w:trPr>
         <w:tc>
           <w:tcPr>
-            <w:tcW w:w="1980" w:type="dxa"/>
+            <w:tcW w:w="1820" w:type="dxa"/>
             <w:vAlign w:val="center"/>
           </w:tcPr>
           <w:p>
@@ -4498,7 +4522,7 @@
         </w:tc>
         <w:tc>
           <w:tcPr>
-            <w:tcW w:w="3827" w:type="dxa"/>
+            <w:tcW w:w="3580" w:type="dxa"/>
             <w:vAlign w:val="center"/>
           </w:tcPr>
           <w:p>
@@ -4524,7 +4548,7 @@
         </w:tc>
         <w:tc>
           <w:tcPr>
-            <w:tcW w:w="3119" w:type="dxa"/>
+            <w:tcW w:w="3001" w:type="dxa"/>
             <w:vAlign w:val="center"/>
           </w:tcPr>
           <w:p>
@@ -4555,7 +4579,7 @@
         </w:trPr>
         <w:tc>
           <w:tcPr>
-            <w:tcW w:w="1980" w:type="dxa"/>
+            <w:tcW w:w="1820" w:type="dxa"/>
             <w:vAlign w:val="center"/>
           </w:tcPr>
           <w:p>
@@ -4581,7 +4605,7 @@
         </w:tc>
         <w:tc>
           <w:tcPr>
-            <w:tcW w:w="3827" w:type="dxa"/>
+            <w:tcW w:w="3580" w:type="dxa"/>
             <w:vAlign w:val="center"/>
           </w:tcPr>
           <w:p>
@@ -4607,7 +4631,7 @@
         </w:tc>
         <w:tc>
           <w:tcPr>
-            <w:tcW w:w="3119" w:type="dxa"/>
+            <w:tcW w:w="3001" w:type="dxa"/>
             <w:vAlign w:val="center"/>
           </w:tcPr>
           <w:p>
@@ -4638,7 +4662,7 @@
         </w:trPr>
         <w:tc>
           <w:tcPr>
-            <w:tcW w:w="1980" w:type="dxa"/>
+            <w:tcW w:w="1820" w:type="dxa"/>
             <w:vAlign w:val="center"/>
           </w:tcPr>
           <w:p>
@@ -4664,7 +4688,7 @@
         </w:tc>
         <w:tc>
           <w:tcPr>
-            <w:tcW w:w="3827" w:type="dxa"/>
+            <w:tcW w:w="3580" w:type="dxa"/>
             <w:vAlign w:val="center"/>
           </w:tcPr>
           <w:p>
@@ -4701,7 +4725,7 @@
         </w:tc>
         <w:tc>
           <w:tcPr>
-            <w:tcW w:w="3119" w:type="dxa"/>
+            <w:tcW w:w="3001" w:type="dxa"/>
             <w:vAlign w:val="center"/>
           </w:tcPr>
           <w:p>
@@ -4765,9 +4789,9 @@
         <w:tblLook w:val="04A0" w:firstRow="1" w:lastRow="0" w:firstColumn="1" w:lastColumn="0" w:noHBand="0" w:noVBand="1"/>
       </w:tblPr>
       <w:tblGrid>
-        <w:gridCol w:w="1980"/>
-        <w:gridCol w:w="3260"/>
-        <w:gridCol w:w="3686"/>
+        <w:gridCol w:w="1820"/>
+        <w:gridCol w:w="2999"/>
+        <w:gridCol w:w="3001"/>
       </w:tblGrid>
       <w:tr>
         <w:trPr>
@@ -4775,7 +4799,7 @@
         </w:trPr>
         <w:tc>
           <w:tcPr>
-            <w:tcW w:w="1980" w:type="dxa"/>
+            <w:tcW w:w="1820" w:type="dxa"/>
             <w:vAlign w:val="center"/>
           </w:tcPr>
           <w:p>
@@ -4801,7 +4825,7 @@
         </w:tc>
         <w:tc>
           <w:tcPr>
-            <w:tcW w:w="3260" w:type="dxa"/>
+            <w:tcW w:w="2999" w:type="dxa"/>
             <w:vAlign w:val="center"/>
           </w:tcPr>
           <w:p>
@@ -4827,7 +4851,7 @@
         </w:tc>
         <w:tc>
           <w:tcPr>
-            <w:tcW w:w="3686" w:type="dxa"/>
+            <w:tcW w:w="3001" w:type="dxa"/>
             <w:vAlign w:val="center"/>
           </w:tcPr>
           <w:p>
@@ -4858,7 +4882,7 @@
         </w:trPr>
         <w:tc>
           <w:tcPr>
-            <w:tcW w:w="1980" w:type="dxa"/>
+            <w:tcW w:w="1820" w:type="dxa"/>
             <w:vAlign w:val="center"/>
           </w:tcPr>
           <w:p>
@@ -4884,7 +4908,7 @@
         </w:tc>
         <w:tc>
           <w:tcPr>
-            <w:tcW w:w="3260" w:type="dxa"/>
+            <w:tcW w:w="2999" w:type="dxa"/>
             <w:vAlign w:val="center"/>
           </w:tcPr>
           <w:p>
@@ -4921,7 +4945,7 @@
         </w:tc>
         <w:tc>
           <w:tcPr>
-            <w:tcW w:w="3686" w:type="dxa"/>
+            <w:tcW w:w="3001" w:type="dxa"/>
             <w:vAlign w:val="center"/>
           </w:tcPr>
           <w:p>
@@ -4952,7 +4976,7 @@
         </w:trPr>
         <w:tc>
           <w:tcPr>
-            <w:tcW w:w="1980" w:type="dxa"/>
+            <w:tcW w:w="1820" w:type="dxa"/>
             <w:vAlign w:val="center"/>
           </w:tcPr>
           <w:p>
@@ -4978,7 +5002,7 @@
         </w:tc>
         <w:tc>
           <w:tcPr>
-            <w:tcW w:w="3260" w:type="dxa"/>
+            <w:tcW w:w="2999" w:type="dxa"/>
             <w:vAlign w:val="center"/>
           </w:tcPr>
           <w:p>
@@ -5015,7 +5039,7 @@
         </w:tc>
         <w:tc>
           <w:tcPr>
-            <w:tcW w:w="3686" w:type="dxa"/>
+            <w:tcW w:w="3001" w:type="dxa"/>
             <w:vAlign w:val="center"/>
           </w:tcPr>
           <w:p>
@@ -5046,7 +5070,7 @@
         </w:trPr>
         <w:tc>
           <w:tcPr>
-            <w:tcW w:w="1980" w:type="dxa"/>
+            <w:tcW w:w="1820" w:type="dxa"/>
             <w:vAlign w:val="center"/>
           </w:tcPr>
           <w:p>
@@ -5072,7 +5096,7 @@
         </w:tc>
         <w:tc>
           <w:tcPr>
-            <w:tcW w:w="3260" w:type="dxa"/>
+            <w:tcW w:w="2999" w:type="dxa"/>
             <w:vAlign w:val="center"/>
           </w:tcPr>
           <w:p>
@@ -5098,7 +5122,7 @@
         </w:tc>
         <w:tc>
           <w:tcPr>
-            <w:tcW w:w="3686" w:type="dxa"/>
+            <w:tcW w:w="3001" w:type="dxa"/>
             <w:vAlign w:val="center"/>
           </w:tcPr>
           <w:p>
@@ -5129,7 +5153,7 @@
         </w:trPr>
         <w:tc>
           <w:tcPr>
-            <w:tcW w:w="1980" w:type="dxa"/>
+            <w:tcW w:w="1820" w:type="dxa"/>
             <w:vAlign w:val="center"/>
           </w:tcPr>
           <w:p>
@@ -5155,7 +5179,7 @@
         </w:tc>
         <w:tc>
           <w:tcPr>
-            <w:tcW w:w="3260" w:type="dxa"/>
+            <w:tcW w:w="2999" w:type="dxa"/>
             <w:vAlign w:val="center"/>
           </w:tcPr>
           <w:p>
@@ -5181,7 +5205,7 @@
         </w:tc>
         <w:tc>
           <w:tcPr>
-            <w:tcW w:w="3686" w:type="dxa"/>
+            <w:tcW w:w="3001" w:type="dxa"/>
             <w:vAlign w:val="center"/>
           </w:tcPr>
           <w:p>
@@ -5245,9 +5269,9 @@
         <w:tblLook w:val="04A0" w:firstRow="1" w:lastRow="0" w:firstColumn="1" w:lastColumn="0" w:noHBand="0" w:noVBand="1"/>
       </w:tblPr>
       <w:tblGrid>
-        <w:gridCol w:w="1980"/>
-        <w:gridCol w:w="3260"/>
-        <w:gridCol w:w="3686"/>
+        <w:gridCol w:w="1820"/>
+        <w:gridCol w:w="2964"/>
+        <w:gridCol w:w="3001"/>
       </w:tblGrid>
       <w:tr>
         <w:trPr>
@@ -5255,7 +5279,7 @@
         </w:trPr>
         <w:tc>
           <w:tcPr>
-            <w:tcW w:w="1980" w:type="dxa"/>
+            <w:tcW w:w="1820" w:type="dxa"/>
             <w:vAlign w:val="center"/>
           </w:tcPr>
           <w:p>
@@ -5279,7 +5303,7 @@
         </w:tc>
         <w:tc>
           <w:tcPr>
-            <w:tcW w:w="3260" w:type="dxa"/>
+            <w:tcW w:w="2964" w:type="dxa"/>
             <w:vAlign w:val="center"/>
           </w:tcPr>
           <w:p>
@@ -5303,7 +5327,7 @@
         </w:tc>
         <w:tc>
           <w:tcPr>
-            <w:tcW w:w="3686" w:type="dxa"/>
+            <w:tcW w:w="3001" w:type="dxa"/>
             <w:vAlign w:val="center"/>
           </w:tcPr>
           <w:p>
@@ -5332,7 +5356,7 @@
         </w:trPr>
         <w:tc>
           <w:tcPr>
-            <w:tcW w:w="1980" w:type="dxa"/>
+            <w:tcW w:w="1820" w:type="dxa"/>
             <w:vAlign w:val="center"/>
           </w:tcPr>
           <w:p>
@@ -5356,7 +5380,7 @@
         </w:tc>
         <w:tc>
           <w:tcPr>
-            <w:tcW w:w="3260" w:type="dxa"/>
+            <w:tcW w:w="2964" w:type="dxa"/>
             <w:vAlign w:val="center"/>
           </w:tcPr>
           <w:p>
@@ -5380,7 +5404,7 @@
         </w:tc>
         <w:tc>
           <w:tcPr>
-            <w:tcW w:w="3686" w:type="dxa"/>
+            <w:tcW w:w="3001" w:type="dxa"/>
             <w:vAlign w:val="center"/>
           </w:tcPr>
           <w:p>
@@ -5409,7 +5433,7 @@
         </w:trPr>
         <w:tc>
           <w:tcPr>
-            <w:tcW w:w="1980" w:type="dxa"/>
+            <w:tcW w:w="1820" w:type="dxa"/>
             <w:vAlign w:val="center"/>
           </w:tcPr>
           <w:p>
@@ -5433,7 +5457,7 @@
         </w:tc>
         <w:tc>
           <w:tcPr>
-            <w:tcW w:w="3260" w:type="dxa"/>
+            <w:tcW w:w="2964" w:type="dxa"/>
             <w:vAlign w:val="center"/>
           </w:tcPr>
           <w:p>
@@ -5457,7 +5481,7 @@
         </w:tc>
         <w:tc>
           <w:tcPr>
-            <w:tcW w:w="3686" w:type="dxa"/>
+            <w:tcW w:w="3001" w:type="dxa"/>
             <w:vAlign w:val="center"/>
           </w:tcPr>
           <w:p>
@@ -5486,7 +5510,7 @@
         </w:trPr>
         <w:tc>
           <w:tcPr>
-            <w:tcW w:w="1980" w:type="dxa"/>
+            <w:tcW w:w="1820" w:type="dxa"/>
             <w:vAlign w:val="center"/>
           </w:tcPr>
           <w:p>
@@ -5510,7 +5534,7 @@
         </w:tc>
         <w:tc>
           <w:tcPr>
-            <w:tcW w:w="3260" w:type="dxa"/>
+            <w:tcW w:w="2964" w:type="dxa"/>
             <w:vAlign w:val="center"/>
           </w:tcPr>
           <w:p>
@@ -5534,7 +5558,7 @@
         </w:tc>
         <w:tc>
           <w:tcPr>
-            <w:tcW w:w="3686" w:type="dxa"/>
+            <w:tcW w:w="3001" w:type="dxa"/>
             <w:vAlign w:val="center"/>
           </w:tcPr>
           <w:p>
@@ -5563,7 +5587,7 @@
         </w:trPr>
         <w:tc>
           <w:tcPr>
-            <w:tcW w:w="1980" w:type="dxa"/>
+            <w:tcW w:w="1820" w:type="dxa"/>
             <w:vAlign w:val="center"/>
           </w:tcPr>
           <w:p>
@@ -5587,7 +5611,7 @@
         </w:tc>
         <w:tc>
           <w:tcPr>
-            <w:tcW w:w="3260" w:type="dxa"/>
+            <w:tcW w:w="2964" w:type="dxa"/>
             <w:vAlign w:val="center"/>
           </w:tcPr>
           <w:p>
@@ -5611,7 +5635,7 @@
         </w:tc>
         <w:tc>
           <w:tcPr>
-            <w:tcW w:w="3686" w:type="dxa"/>
+            <w:tcW w:w="3001" w:type="dxa"/>
             <w:vAlign w:val="center"/>
           </w:tcPr>
           <w:p>
@@ -5660,6 +5684,7 @@
           <w:sz w:val="30"/>
           <w:szCs w:val="30"/>
         </w:rPr>
+        <w:lastRenderedPageBreak/>
         <w:t>Задание 9. Определение контрольных точек</w:t>
       </w:r>
     </w:p>
@@ -5674,14 +5699,14 @@
     <w:tbl>
       <w:tblPr>
         <w:tblStyle w:val="a5"/>
-        <w:tblW w:w="0" w:type="auto"/>
+        <w:tblW w:w="9458" w:type="dxa"/>
         <w:jc w:val="center"/>
         <w:tblLook w:val="04A0" w:firstRow="1" w:lastRow="0" w:firstColumn="1" w:lastColumn="0" w:noHBand="0" w:noVBand="1"/>
       </w:tblPr>
       <w:tblGrid>
-        <w:gridCol w:w="475"/>
-        <w:gridCol w:w="4469"/>
-        <w:gridCol w:w="4401"/>
+        <w:gridCol w:w="485"/>
+        <w:gridCol w:w="4481"/>
+        <w:gridCol w:w="4492"/>
       </w:tblGrid>
       <w:tr>
         <w:trPr>
@@ -5689,34 +5714,33 @@
         </w:trPr>
         <w:tc>
           <w:tcPr>
-            <w:tcW w:w="475" w:type="dxa"/>
-            <w:vAlign w:val="center"/>
-          </w:tcPr>
-          <w:p>
-            <w:pPr>
-              <w:spacing w:line="375" w:lineRule="atLeast"/>
-              <w:rPr>
-                <w:rFonts w:ascii="Times New Roman" w:hAnsi="Times New Roman" w:cs="Times New Roman"/>
-                <w:color w:val="0F1115"/>
-                <w:sz w:val="23"/>
-                <w:szCs w:val="23"/>
-              </w:rPr>
-            </w:pPr>
-            <w:r>
-              <w:rPr>
-                <w:rFonts w:ascii="Times New Roman" w:hAnsi="Times New Roman" w:cs="Times New Roman"/>
-                <w:color w:val="0F1115"/>
-                <w:sz w:val="23"/>
-                <w:szCs w:val="23"/>
-              </w:rPr>
-              <w:lastRenderedPageBreak/>
+            <w:tcW w:w="485" w:type="dxa"/>
+            <w:vAlign w:val="center"/>
+          </w:tcPr>
+          <w:p>
+            <w:pPr>
+              <w:spacing w:line="375" w:lineRule="atLeast"/>
+              <w:rPr>
+                <w:rFonts w:ascii="Times New Roman" w:hAnsi="Times New Roman" w:cs="Times New Roman"/>
+                <w:color w:val="0F1115"/>
+                <w:sz w:val="23"/>
+                <w:szCs w:val="23"/>
+              </w:rPr>
+            </w:pPr>
+            <w:r>
+              <w:rPr>
+                <w:rFonts w:ascii="Times New Roman" w:hAnsi="Times New Roman" w:cs="Times New Roman"/>
+                <w:color w:val="0F1115"/>
+                <w:sz w:val="23"/>
+                <w:szCs w:val="23"/>
+              </w:rPr>
               <w:t>№</w:t>
             </w:r>
           </w:p>
         </w:tc>
         <w:tc>
           <w:tcPr>
-            <w:tcW w:w="4469" w:type="dxa"/>
+            <w:tcW w:w="4481" w:type="dxa"/>
             <w:vAlign w:val="center"/>
           </w:tcPr>
           <w:p>
@@ -5742,7 +5766,7 @@
         </w:tc>
         <w:tc>
           <w:tcPr>
-            <w:tcW w:w="4401" w:type="dxa"/>
+            <w:tcW w:w="4492" w:type="dxa"/>
             <w:vAlign w:val="center"/>
           </w:tcPr>
           <w:p>
@@ -5773,7 +5797,7 @@
         </w:trPr>
         <w:tc>
           <w:tcPr>
-            <w:tcW w:w="475" w:type="dxa"/>
+            <w:tcW w:w="485" w:type="dxa"/>
             <w:vAlign w:val="center"/>
           </w:tcPr>
           <w:p>
@@ -5799,7 +5823,7 @@
         </w:tc>
         <w:tc>
           <w:tcPr>
-            <w:tcW w:w="4469" w:type="dxa"/>
+            <w:tcW w:w="4481" w:type="dxa"/>
             <w:vAlign w:val="center"/>
           </w:tcPr>
           <w:p>
@@ -5825,7 +5849,7 @@
         </w:tc>
         <w:tc>
           <w:tcPr>
-            <w:tcW w:w="4401" w:type="dxa"/>
+            <w:tcW w:w="4492" w:type="dxa"/>
             <w:vAlign w:val="center"/>
           </w:tcPr>
           <w:p>
@@ -5856,7 +5880,7 @@
         </w:trPr>
         <w:tc>
           <w:tcPr>
-            <w:tcW w:w="475" w:type="dxa"/>
+            <w:tcW w:w="485" w:type="dxa"/>
             <w:vAlign w:val="center"/>
           </w:tcPr>
           <w:p>
@@ -5882,7 +5906,7 @@
         </w:tc>
         <w:tc>
           <w:tcPr>
-            <w:tcW w:w="4469" w:type="dxa"/>
+            <w:tcW w:w="4481" w:type="dxa"/>
             <w:vAlign w:val="center"/>
           </w:tcPr>
           <w:p>
@@ -5928,7 +5952,7 @@
         </w:tc>
         <w:tc>
           <w:tcPr>
-            <w:tcW w:w="4401" w:type="dxa"/>
+            <w:tcW w:w="4492" w:type="dxa"/>
             <w:vAlign w:val="center"/>
           </w:tcPr>
           <w:p>
@@ -5990,7 +6014,7 @@
         </w:trPr>
         <w:tc>
           <w:tcPr>
-            <w:tcW w:w="475" w:type="dxa"/>
+            <w:tcW w:w="485" w:type="dxa"/>
             <w:vAlign w:val="center"/>
           </w:tcPr>
           <w:p>
@@ -6016,7 +6040,7 @@
         </w:tc>
         <w:tc>
           <w:tcPr>
-            <w:tcW w:w="4469" w:type="dxa"/>
+            <w:tcW w:w="4481" w:type="dxa"/>
             <w:vAlign w:val="center"/>
           </w:tcPr>
           <w:p>
@@ -6062,7 +6086,7 @@
         </w:tc>
         <w:tc>
           <w:tcPr>
-            <w:tcW w:w="4401" w:type="dxa"/>
+            <w:tcW w:w="4492" w:type="dxa"/>
             <w:vAlign w:val="center"/>
           </w:tcPr>
           <w:p>
@@ -6093,7 +6117,7 @@
         </w:trPr>
         <w:tc>
           <w:tcPr>
-            <w:tcW w:w="475" w:type="dxa"/>
+            <w:tcW w:w="485" w:type="dxa"/>
             <w:vAlign w:val="center"/>
           </w:tcPr>
           <w:p>
@@ -6119,7 +6143,7 @@
         </w:tc>
         <w:tc>
           <w:tcPr>
-            <w:tcW w:w="4469" w:type="dxa"/>
+            <w:tcW w:w="4481" w:type="dxa"/>
             <w:vAlign w:val="center"/>
           </w:tcPr>
           <w:p>
@@ -6156,7 +6180,7 @@
         </w:tc>
         <w:tc>
           <w:tcPr>
-            <w:tcW w:w="4401" w:type="dxa"/>
+            <w:tcW w:w="4492" w:type="dxa"/>
             <w:vAlign w:val="center"/>
           </w:tcPr>
           <w:p>
@@ -6187,7 +6211,7 @@
         </w:trPr>
         <w:tc>
           <w:tcPr>
-            <w:tcW w:w="475" w:type="dxa"/>
+            <w:tcW w:w="485" w:type="dxa"/>
             <w:vAlign w:val="center"/>
           </w:tcPr>
           <w:p>
@@ -6213,7 +6237,7 @@
         </w:tc>
         <w:tc>
           <w:tcPr>
-            <w:tcW w:w="4469" w:type="dxa"/>
+            <w:tcW w:w="4481" w:type="dxa"/>
             <w:vAlign w:val="center"/>
           </w:tcPr>
           <w:p>
@@ -6239,7 +6263,7 @@
         </w:tc>
         <w:tc>
           <w:tcPr>
-            <w:tcW w:w="4401" w:type="dxa"/>
+            <w:tcW w:w="4492" w:type="dxa"/>
             <w:vAlign w:val="center"/>
           </w:tcPr>
           <w:p>
@@ -6270,7 +6294,7 @@
         </w:trPr>
         <w:tc>
           <w:tcPr>
-            <w:tcW w:w="475" w:type="dxa"/>
+            <w:tcW w:w="485" w:type="dxa"/>
             <w:vAlign w:val="center"/>
           </w:tcPr>
           <w:p>
@@ -6296,7 +6320,7 @@
         </w:tc>
         <w:tc>
           <w:tcPr>
-            <w:tcW w:w="4469" w:type="dxa"/>
+            <w:tcW w:w="4481" w:type="dxa"/>
             <w:vAlign w:val="center"/>
           </w:tcPr>
           <w:p>
@@ -6322,7 +6346,7 @@
         </w:tc>
         <w:tc>
           <w:tcPr>
-            <w:tcW w:w="4401" w:type="dxa"/>
+            <w:tcW w:w="4492" w:type="dxa"/>
             <w:vAlign w:val="center"/>
           </w:tcPr>
           <w:p>
@@ -6824,22 +6848,22 @@
     <w:tbl>
       <w:tblPr>
         <w:tblStyle w:val="a5"/>
-        <w:tblW w:w="11483" w:type="dxa"/>
+        <w:tblW w:w="11024" w:type="dxa"/>
         <w:tblInd w:w="-1565" w:type="dxa"/>
         <w:tblLook w:val="04A0" w:firstRow="1" w:lastRow="0" w:firstColumn="1" w:lastColumn="0" w:noHBand="0" w:noVBand="1"/>
       </w:tblPr>
       <w:tblGrid>
-        <w:gridCol w:w="426"/>
-        <w:gridCol w:w="2552"/>
-        <w:gridCol w:w="2126"/>
-        <w:gridCol w:w="1985"/>
-        <w:gridCol w:w="2693"/>
-        <w:gridCol w:w="1701"/>
+        <w:gridCol w:w="424"/>
+        <w:gridCol w:w="2471"/>
+        <w:gridCol w:w="2061"/>
+        <w:gridCol w:w="1810"/>
+        <w:gridCol w:w="2607"/>
+        <w:gridCol w:w="1651"/>
       </w:tblGrid>
       <w:tr>
         <w:tc>
           <w:tcPr>
-            <w:tcW w:w="426" w:type="dxa"/>
+            <w:tcW w:w="424" w:type="dxa"/>
             <w:vAlign w:val="center"/>
           </w:tcPr>
           <w:p>
@@ -6865,7 +6889,7 @@
         </w:tc>
         <w:tc>
           <w:tcPr>
-            <w:tcW w:w="2552" w:type="dxa"/>
+            <w:tcW w:w="2471" w:type="dxa"/>
             <w:vAlign w:val="center"/>
           </w:tcPr>
           <w:p>
@@ -6891,7 +6915,7 @@
         </w:tc>
         <w:tc>
           <w:tcPr>
-            <w:tcW w:w="2126" w:type="dxa"/>
+            <w:tcW w:w="2061" w:type="dxa"/>
             <w:vAlign w:val="center"/>
           </w:tcPr>
           <w:p>
@@ -6917,33 +6941,44 @@
         </w:tc>
         <w:tc>
           <w:tcPr>
-            <w:tcW w:w="1985" w:type="dxa"/>
-            <w:vAlign w:val="center"/>
-          </w:tcPr>
-          <w:p>
-            <w:pPr>
-              <w:spacing w:line="375" w:lineRule="atLeast"/>
-              <w:rPr>
-                <w:rFonts w:ascii="Times New Roman" w:hAnsi="Times New Roman" w:cs="Times New Roman"/>
-                <w:color w:val="0F1115"/>
-                <w:sz w:val="18"/>
-                <w:szCs w:val="18"/>
-              </w:rPr>
-            </w:pPr>
-            <w:r>
-              <w:rPr>
-                <w:rFonts w:ascii="Times New Roman" w:hAnsi="Times New Roman" w:cs="Times New Roman"/>
-                <w:color w:val="0F1115"/>
-                <w:sz w:val="18"/>
-                <w:szCs w:val="18"/>
-              </w:rPr>
-              <w:t>Продолжительность</w:t>
-            </w:r>
-          </w:p>
-        </w:tc>
-        <w:tc>
-          <w:tcPr>
-            <w:tcW w:w="2693" w:type="dxa"/>
+            <w:tcW w:w="1810" w:type="dxa"/>
+            <w:vAlign w:val="center"/>
+          </w:tcPr>
+          <w:p>
+            <w:pPr>
+              <w:spacing w:line="375" w:lineRule="atLeast"/>
+              <w:rPr>
+                <w:rFonts w:ascii="Times New Roman" w:hAnsi="Times New Roman" w:cs="Times New Roman"/>
+                <w:color w:val="0F1115"/>
+                <w:sz w:val="18"/>
+                <w:szCs w:val="18"/>
+              </w:rPr>
+            </w:pPr>
+            <w:r>
+              <w:rPr>
+                <w:rFonts w:ascii="Times New Roman" w:hAnsi="Times New Roman" w:cs="Times New Roman"/>
+                <w:color w:val="0F1115"/>
+                <w:sz w:val="18"/>
+                <w:szCs w:val="18"/>
+              </w:rPr>
+              <w:t>Продо</w:t>
+            </w:r>
+            <w:bookmarkStart w:id="0" w:name="_GoBack"/>
+            <w:bookmarkEnd w:id="0"/>
+            <w:r>
+              <w:rPr>
+                <w:rFonts w:ascii="Times New Roman" w:hAnsi="Times New Roman" w:cs="Times New Roman"/>
+                <w:color w:val="0F1115"/>
+                <w:sz w:val="18"/>
+                <w:szCs w:val="18"/>
+              </w:rPr>
+              <w:t>лжительность</w:t>
+            </w:r>
+          </w:p>
+        </w:tc>
+        <w:tc>
+          <w:tcPr>
+            <w:tcW w:w="2607" w:type="dxa"/>
             <w:vAlign w:val="center"/>
           </w:tcPr>
           <w:p>
@@ -6969,7 +7004,7 @@
         </w:tc>
         <w:tc>
           <w:tcPr>
-            <w:tcW w:w="1701" w:type="dxa"/>
+            <w:tcW w:w="1651" w:type="dxa"/>
             <w:vAlign w:val="center"/>
           </w:tcPr>
           <w:p>
@@ -6997,7 +7032,7 @@
       <w:tr>
         <w:tc>
           <w:tcPr>
-            <w:tcW w:w="426" w:type="dxa"/>
+            <w:tcW w:w="424" w:type="dxa"/>
             <w:vAlign w:val="center"/>
           </w:tcPr>
           <w:p>
@@ -7023,7 +7058,7 @@
         </w:tc>
         <w:tc>
           <w:tcPr>
-            <w:tcW w:w="2552" w:type="dxa"/>
+            <w:tcW w:w="2471" w:type="dxa"/>
             <w:vAlign w:val="center"/>
           </w:tcPr>
           <w:p>
@@ -7049,7 +7084,7 @@
         </w:tc>
         <w:tc>
           <w:tcPr>
-            <w:tcW w:w="2126" w:type="dxa"/>
+            <w:tcW w:w="2061" w:type="dxa"/>
             <w:vAlign w:val="center"/>
           </w:tcPr>
           <w:p>
@@ -7075,7 +7110,7 @@
         </w:tc>
         <w:tc>
           <w:tcPr>
-            <w:tcW w:w="1985" w:type="dxa"/>
+            <w:tcW w:w="1810" w:type="dxa"/>
             <w:vAlign w:val="center"/>
           </w:tcPr>
           <w:p>
@@ -7101,7 +7136,7 @@
         </w:tc>
         <w:tc>
           <w:tcPr>
-            <w:tcW w:w="2693" w:type="dxa"/>
+            <w:tcW w:w="2607" w:type="dxa"/>
             <w:vAlign w:val="center"/>
           </w:tcPr>
           <w:p>
@@ -7127,7 +7162,7 @@
         </w:tc>
         <w:tc>
           <w:tcPr>
-            <w:tcW w:w="1701" w:type="dxa"/>
+            <w:tcW w:w="1651" w:type="dxa"/>
             <w:vAlign w:val="center"/>
           </w:tcPr>
           <w:p>
@@ -7155,7 +7190,7 @@
       <w:tr>
         <w:tc>
           <w:tcPr>
-            <w:tcW w:w="426" w:type="dxa"/>
+            <w:tcW w:w="424" w:type="dxa"/>
             <w:vAlign w:val="center"/>
           </w:tcPr>
           <w:p>
@@ -7181,7 +7216,7 @@
         </w:tc>
         <w:tc>
           <w:tcPr>
-            <w:tcW w:w="2552" w:type="dxa"/>
+            <w:tcW w:w="2471" w:type="dxa"/>
             <w:vAlign w:val="center"/>
           </w:tcPr>
           <w:p>
@@ -7207,7 +7242,7 @@
         </w:tc>
         <w:tc>
           <w:tcPr>
-            <w:tcW w:w="2126" w:type="dxa"/>
+            <w:tcW w:w="2061" w:type="dxa"/>
             <w:vAlign w:val="center"/>
           </w:tcPr>
           <w:p>
@@ -7233,7 +7268,7 @@
         </w:tc>
         <w:tc>
           <w:tcPr>
-            <w:tcW w:w="1985" w:type="dxa"/>
+            <w:tcW w:w="1810" w:type="dxa"/>
             <w:vAlign w:val="center"/>
           </w:tcPr>
           <w:p>
@@ -7259,7 +7294,7 @@
         </w:tc>
         <w:tc>
           <w:tcPr>
-            <w:tcW w:w="2693" w:type="dxa"/>
+            <w:tcW w:w="2607" w:type="dxa"/>
             <w:vAlign w:val="center"/>
           </w:tcPr>
           <w:p>
@@ -7285,7 +7320,7 @@
         </w:tc>
         <w:tc>
           <w:tcPr>
-            <w:tcW w:w="1701" w:type="dxa"/>
+            <w:tcW w:w="1651" w:type="dxa"/>
             <w:vAlign w:val="center"/>
           </w:tcPr>
           <w:p>
@@ -7313,7 +7348,7 @@
       <w:tr>
         <w:tc>
           <w:tcPr>
-            <w:tcW w:w="426" w:type="dxa"/>
+            <w:tcW w:w="424" w:type="dxa"/>
             <w:vAlign w:val="center"/>
           </w:tcPr>
           <w:p>
@@ -7339,7 +7374,7 @@
         </w:tc>
         <w:tc>
           <w:tcPr>
-            <w:tcW w:w="2552" w:type="dxa"/>
+            <w:tcW w:w="2471" w:type="dxa"/>
             <w:vAlign w:val="center"/>
           </w:tcPr>
           <w:p>
@@ -7365,7 +7400,7 @@
         </w:tc>
         <w:tc>
           <w:tcPr>
-            <w:tcW w:w="2126" w:type="dxa"/>
+            <w:tcW w:w="2061" w:type="dxa"/>
             <w:vAlign w:val="center"/>
           </w:tcPr>
           <w:p>
@@ -7391,7 +7426,7 @@
         </w:tc>
         <w:tc>
           <w:tcPr>
-            <w:tcW w:w="1985" w:type="dxa"/>
+            <w:tcW w:w="1810" w:type="dxa"/>
             <w:vAlign w:val="center"/>
           </w:tcPr>
           <w:p>
@@ -7417,7 +7452,7 @@
         </w:tc>
         <w:tc>
           <w:tcPr>
-            <w:tcW w:w="2693" w:type="dxa"/>
+            <w:tcW w:w="2607" w:type="dxa"/>
             <w:vAlign w:val="center"/>
           </w:tcPr>
           <w:p>
@@ -7443,7 +7478,7 @@
         </w:tc>
         <w:tc>
           <w:tcPr>
-            <w:tcW w:w="1701" w:type="dxa"/>
+            <w:tcW w:w="1651" w:type="dxa"/>
             <w:vAlign w:val="center"/>
           </w:tcPr>
           <w:p>
@@ -7471,7 +7506,7 @@
       <w:tr>
         <w:tc>
           <w:tcPr>
-            <w:tcW w:w="426" w:type="dxa"/>
+            <w:tcW w:w="424" w:type="dxa"/>
             <w:vAlign w:val="center"/>
           </w:tcPr>
           <w:p>
@@ -7497,7 +7532,7 @@
         </w:tc>
         <w:tc>
           <w:tcPr>
-            <w:tcW w:w="2552" w:type="dxa"/>
+            <w:tcW w:w="2471" w:type="dxa"/>
             <w:vAlign w:val="center"/>
           </w:tcPr>
           <w:p>
@@ -7534,7 +7569,7 @@
         </w:tc>
         <w:tc>
           <w:tcPr>
-            <w:tcW w:w="2126" w:type="dxa"/>
+            <w:tcW w:w="2061" w:type="dxa"/>
             <w:vAlign w:val="center"/>
           </w:tcPr>
           <w:p>
@@ -7560,7 +7595,7 @@
         </w:tc>
         <w:tc>
           <w:tcPr>
-            <w:tcW w:w="1985" w:type="dxa"/>
+            <w:tcW w:w="1810" w:type="dxa"/>
             <w:vAlign w:val="center"/>
           </w:tcPr>
           <w:p>
@@ -7586,7 +7621,7 @@
         </w:tc>
         <w:tc>
           <w:tcPr>
-            <w:tcW w:w="2693" w:type="dxa"/>
+            <w:tcW w:w="2607" w:type="dxa"/>
             <w:vAlign w:val="center"/>
           </w:tcPr>
           <w:p>
@@ -7612,7 +7647,7 @@
         </w:tc>
         <w:tc>
           <w:tcPr>
-            <w:tcW w:w="1701" w:type="dxa"/>
+            <w:tcW w:w="1651" w:type="dxa"/>
             <w:vAlign w:val="center"/>
           </w:tcPr>
           <w:p>
@@ -7640,7 +7675,7 @@
       <w:tr>
         <w:tc>
           <w:tcPr>
-            <w:tcW w:w="426" w:type="dxa"/>
+            <w:tcW w:w="424" w:type="dxa"/>
             <w:vAlign w:val="center"/>
           </w:tcPr>
           <w:p>
@@ -7666,7 +7701,7 @@
         </w:tc>
         <w:tc>
           <w:tcPr>
-            <w:tcW w:w="2552" w:type="dxa"/>
+            <w:tcW w:w="2471" w:type="dxa"/>
             <w:vAlign w:val="center"/>
           </w:tcPr>
           <w:p>
@@ -7703,7 +7738,7 @@
         </w:tc>
         <w:tc>
           <w:tcPr>
-            <w:tcW w:w="2126" w:type="dxa"/>
+            <w:tcW w:w="2061" w:type="dxa"/>
             <w:vAlign w:val="center"/>
           </w:tcPr>
           <w:p>
@@ -7729,7 +7764,7 @@
         </w:tc>
         <w:tc>
           <w:tcPr>
-            <w:tcW w:w="1985" w:type="dxa"/>
+            <w:tcW w:w="1810" w:type="dxa"/>
             <w:vAlign w:val="center"/>
           </w:tcPr>
           <w:p>
@@ -7755,7 +7790,7 @@
         </w:tc>
         <w:tc>
           <w:tcPr>
-            <w:tcW w:w="2693" w:type="dxa"/>
+            <w:tcW w:w="2607" w:type="dxa"/>
             <w:vAlign w:val="center"/>
           </w:tcPr>
           <w:p>
@@ -7781,7 +7816,7 @@
         </w:tc>
         <w:tc>
           <w:tcPr>
-            <w:tcW w:w="1701" w:type="dxa"/>
+            <w:tcW w:w="1651" w:type="dxa"/>
             <w:vAlign w:val="center"/>
           </w:tcPr>
           <w:p>
@@ -7809,7 +7844,7 @@
       <w:tr>
         <w:tc>
           <w:tcPr>
-            <w:tcW w:w="426" w:type="dxa"/>
+            <w:tcW w:w="424" w:type="dxa"/>
             <w:vAlign w:val="center"/>
           </w:tcPr>
           <w:p>
@@ -7835,7 +7870,7 @@
         </w:tc>
         <w:tc>
           <w:tcPr>
-            <w:tcW w:w="2552" w:type="dxa"/>
+            <w:tcW w:w="2471" w:type="dxa"/>
             <w:vAlign w:val="center"/>
           </w:tcPr>
           <w:p>
@@ -7872,7 +7907,7 @@
         </w:tc>
         <w:tc>
           <w:tcPr>
-            <w:tcW w:w="2126" w:type="dxa"/>
+            <w:tcW w:w="2061" w:type="dxa"/>
             <w:vAlign w:val="center"/>
           </w:tcPr>
           <w:p>
@@ -7898,7 +7933,7 @@
         </w:tc>
         <w:tc>
           <w:tcPr>
-            <w:tcW w:w="1985" w:type="dxa"/>
+            <w:tcW w:w="1810" w:type="dxa"/>
             <w:vAlign w:val="center"/>
           </w:tcPr>
           <w:p>
@@ -7924,7 +7959,7 @@
         </w:tc>
         <w:tc>
           <w:tcPr>
-            <w:tcW w:w="2693" w:type="dxa"/>
+            <w:tcW w:w="2607" w:type="dxa"/>
             <w:vAlign w:val="center"/>
           </w:tcPr>
           <w:p>
@@ -7950,7 +7985,7 @@
         </w:tc>
         <w:tc>
           <w:tcPr>
-            <w:tcW w:w="1701" w:type="dxa"/>
+            <w:tcW w:w="1651" w:type="dxa"/>
             <w:vAlign w:val="center"/>
           </w:tcPr>
           <w:p>
@@ -7978,7 +8013,7 @@
       <w:tr>
         <w:tc>
           <w:tcPr>
-            <w:tcW w:w="426" w:type="dxa"/>
+            <w:tcW w:w="424" w:type="dxa"/>
             <w:vAlign w:val="center"/>
           </w:tcPr>
           <w:p>
@@ -8004,7 +8039,7 @@
         </w:tc>
         <w:tc>
           <w:tcPr>
-            <w:tcW w:w="2552" w:type="dxa"/>
+            <w:tcW w:w="2471" w:type="dxa"/>
             <w:vAlign w:val="center"/>
           </w:tcPr>
           <w:p>
@@ -8030,7 +8065,7 @@
         </w:tc>
         <w:tc>
           <w:tcPr>
-            <w:tcW w:w="2126" w:type="dxa"/>
+            <w:tcW w:w="2061" w:type="dxa"/>
             <w:vAlign w:val="center"/>
           </w:tcPr>
           <w:p>
@@ -8069,7 +8104,7 @@
         </w:tc>
         <w:tc>
           <w:tcPr>
-            <w:tcW w:w="1985" w:type="dxa"/>
+            <w:tcW w:w="1810" w:type="dxa"/>
             <w:vAlign w:val="center"/>
           </w:tcPr>
           <w:p>
@@ -8095,7 +8130,7 @@
         </w:tc>
         <w:tc>
           <w:tcPr>
-            <w:tcW w:w="2693" w:type="dxa"/>
+            <w:tcW w:w="2607" w:type="dxa"/>
             <w:vAlign w:val="center"/>
           </w:tcPr>
           <w:p>
@@ -8121,7 +8156,7 @@
         </w:tc>
         <w:tc>
           <w:tcPr>
-            <w:tcW w:w="1701" w:type="dxa"/>
+            <w:tcW w:w="1651" w:type="dxa"/>
             <w:vAlign w:val="center"/>
           </w:tcPr>
           <w:p>
@@ -8149,7 +8184,7 @@
       <w:tr>
         <w:tc>
           <w:tcPr>
-            <w:tcW w:w="426" w:type="dxa"/>
+            <w:tcW w:w="424" w:type="dxa"/>
             <w:vAlign w:val="center"/>
           </w:tcPr>
           <w:p>
@@ -8175,7 +8210,7 @@
         </w:tc>
         <w:tc>
           <w:tcPr>
-            <w:tcW w:w="2552" w:type="dxa"/>
+            <w:tcW w:w="2471" w:type="dxa"/>
             <w:vAlign w:val="center"/>
           </w:tcPr>
           <w:p>
@@ -8201,7 +8236,7 @@
         </w:tc>
         <w:tc>
           <w:tcPr>
-            <w:tcW w:w="2126" w:type="dxa"/>
+            <w:tcW w:w="2061" w:type="dxa"/>
             <w:vAlign w:val="center"/>
           </w:tcPr>
           <w:p>
@@ -8227,7 +8262,7 @@
         </w:tc>
         <w:tc>
           <w:tcPr>
-            <w:tcW w:w="1985" w:type="dxa"/>
+            <w:tcW w:w="1810" w:type="dxa"/>
             <w:vAlign w:val="center"/>
           </w:tcPr>
           <w:p>
@@ -8253,7 +8288,7 @@
         </w:tc>
         <w:tc>
           <w:tcPr>
-            <w:tcW w:w="2693" w:type="dxa"/>
+            <w:tcW w:w="2607" w:type="dxa"/>
             <w:vAlign w:val="center"/>
           </w:tcPr>
           <w:p>
@@ -8279,7 +8314,7 @@
         </w:tc>
         <w:tc>
           <w:tcPr>
-            <w:tcW w:w="1701" w:type="dxa"/>
+            <w:tcW w:w="1651" w:type="dxa"/>
             <w:vAlign w:val="center"/>
           </w:tcPr>
           <w:p>
@@ -8307,7 +8342,7 @@
       <w:tr>
         <w:tc>
           <w:tcPr>
-            <w:tcW w:w="426" w:type="dxa"/>
+            <w:tcW w:w="424" w:type="dxa"/>
             <w:vAlign w:val="center"/>
           </w:tcPr>
           <w:p>
@@ -8333,7 +8368,7 @@
         </w:tc>
         <w:tc>
           <w:tcPr>
-            <w:tcW w:w="2552" w:type="dxa"/>
+            <w:tcW w:w="2471" w:type="dxa"/>
             <w:vAlign w:val="center"/>
           </w:tcPr>
           <w:p>
@@ -8359,7 +8394,7 @@
         </w:tc>
         <w:tc>
           <w:tcPr>
-            <w:tcW w:w="2126" w:type="dxa"/>
+            <w:tcW w:w="2061" w:type="dxa"/>
             <w:vAlign w:val="center"/>
           </w:tcPr>
           <w:p>
@@ -8385,7 +8420,7 @@
         </w:tc>
         <w:tc>
           <w:tcPr>
-            <w:tcW w:w="1985" w:type="dxa"/>
+            <w:tcW w:w="1810" w:type="dxa"/>
             <w:vAlign w:val="center"/>
           </w:tcPr>
           <w:p>
@@ -8411,7 +8446,7 @@
         </w:tc>
         <w:tc>
           <w:tcPr>
-            <w:tcW w:w="2693" w:type="dxa"/>
+            <w:tcW w:w="2607" w:type="dxa"/>
             <w:vAlign w:val="center"/>
           </w:tcPr>
           <w:p>
@@ -8437,7 +8472,7 @@
         </w:tc>
         <w:tc>
           <w:tcPr>
-            <w:tcW w:w="1701" w:type="dxa"/>
+            <w:tcW w:w="1651" w:type="dxa"/>
             <w:vAlign w:val="center"/>
           </w:tcPr>
           <w:p>
@@ -8465,7 +8500,7 @@
       <w:tr>
         <w:tc>
           <w:tcPr>
-            <w:tcW w:w="426" w:type="dxa"/>
+            <w:tcW w:w="424" w:type="dxa"/>
             <w:vAlign w:val="center"/>
           </w:tcPr>
           <w:p>
@@ -8491,7 +8526,7 @@
         </w:tc>
         <w:tc>
           <w:tcPr>
-            <w:tcW w:w="2552" w:type="dxa"/>
+            <w:tcW w:w="2471" w:type="dxa"/>
             <w:vAlign w:val="center"/>
           </w:tcPr>
           <w:p>
@@ -8517,7 +8552,7 @@
         </w:tc>
         <w:tc>
           <w:tcPr>
-            <w:tcW w:w="2126" w:type="dxa"/>
+            <w:tcW w:w="2061" w:type="dxa"/>
             <w:vAlign w:val="center"/>
           </w:tcPr>
           <w:p>
@@ -8543,7 +8578,7 @@
         </w:tc>
         <w:tc>
           <w:tcPr>
-            <w:tcW w:w="1985" w:type="dxa"/>
+            <w:tcW w:w="1810" w:type="dxa"/>
             <w:vAlign w:val="center"/>
           </w:tcPr>
           <w:p>
@@ -8569,7 +8604,7 @@
         </w:tc>
         <w:tc>
           <w:tcPr>
-            <w:tcW w:w="2693" w:type="dxa"/>
+            <w:tcW w:w="2607" w:type="dxa"/>
             <w:vAlign w:val="center"/>
           </w:tcPr>
           <w:p>
@@ -8595,7 +8630,7 @@
         </w:tc>
         <w:tc>
           <w:tcPr>
-            <w:tcW w:w="1701" w:type="dxa"/>
+            <w:tcW w:w="1651" w:type="dxa"/>
             <w:vAlign w:val="center"/>
           </w:tcPr>
           <w:p>
@@ -8621,30 +8656,6 @@
         </w:tc>
       </w:tr>
     </w:tbl>
-    <w:p>
-      <w:pPr>
-        <w:pStyle w:val="3"/>
-        <w:shd w:val="clear" w:color="auto" w:fill="FFFFFF"/>
-        <w:spacing w:before="480" w:beforeAutospacing="0" w:after="240" w:afterAutospacing="0" w:line="450" w:lineRule="atLeast"/>
-        <w:rPr>
-          <w:color w:val="0F1115"/>
-          <w:sz w:val="30"/>
-          <w:szCs w:val="30"/>
-        </w:rPr>
-      </w:pPr>
-    </w:p>
-    <w:p>
-      <w:pPr>
-        <w:pStyle w:val="3"/>
-        <w:shd w:val="clear" w:color="auto" w:fill="FFFFFF"/>
-        <w:spacing w:before="480" w:beforeAutospacing="0" w:after="240" w:afterAutospacing="0" w:line="450" w:lineRule="atLeast"/>
-        <w:rPr>
-          <w:color w:val="0F1115"/>
-          <w:sz w:val="30"/>
-          <w:szCs w:val="30"/>
-        </w:rPr>
-      </w:pPr>
-    </w:p>
     <w:p>
       <w:pPr>
         <w:pStyle w:val="3"/>
@@ -8911,7 +8922,6 @@
           <w:sz w:val="30"/>
           <w:szCs w:val="30"/>
         </w:rPr>
-        <w:lastRenderedPageBreak/>
         <w:t>Вывод</w:t>
       </w:r>
     </w:p>
@@ -8956,7 +8966,14 @@
         <w:rPr>
           <w:color w:val="0F1115"/>
         </w:rPr>
-        <w:t xml:space="preserve"> ошибок, например, нельзя проверить подключение без настроенного сервера БД. Оценка продолжительности позволяет спланировать время и ресурсы. Назначение ответственных обеспечивает персональную ответственность за результат. Контрольные точки помогают своевременно выявлять проблемы и не переходить к следующему этапу с ошибками. Примерное время внедрения составило около 6,3 часа, что укладывается в три рабочих дня при параллельном выполнении некоторых работ.</w:t>
+        <w:t xml:space="preserve"> ошибок, например, нельзя проверить подключение без настроенного сервера БД. Оценка продолжительности позволяет спланировать время и </w:t>
+      </w:r>
+      <w:r>
+        <w:rPr>
+          <w:color w:val="0F1115"/>
+        </w:rPr>
+        <w:lastRenderedPageBreak/>
+        <w:t>ресурсы. Назначение ответственных обеспечивает персональную ответственность за результат. Контрольные точки помогают своевременно выявлять проблемы и не переходить к следующему этапу с ошибками. Примерное время внедрения составило около 6,3 часа, что укладывается в три рабочих дня при параллельном выполнении некоторых работ.</w:t>
       </w:r>
     </w:p>
     <w:p>
